--- a/WebContent/docx/泛癌种86基因报告-单样本-苏州市立医院.docx
+++ b/WebContent/docx/泛癌种86基因报告-单样本-苏州市立医院.docx
@@ -2733,14 +2733,14 @@
           <w:docGrid w:linePitch="299" w:charSpace="0"/>
         </w:sectPr>
       </w:pPr>
-      <w:bookmarkStart w:id="0" w:name="_Toc21669"/>
-      <w:bookmarkStart w:id="1" w:name="_Toc21009_WPSOffice_Level1"/>
-      <w:bookmarkStart w:id="2" w:name="_Toc32054"/>
-      <w:bookmarkStart w:id="3" w:name="_Toc24397"/>
-      <w:bookmarkStart w:id="4" w:name="_Toc13806"/>
-      <w:bookmarkStart w:id="5" w:name="_Toc30143_WPSOffice_Level1"/>
-      <w:bookmarkStart w:id="6" w:name="_Toc27500"/>
-      <w:bookmarkStart w:id="7" w:name="_Toc24178_WPSOffice_Level1"/>
+      <w:bookmarkStart w:id="0" w:name="_Toc21009_WPSOffice_Level1"/>
+      <w:bookmarkStart w:id="1" w:name="_Toc13806"/>
+      <w:bookmarkStart w:id="2" w:name="_Toc24178_WPSOffice_Level1"/>
+      <w:bookmarkStart w:id="3" w:name="_Toc21669"/>
+      <w:bookmarkStart w:id="4" w:name="_Toc24397"/>
+      <w:bookmarkStart w:id="5" w:name="_Toc27500"/>
+      <w:bookmarkStart w:id="6" w:name="_Toc32054"/>
+      <w:bookmarkStart w:id="7" w:name="_Toc30143_WPSOffice_Level1"/>
     </w:p>
     <w:p>
       <w:pPr>
@@ -3635,12 +3635,12 @@
         </w:rPr>
       </w:pPr>
       <w:bookmarkStart w:id="9" w:name="_Toc11465"/>
-      <w:bookmarkStart w:id="10" w:name="_Toc7021_WPSOffice_Level1"/>
-      <w:bookmarkStart w:id="11" w:name="_Toc10518"/>
-      <w:bookmarkStart w:id="12" w:name="_Toc19594"/>
-      <w:bookmarkStart w:id="13" w:name="_Toc11015_WPSOffice_Level1"/>
-      <w:bookmarkStart w:id="14" w:name="_Toc17451"/>
-      <w:bookmarkStart w:id="15" w:name="_Toc18062_WPSOffice_Level1"/>
+      <w:bookmarkStart w:id="10" w:name="_Toc10518"/>
+      <w:bookmarkStart w:id="11" w:name="_Toc19594"/>
+      <w:bookmarkStart w:id="12" w:name="_Toc11015_WPSOffice_Level1"/>
+      <w:bookmarkStart w:id="13" w:name="_Toc7021_WPSOffice_Level1"/>
+      <w:bookmarkStart w:id="14" w:name="_Toc18062_WPSOffice_Level1"/>
+      <w:bookmarkStart w:id="15" w:name="_Toc17451"/>
       <w:bookmarkStart w:id="16" w:name="_Toc28631"/>
       <w:bookmarkStart w:id="17" w:name="_Toc3823"/>
       <w:r>
@@ -3902,12 +3902,12 @@
         </w:rPr>
       </w:pPr>
       <w:bookmarkStart w:id="19" w:name="_Toc1410"/>
-      <w:bookmarkStart w:id="20" w:name="_Toc18058"/>
-      <w:bookmarkStart w:id="21" w:name="_Toc3871"/>
-      <w:bookmarkStart w:id="22" w:name="_Toc25920"/>
+      <w:bookmarkStart w:id="20" w:name="_Toc6221_WPSOffice_Level1"/>
+      <w:bookmarkStart w:id="21" w:name="_Toc18058"/>
+      <w:bookmarkStart w:id="22" w:name="_Toc3871"/>
       <w:bookmarkStart w:id="23" w:name="_Toc23369_WPSOffice_Level1"/>
-      <w:bookmarkStart w:id="24" w:name="_Toc6221_WPSOffice_Level1"/>
-      <w:bookmarkStart w:id="25" w:name="_Toc4088"/>
+      <w:bookmarkStart w:id="24" w:name="_Toc4088"/>
+      <w:bookmarkStart w:id="25" w:name="_Toc25920"/>
       <w:r>
         <w:rPr>
           <w:rFonts w:hint="eastAsia" w:ascii="Times New Roman" w:hAnsi="Times New Roman" w:eastAsia="微软雅黑" w:cs="Times New Roman"/>
@@ -5312,30 +5312,29 @@
           <w:ilvl w:val="0"/>
           <w:numId w:val="0"/>
         </w:numPr>
-        <w:ind w:leftChars="0"/>
         <w:rPr>
           <w:rFonts w:hint="eastAsia" w:ascii="Times New Roman" w:hAnsi="Times New Roman" w:eastAsia="微软雅黑" w:cs="Times New Roman"/>
-          <w:sz w:val="24"/>
-          <w:szCs w:val="24"/>
+          <w:sz w:val="18"/>
+          <w:szCs w:val="18"/>
           <w:lang w:eastAsia="zh-CN"/>
         </w:rPr>
       </w:pPr>
-      <w:bookmarkStart w:id="35" w:name="_Toc31425"/>
-      <w:bookmarkStart w:id="36" w:name="_Toc149832729"/>
+      <w:bookmarkStart w:id="35" w:name="_Toc149832729"/>
+      <w:bookmarkStart w:id="36" w:name="_Toc149826004"/>
       <w:bookmarkStart w:id="37" w:name="_Toc17266"/>
-      <w:bookmarkStart w:id="38" w:name="_Toc149826004"/>
-      <w:bookmarkStart w:id="39" w:name="_Toc22132"/>
-      <w:bookmarkStart w:id="40" w:name="_Toc14062"/>
-      <w:bookmarkStart w:id="41" w:name="_Toc19898_WPSOffice_Level1"/>
-      <w:bookmarkStart w:id="42" w:name="_Toc2781"/>
-      <w:bookmarkStart w:id="43" w:name="_Toc20136_WPSOffice_Level1"/>
+      <w:bookmarkStart w:id="38" w:name="_Toc31425"/>
+      <w:bookmarkStart w:id="39" w:name="_Toc19898_WPSOffice_Level1"/>
+      <w:bookmarkStart w:id="40" w:name="_Toc22132"/>
+      <w:bookmarkStart w:id="41" w:name="_Toc2781"/>
+      <w:bookmarkStart w:id="42" w:name="_Toc20136_WPSOffice_Level1"/>
+      <w:bookmarkStart w:id="43" w:name="_Toc14062"/>
       <w:bookmarkStart w:id="44" w:name="_Toc12381"/>
       <w:bookmarkStart w:id="45" w:name="_Toc19184"/>
       <w:r>
         <w:rPr>
           <w:rFonts w:hint="eastAsia" w:ascii="Times New Roman" w:hAnsi="Times New Roman" w:eastAsia="微软雅黑" w:cs="Times New Roman"/>
-          <w:sz w:val="24"/>
-          <w:szCs w:val="24"/>
+          <w:sz w:val="18"/>
+          <w:szCs w:val="18"/>
           <w:lang w:eastAsia="zh-CN"/>
         </w:rPr>
         <w:t xml:space="preserve">{% if testedby == </w:t>
@@ -5343,8 +5342,8 @@
       <w:r>
         <w:rPr>
           <w:rFonts w:ascii="Times New Roman" w:hAnsi="Times New Roman" w:eastAsia="微软雅黑" w:cs="Times New Roman"/>
-          <w:sz w:val="24"/>
-          <w:szCs w:val="24"/>
+          <w:sz w:val="18"/>
+          <w:szCs w:val="18"/>
           <w:lang w:eastAsia="zh-CN"/>
         </w:rPr>
         <w:t>“</w:t>
@@ -5352,8 +5351,8 @@
       <w:r>
         <w:rPr>
           <w:rFonts w:hint="eastAsia" w:ascii="Times New Roman" w:hAnsi="Times New Roman" w:eastAsia="微软雅黑" w:cs="Times New Roman"/>
-          <w:sz w:val="24"/>
-          <w:szCs w:val="24"/>
+          <w:sz w:val="18"/>
+          <w:szCs w:val="18"/>
           <w:lang w:eastAsia="zh-CN"/>
         </w:rPr>
         <w:t>1</w:t>
@@ -5361,8 +5360,8 @@
       <w:r>
         <w:rPr>
           <w:rFonts w:ascii="Times New Roman" w:hAnsi="Times New Roman" w:eastAsia="微软雅黑" w:cs="Times New Roman"/>
-          <w:sz w:val="24"/>
-          <w:szCs w:val="24"/>
+          <w:sz w:val="18"/>
+          <w:szCs w:val="18"/>
           <w:lang w:eastAsia="zh-CN"/>
         </w:rPr>
         <w:t>”</w:t>
@@ -5370,8 +5369,8 @@
       <w:r>
         <w:rPr>
           <w:rFonts w:hint="eastAsia" w:ascii="Times New Roman" w:hAnsi="Times New Roman" w:eastAsia="微软雅黑" w:cs="Times New Roman"/>
-          <w:sz w:val="24"/>
-          <w:szCs w:val="24"/>
+          <w:sz w:val="18"/>
+          <w:szCs w:val="18"/>
           <w:lang w:eastAsia="zh-CN"/>
         </w:rPr>
         <w:t xml:space="preserve"> %}</w:t>
@@ -5472,23 +5471,23 @@
             </w:pPr>
             <w:r>
               <w:rPr>
-                <w:sz w:val="18"/>
+                <w:sz w:val="22"/>
               </w:rPr>
               <mc:AlternateContent>
                 <mc:Choice Requires="wpg">
                   <w:drawing>
-                    <wp:anchor distT="0" distB="0" distL="114300" distR="114300" simplePos="0" relativeHeight="251663360" behindDoc="0" locked="0" layoutInCell="1" allowOverlap="1">
+                    <wp:anchor distT="0" distB="0" distL="114300" distR="114300" simplePos="0" relativeHeight="251662336" behindDoc="0" locked="0" layoutInCell="1" allowOverlap="1">
                       <wp:simplePos x="0" y="0"/>
                       <wp:positionH relativeFrom="column">
-                        <wp:posOffset>-366395</wp:posOffset>
+                        <wp:posOffset>-149860</wp:posOffset>
                       </wp:positionH>
                       <wp:positionV relativeFrom="paragraph">
-                        <wp:posOffset>-487680</wp:posOffset>
+                        <wp:posOffset>-505460</wp:posOffset>
                       </wp:positionV>
-                      <wp:extent cx="1442085" cy="1442085"/>
-                      <wp:effectExtent l="0" t="0" r="5715" b="5715"/>
+                      <wp:extent cx="1442720" cy="1442720"/>
+                      <wp:effectExtent l="0" t="0" r="5080" b="5080"/>
                       <wp:wrapNone/>
-                      <wp:docPr id="7" name="组合 7"/>
+                      <wp:docPr id="6" name="组合 6"/>
                       <wp:cNvGraphicFramePr/>
                       <a:graphic xmlns:a="http://schemas.openxmlformats.org/drawingml/2006/main">
                         <a:graphicData uri="http://schemas.microsoft.com/office/word/2010/wordprocessingGroup">
@@ -5497,20 +5496,44 @@
                             <wpg:grpSpPr>
                               <a:xfrm>
                                 <a:off x="0" y="0"/>
-                                <a:ext cx="1442085" cy="1442085"/>
-                                <a:chOff x="3757" y="89141"/>
-                                <a:chExt cx="2271" cy="2271"/>
+                                <a:ext cx="1442720" cy="1442720"/>
+                                <a:chOff x="20702" y="14472"/>
+                                <a:chExt cx="2272" cy="2272"/>
                               </a:xfrm>
                             </wpg:grpSpPr>
                             <pic:pic xmlns:pic="http://schemas.openxmlformats.org/drawingml/2006/picture">
                               <pic:nvPicPr>
-                                <pic:cNvPr id="18" name="图片 8"/>
+                                <pic:cNvPr id="8" name="图片 15" descr="c9514d16fd70679bf0495aeebb03c72d_compress"/>
+                                <pic:cNvPicPr>
+                                  <a:picLocks noChangeAspect="1"/>
+                                </pic:cNvPicPr>
+                              </pic:nvPicPr>
+                              <pic:blipFill>
+                                <a:blip r:embed="rId10"/>
+                                <a:srcRect l="21003" t="56913" r="27176" b="26386"/>
+                                <a:stretch>
+                                  <a:fillRect/>
+                                </a:stretch>
+                              </pic:blipFill>
+                              <pic:spPr>
+                                <a:xfrm>
+                                  <a:off x="21019" y="15216"/>
+                                  <a:ext cx="1550" cy="475"/>
+                                </a:xfrm>
+                                <a:prstGeom prst="rect">
+                                  <a:avLst/>
+                                </a:prstGeom>
+                              </pic:spPr>
+                            </pic:pic>
+                            <pic:pic xmlns:pic="http://schemas.openxmlformats.org/drawingml/2006/picture">
+                              <pic:nvPicPr>
+                                <pic:cNvPr id="18" name="图片 25"/>
                                 <pic:cNvPicPr>
                                   <a:picLocks noChangeAspect="1" noChangeArrowheads="1"/>
                                 </pic:cNvPicPr>
                               </pic:nvPicPr>
                               <pic:blipFill>
-                                <a:blip r:embed="rId10">
+                                <a:blip r:embed="rId11">
                                   <a:extLst>
                                     <a:ext uri="{28A0092B-C50C-407E-A947-70E740481C1C}">
                                       <a14:useLocalDpi xmlns:a14="http://schemas.microsoft.com/office/drawing/2010/main" val="0"/>
@@ -5524,8 +5547,8 @@
                               </pic:blipFill>
                               <pic:spPr>
                                 <a:xfrm>
-                                  <a:off x="3757" y="89141"/>
-                                  <a:ext cx="2271" cy="2271"/>
+                                  <a:off x="20702" y="14472"/>
+                                  <a:ext cx="2273" cy="2273"/>
                                 </a:xfrm>
                                 <a:prstGeom prst="rect">
                                   <a:avLst/>
@@ -5536,44 +5559,6 @@
                                 </a:ln>
                               </pic:spPr>
                             </pic:pic>
-                            <pic:pic xmlns:pic="http://schemas.openxmlformats.org/drawingml/2006/picture">
-                              <pic:nvPicPr>
-                                <pic:cNvPr id="30" name="图片 30" descr="微信图片_20220215110121"/>
-                                <pic:cNvPicPr>
-                                  <a:picLocks noChangeAspect="1"/>
-                                </pic:cNvPicPr>
-                              </pic:nvPicPr>
-                              <pic:blipFill>
-                                <a:blip r:embed="rId11">
-                                  <a:clrChange>
-                                    <a:clrFrom>
-                                      <a:srgbClr val="A09D98">
-                                        <a:alpha val="100000"/>
-                                      </a:srgbClr>
-                                    </a:clrFrom>
-                                    <a:clrTo>
-                                      <a:srgbClr val="A09D98">
-                                        <a:alpha val="100000"/>
-                                        <a:alpha val="0"/>
-                                      </a:srgbClr>
-                                    </a:clrTo>
-                                  </a:clrChange>
-                                  <a:biLevel thresh="50000"/>
-                                </a:blip>
-                                <a:stretch>
-                                  <a:fillRect/>
-                                </a:stretch>
-                              </pic:blipFill>
-                              <pic:spPr>
-                                <a:xfrm>
-                                  <a:off x="4304" y="89723"/>
-                                  <a:ext cx="1234" cy="715"/>
-                                </a:xfrm>
-                                <a:prstGeom prst="rect">
-                                  <a:avLst/>
-                                </a:prstGeom>
-                              </pic:spPr>
-                            </pic:pic>
                           </wpg:wgp>
                         </a:graphicData>
                       </a:graphic>
@@ -5582,18 +5567,18 @@
                 </mc:Choice>
                 <mc:Fallback>
                   <w:pict>
-                    <v:group id="_x0000_s1026" o:spid="_x0000_s1026" o:spt="203" style="position:absolute;left:0pt;margin-left:-28.85pt;margin-top:-38.4pt;height:113.55pt;width:113.55pt;z-index:251663360;mso-width-relative:page;mso-height-relative:page;" coordorigin="3757,89141" coordsize="2271,2271" o:gfxdata="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">
+                    <v:group id="_x0000_s1026" o:spid="_x0000_s1026" o:spt="203" style="position:absolute;left:0pt;margin-left:-11.8pt;margin-top:-39.8pt;height:113.6pt;width:113.6pt;z-index:251662336;mso-width-relative:page;mso-height-relative:page;" coordorigin="20702,14472" coordsize="2272,2272" o:gfxdata="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">
                       <o:lock v:ext="edit" aspectratio="f"/>
-                      <v:shape id="图片 8" o:spid="_x0000_s1026" o:spt="75" type="#_x0000_t75" style="position:absolute;left:3757;top:89141;height:2271;width:2271;" filled="f" o:preferrelative="t" stroked="f" coordsize="21600,21600" o:gfxdata="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">
+                      <v:shape id="图片 15" o:spid="_x0000_s1026" o:spt="75" alt="c9514d16fd70679bf0495aeebb03c72d_compress" type="#_x0000_t75" style="position:absolute;left:21019;top:15216;height:475;width:1550;" filled="f" o:preferrelative="t" stroked="f" coordsize="21600,21600" o:gfxdata="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">
                         <v:fill on="f" focussize="0,0"/>
                         <v:stroke on="f"/>
-                        <v:imagedata r:id="rId10" o:title=""/>
+                        <v:imagedata r:id="rId10" cropleft="13765f" croptop="37299f" cropright="17810f" cropbottom="17292f" o:title=""/>
                         <o:lock v:ext="edit" aspectratio="t"/>
                       </v:shape>
-                      <v:shape id="_x0000_s1026" o:spid="_x0000_s1026" o:spt="75" alt="微信图片_20220215110121" type="#_x0000_t75" style="position:absolute;left:4304;top:89723;height:715;width:1234;" filled="f" o:preferrelative="t" stroked="f" coordsize="21600,21600" o:gfxdata="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">
+                      <v:shape id="图片 25" o:spid="_x0000_s1026" o:spt="75" type="#_x0000_t75" style="position:absolute;left:20702;top:14472;height:2273;width:2273;" filled="f" o:preferrelative="t" stroked="f" coordsize="21600,21600" o:gfxdata="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">
                         <v:fill on="f" focussize="0,0"/>
                         <v:stroke on="f"/>
-                        <v:imagedata r:id="rId11" grayscale="t" bilevel="t" chromakey="#A09D98" o:title=""/>
+                        <v:imagedata r:id="rId11" o:title=""/>
                         <o:lock v:ext="edit" aspectratio="t"/>
                       </v:shape>
                     </v:group>
@@ -5847,12 +5832,30 @@
     <w:p>
       <w:pPr>
         <w:rPr>
+          <w:rFonts w:hint="eastAsia" w:ascii="Times New Roman" w:hAnsi="Times New Roman" w:eastAsia="微软雅黑" w:cs="Times New Roman"/>
+          <w:sz w:val="24"/>
+          <w:szCs w:val="24"/>
+          <w:lang w:eastAsia="zh-CN"/>
+        </w:rPr>
+      </w:pPr>
+      <w:r>
+        <w:rPr>
+          <w:rFonts w:hint="eastAsia" w:ascii="Times New Roman" w:hAnsi="Times New Roman" w:eastAsia="微软雅黑" w:cs="Times New Roman"/>
+          <w:sz w:val="24"/>
+          <w:szCs w:val="24"/>
+          <w:lang w:eastAsia="zh-CN"/>
+        </w:rPr>
+        <w:t xml:space="preserve">{% endif %}{% if testedby == </w:t>
+      </w:r>
+      <w:r>
+        <w:rPr>
           <w:rFonts w:ascii="Times New Roman" w:hAnsi="Times New Roman" w:eastAsia="微软雅黑" w:cs="Times New Roman"/>
           <w:sz w:val="24"/>
           <w:szCs w:val="24"/>
           <w:lang w:eastAsia="zh-CN"/>
         </w:rPr>
-      </w:pPr>
+        <w:t>“</w:t>
+      </w:r>
       <w:r>
         <w:rPr>
           <w:rFonts w:hint="eastAsia" w:ascii="Times New Roman" w:hAnsi="Times New Roman" w:eastAsia="微软雅黑" w:cs="Times New Roman"/>
@@ -5860,7 +5863,7 @@
           <w:szCs w:val="24"/>
           <w:lang w:eastAsia="zh-CN"/>
         </w:rPr>
-        <w:t xml:space="preserve">{% endif %}{% if testedby == </w:t>
+        <w:t>2</w:t>
       </w:r>
       <w:r>
         <w:rPr>
@@ -5869,7 +5872,7 @@
           <w:szCs w:val="24"/>
           <w:lang w:eastAsia="zh-CN"/>
         </w:rPr>
-        <w:t>“</w:t>
+        <w:t>”</w:t>
       </w:r>
       <w:r>
         <w:rPr>
@@ -5878,31 +5881,15 @@
           <w:szCs w:val="24"/>
           <w:lang w:eastAsia="zh-CN"/>
         </w:rPr>
-        <w:t>2</w:t>
-      </w:r>
-      <w:r>
-        <w:rPr>
-          <w:rFonts w:ascii="Times New Roman" w:hAnsi="Times New Roman" w:eastAsia="微软雅黑" w:cs="Times New Roman"/>
-          <w:sz w:val="24"/>
-          <w:szCs w:val="24"/>
-          <w:lang w:eastAsia="zh-CN"/>
-        </w:rPr>
-        <w:t>”</w:t>
-      </w:r>
-      <w:r>
+        <w:t xml:space="preserve"> %}</w:t>
+      </w:r>
+    </w:p>
+    <w:p>
+      <w:pPr>
         <w:rPr>
           <w:rFonts w:hint="eastAsia" w:ascii="Times New Roman" w:hAnsi="Times New Roman" w:eastAsia="微软雅黑" w:cs="Times New Roman"/>
           <w:sz w:val="24"/>
           <w:szCs w:val="24"/>
-          <w:lang w:eastAsia="zh-CN"/>
-        </w:rPr>
-        <w:t xml:space="preserve"> %}</w:t>
-      </w:r>
-    </w:p>
-    <w:p>
-      <w:pPr>
-        <w:rPr>
-          <w:sz w:val="24"/>
           <w:lang w:eastAsia="zh-CN"/>
         </w:rPr>
       </w:pPr>
@@ -5910,7 +5897,9 @@
     <w:p>
       <w:pPr>
         <w:rPr>
+          <w:rFonts w:hint="eastAsia" w:ascii="Times New Roman" w:hAnsi="Times New Roman" w:eastAsia="微软雅黑" w:cs="Times New Roman"/>
           <w:sz w:val="24"/>
+          <w:szCs w:val="24"/>
           <w:lang w:eastAsia="zh-CN"/>
         </w:rPr>
       </w:pPr>
@@ -5994,6 +5983,123 @@
                 <w:szCs w:val="24"/>
               </w:rPr>
             </w:pPr>
+            <w:r>
+              <w:rPr>
+                <w:sz w:val="22"/>
+              </w:rPr>
+              <mc:AlternateContent>
+                <mc:Choice Requires="wpg">
+                  <w:drawing>
+                    <wp:anchor distT="0" distB="0" distL="114300" distR="114300" simplePos="0" relativeHeight="251663360" behindDoc="0" locked="0" layoutInCell="1" allowOverlap="1">
+                      <wp:simplePos x="0" y="0"/>
+                      <wp:positionH relativeFrom="column">
+                        <wp:posOffset>-181610</wp:posOffset>
+                      </wp:positionH>
+                      <wp:positionV relativeFrom="paragraph">
+                        <wp:posOffset>-455295</wp:posOffset>
+                      </wp:positionV>
+                      <wp:extent cx="1442720" cy="1442720"/>
+                      <wp:effectExtent l="0" t="0" r="5080" b="5080"/>
+                      <wp:wrapNone/>
+                      <wp:docPr id="9" name="组合 9"/>
+                      <wp:cNvGraphicFramePr/>
+                      <a:graphic xmlns:a="http://schemas.openxmlformats.org/drawingml/2006/main">
+                        <a:graphicData uri="http://schemas.microsoft.com/office/word/2010/wordprocessingGroup">
+                          <wpg:wgp>
+                            <wpg:cNvGrpSpPr/>
+                            <wpg:grpSpPr>
+                              <a:xfrm>
+                                <a:off x="0" y="0"/>
+                                <a:ext cx="1442720" cy="1442720"/>
+                                <a:chOff x="14555" y="19046"/>
+                                <a:chExt cx="2272" cy="2272"/>
+                              </a:xfrm>
+                            </wpg:grpSpPr>
+                            <pic:pic xmlns:pic="http://schemas.openxmlformats.org/drawingml/2006/picture">
+                              <pic:nvPicPr>
+                                <pic:cNvPr id="19" name="图片 1" descr="24f613a0-66be-430b-9e80-270d3393fac5"/>
+                                <pic:cNvPicPr>
+                                  <a:picLocks noChangeAspect="1"/>
+                                </pic:cNvPicPr>
+                              </pic:nvPicPr>
+                              <pic:blipFill>
+                                <a:blip r:embed="rId12"/>
+                                <a:srcRect l="43292" t="26660" r="21693" b="24394"/>
+                                <a:stretch>
+                                  <a:fillRect/>
+                                </a:stretch>
+                              </pic:blipFill>
+                              <pic:spPr>
+                                <a:xfrm rot="16200000">
+                                  <a:off x="15453" y="19290"/>
+                                  <a:ext cx="506" cy="1327"/>
+                                </a:xfrm>
+                                <a:prstGeom prst="rect">
+                                  <a:avLst/>
+                                </a:prstGeom>
+                              </pic:spPr>
+                            </pic:pic>
+                            <pic:pic xmlns:pic="http://schemas.openxmlformats.org/drawingml/2006/picture">
+                              <pic:nvPicPr>
+                                <pic:cNvPr id="31" name="图片 25"/>
+                                <pic:cNvPicPr>
+                                  <a:picLocks noChangeAspect="1" noChangeArrowheads="1"/>
+                                </pic:cNvPicPr>
+                              </pic:nvPicPr>
+                              <pic:blipFill>
+                                <a:blip r:embed="rId11">
+                                  <a:extLst>
+                                    <a:ext uri="{28A0092B-C50C-407E-A947-70E740481C1C}">
+                                      <a14:useLocalDpi xmlns:a14="http://schemas.microsoft.com/office/drawing/2010/main" val="0"/>
+                                    </a:ext>
+                                  </a:extLst>
+                                </a:blip>
+                                <a:srcRect/>
+                                <a:stretch>
+                                  <a:fillRect/>
+                                </a:stretch>
+                              </pic:blipFill>
+                              <pic:spPr>
+                                <a:xfrm>
+                                  <a:off x="14555" y="19046"/>
+                                  <a:ext cx="2273" cy="2273"/>
+                                </a:xfrm>
+                                <a:prstGeom prst="rect">
+                                  <a:avLst/>
+                                </a:prstGeom>
+                                <a:noFill/>
+                                <a:ln>
+                                  <a:noFill/>
+                                </a:ln>
+                              </pic:spPr>
+                            </pic:pic>
+                          </wpg:wgp>
+                        </a:graphicData>
+                      </a:graphic>
+                    </wp:anchor>
+                  </w:drawing>
+                </mc:Choice>
+                <mc:Fallback>
+                  <w:pict>
+                    <v:group id="_x0000_s1026" o:spid="_x0000_s1026" o:spt="203" style="position:absolute;left:0pt;margin-left:-14.3pt;margin-top:-35.85pt;height:113.6pt;width:113.6pt;z-index:251663360;mso-width-relative:page;mso-height-relative:page;" coordorigin="14555,19046" coordsize="2272,2272" o:gfxdata="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">
+                      <o:lock v:ext="edit" aspectratio="f"/>
+                      <v:shape id="图片 1" o:spid="_x0000_s1026" o:spt="75" alt="24f613a0-66be-430b-9e80-270d3393fac5" type="#_x0000_t75" style="position:absolute;left:15453;top:19290;height:1327;width:506;rotation:-5898240f;" filled="f" o:preferrelative="t" stroked="f" coordsize="21600,21600" o:gfxdata="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">
+                        <v:fill on="f" focussize="0,0"/>
+                        <v:stroke on="f"/>
+                        <v:imagedata r:id="rId12" cropleft="28372f" croptop="17472f" cropright="14217f" cropbottom="15987f" o:title=""/>
+                        <o:lock v:ext="edit" aspectratio="t"/>
+                      </v:shape>
+                      <v:shape id="图片 25" o:spid="_x0000_s1026" o:spt="75" type="#_x0000_t75" style="position:absolute;left:14555;top:19046;height:2273;width:2273;" filled="f" o:preferrelative="t" stroked="f" coordsize="21600,21600" o:gfxdata="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">
+                        <v:fill on="f" focussize="0,0"/>
+                        <v:stroke on="f"/>
+                        <v:imagedata r:id="rId11" o:title=""/>
+                        <o:lock v:ext="edit" aspectratio="t"/>
+                      </v:shape>
+                    </v:group>
+                  </w:pict>
+                </mc:Fallback>
+              </mc:AlternateContent>
+            </w:r>
           </w:p>
         </w:tc>
         <w:tc>
@@ -6396,7 +6502,7 @@
               <mc:AlternateContent>
                 <mc:Choice Requires="wpg">
                   <w:drawing>
-                    <wp:anchor distT="0" distB="0" distL="114300" distR="114300" simplePos="0" relativeHeight="251661312" behindDoc="0" locked="0" layoutInCell="1" allowOverlap="1">
+                    <wp:anchor distT="0" distB="0" distL="114300" distR="114300" simplePos="0" relativeHeight="251660288" behindDoc="0" locked="0" layoutInCell="1" allowOverlap="1">
                       <wp:simplePos x="0" y="0"/>
                       <wp:positionH relativeFrom="column">
                         <wp:posOffset>-388620</wp:posOffset>
@@ -6407,7 +6513,7 @@
                       <wp:extent cx="1443355" cy="1475740"/>
                       <wp:effectExtent l="0" t="0" r="4445" b="2540"/>
                       <wp:wrapNone/>
-                      <wp:docPr id="14" name="组合 14"/>
+                      <wp:docPr id="10" name="组合 10"/>
                       <wp:cNvGraphicFramePr/>
                       <a:graphic xmlns:a="http://schemas.openxmlformats.org/drawingml/2006/main">
                         <a:graphicData uri="http://schemas.microsoft.com/office/word/2010/wordprocessingGroup">
@@ -6429,7 +6535,7 @@
                                 </pic:cNvPicPr>
                               </pic:nvPicPr>
                               <pic:blipFill>
-                                <a:blip r:embed="rId12">
+                                <a:blip r:embed="rId13">
                                   <a:biLevel thresh="50000"/>
                                 </a:blip>
                                 <a:srcRect l="7865" t="11797" r="5322" b="19074"/>
@@ -6456,7 +6562,7 @@
                                 </pic:cNvPicPr>
                               </pic:nvPicPr>
                               <pic:blipFill>
-                                <a:blip r:embed="rId10">
+                                <a:blip r:embed="rId11">
                                   <a:extLst>
                                     <a:ext uri="{28A0092B-C50C-407E-A947-70E740481C1C}">
                                       <a14:useLocalDpi xmlns:a14="http://schemas.microsoft.com/office/drawing/2010/main" val="0"/>
@@ -6490,18 +6596,18 @@
                 </mc:Choice>
                 <mc:Fallback>
                   <w:pict>
-                    <v:group id="_x0000_s1026" o:spid="_x0000_s1026" o:spt="203" style="position:absolute;left:0pt;margin-left:-30.6pt;margin-top:-36.45pt;height:116.2pt;width:113.65pt;z-index:251661312;mso-width-relative:page;mso-height-relative:page;" coordorigin="3722,92738" coordsize="2273,2273" o:gfxdata="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">
+                    <v:group id="_x0000_s1026" o:spid="_x0000_s1026" o:spt="203" style="position:absolute;left:0pt;margin-left:-30.6pt;margin-top:-36.45pt;height:116.2pt;width:113.65pt;z-index:251660288;mso-width-relative:page;mso-height-relative:page;" coordorigin="3722,92738" coordsize="2273,2273" o:gfxdata="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">
                       <o:lock v:ext="edit" aspectratio="f"/>
                       <v:shape id="图片 59" o:spid="_x0000_s1026" o:spt="75" alt="图片1" type="#_x0000_t75" style="position:absolute;left:4057;top:93343;height:627;width:1468;" filled="f" o:preferrelative="t" stroked="f" coordsize="21600,21600" o:gfxdata="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">
                         <v:fill on="f" focussize="0,0"/>
                         <v:stroke on="f"/>
-                        <v:imagedata r:id="rId12" cropleft="5154f" croptop="7731f" cropright="3488f" cropbottom="12500f" grayscale="t" bilevel="t" o:title=""/>
+                        <v:imagedata r:id="rId13" cropleft="5154f" croptop="7731f" cropright="3488f" cropbottom="12500f" grayscale="t" bilevel="t" o:title=""/>
                         <o:lock v:ext="edit" aspectratio="t"/>
                       </v:shape>
                       <v:shape id="图片 23" o:spid="_x0000_s1026" o:spt="75" type="#_x0000_t75" style="position:absolute;left:3722;top:92738;height:2273;width:2273;" filled="f" o:preferrelative="t" stroked="f" coordsize="21600,21600" o:gfxdata="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">
                         <v:fill on="f" focussize="0,0"/>
                         <v:stroke on="f"/>
-                        <v:imagedata r:id="rId10" o:title=""/>
+                        <v:imagedata r:id="rId11" o:title=""/>
                         <o:lock v:ext="edit" aspectratio="t"/>
                       </v:shape>
                     </v:group>
@@ -6823,6 +6929,533 @@
           <w:rFonts w:ascii="Times New Roman" w:hAnsi="Times New Roman" w:eastAsia="微软雅黑" w:cs="Times New Roman"/>
           <w:sz w:val="24"/>
           <w:szCs w:val="24"/>
+          <w:lang w:eastAsia="zh-CN"/>
+        </w:rPr>
+      </w:pPr>
+      <w:bookmarkStart w:id="144" w:name="_GoBack"/>
+      <w:bookmarkEnd w:id="144"/>
+    </w:p>
+    <w:tbl>
+      <w:tblPr>
+        <w:tblStyle w:val="35"/>
+        <w:tblW w:w="9066" w:type="dxa"/>
+        <w:jc w:val="right"/>
+        <w:tblLayout w:type="fixed"/>
+        <w:tblCellMar>
+          <w:top w:w="0" w:type="dxa"/>
+          <w:left w:w="0" w:type="dxa"/>
+          <w:bottom w:w="0" w:type="dxa"/>
+          <w:right w:w="0" w:type="dxa"/>
+        </w:tblCellMar>
+      </w:tblPr>
+      <w:tblGrid>
+        <w:gridCol w:w="1272"/>
+        <w:gridCol w:w="2306"/>
+        <w:gridCol w:w="1373"/>
+        <w:gridCol w:w="1640"/>
+        <w:gridCol w:w="2475"/>
+      </w:tblGrid>
+      <w:tr>
+        <w:tblPrEx>
+          <w:tblCellMar>
+            <w:top w:w="0" w:type="dxa"/>
+            <w:left w:w="0" w:type="dxa"/>
+            <w:bottom w:w="0" w:type="dxa"/>
+            <w:right w:w="0" w:type="dxa"/>
+          </w:tblCellMar>
+        </w:tblPrEx>
+        <w:trPr>
+          <w:trHeight w:val="441" w:hRule="exact"/>
+          <w:jc w:val="right"/>
+        </w:trPr>
+        <w:tc>
+          <w:tcPr>
+            <w:tcW w:w="1272" w:type="dxa"/>
+            <w:vAlign w:val="center"/>
+          </w:tcPr>
+          <w:p>
+            <w:pPr>
+              <w:pStyle w:val="20"/>
+              <w:spacing w:before="13"/>
+              <w:ind w:left="13" w:right="95"/>
+              <w:jc w:val="both"/>
+              <w:rPr>
+                <w:rFonts w:ascii="Times New Roman" w:hAnsi="Times New Roman" w:cs="Times New Roman"/>
+                <w:b/>
+                <w:sz w:val="24"/>
+                <w:szCs w:val="24"/>
+              </w:rPr>
+            </w:pPr>
+            <w:r>
+              <w:rPr>
+                <w:rFonts w:ascii="Times New Roman" w:hAnsi="Times New Roman" w:cs="Times New Roman"/>
+                <w:b/>
+                <w:sz w:val="24"/>
+                <w:szCs w:val="24"/>
+              </w:rPr>
+              <w:t>检测人：</w:t>
+            </w:r>
+          </w:p>
+        </w:tc>
+        <w:tc>
+          <w:tcPr>
+            <w:tcW w:w="2306" w:type="dxa"/>
+            <w:vAlign w:val="center"/>
+          </w:tcPr>
+          <w:p>
+            <w:pPr>
+              <w:pStyle w:val="20"/>
+              <w:spacing w:before="13"/>
+              <w:jc w:val="both"/>
+              <w:rPr>
+                <w:rFonts w:ascii="Times New Roman" w:hAnsi="Times New Roman" w:cs="Times New Roman"/>
+                <w:b/>
+                <w:sz w:val="24"/>
+                <w:szCs w:val="24"/>
+              </w:rPr>
+            </w:pPr>
+            <w:r>
+              <w:rPr>
+                <w:sz w:val="24"/>
+              </w:rPr>
+              <mc:AlternateContent>
+                <mc:Choice Requires="wpg">
+                  <w:drawing>
+                    <wp:anchor distT="0" distB="0" distL="114300" distR="114300" simplePos="0" relativeHeight="251665408" behindDoc="0" locked="0" layoutInCell="1" allowOverlap="1">
+                      <wp:simplePos x="0" y="0"/>
+                      <wp:positionH relativeFrom="column">
+                        <wp:posOffset>-385445</wp:posOffset>
+                      </wp:positionH>
+                      <wp:positionV relativeFrom="paragraph">
+                        <wp:posOffset>-472440</wp:posOffset>
+                      </wp:positionV>
+                      <wp:extent cx="1443355" cy="1443355"/>
+                      <wp:effectExtent l="0" t="0" r="4445" b="4445"/>
+                      <wp:wrapNone/>
+                      <wp:docPr id="17" name="组合 17"/>
+                      <wp:cNvGraphicFramePr/>
+                      <a:graphic xmlns:a="http://schemas.openxmlformats.org/drawingml/2006/main">
+                        <a:graphicData uri="http://schemas.microsoft.com/office/word/2010/wordprocessingGroup">
+                          <wpg:wgp>
+                            <wpg:cNvGrpSpPr/>
+                            <wpg:grpSpPr>
+                              <a:xfrm>
+                                <a:off x="0" y="0"/>
+                                <a:ext cx="1443355" cy="1443355"/>
+                                <a:chOff x="3513" y="94449"/>
+                                <a:chExt cx="2273" cy="2273"/>
+                              </a:xfrm>
+                            </wpg:grpSpPr>
+                            <pic:pic xmlns:pic="http://schemas.openxmlformats.org/drawingml/2006/picture">
+                              <pic:nvPicPr>
+                                <pic:cNvPr id="110" name="图片 29" descr="IMG_256"/>
+                                <pic:cNvPicPr>
+                                  <a:picLocks noChangeAspect="1"/>
+                                </pic:cNvPicPr>
+                              </pic:nvPicPr>
+                              <pic:blipFill>
+                                <a:blip r:embed="rId14">
+                                  <a:clrChange>
+                                    <a:clrFrom>
+                                      <a:srgbClr val="FFFFFF">
+                                        <a:alpha val="100000"/>
+                                      </a:srgbClr>
+                                    </a:clrFrom>
+                                    <a:clrTo>
+                                      <a:srgbClr val="FFFFFF">
+                                        <a:alpha val="100000"/>
+                                        <a:alpha val="0"/>
+                                      </a:srgbClr>
+                                    </a:clrTo>
+                                  </a:clrChange>
+                                </a:blip>
+                                <a:stretch>
+                                  <a:fillRect/>
+                                </a:stretch>
+                              </pic:blipFill>
+                              <pic:spPr>
+                                <a:xfrm>
+                                  <a:off x="4208" y="95052"/>
+                                  <a:ext cx="975" cy="570"/>
+                                </a:xfrm>
+                                <a:prstGeom prst="rect">
+                                  <a:avLst/>
+                                </a:prstGeom>
+                                <a:noFill/>
+                                <a:ln w="9525">
+                                  <a:noFill/>
+                                </a:ln>
+                              </pic:spPr>
+                            </pic:pic>
+                            <pic:pic xmlns:pic="http://schemas.openxmlformats.org/drawingml/2006/picture">
+                              <pic:nvPicPr>
+                                <pic:cNvPr id="12" name="图片 25"/>
+                                <pic:cNvPicPr>
+                                  <a:picLocks noChangeAspect="1" noChangeArrowheads="1"/>
+                                </pic:cNvPicPr>
+                              </pic:nvPicPr>
+                              <pic:blipFill>
+                                <a:blip r:embed="rId11">
+                                  <a:extLst>
+                                    <a:ext uri="{28A0092B-C50C-407E-A947-70E740481C1C}">
+                                      <a14:useLocalDpi xmlns:a14="http://schemas.microsoft.com/office/drawing/2010/main" val="0"/>
+                                    </a:ext>
+                                  </a:extLst>
+                                </a:blip>
+                                <a:srcRect/>
+                                <a:stretch>
+                                  <a:fillRect/>
+                                </a:stretch>
+                              </pic:blipFill>
+                              <pic:spPr>
+                                <a:xfrm>
+                                  <a:off x="3513" y="94449"/>
+                                  <a:ext cx="2273" cy="2273"/>
+                                </a:xfrm>
+                                <a:prstGeom prst="rect">
+                                  <a:avLst/>
+                                </a:prstGeom>
+                                <a:noFill/>
+                                <a:ln>
+                                  <a:noFill/>
+                                </a:ln>
+                              </pic:spPr>
+                            </pic:pic>
+                          </wpg:wgp>
+                        </a:graphicData>
+                      </a:graphic>
+                    </wp:anchor>
+                  </w:drawing>
+                </mc:Choice>
+                <mc:Fallback>
+                  <w:pict>
+                    <v:group id="_x0000_s1026" o:spid="_x0000_s1026" o:spt="203" style="position:absolute;left:0pt;margin-left:-30.35pt;margin-top:-37.2pt;height:113.65pt;width:113.65pt;z-index:251665408;mso-width-relative:page;mso-height-relative:page;" coordorigin="3513,94449" coordsize="2273,2273" o:gfxdata="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">
+                      <o:lock v:ext="edit" aspectratio="f"/>
+                      <v:shape id="图片 29" o:spid="_x0000_s1026" o:spt="75" alt="IMG_256" type="#_x0000_t75" style="position:absolute;left:4208;top:95052;height:570;width:975;" filled="f" o:preferrelative="t" stroked="f" coordsize="21600,21600" o:gfxdata="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">
+                        <v:fill on="f" focussize="0,0"/>
+                        <v:stroke on="f"/>
+                        <v:imagedata r:id="rId14" chromakey="#FFFFFF" o:title=""/>
+                        <o:lock v:ext="edit" aspectratio="t"/>
+                      </v:shape>
+                      <v:shape id="图片 25" o:spid="_x0000_s1026" o:spt="75" type="#_x0000_t75" style="position:absolute;left:3513;top:94449;height:2273;width:2273;" filled="f" o:preferrelative="t" stroked="f" coordsize="21600,21600" o:gfxdata="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">
+                        <v:fill on="f" focussize="0,0"/>
+                        <v:stroke on="f"/>
+                        <v:imagedata r:id="rId11" o:title=""/>
+                        <o:lock v:ext="edit" aspectratio="t"/>
+                      </v:shape>
+                    </v:group>
+                  </w:pict>
+                </mc:Fallback>
+              </mc:AlternateContent>
+            </w:r>
+          </w:p>
+        </w:tc>
+        <w:tc>
+          <w:tcPr>
+            <w:tcW w:w="1373" w:type="dxa"/>
+            <w:vAlign w:val="center"/>
+          </w:tcPr>
+          <w:p>
+            <w:pPr>
+              <w:pStyle w:val="20"/>
+              <w:spacing w:before="13"/>
+              <w:jc w:val="both"/>
+              <w:rPr>
+                <w:rFonts w:ascii="Times New Roman" w:hAnsi="Times New Roman" w:cs="Times New Roman"/>
+                <w:b/>
+                <w:sz w:val="24"/>
+                <w:szCs w:val="24"/>
+              </w:rPr>
+            </w:pPr>
+            <w:r>
+              <w:rPr>
+                <w:rFonts w:hint="eastAsia" w:ascii="Times New Roman" w:hAnsi="Times New Roman" w:cs="Times New Roman"/>
+                <w:b/>
+                <w:sz w:val="24"/>
+                <w:szCs w:val="24"/>
+                <w:lang w:val="en-US" w:eastAsia="zh-CN"/>
+              </w:rPr>
+              <w:t>报告医生</w:t>
+            </w:r>
+            <w:r>
+              <w:rPr>
+                <w:rFonts w:ascii="Times New Roman" w:hAnsi="Times New Roman" w:cs="Times New Roman"/>
+                <w:b/>
+                <w:sz w:val="24"/>
+                <w:szCs w:val="24"/>
+                <w:lang w:eastAsia="zh-CN"/>
+              </w:rPr>
+              <w:t>：</w:t>
+            </w:r>
+          </w:p>
+        </w:tc>
+        <w:tc>
+          <w:tcPr>
+            <w:tcW w:w="1640" w:type="dxa"/>
+            <w:vAlign w:val="center"/>
+          </w:tcPr>
+          <w:p>
+            <w:pPr>
+              <w:pStyle w:val="20"/>
+              <w:spacing w:before="13"/>
+              <w:ind w:right="15"/>
+              <w:jc w:val="both"/>
+              <w:rPr>
+                <w:rFonts w:ascii="Times New Roman" w:hAnsi="Times New Roman" w:cs="Times New Roman"/>
+                <w:b/>
+                <w:sz w:val="24"/>
+                <w:szCs w:val="24"/>
+              </w:rPr>
+            </w:pPr>
+          </w:p>
+        </w:tc>
+        <w:tc>
+          <w:tcPr>
+            <w:tcW w:w="2475" w:type="dxa"/>
+            <w:vAlign w:val="center"/>
+          </w:tcPr>
+          <w:p>
+            <w:pPr>
+              <w:pStyle w:val="20"/>
+              <w:spacing w:before="13"/>
+              <w:ind w:right="15"/>
+              <w:jc w:val="both"/>
+              <w:rPr>
+                <w:rFonts w:hint="eastAsia" w:ascii="Times New Roman" w:hAnsi="Times New Roman" w:eastAsia="宋体" w:cs="Times New Roman"/>
+                <w:b/>
+                <w:sz w:val="24"/>
+                <w:szCs w:val="24"/>
+                <w:lang w:val="en-US" w:eastAsia="zh-CN"/>
+              </w:rPr>
+            </w:pPr>
+            <w:r>
+              <w:rPr>
+                <w:rFonts w:hint="eastAsia" w:ascii="Times New Roman" w:hAnsi="Times New Roman" w:cs="Times New Roman"/>
+                <w:b/>
+                <w:sz w:val="24"/>
+                <w:szCs w:val="24"/>
+                <w:lang w:val="en-US" w:eastAsia="zh-CN"/>
+              </w:rPr>
+              <w:t>审核医生：</w:t>
+            </w:r>
+          </w:p>
+        </w:tc>
+      </w:tr>
+      <w:tr>
+        <w:tblPrEx>
+          <w:tblCellMar>
+            <w:top w:w="0" w:type="dxa"/>
+            <w:left w:w="0" w:type="dxa"/>
+            <w:bottom w:w="0" w:type="dxa"/>
+            <w:right w:w="0" w:type="dxa"/>
+          </w:tblCellMar>
+        </w:tblPrEx>
+        <w:trPr>
+          <w:trHeight w:val="457" w:hRule="exact"/>
+          <w:jc w:val="right"/>
+        </w:trPr>
+        <w:tc>
+          <w:tcPr>
+            <w:tcW w:w="1272" w:type="dxa"/>
+            <w:vAlign w:val="center"/>
+          </w:tcPr>
+          <w:p>
+            <w:pPr>
+              <w:pStyle w:val="20"/>
+              <w:spacing w:line="341" w:lineRule="exact"/>
+              <w:ind w:left="13" w:right="165"/>
+              <w:jc w:val="both"/>
+              <w:rPr>
+                <w:rFonts w:ascii="Times New Roman" w:hAnsi="Times New Roman" w:cs="Times New Roman"/>
+                <w:b/>
+                <w:sz w:val="24"/>
+                <w:szCs w:val="24"/>
+              </w:rPr>
+            </w:pPr>
+            <w:r>
+              <w:rPr>
+                <w:rFonts w:ascii="Times New Roman" w:hAnsi="Times New Roman" w:cs="Times New Roman"/>
+                <w:b/>
+                <w:sz w:val="24"/>
+                <w:szCs w:val="24"/>
+              </w:rPr>
+              <w:t>日</w:t>
+            </w:r>
+            <w:r>
+              <w:rPr>
+                <w:rFonts w:ascii="Times New Roman" w:hAnsi="Times New Roman" w:cs="Times New Roman"/>
+                <w:b/>
+                <w:sz w:val="24"/>
+                <w:szCs w:val="24"/>
+                <w:lang w:eastAsia="zh-CN"/>
+              </w:rPr>
+              <w:t xml:space="preserve">  </w:t>
+            </w:r>
+            <w:r>
+              <w:rPr>
+                <w:rFonts w:ascii="Times New Roman" w:hAnsi="Times New Roman" w:cs="Times New Roman"/>
+                <w:b/>
+                <w:sz w:val="24"/>
+                <w:szCs w:val="24"/>
+              </w:rPr>
+              <w:t>期：</w:t>
+            </w:r>
+          </w:p>
+        </w:tc>
+        <w:tc>
+          <w:tcPr>
+            <w:tcW w:w="2306" w:type="dxa"/>
+            <w:vAlign w:val="center"/>
+          </w:tcPr>
+          <w:p>
+            <w:pPr>
+              <w:pStyle w:val="20"/>
+              <w:spacing w:line="363" w:lineRule="exact"/>
+              <w:jc w:val="both"/>
+              <w:rPr>
+                <w:rFonts w:ascii="Times New Roman" w:hAnsi="Times New Roman" w:cs="Times New Roman"/>
+                <w:sz w:val="24"/>
+                <w:szCs w:val="24"/>
+              </w:rPr>
+            </w:pPr>
+            <w:r>
+              <w:rPr>
+                <w:rFonts w:ascii="Times New Roman" w:hAnsi="Times New Roman" w:cs="Times New Roman"/>
+                <w:kern w:val="2"/>
+                <w:sz w:val="24"/>
+                <w:szCs w:val="24"/>
+                <w:lang w:eastAsia="zh-CN"/>
+              </w:rPr>
+              <w:t>{{ reportdate }}</w:t>
+            </w:r>
+          </w:p>
+        </w:tc>
+        <w:tc>
+          <w:tcPr>
+            <w:tcW w:w="1373" w:type="dxa"/>
+            <w:vAlign w:val="center"/>
+          </w:tcPr>
+          <w:p>
+            <w:pPr>
+              <w:pStyle w:val="20"/>
+              <w:spacing w:line="341" w:lineRule="exact"/>
+              <w:jc w:val="both"/>
+              <w:rPr>
+                <w:rFonts w:ascii="Times New Roman" w:hAnsi="Times New Roman" w:cs="Times New Roman"/>
+                <w:b/>
+                <w:sz w:val="24"/>
+                <w:szCs w:val="24"/>
+              </w:rPr>
+            </w:pPr>
+          </w:p>
+        </w:tc>
+        <w:tc>
+          <w:tcPr>
+            <w:tcW w:w="1640" w:type="dxa"/>
+            <w:vAlign w:val="center"/>
+          </w:tcPr>
+          <w:p>
+            <w:pPr>
+              <w:pStyle w:val="20"/>
+              <w:spacing w:line="363" w:lineRule="exact"/>
+              <w:ind w:right="15"/>
+              <w:jc w:val="both"/>
+              <w:rPr>
+                <w:rFonts w:ascii="Times New Roman" w:hAnsi="Times New Roman" w:cs="Times New Roman"/>
+                <w:sz w:val="24"/>
+                <w:szCs w:val="24"/>
+              </w:rPr>
+            </w:pPr>
+          </w:p>
+        </w:tc>
+        <w:tc>
+          <w:tcPr>
+            <w:tcW w:w="2475" w:type="dxa"/>
+            <w:vAlign w:val="center"/>
+          </w:tcPr>
+          <w:p>
+            <w:pPr>
+              <w:pStyle w:val="20"/>
+              <w:spacing w:line="363" w:lineRule="exact"/>
+              <w:ind w:right="15"/>
+              <w:jc w:val="both"/>
+              <w:rPr>
+                <w:rFonts w:ascii="Times New Roman" w:hAnsi="Times New Roman" w:cs="Times New Roman"/>
+                <w:kern w:val="2"/>
+                <w:sz w:val="24"/>
+                <w:szCs w:val="24"/>
+                <w:lang w:eastAsia="zh-CN"/>
+              </w:rPr>
+            </w:pPr>
+          </w:p>
+        </w:tc>
+      </w:tr>
+    </w:tbl>
+    <w:p>
+      <w:pPr>
+        <w:rPr>
+          <w:rFonts w:ascii="Times New Roman" w:hAnsi="Times New Roman" w:eastAsia="微软雅黑" w:cs="Times New Roman"/>
+          <w:sz w:val="24"/>
+          <w:szCs w:val="24"/>
+          <w:lang w:eastAsia="zh-CN"/>
+        </w:rPr>
+      </w:pPr>
+      <w:r>
+        <w:rPr>
+          <w:rFonts w:hint="eastAsia" w:ascii="Times New Roman" w:hAnsi="Times New Roman" w:eastAsia="微软雅黑" w:cs="Times New Roman"/>
+          <w:sz w:val="24"/>
+          <w:szCs w:val="24"/>
+          <w:lang w:eastAsia="zh-CN"/>
+        </w:rPr>
+        <w:t xml:space="preserve">{% endif %}{% if testedby == </w:t>
+      </w:r>
+      <w:r>
+        <w:rPr>
+          <w:rFonts w:ascii="Times New Roman" w:hAnsi="Times New Roman" w:eastAsia="微软雅黑" w:cs="Times New Roman"/>
+          <w:sz w:val="24"/>
+          <w:szCs w:val="24"/>
+          <w:lang w:eastAsia="zh-CN"/>
+        </w:rPr>
+        <w:t>“</w:t>
+      </w:r>
+      <w:r>
+        <w:rPr>
+          <w:rFonts w:hint="eastAsia" w:ascii="Times New Roman" w:hAnsi="Times New Roman" w:eastAsia="微软雅黑" w:cs="Times New Roman"/>
+          <w:sz w:val="24"/>
+          <w:szCs w:val="24"/>
+          <w:lang w:eastAsia="zh-CN"/>
+        </w:rPr>
+        <w:t>5</w:t>
+      </w:r>
+      <w:r>
+        <w:rPr>
+          <w:rFonts w:ascii="Times New Roman" w:hAnsi="Times New Roman" w:eastAsia="微软雅黑" w:cs="Times New Roman"/>
+          <w:sz w:val="24"/>
+          <w:szCs w:val="24"/>
+          <w:lang w:eastAsia="zh-CN"/>
+        </w:rPr>
+        <w:t>”</w:t>
+      </w:r>
+      <w:r>
+        <w:rPr>
+          <w:rFonts w:hint="eastAsia" w:ascii="Times New Roman" w:hAnsi="Times New Roman" w:eastAsia="微软雅黑" w:cs="Times New Roman"/>
+          <w:sz w:val="24"/>
+          <w:szCs w:val="24"/>
+          <w:lang w:eastAsia="zh-CN"/>
+        </w:rPr>
+        <w:t xml:space="preserve"> %}</w:t>
+      </w:r>
+    </w:p>
+    <w:p>
+      <w:pPr>
+        <w:rPr>
+          <w:lang w:eastAsia="zh-CN"/>
+        </w:rPr>
+      </w:pPr>
+    </w:p>
+    <w:p>
+      <w:pPr>
+        <w:rPr>
           <w:lang w:eastAsia="zh-CN"/>
         </w:rPr>
       </w:pPr>
@@ -6906,140 +7539,6 @@
                 <w:szCs w:val="24"/>
               </w:rPr>
             </w:pPr>
-            <w:r>
-              <w:rPr>
-                <w:sz w:val="24"/>
-              </w:rPr>
-              <mc:AlternateContent>
-                <mc:Choice Requires="wpg">
-                  <w:drawing>
-                    <wp:anchor distT="0" distB="0" distL="114300" distR="114300" simplePos="0" relativeHeight="251660288" behindDoc="0" locked="0" layoutInCell="1" allowOverlap="1">
-                      <wp:simplePos x="0" y="0"/>
-                      <wp:positionH relativeFrom="column">
-                        <wp:posOffset>-521335</wp:posOffset>
-                      </wp:positionH>
-                      <wp:positionV relativeFrom="paragraph">
-                        <wp:posOffset>-472440</wp:posOffset>
-                      </wp:positionV>
-                      <wp:extent cx="1443355" cy="1443355"/>
-                      <wp:effectExtent l="0" t="0" r="4445" b="4445"/>
-                      <wp:wrapNone/>
-                      <wp:docPr id="13" name="组合 13"/>
-                      <wp:cNvGraphicFramePr/>
-                      <a:graphic xmlns:a="http://schemas.openxmlformats.org/drawingml/2006/main">
-                        <a:graphicData uri="http://schemas.microsoft.com/office/word/2010/wordprocessingGroup">
-                          <wpg:wgp>
-                            <wpg:cNvGrpSpPr/>
-                            <wpg:grpSpPr>
-                              <a:xfrm>
-                                <a:off x="0" y="0"/>
-                                <a:ext cx="1443355" cy="1443355"/>
-                                <a:chOff x="3513" y="94449"/>
-                                <a:chExt cx="2273" cy="2273"/>
-                              </a:xfrm>
-                            </wpg:grpSpPr>
-                            <pic:pic xmlns:pic="http://schemas.openxmlformats.org/drawingml/2006/picture">
-                              <pic:nvPicPr>
-                                <pic:cNvPr id="110" name="图片 29" descr="IMG_256"/>
-                                <pic:cNvPicPr>
-                                  <a:picLocks noChangeAspect="1"/>
-                                </pic:cNvPicPr>
-                              </pic:nvPicPr>
-                              <pic:blipFill>
-                                <a:blip r:embed="rId13">
-                                  <a:clrChange>
-                                    <a:clrFrom>
-                                      <a:srgbClr val="FFFFFF">
-                                        <a:alpha val="100000"/>
-                                      </a:srgbClr>
-                                    </a:clrFrom>
-                                    <a:clrTo>
-                                      <a:srgbClr val="FFFFFF">
-                                        <a:alpha val="100000"/>
-                                        <a:alpha val="0"/>
-                                      </a:srgbClr>
-                                    </a:clrTo>
-                                  </a:clrChange>
-                                </a:blip>
-                                <a:stretch>
-                                  <a:fillRect/>
-                                </a:stretch>
-                              </pic:blipFill>
-                              <pic:spPr>
-                                <a:xfrm>
-                                  <a:off x="4208" y="95052"/>
-                                  <a:ext cx="975" cy="570"/>
-                                </a:xfrm>
-                                <a:prstGeom prst="rect">
-                                  <a:avLst/>
-                                </a:prstGeom>
-                                <a:noFill/>
-                                <a:ln w="9525">
-                                  <a:noFill/>
-                                </a:ln>
-                              </pic:spPr>
-                            </pic:pic>
-                            <pic:pic xmlns:pic="http://schemas.openxmlformats.org/drawingml/2006/picture">
-                              <pic:nvPicPr>
-                                <pic:cNvPr id="33" name="图片 25"/>
-                                <pic:cNvPicPr>
-                                  <a:picLocks noChangeAspect="1" noChangeArrowheads="1"/>
-                                </pic:cNvPicPr>
-                              </pic:nvPicPr>
-                              <pic:blipFill>
-                                <a:blip r:embed="rId10">
-                                  <a:extLst>
-                                    <a:ext uri="{28A0092B-C50C-407E-A947-70E740481C1C}">
-                                      <a14:useLocalDpi xmlns:a14="http://schemas.microsoft.com/office/drawing/2010/main" val="0"/>
-                                    </a:ext>
-                                  </a:extLst>
-                                </a:blip>
-                                <a:srcRect/>
-                                <a:stretch>
-                                  <a:fillRect/>
-                                </a:stretch>
-                              </pic:blipFill>
-                              <pic:spPr>
-                                <a:xfrm>
-                                  <a:off x="3513" y="94449"/>
-                                  <a:ext cx="2273" cy="2273"/>
-                                </a:xfrm>
-                                <a:prstGeom prst="rect">
-                                  <a:avLst/>
-                                </a:prstGeom>
-                                <a:noFill/>
-                                <a:ln>
-                                  <a:noFill/>
-                                </a:ln>
-                              </pic:spPr>
-                            </pic:pic>
-                          </wpg:wgp>
-                        </a:graphicData>
-                      </a:graphic>
-                    </wp:anchor>
-                  </w:drawing>
-                </mc:Choice>
-                <mc:Fallback>
-                  <w:pict>
-                    <v:group id="_x0000_s1026" o:spid="_x0000_s1026" o:spt="203" style="position:absolute;left:0pt;margin-left:-41.05pt;margin-top:-37.2pt;height:113.65pt;width:113.65pt;z-index:251660288;mso-width-relative:page;mso-height-relative:page;" coordorigin="3513,94449" coordsize="2273,2273" o:gfxdata="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">
-                      <o:lock v:ext="edit" aspectratio="f"/>
-                      <v:shape id="图片 29" o:spid="_x0000_s1026" o:spt="75" alt="IMG_256" type="#_x0000_t75" style="position:absolute;left:4208;top:95052;height:570;width:975;" filled="f" o:preferrelative="t" stroked="f" coordsize="21600,21600" o:gfxdata="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">
-                        <v:fill on="f" focussize="0,0"/>
-                        <v:stroke on="f"/>
-                        <v:imagedata r:id="rId13" chromakey="#FFFFFF" o:title=""/>
-                        <o:lock v:ext="edit" aspectratio="t"/>
-                      </v:shape>
-                      <v:shape id="图片 25" o:spid="_x0000_s1026" o:spt="75" type="#_x0000_t75" style="position:absolute;left:3513;top:94449;height:2273;width:2273;" filled="f" o:preferrelative="t" stroked="f" coordsize="21600,21600" o:gfxdata="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">
-                        <v:fill on="f" focussize="0,0"/>
-                        <v:stroke on="f"/>
-                        <v:imagedata r:id="rId10" o:title=""/>
-                        <o:lock v:ext="edit" aspectratio="t"/>
-                      </v:shape>
-                    </v:group>
-                  </w:pict>
-                </mc:Fallback>
-              </mc:AlternateContent>
-            </w:r>
           </w:p>
         </w:tc>
         <w:tc>
@@ -7317,7 +7816,7 @@
           <w:szCs w:val="24"/>
           <w:lang w:eastAsia="zh-CN"/>
         </w:rPr>
-        <w:t>5</w:t>
+        <w:t>6</w:t>
       </w:r>
       <w:r>
         <w:rPr>
@@ -7341,6 +7840,9 @@
     <w:p>
       <w:pPr>
         <w:rPr>
+          <w:rFonts w:ascii="Times New Roman" w:hAnsi="Times New Roman" w:eastAsia="微软雅黑" w:cs="Times New Roman"/>
+          <w:sz w:val="24"/>
+          <w:szCs w:val="24"/>
           <w:lang w:eastAsia="zh-CN"/>
         </w:rPr>
       </w:pPr>
@@ -7348,6 +7850,9 @@
     <w:p>
       <w:pPr>
         <w:rPr>
+          <w:rFonts w:ascii="Times New Roman" w:hAnsi="Times New Roman" w:eastAsia="微软雅黑" w:cs="Times New Roman"/>
+          <w:sz w:val="24"/>
+          <w:szCs w:val="24"/>
           <w:lang w:eastAsia="zh-CN"/>
         </w:rPr>
       </w:pPr>
@@ -7431,538 +7936,6 @@
                 <w:szCs w:val="24"/>
               </w:rPr>
             </w:pPr>
-          </w:p>
-        </w:tc>
-        <w:tc>
-          <w:tcPr>
-            <w:tcW w:w="1373" w:type="dxa"/>
-            <w:vAlign w:val="center"/>
-          </w:tcPr>
-          <w:p>
-            <w:pPr>
-              <w:pStyle w:val="20"/>
-              <w:spacing w:before="13"/>
-              <w:jc w:val="both"/>
-              <w:rPr>
-                <w:rFonts w:ascii="Times New Roman" w:hAnsi="Times New Roman" w:cs="Times New Roman"/>
-                <w:b/>
-                <w:sz w:val="24"/>
-                <w:szCs w:val="24"/>
-              </w:rPr>
-            </w:pPr>
-            <w:r>
-              <w:rPr>
-                <w:rFonts w:hint="eastAsia" w:ascii="Times New Roman" w:hAnsi="Times New Roman" w:cs="Times New Roman"/>
-                <w:b/>
-                <w:sz w:val="24"/>
-                <w:szCs w:val="24"/>
-                <w:lang w:val="en-US" w:eastAsia="zh-CN"/>
-              </w:rPr>
-              <w:t>报告医生</w:t>
-            </w:r>
-            <w:r>
-              <w:rPr>
-                <w:rFonts w:ascii="Times New Roman" w:hAnsi="Times New Roman" w:cs="Times New Roman"/>
-                <w:b/>
-                <w:sz w:val="24"/>
-                <w:szCs w:val="24"/>
-                <w:lang w:eastAsia="zh-CN"/>
-              </w:rPr>
-              <w:t>：</w:t>
-            </w:r>
-          </w:p>
-        </w:tc>
-        <w:tc>
-          <w:tcPr>
-            <w:tcW w:w="1640" w:type="dxa"/>
-            <w:vAlign w:val="center"/>
-          </w:tcPr>
-          <w:p>
-            <w:pPr>
-              <w:pStyle w:val="20"/>
-              <w:spacing w:before="13"/>
-              <w:ind w:right="15"/>
-              <w:jc w:val="both"/>
-              <w:rPr>
-                <w:rFonts w:ascii="Times New Roman" w:hAnsi="Times New Roman" w:cs="Times New Roman"/>
-                <w:b/>
-                <w:sz w:val="24"/>
-                <w:szCs w:val="24"/>
-              </w:rPr>
-            </w:pPr>
-          </w:p>
-        </w:tc>
-        <w:tc>
-          <w:tcPr>
-            <w:tcW w:w="2475" w:type="dxa"/>
-            <w:vAlign w:val="center"/>
-          </w:tcPr>
-          <w:p>
-            <w:pPr>
-              <w:pStyle w:val="20"/>
-              <w:spacing w:before="13"/>
-              <w:ind w:right="15"/>
-              <w:jc w:val="both"/>
-              <w:rPr>
-                <w:rFonts w:hint="eastAsia" w:ascii="Times New Roman" w:hAnsi="Times New Roman" w:eastAsia="宋体" w:cs="Times New Roman"/>
-                <w:b/>
-                <w:sz w:val="24"/>
-                <w:szCs w:val="24"/>
-                <w:lang w:val="en-US" w:eastAsia="zh-CN"/>
-              </w:rPr>
-            </w:pPr>
-            <w:r>
-              <w:rPr>
-                <w:rFonts w:hint="eastAsia" w:ascii="Times New Roman" w:hAnsi="Times New Roman" w:cs="Times New Roman"/>
-                <w:b/>
-                <w:sz w:val="24"/>
-                <w:szCs w:val="24"/>
-                <w:lang w:val="en-US" w:eastAsia="zh-CN"/>
-              </w:rPr>
-              <w:t>审核医生：</w:t>
-            </w:r>
-          </w:p>
-        </w:tc>
-      </w:tr>
-      <w:tr>
-        <w:tblPrEx>
-          <w:tblCellMar>
-            <w:top w:w="0" w:type="dxa"/>
-            <w:left w:w="0" w:type="dxa"/>
-            <w:bottom w:w="0" w:type="dxa"/>
-            <w:right w:w="0" w:type="dxa"/>
-          </w:tblCellMar>
-        </w:tblPrEx>
-        <w:trPr>
-          <w:trHeight w:val="457" w:hRule="exact"/>
-          <w:jc w:val="right"/>
-        </w:trPr>
-        <w:tc>
-          <w:tcPr>
-            <w:tcW w:w="1272" w:type="dxa"/>
-            <w:vAlign w:val="center"/>
-          </w:tcPr>
-          <w:p>
-            <w:pPr>
-              <w:pStyle w:val="20"/>
-              <w:spacing w:line="341" w:lineRule="exact"/>
-              <w:ind w:left="13" w:right="165"/>
-              <w:jc w:val="both"/>
-              <w:rPr>
-                <w:rFonts w:ascii="Times New Roman" w:hAnsi="Times New Roman" w:cs="Times New Roman"/>
-                <w:b/>
-                <w:sz w:val="24"/>
-                <w:szCs w:val="24"/>
-              </w:rPr>
-            </w:pPr>
-            <w:r>
-              <w:rPr>
-                <w:rFonts w:ascii="Times New Roman" w:hAnsi="Times New Roman" w:cs="Times New Roman"/>
-                <w:b/>
-                <w:sz w:val="24"/>
-                <w:szCs w:val="24"/>
-              </w:rPr>
-              <w:t>日</w:t>
-            </w:r>
-            <w:r>
-              <w:rPr>
-                <w:rFonts w:ascii="Times New Roman" w:hAnsi="Times New Roman" w:cs="Times New Roman"/>
-                <w:b/>
-                <w:sz w:val="24"/>
-                <w:szCs w:val="24"/>
-                <w:lang w:eastAsia="zh-CN"/>
-              </w:rPr>
-              <w:t xml:space="preserve">  </w:t>
-            </w:r>
-            <w:r>
-              <w:rPr>
-                <w:rFonts w:ascii="Times New Roman" w:hAnsi="Times New Roman" w:cs="Times New Roman"/>
-                <w:b/>
-                <w:sz w:val="24"/>
-                <w:szCs w:val="24"/>
-              </w:rPr>
-              <w:t>期：</w:t>
-            </w:r>
-          </w:p>
-        </w:tc>
-        <w:tc>
-          <w:tcPr>
-            <w:tcW w:w="2306" w:type="dxa"/>
-            <w:vAlign w:val="center"/>
-          </w:tcPr>
-          <w:p>
-            <w:pPr>
-              <w:pStyle w:val="20"/>
-              <w:spacing w:line="363" w:lineRule="exact"/>
-              <w:jc w:val="both"/>
-              <w:rPr>
-                <w:rFonts w:ascii="Times New Roman" w:hAnsi="Times New Roman" w:cs="Times New Roman"/>
-                <w:sz w:val="24"/>
-                <w:szCs w:val="24"/>
-              </w:rPr>
-            </w:pPr>
-            <w:r>
-              <w:rPr>
-                <w:rFonts w:ascii="Times New Roman" w:hAnsi="Times New Roman" w:cs="Times New Roman"/>
-                <w:kern w:val="2"/>
-                <w:sz w:val="24"/>
-                <w:szCs w:val="24"/>
-                <w:lang w:eastAsia="zh-CN"/>
-              </w:rPr>
-              <w:t>{{ reportdate }}</w:t>
-            </w:r>
-          </w:p>
-        </w:tc>
-        <w:tc>
-          <w:tcPr>
-            <w:tcW w:w="1373" w:type="dxa"/>
-            <w:vAlign w:val="center"/>
-          </w:tcPr>
-          <w:p>
-            <w:pPr>
-              <w:pStyle w:val="20"/>
-              <w:spacing w:line="341" w:lineRule="exact"/>
-              <w:jc w:val="both"/>
-              <w:rPr>
-                <w:rFonts w:ascii="Times New Roman" w:hAnsi="Times New Roman" w:cs="Times New Roman"/>
-                <w:b/>
-                <w:sz w:val="24"/>
-                <w:szCs w:val="24"/>
-              </w:rPr>
-            </w:pPr>
-          </w:p>
-        </w:tc>
-        <w:tc>
-          <w:tcPr>
-            <w:tcW w:w="1640" w:type="dxa"/>
-            <w:vAlign w:val="center"/>
-          </w:tcPr>
-          <w:p>
-            <w:pPr>
-              <w:pStyle w:val="20"/>
-              <w:spacing w:line="363" w:lineRule="exact"/>
-              <w:ind w:right="15"/>
-              <w:jc w:val="both"/>
-              <w:rPr>
-                <w:rFonts w:ascii="Times New Roman" w:hAnsi="Times New Roman" w:cs="Times New Roman"/>
-                <w:sz w:val="24"/>
-                <w:szCs w:val="24"/>
-              </w:rPr>
-            </w:pPr>
-          </w:p>
-        </w:tc>
-        <w:tc>
-          <w:tcPr>
-            <w:tcW w:w="2475" w:type="dxa"/>
-            <w:vAlign w:val="center"/>
-          </w:tcPr>
-          <w:p>
-            <w:pPr>
-              <w:pStyle w:val="20"/>
-              <w:spacing w:line="363" w:lineRule="exact"/>
-              <w:ind w:right="15"/>
-              <w:jc w:val="both"/>
-              <w:rPr>
-                <w:rFonts w:ascii="Times New Roman" w:hAnsi="Times New Roman" w:cs="Times New Roman"/>
-                <w:kern w:val="2"/>
-                <w:sz w:val="24"/>
-                <w:szCs w:val="24"/>
-                <w:lang w:eastAsia="zh-CN"/>
-              </w:rPr>
-            </w:pPr>
-          </w:p>
-        </w:tc>
-      </w:tr>
-    </w:tbl>
-    <w:p>
-      <w:pPr>
-        <w:rPr>
-          <w:rFonts w:ascii="Times New Roman" w:hAnsi="Times New Roman" w:eastAsia="微软雅黑" w:cs="Times New Roman"/>
-          <w:sz w:val="24"/>
-          <w:szCs w:val="24"/>
-          <w:lang w:eastAsia="zh-CN"/>
-        </w:rPr>
-      </w:pPr>
-      <w:r>
-        <w:rPr>
-          <w:rFonts w:hint="eastAsia" w:ascii="Times New Roman" w:hAnsi="Times New Roman" w:eastAsia="微软雅黑" w:cs="Times New Roman"/>
-          <w:sz w:val="24"/>
-          <w:szCs w:val="24"/>
-          <w:lang w:eastAsia="zh-CN"/>
-        </w:rPr>
-        <w:t xml:space="preserve">{% endif %}{% if testedby == </w:t>
-      </w:r>
-      <w:r>
-        <w:rPr>
-          <w:rFonts w:ascii="Times New Roman" w:hAnsi="Times New Roman" w:eastAsia="微软雅黑" w:cs="Times New Roman"/>
-          <w:sz w:val="24"/>
-          <w:szCs w:val="24"/>
-          <w:lang w:eastAsia="zh-CN"/>
-        </w:rPr>
-        <w:t>“</w:t>
-      </w:r>
-      <w:r>
-        <w:rPr>
-          <w:rFonts w:hint="eastAsia" w:ascii="Times New Roman" w:hAnsi="Times New Roman" w:eastAsia="微软雅黑" w:cs="Times New Roman"/>
-          <w:sz w:val="24"/>
-          <w:szCs w:val="24"/>
-          <w:lang w:eastAsia="zh-CN"/>
-        </w:rPr>
-        <w:t>6</w:t>
-      </w:r>
-      <w:r>
-        <w:rPr>
-          <w:rFonts w:ascii="Times New Roman" w:hAnsi="Times New Roman" w:eastAsia="微软雅黑" w:cs="Times New Roman"/>
-          <w:sz w:val="24"/>
-          <w:szCs w:val="24"/>
-          <w:lang w:eastAsia="zh-CN"/>
-        </w:rPr>
-        <w:t>”</w:t>
-      </w:r>
-      <w:r>
-        <w:rPr>
-          <w:rFonts w:hint="eastAsia" w:ascii="Times New Roman" w:hAnsi="Times New Roman" w:eastAsia="微软雅黑" w:cs="Times New Roman"/>
-          <w:sz w:val="24"/>
-          <w:szCs w:val="24"/>
-          <w:lang w:eastAsia="zh-CN"/>
-        </w:rPr>
-        <w:t xml:space="preserve"> %}</w:t>
-      </w:r>
-    </w:p>
-    <w:p>
-      <w:pPr>
-        <w:rPr>
-          <w:rFonts w:ascii="Times New Roman" w:hAnsi="Times New Roman" w:eastAsia="微软雅黑" w:cs="Times New Roman"/>
-          <w:sz w:val="24"/>
-          <w:szCs w:val="24"/>
-          <w:lang w:eastAsia="zh-CN"/>
-        </w:rPr>
-      </w:pPr>
-    </w:p>
-    <w:p>
-      <w:pPr>
-        <w:rPr>
-          <w:rFonts w:ascii="Times New Roman" w:hAnsi="Times New Roman" w:eastAsia="微软雅黑" w:cs="Times New Roman"/>
-          <w:sz w:val="24"/>
-          <w:szCs w:val="24"/>
-          <w:lang w:eastAsia="zh-CN"/>
-        </w:rPr>
-      </w:pPr>
-    </w:p>
-    <w:tbl>
-      <w:tblPr>
-        <w:tblStyle w:val="35"/>
-        <w:tblW w:w="9066" w:type="dxa"/>
-        <w:jc w:val="right"/>
-        <w:tblLayout w:type="fixed"/>
-        <w:tblCellMar>
-          <w:top w:w="0" w:type="dxa"/>
-          <w:left w:w="0" w:type="dxa"/>
-          <w:bottom w:w="0" w:type="dxa"/>
-          <w:right w:w="0" w:type="dxa"/>
-        </w:tblCellMar>
-      </w:tblPr>
-      <w:tblGrid>
-        <w:gridCol w:w="1272"/>
-        <w:gridCol w:w="2306"/>
-        <w:gridCol w:w="1373"/>
-        <w:gridCol w:w="1640"/>
-        <w:gridCol w:w="2475"/>
-      </w:tblGrid>
-      <w:tr>
-        <w:tblPrEx>
-          <w:tblCellMar>
-            <w:top w:w="0" w:type="dxa"/>
-            <w:left w:w="0" w:type="dxa"/>
-            <w:bottom w:w="0" w:type="dxa"/>
-            <w:right w:w="0" w:type="dxa"/>
-          </w:tblCellMar>
-        </w:tblPrEx>
-        <w:trPr>
-          <w:trHeight w:val="441" w:hRule="exact"/>
-          <w:jc w:val="right"/>
-        </w:trPr>
-        <w:tc>
-          <w:tcPr>
-            <w:tcW w:w="1272" w:type="dxa"/>
-            <w:vAlign w:val="center"/>
-          </w:tcPr>
-          <w:p>
-            <w:pPr>
-              <w:pStyle w:val="20"/>
-              <w:spacing w:before="13"/>
-              <w:ind w:left="13" w:right="95"/>
-              <w:jc w:val="both"/>
-              <w:rPr>
-                <w:rFonts w:ascii="Times New Roman" w:hAnsi="Times New Roman" w:cs="Times New Roman"/>
-                <w:b/>
-                <w:sz w:val="24"/>
-                <w:szCs w:val="24"/>
-              </w:rPr>
-            </w:pPr>
-            <w:r>
-              <w:rPr>
-                <w:rFonts w:ascii="Times New Roman" w:hAnsi="Times New Roman" w:cs="Times New Roman"/>
-                <w:b/>
-                <w:sz w:val="24"/>
-                <w:szCs w:val="24"/>
-              </w:rPr>
-              <w:t>检测人：</w:t>
-            </w:r>
-          </w:p>
-        </w:tc>
-        <w:tc>
-          <w:tcPr>
-            <w:tcW w:w="2306" w:type="dxa"/>
-            <w:vAlign w:val="center"/>
-          </w:tcPr>
-          <w:p>
-            <w:pPr>
-              <w:pStyle w:val="20"/>
-              <w:spacing w:before="13"/>
-              <w:jc w:val="both"/>
-              <w:rPr>
-                <w:rFonts w:ascii="Times New Roman" w:hAnsi="Times New Roman" w:cs="Times New Roman"/>
-                <w:b/>
-                <w:sz w:val="24"/>
-                <w:szCs w:val="24"/>
-              </w:rPr>
-            </w:pPr>
-            <w:r>
-              <w:rPr>
-                <w:sz w:val="24"/>
-              </w:rPr>
-              <mc:AlternateContent>
-                <mc:Choice Requires="wpg">
-                  <w:drawing>
-                    <wp:anchor distT="0" distB="0" distL="114300" distR="114300" simplePos="0" relativeHeight="251662336" behindDoc="0" locked="0" layoutInCell="1" allowOverlap="1">
-                      <wp:simplePos x="0" y="0"/>
-                      <wp:positionH relativeFrom="column">
-                        <wp:posOffset>-563245</wp:posOffset>
-                      </wp:positionH>
-                      <wp:positionV relativeFrom="paragraph">
-                        <wp:posOffset>-597535</wp:posOffset>
-                      </wp:positionV>
-                      <wp:extent cx="1443355" cy="1443355"/>
-                      <wp:effectExtent l="0" t="0" r="4445" b="4445"/>
-                      <wp:wrapNone/>
-                      <wp:docPr id="15" name="组合 15"/>
-                      <wp:cNvGraphicFramePr/>
-                      <a:graphic xmlns:a="http://schemas.openxmlformats.org/drawingml/2006/main">
-                        <a:graphicData uri="http://schemas.microsoft.com/office/word/2010/wordprocessingGroup">
-                          <wpg:wgp>
-                            <wpg:cNvGrpSpPr/>
-                            <wpg:grpSpPr>
-                              <a:xfrm>
-                                <a:off x="0" y="0"/>
-                                <a:ext cx="1443355" cy="1443355"/>
-                                <a:chOff x="3447" y="97780"/>
-                                <a:chExt cx="2273" cy="2273"/>
-                              </a:xfrm>
-                            </wpg:grpSpPr>
-                            <pic:pic xmlns:pic="http://schemas.openxmlformats.org/drawingml/2006/picture">
-                              <pic:nvPicPr>
-                                <pic:cNvPr id="50" name="图片 1" descr="IMG_256"/>
-                                <pic:cNvPicPr>
-                                  <a:picLocks noChangeAspect="1"/>
-                                </pic:cNvPicPr>
-                              </pic:nvPicPr>
-                              <pic:blipFill>
-                                <a:blip r:embed="rId14">
-                                  <a:clrChange>
-                                    <a:clrFrom>
-                                      <a:srgbClr val="AAA9A5">
-                                        <a:alpha val="100000"/>
-                                      </a:srgbClr>
-                                    </a:clrFrom>
-                                    <a:clrTo>
-                                      <a:srgbClr val="AAA9A5">
-                                        <a:alpha val="100000"/>
-                                        <a:alpha val="0"/>
-                                      </a:srgbClr>
-                                    </a:clrTo>
-                                  </a:clrChange>
-                                </a:blip>
-                                <a:srcRect l="27431" t="30452" r="31962" b="18126"/>
-                                <a:stretch>
-                                  <a:fillRect/>
-                                </a:stretch>
-                              </pic:blipFill>
-                              <pic:spPr>
-                                <a:xfrm>
-                                  <a:off x="4190" y="98395"/>
-                                  <a:ext cx="781" cy="989"/>
-                                </a:xfrm>
-                                <a:prstGeom prst="rect">
-                                  <a:avLst/>
-                                </a:prstGeom>
-                                <a:noFill/>
-                                <a:ln w="9525">
-                                  <a:noFill/>
-                                </a:ln>
-                              </pic:spPr>
-                            </pic:pic>
-                            <pic:pic xmlns:pic="http://schemas.openxmlformats.org/drawingml/2006/picture">
-                              <pic:nvPicPr>
-                                <pic:cNvPr id="11" name="图片 25"/>
-                                <pic:cNvPicPr>
-                                  <a:picLocks noChangeAspect="1" noChangeArrowheads="1"/>
-                                </pic:cNvPicPr>
-                              </pic:nvPicPr>
-                              <pic:blipFill>
-                                <a:blip r:embed="rId10">
-                                  <a:extLst>
-                                    <a:ext uri="{28A0092B-C50C-407E-A947-70E740481C1C}">
-                                      <a14:useLocalDpi xmlns:a14="http://schemas.microsoft.com/office/drawing/2010/main" val="0"/>
-                                    </a:ext>
-                                  </a:extLst>
-                                </a:blip>
-                                <a:srcRect/>
-                                <a:stretch>
-                                  <a:fillRect/>
-                                </a:stretch>
-                              </pic:blipFill>
-                              <pic:spPr>
-                                <a:xfrm>
-                                  <a:off x="3447" y="97780"/>
-                                  <a:ext cx="2273" cy="2273"/>
-                                </a:xfrm>
-                                <a:prstGeom prst="rect">
-                                  <a:avLst/>
-                                </a:prstGeom>
-                                <a:noFill/>
-                                <a:ln>
-                                  <a:noFill/>
-                                </a:ln>
-                              </pic:spPr>
-                            </pic:pic>
-                          </wpg:wgp>
-                        </a:graphicData>
-                      </a:graphic>
-                    </wp:anchor>
-                  </w:drawing>
-                </mc:Choice>
-                <mc:Fallback>
-                  <w:pict>
-                    <v:group id="_x0000_s1026" o:spid="_x0000_s1026" o:spt="203" style="position:absolute;left:0pt;margin-left:-44.35pt;margin-top:-47.05pt;height:113.65pt;width:113.65pt;z-index:251662336;mso-width-relative:page;mso-height-relative:page;" coordorigin="3447,97780" coordsize="2273,2273" o:gfxdata="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">
-                      <o:lock v:ext="edit" aspectratio="f"/>
-                      <v:shape id="图片 1" o:spid="_x0000_s1026" o:spt="75" alt="IMG_256" type="#_x0000_t75" style="position:absolute;left:4190;top:98395;height:989;width:781;" filled="f" o:preferrelative="t" stroked="f" coordsize="21600,21600" o:gfxdata="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">
-                        <v:fill on="f" focussize="0,0"/>
-                        <v:stroke on="f"/>
-                        <v:imagedata r:id="rId14" cropleft="17977f" croptop="19957f" cropright="20947f" cropbottom="11879f" chromakey="#AAA9A5" o:title=""/>
-                        <o:lock v:ext="edit" aspectratio="t"/>
-                      </v:shape>
-                      <v:shape id="图片 25" o:spid="_x0000_s1026" o:spt="75" type="#_x0000_t75" style="position:absolute;left:3447;top:97780;height:2273;width:2273;" filled="f" o:preferrelative="t" stroked="f" coordsize="21600,21600" o:gfxdata="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">
-                        <v:fill on="f" focussize="0,0"/>
-                        <v:stroke on="f"/>
-                        <v:imagedata r:id="rId10" o:title=""/>
-                        <o:lock v:ext="edit" aspectratio="t"/>
-                      </v:shape>
-                    </v:group>
-                  </w:pict>
-                </mc:Fallback>
-              </mc:AlternateContent>
-            </w:r>
           </w:p>
         </w:tc>
         <w:tc>
@@ -9897,10 +9870,10 @@
           <w:lang w:eastAsia="zh-CN"/>
         </w:rPr>
       </w:pPr>
-      <w:bookmarkStart w:id="47" w:name="_Toc26774"/>
+      <w:bookmarkStart w:id="47" w:name="_Toc149826007"/>
       <w:bookmarkStart w:id="48" w:name="_Toc149832732"/>
-      <w:bookmarkStart w:id="49" w:name="_Toc149826007"/>
-      <w:bookmarkStart w:id="50" w:name="_Toc11621"/>
+      <w:bookmarkStart w:id="49" w:name="_Toc11621"/>
+      <w:bookmarkStart w:id="50" w:name="_Toc26774"/>
       <w:r>
         <w:rPr>
           <w:rFonts w:hint="eastAsia"/>
@@ -15232,13 +15205,13 @@
           <w:lang w:eastAsia="zh-CN"/>
         </w:rPr>
       </w:pPr>
-      <w:bookmarkStart w:id="55" w:name="_Toc7551_WPSOffice_Level2"/>
-      <w:bookmarkStart w:id="56" w:name="_Toc32022"/>
-      <w:bookmarkStart w:id="57" w:name="_Toc25737"/>
-      <w:bookmarkStart w:id="58" w:name="_Toc6221_WPSOffice_Level2"/>
-      <w:bookmarkStart w:id="59" w:name="_Toc4339"/>
-      <w:bookmarkStart w:id="60" w:name="_Toc17526"/>
-      <w:bookmarkStart w:id="61" w:name="_Toc10835"/>
+      <w:bookmarkStart w:id="55" w:name="_Toc32022"/>
+      <w:bookmarkStart w:id="56" w:name="_Toc25737"/>
+      <w:bookmarkStart w:id="57" w:name="_Toc4339"/>
+      <w:bookmarkStart w:id="58" w:name="_Toc7551_WPSOffice_Level2"/>
+      <w:bookmarkStart w:id="59" w:name="_Toc17526"/>
+      <w:bookmarkStart w:id="60" w:name="_Toc10835"/>
+      <w:bookmarkStart w:id="61" w:name="_Toc6221_WPSOffice_Level2"/>
       <w:r>
         <w:rPr>
           <w:rFonts w:hint="eastAsia"/>
@@ -15267,14 +15240,14 @@
           <w:lang w:eastAsia="zh-CN"/>
         </w:rPr>
       </w:pPr>
-      <w:bookmarkStart w:id="62" w:name="_Toc32443_WPSOffice_Level1"/>
-      <w:bookmarkStart w:id="63" w:name="_Toc5598"/>
-      <w:bookmarkStart w:id="64" w:name="_Toc28194"/>
-      <w:bookmarkStart w:id="65" w:name="_Toc32661"/>
-      <w:bookmarkStart w:id="66" w:name="_Toc4331_WPSOffice_Level1"/>
-      <w:bookmarkStart w:id="67" w:name="_Toc23846_WPSOffice_Level1"/>
-      <w:bookmarkStart w:id="68" w:name="_Toc25727"/>
-      <w:bookmarkStart w:id="69" w:name="_Toc23903"/>
+      <w:bookmarkStart w:id="62" w:name="_Toc32661"/>
+      <w:bookmarkStart w:id="63" w:name="_Toc4331_WPSOffice_Level1"/>
+      <w:bookmarkStart w:id="64" w:name="_Toc23846_WPSOffice_Level1"/>
+      <w:bookmarkStart w:id="65" w:name="_Toc25727"/>
+      <w:bookmarkStart w:id="66" w:name="_Toc23903"/>
+      <w:bookmarkStart w:id="67" w:name="_Toc5598"/>
+      <w:bookmarkStart w:id="68" w:name="_Toc32443_WPSOffice_Level1"/>
+      <w:bookmarkStart w:id="69" w:name="_Toc28194"/>
       <w:r>
         <w:rPr>
           <w:rFonts w:hint="eastAsia" w:ascii="Times New Roman" w:hAnsi="Times New Roman" w:eastAsia="微软雅黑" w:cs="Times New Roman"/>
@@ -15936,12 +15909,6 @@
             <w:insideH w:val="dotted" w:color="033F86" w:sz="4" w:space="0"/>
             <w:insideV w:val="dotted" w:color="033F86" w:sz="4" w:space="0"/>
           </w:tblBorders>
-          <w:tblCellMar>
-            <w:top w:w="0" w:type="dxa"/>
-            <w:left w:w="108" w:type="dxa"/>
-            <w:bottom w:w="0" w:type="dxa"/>
-            <w:right w:w="108" w:type="dxa"/>
-          </w:tblCellMar>
         </w:tblPrEx>
         <w:trPr>
           <w:jc w:val="center"/>
@@ -19757,12 +19724,12 @@
         </w:rPr>
       </w:pPr>
       <w:bookmarkStart w:id="74" w:name="_Toc26649"/>
-      <w:bookmarkStart w:id="75" w:name="_Toc21764_WPSOffice_Level2"/>
-      <w:bookmarkStart w:id="76" w:name="_Toc3782"/>
-      <w:bookmarkStart w:id="77" w:name="_Toc15530"/>
-      <w:bookmarkStart w:id="78" w:name="_Toc1707_WPSOffice_Level2"/>
-      <w:bookmarkStart w:id="79" w:name="_Toc6988"/>
-      <w:bookmarkStart w:id="80" w:name="_Toc16347"/>
+      <w:bookmarkStart w:id="75" w:name="_Toc16347"/>
+      <w:bookmarkStart w:id="76" w:name="_Toc6988"/>
+      <w:bookmarkStart w:id="77" w:name="_Toc1707_WPSOffice_Level2"/>
+      <w:bookmarkStart w:id="78" w:name="_Toc3782"/>
+      <w:bookmarkStart w:id="79" w:name="_Toc21764_WPSOffice_Level2"/>
+      <w:bookmarkStart w:id="80" w:name="_Toc15530"/>
       <w:r>
         <w:rPr>
           <w:rFonts w:hint="eastAsia" w:ascii="Times New Roman" w:hAnsi="Times New Roman" w:eastAsia="微软雅黑" w:cs="Times New Roman"/>
@@ -19794,8 +19761,8 @@
       <w:bookmarkStart w:id="81" w:name="_Toc149832736"/>
       <w:bookmarkStart w:id="82" w:name="_Toc18793"/>
       <w:bookmarkStart w:id="83" w:name="_Toc15817"/>
-      <w:bookmarkStart w:id="84" w:name="_Toc180"/>
-      <w:bookmarkStart w:id="85" w:name="_Toc149826012"/>
+      <w:bookmarkStart w:id="84" w:name="_Toc149826012"/>
+      <w:bookmarkStart w:id="85" w:name="_Toc180"/>
       <w:r>
         <w:rPr>
           <w:color w:val="62B541"/>
@@ -28803,13 +28770,13 @@
       <w:bookmarkEnd w:id="79"/>
       <w:bookmarkEnd w:id="80"/>
       <w:bookmarkStart w:id="91" w:name="_Toc12505"/>
-      <w:bookmarkStart w:id="92" w:name="_Toc1707_WPSOffice_Level1"/>
-      <w:bookmarkStart w:id="93" w:name="_Toc28240"/>
-      <w:bookmarkStart w:id="94" w:name="_Toc21764_WPSOffice_Level1"/>
-      <w:bookmarkStart w:id="95" w:name="_Toc27302"/>
-      <w:bookmarkStart w:id="96" w:name="_Toc2409"/>
-      <w:bookmarkStart w:id="97" w:name="_Toc13196_WPSOffice_Level1"/>
-      <w:bookmarkStart w:id="98" w:name="_Toc16594"/>
+      <w:bookmarkStart w:id="92" w:name="_Toc2409"/>
+      <w:bookmarkStart w:id="93" w:name="_Toc1707_WPSOffice_Level1"/>
+      <w:bookmarkStart w:id="94" w:name="_Toc16594"/>
+      <w:bookmarkStart w:id="95" w:name="_Toc13196_WPSOffice_Level1"/>
+      <w:bookmarkStart w:id="96" w:name="_Toc27302"/>
+      <w:bookmarkStart w:id="97" w:name="_Toc28240"/>
+      <w:bookmarkStart w:id="98" w:name="_Toc21764_WPSOffice_Level1"/>
       <w:r>
         <w:rPr>
           <w:rFonts w:hint="eastAsia" w:ascii="Times New Roman" w:hAnsi="Times New Roman" w:eastAsia="微软雅黑" w:cs="Times New Roman"/>
@@ -28835,11 +28802,11 @@
           <w:lang w:eastAsia="zh-CN"/>
         </w:rPr>
       </w:pPr>
-      <w:bookmarkStart w:id="99" w:name="_Toc149832738"/>
-      <w:bookmarkStart w:id="100" w:name="_Toc31324"/>
-      <w:bookmarkStart w:id="101" w:name="_Toc21673"/>
-      <w:bookmarkStart w:id="102" w:name="_Toc26962"/>
-      <w:bookmarkStart w:id="103" w:name="_Toc27506"/>
+      <w:bookmarkStart w:id="99" w:name="_Toc21673"/>
+      <w:bookmarkStart w:id="100" w:name="_Toc26962"/>
+      <w:bookmarkStart w:id="101" w:name="_Toc149832738"/>
+      <w:bookmarkStart w:id="102" w:name="_Toc27506"/>
+      <w:bookmarkStart w:id="103" w:name="_Toc31324"/>
       <w:bookmarkStart w:id="104" w:name="_Toc26395"/>
       <w:r>
         <w:rPr>
@@ -29917,8 +29884,8 @@
           <w:lang w:eastAsia="zh-CN"/>
         </w:rPr>
       </w:pPr>
-      <w:bookmarkStart w:id="106" w:name="_Toc8815"/>
-      <w:bookmarkStart w:id="107" w:name="_Toc149832739"/>
+      <w:bookmarkStart w:id="106" w:name="_Toc149832739"/>
+      <w:bookmarkStart w:id="107" w:name="_Toc8815"/>
       <w:bookmarkStart w:id="108" w:name="_Toc27658"/>
       <w:bookmarkStart w:id="109" w:name="_Toc149826016"/>
       <w:r>
@@ -32048,12 +32015,12 @@
           <w:lang w:eastAsia="zh-CN"/>
         </w:rPr>
       </w:pPr>
-      <w:bookmarkStart w:id="113" w:name="_Toc22556"/>
-      <w:bookmarkStart w:id="114" w:name="_Toc149832741"/>
-      <w:bookmarkStart w:id="115" w:name="_Toc23083"/>
-      <w:bookmarkStart w:id="116" w:name="_Toc10537"/>
-      <w:bookmarkStart w:id="117" w:name="_Toc9066"/>
-      <w:bookmarkStart w:id="118" w:name="_Toc3674"/>
+      <w:bookmarkStart w:id="113" w:name="_Toc23083"/>
+      <w:bookmarkStart w:id="114" w:name="_Toc22556"/>
+      <w:bookmarkStart w:id="115" w:name="_Toc3674"/>
+      <w:bookmarkStart w:id="116" w:name="_Toc149832741"/>
+      <w:bookmarkStart w:id="117" w:name="_Toc10537"/>
+      <w:bookmarkStart w:id="118" w:name="_Toc9066"/>
       <w:r>
         <w:rPr>
           <w:rFonts w:hint="eastAsia"/>
@@ -34605,17 +34572,17 @@
           <w:lang w:eastAsia="zh-CN"/>
         </w:rPr>
       </w:pPr>
-      <w:bookmarkStart w:id="119" w:name="_Toc149832743"/>
-      <w:bookmarkStart w:id="120" w:name="_Toc11406"/>
-      <w:bookmarkStart w:id="121" w:name="_Toc30999"/>
-      <w:bookmarkStart w:id="122" w:name="_Toc30346"/>
-      <w:bookmarkStart w:id="123" w:name="_Toc32358"/>
-      <w:bookmarkStart w:id="124" w:name="_Toc20170_WPSOffice_Level1"/>
-      <w:bookmarkStart w:id="125" w:name="_Toc27693"/>
-      <w:bookmarkStart w:id="126" w:name="_Toc28454_WPSOffice_Level1"/>
+      <w:bookmarkStart w:id="119" w:name="_Toc30346"/>
+      <w:bookmarkStart w:id="120" w:name="_Toc30999"/>
+      <w:bookmarkStart w:id="121" w:name="_Toc32358"/>
+      <w:bookmarkStart w:id="122" w:name="_Toc11406"/>
+      <w:bookmarkStart w:id="123" w:name="_Toc149832743"/>
+      <w:bookmarkStart w:id="124" w:name="_Toc26985_WPSOffice_Level1"/>
+      <w:bookmarkStart w:id="125" w:name="_Toc31185"/>
+      <w:bookmarkStart w:id="126" w:name="_Toc20170_WPSOffice_Level1"/>
       <w:bookmarkStart w:id="127" w:name="_Toc20924"/>
-      <w:bookmarkStart w:id="128" w:name="_Toc31185"/>
-      <w:bookmarkStart w:id="129" w:name="_Toc26985_WPSOffice_Level1"/>
+      <w:bookmarkStart w:id="128" w:name="_Toc27693"/>
+      <w:bookmarkStart w:id="129" w:name="_Toc28454_WPSOffice_Level1"/>
       <w:r>
         <w:rPr>
           <w:rFonts w:hint="eastAsia"/>
@@ -35598,8 +35565,8 @@
         </w:rPr>
       </w:pPr>
       <w:bookmarkStart w:id="131" w:name="_Toc14077"/>
-      <w:bookmarkStart w:id="132" w:name="_Toc15114"/>
-      <w:bookmarkStart w:id="133" w:name="_Toc3409"/>
+      <w:bookmarkStart w:id="132" w:name="_Toc3409"/>
+      <w:bookmarkStart w:id="133" w:name="_Toc15114"/>
       <w:r>
         <w:rPr>
           <w:rFonts w:hint="eastAsia"/>
@@ -35818,16 +35785,16 @@
           <w:sz w:val="30"/>
         </w:rPr>
       </w:pPr>
-      <w:bookmarkStart w:id="134" w:name="_Toc11901"/>
-      <w:bookmarkStart w:id="135" w:name="_Toc4503"/>
-      <w:bookmarkStart w:id="136" w:name="_Toc31956"/>
-      <w:bookmarkStart w:id="137" w:name="_Toc27809"/>
-      <w:bookmarkStart w:id="138" w:name="_Toc13275"/>
-      <w:bookmarkStart w:id="139" w:name="_Toc19584_WPSOffice_Level1"/>
+      <w:bookmarkStart w:id="134" w:name="_Toc31956"/>
+      <w:bookmarkStart w:id="135" w:name="_Toc27809"/>
+      <w:bookmarkStart w:id="136" w:name="_Toc4503"/>
+      <w:bookmarkStart w:id="137" w:name="_Toc11901"/>
+      <w:bookmarkStart w:id="138" w:name="_Toc19584_WPSOffice_Level1"/>
+      <w:bookmarkStart w:id="139" w:name="_Toc22162_WPSOffice_Level1"/>
       <w:bookmarkStart w:id="140" w:name="_Toc14611_WPSOffice_Level1"/>
-      <w:bookmarkStart w:id="141" w:name="_Toc22162_WPSOffice_Level1"/>
-      <w:bookmarkStart w:id="142" w:name="_Toc22623"/>
-      <w:bookmarkStart w:id="143" w:name="_Toc17792_WPSOffice_Level2"/>
+      <w:bookmarkStart w:id="141" w:name="_Toc13275"/>
+      <w:bookmarkStart w:id="142" w:name="_Toc17792_WPSOffice_Level2"/>
+      <w:bookmarkStart w:id="143" w:name="_Toc22623"/>
       <w:r>
         <w:rPr>
           <w:color w:val="auto"/>
@@ -38725,8 +38692,6 @@
           <w:docGrid w:linePitch="312" w:charSpace="0"/>
         </w:sectPr>
       </w:pPr>
-      <w:bookmarkStart w:id="144" w:name="_GoBack"/>
-      <w:bookmarkEnd w:id="144"/>
     </w:p>
     <w:p>
       <w:pPr>
@@ -39025,7 +38990,7 @@
         </mc:Choice>
         <mc:Fallback>
           <w:pict>
-            <v:shape id="_x0000_s1026" o:spid="_x0000_s1026" o:spt="202" type="#_x0000_t202" style="position:absolute;left:0pt;margin-left:81.2pt;margin-top:11.9pt;height:24.15pt;width:330.85pt;mso-position-horizontal-relative:margin;z-index:251659264;mso-width-relative:page;mso-height-relative:page;" filled="f" stroked="f" coordsize="21600,21600" o:gfxdata="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">
+            <v:shape id="_x0000_s1026" o:spid="_x0000_s1026" o:spt="202" type="#_x0000_t202" style="position:absolute;left:0pt;margin-left:81.2pt;margin-top:11.9pt;height:24.15pt;width:330.85pt;mso-position-horizontal-relative:margin;z-index:251659264;mso-width-relative:page;mso-height-relative:page;" filled="f" stroked="f" coordsize="21600,21600" o:gfxdata="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">
               <v:fill on="f" focussize="0,0"/>
               <v:stroke on="f" weight="0.5pt"/>
               <v:imagedata o:title=""/>
@@ -39355,7 +39320,7 @@
         <w:lang w:eastAsia="zh-CN"/>
       </w:rPr>
       <w:drawing>
-        <wp:anchor distT="0" distB="0" distL="0" distR="0" simplePos="0" relativeHeight="251664384" behindDoc="0" locked="0" layoutInCell="1" allowOverlap="1">
+        <wp:anchor distT="0" distB="0" distL="0" distR="0" simplePos="0" relativeHeight="251663360" behindDoc="0" locked="0" layoutInCell="1" allowOverlap="1">
           <wp:simplePos x="0" y="0"/>
           <wp:positionH relativeFrom="column">
             <wp:posOffset>4591050</wp:posOffset>
@@ -39501,7 +39466,7 @@
         <w:lang w:eastAsia="zh-CN"/>
       </w:rPr>
       <w:drawing>
-        <wp:anchor distT="0" distB="0" distL="0" distR="0" simplePos="0" relativeHeight="251665408" behindDoc="0" locked="0" layoutInCell="1" allowOverlap="1">
+        <wp:anchor distT="0" distB="0" distL="0" distR="0" simplePos="0" relativeHeight="251664384" behindDoc="0" locked="0" layoutInCell="1" allowOverlap="1">
           <wp:simplePos x="0" y="0"/>
           <wp:positionH relativeFrom="column">
             <wp:posOffset>4582160</wp:posOffset>
@@ -42093,7 +42058,6 @@
     <customSectPr/>
     <customSectPr/>
     <customSectPr/>
-    <customSectPr/>
   </customSectProps>
   <customShpExts>
     <customShpInfo spid="_x0000_s1026" textRotate="1"/>

--- a/WebContent/docx/泛癌种86基因报告-单样本-苏州市立医院.docx
+++ b/WebContent/docx/泛癌种86基因报告-单样本-苏州市立医院.docx
@@ -2733,14 +2733,14 @@
           <w:docGrid w:linePitch="299" w:charSpace="0"/>
         </w:sectPr>
       </w:pPr>
-      <w:bookmarkStart w:id="0" w:name="_Toc21009_WPSOffice_Level1"/>
-      <w:bookmarkStart w:id="1" w:name="_Toc13806"/>
-      <w:bookmarkStart w:id="2" w:name="_Toc24178_WPSOffice_Level1"/>
-      <w:bookmarkStart w:id="3" w:name="_Toc21669"/>
-      <w:bookmarkStart w:id="4" w:name="_Toc24397"/>
-      <w:bookmarkStart w:id="5" w:name="_Toc27500"/>
-      <w:bookmarkStart w:id="6" w:name="_Toc32054"/>
-      <w:bookmarkStart w:id="7" w:name="_Toc30143_WPSOffice_Level1"/>
+      <w:bookmarkStart w:id="0" w:name="_Toc21669"/>
+      <w:bookmarkStart w:id="1" w:name="_Toc21009_WPSOffice_Level1"/>
+      <w:bookmarkStart w:id="2" w:name="_Toc32054"/>
+      <w:bookmarkStart w:id="3" w:name="_Toc24397"/>
+      <w:bookmarkStart w:id="4" w:name="_Toc13806"/>
+      <w:bookmarkStart w:id="5" w:name="_Toc30143_WPSOffice_Level1"/>
+      <w:bookmarkStart w:id="6" w:name="_Toc27500"/>
+      <w:bookmarkStart w:id="7" w:name="_Toc24178_WPSOffice_Level1"/>
     </w:p>
     <w:p>
       <w:pPr>
@@ -3635,12 +3635,12 @@
         </w:rPr>
       </w:pPr>
       <w:bookmarkStart w:id="9" w:name="_Toc11465"/>
-      <w:bookmarkStart w:id="10" w:name="_Toc10518"/>
-      <w:bookmarkStart w:id="11" w:name="_Toc19594"/>
-      <w:bookmarkStart w:id="12" w:name="_Toc11015_WPSOffice_Level1"/>
-      <w:bookmarkStart w:id="13" w:name="_Toc7021_WPSOffice_Level1"/>
-      <w:bookmarkStart w:id="14" w:name="_Toc18062_WPSOffice_Level1"/>
-      <w:bookmarkStart w:id="15" w:name="_Toc17451"/>
+      <w:bookmarkStart w:id="10" w:name="_Toc7021_WPSOffice_Level1"/>
+      <w:bookmarkStart w:id="11" w:name="_Toc10518"/>
+      <w:bookmarkStart w:id="12" w:name="_Toc19594"/>
+      <w:bookmarkStart w:id="13" w:name="_Toc11015_WPSOffice_Level1"/>
+      <w:bookmarkStart w:id="14" w:name="_Toc17451"/>
+      <w:bookmarkStart w:id="15" w:name="_Toc18062_WPSOffice_Level1"/>
       <w:bookmarkStart w:id="16" w:name="_Toc28631"/>
       <w:bookmarkStart w:id="17" w:name="_Toc3823"/>
       <w:r>
@@ -3902,12 +3902,12 @@
         </w:rPr>
       </w:pPr>
       <w:bookmarkStart w:id="19" w:name="_Toc1410"/>
-      <w:bookmarkStart w:id="20" w:name="_Toc6221_WPSOffice_Level1"/>
-      <w:bookmarkStart w:id="21" w:name="_Toc18058"/>
-      <w:bookmarkStart w:id="22" w:name="_Toc3871"/>
+      <w:bookmarkStart w:id="20" w:name="_Toc18058"/>
+      <w:bookmarkStart w:id="21" w:name="_Toc3871"/>
+      <w:bookmarkStart w:id="22" w:name="_Toc25920"/>
       <w:bookmarkStart w:id="23" w:name="_Toc23369_WPSOffice_Level1"/>
-      <w:bookmarkStart w:id="24" w:name="_Toc4088"/>
-      <w:bookmarkStart w:id="25" w:name="_Toc25920"/>
+      <w:bookmarkStart w:id="24" w:name="_Toc6221_WPSOffice_Level1"/>
+      <w:bookmarkStart w:id="25" w:name="_Toc4088"/>
       <w:r>
         <w:rPr>
           <w:rFonts w:hint="eastAsia" w:ascii="Times New Roman" w:hAnsi="Times New Roman" w:eastAsia="微软雅黑" w:cs="Times New Roman"/>
@@ -5312,29 +5312,30 @@
           <w:ilvl w:val="0"/>
           <w:numId w:val="0"/>
         </w:numPr>
+        <w:ind w:leftChars="0"/>
         <w:rPr>
           <w:rFonts w:hint="eastAsia" w:ascii="Times New Roman" w:hAnsi="Times New Roman" w:eastAsia="微软雅黑" w:cs="Times New Roman"/>
-          <w:sz w:val="18"/>
-          <w:szCs w:val="18"/>
+          <w:sz w:val="24"/>
+          <w:szCs w:val="24"/>
           <w:lang w:eastAsia="zh-CN"/>
         </w:rPr>
       </w:pPr>
-      <w:bookmarkStart w:id="35" w:name="_Toc149832729"/>
-      <w:bookmarkStart w:id="36" w:name="_Toc149826004"/>
+      <w:bookmarkStart w:id="35" w:name="_Toc31425"/>
+      <w:bookmarkStart w:id="36" w:name="_Toc149832729"/>
       <w:bookmarkStart w:id="37" w:name="_Toc17266"/>
-      <w:bookmarkStart w:id="38" w:name="_Toc31425"/>
-      <w:bookmarkStart w:id="39" w:name="_Toc19898_WPSOffice_Level1"/>
-      <w:bookmarkStart w:id="40" w:name="_Toc22132"/>
-      <w:bookmarkStart w:id="41" w:name="_Toc2781"/>
-      <w:bookmarkStart w:id="42" w:name="_Toc20136_WPSOffice_Level1"/>
-      <w:bookmarkStart w:id="43" w:name="_Toc14062"/>
+      <w:bookmarkStart w:id="38" w:name="_Toc149826004"/>
+      <w:bookmarkStart w:id="39" w:name="_Toc22132"/>
+      <w:bookmarkStart w:id="40" w:name="_Toc14062"/>
+      <w:bookmarkStart w:id="41" w:name="_Toc19898_WPSOffice_Level1"/>
+      <w:bookmarkStart w:id="42" w:name="_Toc2781"/>
+      <w:bookmarkStart w:id="43" w:name="_Toc20136_WPSOffice_Level1"/>
       <w:bookmarkStart w:id="44" w:name="_Toc12381"/>
       <w:bookmarkStart w:id="45" w:name="_Toc19184"/>
       <w:r>
         <w:rPr>
           <w:rFonts w:hint="eastAsia" w:ascii="Times New Roman" w:hAnsi="Times New Roman" w:eastAsia="微软雅黑" w:cs="Times New Roman"/>
-          <w:sz w:val="18"/>
-          <w:szCs w:val="18"/>
+          <w:sz w:val="24"/>
+          <w:szCs w:val="24"/>
           <w:lang w:eastAsia="zh-CN"/>
         </w:rPr>
         <w:t xml:space="preserve">{% if testedby == </w:t>
@@ -5342,8 +5343,8 @@
       <w:r>
         <w:rPr>
           <w:rFonts w:ascii="Times New Roman" w:hAnsi="Times New Roman" w:eastAsia="微软雅黑" w:cs="Times New Roman"/>
-          <w:sz w:val="18"/>
-          <w:szCs w:val="18"/>
+          <w:sz w:val="24"/>
+          <w:szCs w:val="24"/>
           <w:lang w:eastAsia="zh-CN"/>
         </w:rPr>
         <w:t>“</w:t>
@@ -5351,8 +5352,8 @@
       <w:r>
         <w:rPr>
           <w:rFonts w:hint="eastAsia" w:ascii="Times New Roman" w:hAnsi="Times New Roman" w:eastAsia="微软雅黑" w:cs="Times New Roman"/>
-          <w:sz w:val="18"/>
-          <w:szCs w:val="18"/>
+          <w:sz w:val="24"/>
+          <w:szCs w:val="24"/>
           <w:lang w:eastAsia="zh-CN"/>
         </w:rPr>
         <w:t>1</w:t>
@@ -5360,8 +5361,8 @@
       <w:r>
         <w:rPr>
           <w:rFonts w:ascii="Times New Roman" w:hAnsi="Times New Roman" w:eastAsia="微软雅黑" w:cs="Times New Roman"/>
-          <w:sz w:val="18"/>
-          <w:szCs w:val="18"/>
+          <w:sz w:val="24"/>
+          <w:szCs w:val="24"/>
           <w:lang w:eastAsia="zh-CN"/>
         </w:rPr>
         <w:t>”</w:t>
@@ -5369,8 +5370,8 @@
       <w:r>
         <w:rPr>
           <w:rFonts w:hint="eastAsia" w:ascii="Times New Roman" w:hAnsi="Times New Roman" w:eastAsia="微软雅黑" w:cs="Times New Roman"/>
-          <w:sz w:val="18"/>
-          <w:szCs w:val="18"/>
+          <w:sz w:val="24"/>
+          <w:szCs w:val="24"/>
           <w:lang w:eastAsia="zh-CN"/>
         </w:rPr>
         <w:t xml:space="preserve"> %}</w:t>
@@ -5471,23 +5472,23 @@
             </w:pPr>
             <w:r>
               <w:rPr>
-                <w:sz w:val="22"/>
+                <w:sz w:val="18"/>
               </w:rPr>
               <mc:AlternateContent>
                 <mc:Choice Requires="wpg">
                   <w:drawing>
-                    <wp:anchor distT="0" distB="0" distL="114300" distR="114300" simplePos="0" relativeHeight="251662336" behindDoc="0" locked="0" layoutInCell="1" allowOverlap="1">
+                    <wp:anchor distT="0" distB="0" distL="114300" distR="114300" simplePos="0" relativeHeight="251663360" behindDoc="0" locked="0" layoutInCell="1" allowOverlap="1">
                       <wp:simplePos x="0" y="0"/>
                       <wp:positionH relativeFrom="column">
-                        <wp:posOffset>-149860</wp:posOffset>
+                        <wp:posOffset>-366395</wp:posOffset>
                       </wp:positionH>
                       <wp:positionV relativeFrom="paragraph">
-                        <wp:posOffset>-505460</wp:posOffset>
+                        <wp:posOffset>-487680</wp:posOffset>
                       </wp:positionV>
-                      <wp:extent cx="1442720" cy="1442720"/>
-                      <wp:effectExtent l="0" t="0" r="5080" b="5080"/>
+                      <wp:extent cx="1442085" cy="1442085"/>
+                      <wp:effectExtent l="0" t="0" r="5715" b="5715"/>
                       <wp:wrapNone/>
-                      <wp:docPr id="6" name="组合 6"/>
+                      <wp:docPr id="7" name="组合 7"/>
                       <wp:cNvGraphicFramePr/>
                       <a:graphic xmlns:a="http://schemas.openxmlformats.org/drawingml/2006/main">
                         <a:graphicData uri="http://schemas.microsoft.com/office/word/2010/wordprocessingGroup">
@@ -5496,44 +5497,20 @@
                             <wpg:grpSpPr>
                               <a:xfrm>
                                 <a:off x="0" y="0"/>
-                                <a:ext cx="1442720" cy="1442720"/>
-                                <a:chOff x="20702" y="14472"/>
-                                <a:chExt cx="2272" cy="2272"/>
+                                <a:ext cx="1442085" cy="1442085"/>
+                                <a:chOff x="3757" y="89141"/>
+                                <a:chExt cx="2271" cy="2271"/>
                               </a:xfrm>
                             </wpg:grpSpPr>
                             <pic:pic xmlns:pic="http://schemas.openxmlformats.org/drawingml/2006/picture">
                               <pic:nvPicPr>
-                                <pic:cNvPr id="8" name="图片 15" descr="c9514d16fd70679bf0495aeebb03c72d_compress"/>
-                                <pic:cNvPicPr>
-                                  <a:picLocks noChangeAspect="1"/>
-                                </pic:cNvPicPr>
-                              </pic:nvPicPr>
-                              <pic:blipFill>
-                                <a:blip r:embed="rId10"/>
-                                <a:srcRect l="21003" t="56913" r="27176" b="26386"/>
-                                <a:stretch>
-                                  <a:fillRect/>
-                                </a:stretch>
-                              </pic:blipFill>
-                              <pic:spPr>
-                                <a:xfrm>
-                                  <a:off x="21019" y="15216"/>
-                                  <a:ext cx="1550" cy="475"/>
-                                </a:xfrm>
-                                <a:prstGeom prst="rect">
-                                  <a:avLst/>
-                                </a:prstGeom>
-                              </pic:spPr>
-                            </pic:pic>
-                            <pic:pic xmlns:pic="http://schemas.openxmlformats.org/drawingml/2006/picture">
-                              <pic:nvPicPr>
-                                <pic:cNvPr id="18" name="图片 25"/>
+                                <pic:cNvPr id="18" name="图片 8"/>
                                 <pic:cNvPicPr>
                                   <a:picLocks noChangeAspect="1" noChangeArrowheads="1"/>
                                 </pic:cNvPicPr>
                               </pic:nvPicPr>
                               <pic:blipFill>
-                                <a:blip r:embed="rId11">
+                                <a:blip r:embed="rId10">
                                   <a:extLst>
                                     <a:ext uri="{28A0092B-C50C-407E-A947-70E740481C1C}">
                                       <a14:useLocalDpi xmlns:a14="http://schemas.microsoft.com/office/drawing/2010/main" val="0"/>
@@ -5547,8 +5524,8 @@
                               </pic:blipFill>
                               <pic:spPr>
                                 <a:xfrm>
-                                  <a:off x="20702" y="14472"/>
-                                  <a:ext cx="2273" cy="2273"/>
+                                  <a:off x="3757" y="89141"/>
+                                  <a:ext cx="2271" cy="2271"/>
                                 </a:xfrm>
                                 <a:prstGeom prst="rect">
                                   <a:avLst/>
@@ -5559,6 +5536,44 @@
                                 </a:ln>
                               </pic:spPr>
                             </pic:pic>
+                            <pic:pic xmlns:pic="http://schemas.openxmlformats.org/drawingml/2006/picture">
+                              <pic:nvPicPr>
+                                <pic:cNvPr id="30" name="图片 30" descr="微信图片_20220215110121"/>
+                                <pic:cNvPicPr>
+                                  <a:picLocks noChangeAspect="1"/>
+                                </pic:cNvPicPr>
+                              </pic:nvPicPr>
+                              <pic:blipFill>
+                                <a:blip r:embed="rId11">
+                                  <a:clrChange>
+                                    <a:clrFrom>
+                                      <a:srgbClr val="A09D98">
+                                        <a:alpha val="100000"/>
+                                      </a:srgbClr>
+                                    </a:clrFrom>
+                                    <a:clrTo>
+                                      <a:srgbClr val="A09D98">
+                                        <a:alpha val="100000"/>
+                                        <a:alpha val="0"/>
+                                      </a:srgbClr>
+                                    </a:clrTo>
+                                  </a:clrChange>
+                                  <a:biLevel thresh="50000"/>
+                                </a:blip>
+                                <a:stretch>
+                                  <a:fillRect/>
+                                </a:stretch>
+                              </pic:blipFill>
+                              <pic:spPr>
+                                <a:xfrm>
+                                  <a:off x="4304" y="89723"/>
+                                  <a:ext cx="1234" cy="715"/>
+                                </a:xfrm>
+                                <a:prstGeom prst="rect">
+                                  <a:avLst/>
+                                </a:prstGeom>
+                              </pic:spPr>
+                            </pic:pic>
                           </wpg:wgp>
                         </a:graphicData>
                       </a:graphic>
@@ -5567,18 +5582,18 @@
                 </mc:Choice>
                 <mc:Fallback>
                   <w:pict>
-                    <v:group id="_x0000_s1026" o:spid="_x0000_s1026" o:spt="203" style="position:absolute;left:0pt;margin-left:-11.8pt;margin-top:-39.8pt;height:113.6pt;width:113.6pt;z-index:251662336;mso-width-relative:page;mso-height-relative:page;" coordorigin="20702,14472" coordsize="2272,2272" o:gfxdata="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">
+                    <v:group id="_x0000_s1026" o:spid="_x0000_s1026" o:spt="203" style="position:absolute;left:0pt;margin-left:-28.85pt;margin-top:-38.4pt;height:113.55pt;width:113.55pt;z-index:251663360;mso-width-relative:page;mso-height-relative:page;" coordorigin="3757,89141" coordsize="2271,2271" o:gfxdata="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">
                       <o:lock v:ext="edit" aspectratio="f"/>
-                      <v:shape id="图片 15" o:spid="_x0000_s1026" o:spt="75" alt="c9514d16fd70679bf0495aeebb03c72d_compress" type="#_x0000_t75" style="position:absolute;left:21019;top:15216;height:475;width:1550;" filled="f" o:preferrelative="t" stroked="f" coordsize="21600,21600" o:gfxdata="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">
+                      <v:shape id="图片 8" o:spid="_x0000_s1026" o:spt="75" type="#_x0000_t75" style="position:absolute;left:3757;top:89141;height:2271;width:2271;" filled="f" o:preferrelative="t" stroked="f" coordsize="21600,21600" o:gfxdata="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">
                         <v:fill on="f" focussize="0,0"/>
                         <v:stroke on="f"/>
-                        <v:imagedata r:id="rId10" cropleft="13765f" croptop="37299f" cropright="17810f" cropbottom="17292f" o:title=""/>
+                        <v:imagedata r:id="rId10" o:title=""/>
                         <o:lock v:ext="edit" aspectratio="t"/>
                       </v:shape>
-                      <v:shape id="图片 25" o:spid="_x0000_s1026" o:spt="75" type="#_x0000_t75" style="position:absolute;left:20702;top:14472;height:2273;width:2273;" filled="f" o:preferrelative="t" stroked="f" coordsize="21600,21600" o:gfxdata="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">
+                      <v:shape id="_x0000_s1026" o:spid="_x0000_s1026" o:spt="75" alt="微信图片_20220215110121" type="#_x0000_t75" style="position:absolute;left:4304;top:89723;height:715;width:1234;" filled="f" o:preferrelative="t" stroked="f" coordsize="21600,21600" o:gfxdata="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">
                         <v:fill on="f" focussize="0,0"/>
                         <v:stroke on="f"/>
-                        <v:imagedata r:id="rId11" o:title=""/>
+                        <v:imagedata r:id="rId11" grayscale="t" bilevel="t" chromakey="#A09D98" o:title=""/>
                         <o:lock v:ext="edit" aspectratio="t"/>
                       </v:shape>
                     </v:group>
@@ -5832,12 +5847,30 @@
     <w:p>
       <w:pPr>
         <w:rPr>
+          <w:rFonts w:ascii="Times New Roman" w:hAnsi="Times New Roman" w:eastAsia="微软雅黑" w:cs="Times New Roman"/>
+          <w:sz w:val="24"/>
+          <w:szCs w:val="24"/>
+          <w:lang w:eastAsia="zh-CN"/>
+        </w:rPr>
+      </w:pPr>
+      <w:r>
+        <w:rPr>
           <w:rFonts w:hint="eastAsia" w:ascii="Times New Roman" w:hAnsi="Times New Roman" w:eastAsia="微软雅黑" w:cs="Times New Roman"/>
           <w:sz w:val="24"/>
           <w:szCs w:val="24"/>
           <w:lang w:eastAsia="zh-CN"/>
         </w:rPr>
-      </w:pPr>
+        <w:t xml:space="preserve">{% endif %}{% if testedby == </w:t>
+      </w:r>
+      <w:r>
+        <w:rPr>
+          <w:rFonts w:ascii="Times New Roman" w:hAnsi="Times New Roman" w:eastAsia="微软雅黑" w:cs="Times New Roman"/>
+          <w:sz w:val="24"/>
+          <w:szCs w:val="24"/>
+          <w:lang w:eastAsia="zh-CN"/>
+        </w:rPr>
+        <w:t>“</w:t>
+      </w:r>
       <w:r>
         <w:rPr>
           <w:rFonts w:hint="eastAsia" w:ascii="Times New Roman" w:hAnsi="Times New Roman" w:eastAsia="微软雅黑" w:cs="Times New Roman"/>
@@ -5845,7 +5878,7 @@
           <w:szCs w:val="24"/>
           <w:lang w:eastAsia="zh-CN"/>
         </w:rPr>
-        <w:t xml:space="preserve">{% endif %}{% if testedby == </w:t>
+        <w:t>2</w:t>
       </w:r>
       <w:r>
         <w:rPr>
@@ -5854,7 +5887,7 @@
           <w:szCs w:val="24"/>
           <w:lang w:eastAsia="zh-CN"/>
         </w:rPr>
-        <w:t>“</w:t>
+        <w:t>”</w:t>
       </w:r>
       <w:r>
         <w:rPr>
@@ -5863,33 +5896,13 @@
           <w:szCs w:val="24"/>
           <w:lang w:eastAsia="zh-CN"/>
         </w:rPr>
-        <w:t>2</w:t>
-      </w:r>
-      <w:r>
-        <w:rPr>
-          <w:rFonts w:ascii="Times New Roman" w:hAnsi="Times New Roman" w:eastAsia="微软雅黑" w:cs="Times New Roman"/>
-          <w:sz w:val="24"/>
-          <w:szCs w:val="24"/>
-          <w:lang w:eastAsia="zh-CN"/>
-        </w:rPr>
-        <w:t>”</w:t>
-      </w:r>
-      <w:r>
-        <w:rPr>
-          <w:rFonts w:hint="eastAsia" w:ascii="Times New Roman" w:hAnsi="Times New Roman" w:eastAsia="微软雅黑" w:cs="Times New Roman"/>
-          <w:sz w:val="24"/>
-          <w:szCs w:val="24"/>
-          <w:lang w:eastAsia="zh-CN"/>
-        </w:rPr>
         <w:t xml:space="preserve"> %}</w:t>
       </w:r>
     </w:p>
     <w:p>
       <w:pPr>
         <w:rPr>
-          <w:rFonts w:hint="eastAsia" w:ascii="Times New Roman" w:hAnsi="Times New Roman" w:eastAsia="微软雅黑" w:cs="Times New Roman"/>
           <w:sz w:val="24"/>
-          <w:szCs w:val="24"/>
           <w:lang w:eastAsia="zh-CN"/>
         </w:rPr>
       </w:pPr>
@@ -5897,9 +5910,7 @@
     <w:p>
       <w:pPr>
         <w:rPr>
-          <w:rFonts w:hint="eastAsia" w:ascii="Times New Roman" w:hAnsi="Times New Roman" w:eastAsia="微软雅黑" w:cs="Times New Roman"/>
           <w:sz w:val="24"/>
-          <w:szCs w:val="24"/>
           <w:lang w:eastAsia="zh-CN"/>
         </w:rPr>
       </w:pPr>
@@ -5983,123 +5994,6 @@
                 <w:szCs w:val="24"/>
               </w:rPr>
             </w:pPr>
-            <w:r>
-              <w:rPr>
-                <w:sz w:val="22"/>
-              </w:rPr>
-              <mc:AlternateContent>
-                <mc:Choice Requires="wpg">
-                  <w:drawing>
-                    <wp:anchor distT="0" distB="0" distL="114300" distR="114300" simplePos="0" relativeHeight="251663360" behindDoc="0" locked="0" layoutInCell="1" allowOverlap="1">
-                      <wp:simplePos x="0" y="0"/>
-                      <wp:positionH relativeFrom="column">
-                        <wp:posOffset>-181610</wp:posOffset>
-                      </wp:positionH>
-                      <wp:positionV relativeFrom="paragraph">
-                        <wp:posOffset>-455295</wp:posOffset>
-                      </wp:positionV>
-                      <wp:extent cx="1442720" cy="1442720"/>
-                      <wp:effectExtent l="0" t="0" r="5080" b="5080"/>
-                      <wp:wrapNone/>
-                      <wp:docPr id="9" name="组合 9"/>
-                      <wp:cNvGraphicFramePr/>
-                      <a:graphic xmlns:a="http://schemas.openxmlformats.org/drawingml/2006/main">
-                        <a:graphicData uri="http://schemas.microsoft.com/office/word/2010/wordprocessingGroup">
-                          <wpg:wgp>
-                            <wpg:cNvGrpSpPr/>
-                            <wpg:grpSpPr>
-                              <a:xfrm>
-                                <a:off x="0" y="0"/>
-                                <a:ext cx="1442720" cy="1442720"/>
-                                <a:chOff x="14555" y="19046"/>
-                                <a:chExt cx="2272" cy="2272"/>
-                              </a:xfrm>
-                            </wpg:grpSpPr>
-                            <pic:pic xmlns:pic="http://schemas.openxmlformats.org/drawingml/2006/picture">
-                              <pic:nvPicPr>
-                                <pic:cNvPr id="19" name="图片 1" descr="24f613a0-66be-430b-9e80-270d3393fac5"/>
-                                <pic:cNvPicPr>
-                                  <a:picLocks noChangeAspect="1"/>
-                                </pic:cNvPicPr>
-                              </pic:nvPicPr>
-                              <pic:blipFill>
-                                <a:blip r:embed="rId12"/>
-                                <a:srcRect l="43292" t="26660" r="21693" b="24394"/>
-                                <a:stretch>
-                                  <a:fillRect/>
-                                </a:stretch>
-                              </pic:blipFill>
-                              <pic:spPr>
-                                <a:xfrm rot="16200000">
-                                  <a:off x="15453" y="19290"/>
-                                  <a:ext cx="506" cy="1327"/>
-                                </a:xfrm>
-                                <a:prstGeom prst="rect">
-                                  <a:avLst/>
-                                </a:prstGeom>
-                              </pic:spPr>
-                            </pic:pic>
-                            <pic:pic xmlns:pic="http://schemas.openxmlformats.org/drawingml/2006/picture">
-                              <pic:nvPicPr>
-                                <pic:cNvPr id="31" name="图片 25"/>
-                                <pic:cNvPicPr>
-                                  <a:picLocks noChangeAspect="1" noChangeArrowheads="1"/>
-                                </pic:cNvPicPr>
-                              </pic:nvPicPr>
-                              <pic:blipFill>
-                                <a:blip r:embed="rId11">
-                                  <a:extLst>
-                                    <a:ext uri="{28A0092B-C50C-407E-A947-70E740481C1C}">
-                                      <a14:useLocalDpi xmlns:a14="http://schemas.microsoft.com/office/drawing/2010/main" val="0"/>
-                                    </a:ext>
-                                  </a:extLst>
-                                </a:blip>
-                                <a:srcRect/>
-                                <a:stretch>
-                                  <a:fillRect/>
-                                </a:stretch>
-                              </pic:blipFill>
-                              <pic:spPr>
-                                <a:xfrm>
-                                  <a:off x="14555" y="19046"/>
-                                  <a:ext cx="2273" cy="2273"/>
-                                </a:xfrm>
-                                <a:prstGeom prst="rect">
-                                  <a:avLst/>
-                                </a:prstGeom>
-                                <a:noFill/>
-                                <a:ln>
-                                  <a:noFill/>
-                                </a:ln>
-                              </pic:spPr>
-                            </pic:pic>
-                          </wpg:wgp>
-                        </a:graphicData>
-                      </a:graphic>
-                    </wp:anchor>
-                  </w:drawing>
-                </mc:Choice>
-                <mc:Fallback>
-                  <w:pict>
-                    <v:group id="_x0000_s1026" o:spid="_x0000_s1026" o:spt="203" style="position:absolute;left:0pt;margin-left:-14.3pt;margin-top:-35.85pt;height:113.6pt;width:113.6pt;z-index:251663360;mso-width-relative:page;mso-height-relative:page;" coordorigin="14555,19046" coordsize="2272,2272" o:gfxdata="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">
-                      <o:lock v:ext="edit" aspectratio="f"/>
-                      <v:shape id="图片 1" o:spid="_x0000_s1026" o:spt="75" alt="24f613a0-66be-430b-9e80-270d3393fac5" type="#_x0000_t75" style="position:absolute;left:15453;top:19290;height:1327;width:506;rotation:-5898240f;" filled="f" o:preferrelative="t" stroked="f" coordsize="21600,21600" o:gfxdata="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">
-                        <v:fill on="f" focussize="0,0"/>
-                        <v:stroke on="f"/>
-                        <v:imagedata r:id="rId12" cropleft="28372f" croptop="17472f" cropright="14217f" cropbottom="15987f" o:title=""/>
-                        <o:lock v:ext="edit" aspectratio="t"/>
-                      </v:shape>
-                      <v:shape id="图片 25" o:spid="_x0000_s1026" o:spt="75" type="#_x0000_t75" style="position:absolute;left:14555;top:19046;height:2273;width:2273;" filled="f" o:preferrelative="t" stroked="f" coordsize="21600,21600" o:gfxdata="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">
-                        <v:fill on="f" focussize="0,0"/>
-                        <v:stroke on="f"/>
-                        <v:imagedata r:id="rId11" o:title=""/>
-                        <o:lock v:ext="edit" aspectratio="t"/>
-                      </v:shape>
-                    </v:group>
-                  </w:pict>
-                </mc:Fallback>
-              </mc:AlternateContent>
-            </w:r>
           </w:p>
         </w:tc>
         <w:tc>
@@ -6502,7 +6396,7 @@
               <mc:AlternateContent>
                 <mc:Choice Requires="wpg">
                   <w:drawing>
-                    <wp:anchor distT="0" distB="0" distL="114300" distR="114300" simplePos="0" relativeHeight="251660288" behindDoc="0" locked="0" layoutInCell="1" allowOverlap="1">
+                    <wp:anchor distT="0" distB="0" distL="114300" distR="114300" simplePos="0" relativeHeight="251661312" behindDoc="0" locked="0" layoutInCell="1" allowOverlap="1">
                       <wp:simplePos x="0" y="0"/>
                       <wp:positionH relativeFrom="column">
                         <wp:posOffset>-388620</wp:posOffset>
@@ -6513,7 +6407,7 @@
                       <wp:extent cx="1443355" cy="1475740"/>
                       <wp:effectExtent l="0" t="0" r="4445" b="2540"/>
                       <wp:wrapNone/>
-                      <wp:docPr id="10" name="组合 10"/>
+                      <wp:docPr id="14" name="组合 14"/>
                       <wp:cNvGraphicFramePr/>
                       <a:graphic xmlns:a="http://schemas.openxmlformats.org/drawingml/2006/main">
                         <a:graphicData uri="http://schemas.microsoft.com/office/word/2010/wordprocessingGroup">
@@ -6535,7 +6429,7 @@
                                 </pic:cNvPicPr>
                               </pic:nvPicPr>
                               <pic:blipFill>
-                                <a:blip r:embed="rId13">
+                                <a:blip r:embed="rId12">
                                   <a:biLevel thresh="50000"/>
                                 </a:blip>
                                 <a:srcRect l="7865" t="11797" r="5322" b="19074"/>
@@ -6562,7 +6456,7 @@
                                 </pic:cNvPicPr>
                               </pic:nvPicPr>
                               <pic:blipFill>
-                                <a:blip r:embed="rId11">
+                                <a:blip r:embed="rId10">
                                   <a:extLst>
                                     <a:ext uri="{28A0092B-C50C-407E-A947-70E740481C1C}">
                                       <a14:useLocalDpi xmlns:a14="http://schemas.microsoft.com/office/drawing/2010/main" val="0"/>
@@ -6596,18 +6490,18 @@
                 </mc:Choice>
                 <mc:Fallback>
                   <w:pict>
-                    <v:group id="_x0000_s1026" o:spid="_x0000_s1026" o:spt="203" style="position:absolute;left:0pt;margin-left:-30.6pt;margin-top:-36.45pt;height:116.2pt;width:113.65pt;z-index:251660288;mso-width-relative:page;mso-height-relative:page;" coordorigin="3722,92738" coordsize="2273,2273" o:gfxdata="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">
+                    <v:group id="_x0000_s1026" o:spid="_x0000_s1026" o:spt="203" style="position:absolute;left:0pt;margin-left:-30.6pt;margin-top:-36.45pt;height:116.2pt;width:113.65pt;z-index:251661312;mso-width-relative:page;mso-height-relative:page;" coordorigin="3722,92738" coordsize="2273,2273" o:gfxdata="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">
                       <o:lock v:ext="edit" aspectratio="f"/>
                       <v:shape id="图片 59" o:spid="_x0000_s1026" o:spt="75" alt="图片1" type="#_x0000_t75" style="position:absolute;left:4057;top:93343;height:627;width:1468;" filled="f" o:preferrelative="t" stroked="f" coordsize="21600,21600" o:gfxdata="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">
                         <v:fill on="f" focussize="0,0"/>
                         <v:stroke on="f"/>
-                        <v:imagedata r:id="rId13" cropleft="5154f" croptop="7731f" cropright="3488f" cropbottom="12500f" grayscale="t" bilevel="t" o:title=""/>
+                        <v:imagedata r:id="rId12" cropleft="5154f" croptop="7731f" cropright="3488f" cropbottom="12500f" grayscale="t" bilevel="t" o:title=""/>
                         <o:lock v:ext="edit" aspectratio="t"/>
                       </v:shape>
                       <v:shape id="图片 23" o:spid="_x0000_s1026" o:spt="75" type="#_x0000_t75" style="position:absolute;left:3722;top:92738;height:2273;width:2273;" filled="f" o:preferrelative="t" stroked="f" coordsize="21600,21600" o:gfxdata="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">
                         <v:fill on="f" focussize="0,0"/>
                         <v:stroke on="f"/>
-                        <v:imagedata r:id="rId11" o:title=""/>
+                        <v:imagedata r:id="rId10" o:title=""/>
                         <o:lock v:ext="edit" aspectratio="t"/>
                       </v:shape>
                     </v:group>
@@ -6929,533 +6823,6 @@
           <w:rFonts w:ascii="Times New Roman" w:hAnsi="Times New Roman" w:eastAsia="微软雅黑" w:cs="Times New Roman"/>
           <w:sz w:val="24"/>
           <w:szCs w:val="24"/>
-          <w:lang w:eastAsia="zh-CN"/>
-        </w:rPr>
-      </w:pPr>
-      <w:bookmarkStart w:id="144" w:name="_GoBack"/>
-      <w:bookmarkEnd w:id="144"/>
-    </w:p>
-    <w:tbl>
-      <w:tblPr>
-        <w:tblStyle w:val="35"/>
-        <w:tblW w:w="9066" w:type="dxa"/>
-        <w:jc w:val="right"/>
-        <w:tblLayout w:type="fixed"/>
-        <w:tblCellMar>
-          <w:top w:w="0" w:type="dxa"/>
-          <w:left w:w="0" w:type="dxa"/>
-          <w:bottom w:w="0" w:type="dxa"/>
-          <w:right w:w="0" w:type="dxa"/>
-        </w:tblCellMar>
-      </w:tblPr>
-      <w:tblGrid>
-        <w:gridCol w:w="1272"/>
-        <w:gridCol w:w="2306"/>
-        <w:gridCol w:w="1373"/>
-        <w:gridCol w:w="1640"/>
-        <w:gridCol w:w="2475"/>
-      </w:tblGrid>
-      <w:tr>
-        <w:tblPrEx>
-          <w:tblCellMar>
-            <w:top w:w="0" w:type="dxa"/>
-            <w:left w:w="0" w:type="dxa"/>
-            <w:bottom w:w="0" w:type="dxa"/>
-            <w:right w:w="0" w:type="dxa"/>
-          </w:tblCellMar>
-        </w:tblPrEx>
-        <w:trPr>
-          <w:trHeight w:val="441" w:hRule="exact"/>
-          <w:jc w:val="right"/>
-        </w:trPr>
-        <w:tc>
-          <w:tcPr>
-            <w:tcW w:w="1272" w:type="dxa"/>
-            <w:vAlign w:val="center"/>
-          </w:tcPr>
-          <w:p>
-            <w:pPr>
-              <w:pStyle w:val="20"/>
-              <w:spacing w:before="13"/>
-              <w:ind w:left="13" w:right="95"/>
-              <w:jc w:val="both"/>
-              <w:rPr>
-                <w:rFonts w:ascii="Times New Roman" w:hAnsi="Times New Roman" w:cs="Times New Roman"/>
-                <w:b/>
-                <w:sz w:val="24"/>
-                <w:szCs w:val="24"/>
-              </w:rPr>
-            </w:pPr>
-            <w:r>
-              <w:rPr>
-                <w:rFonts w:ascii="Times New Roman" w:hAnsi="Times New Roman" w:cs="Times New Roman"/>
-                <w:b/>
-                <w:sz w:val="24"/>
-                <w:szCs w:val="24"/>
-              </w:rPr>
-              <w:t>检测人：</w:t>
-            </w:r>
-          </w:p>
-        </w:tc>
-        <w:tc>
-          <w:tcPr>
-            <w:tcW w:w="2306" w:type="dxa"/>
-            <w:vAlign w:val="center"/>
-          </w:tcPr>
-          <w:p>
-            <w:pPr>
-              <w:pStyle w:val="20"/>
-              <w:spacing w:before="13"/>
-              <w:jc w:val="both"/>
-              <w:rPr>
-                <w:rFonts w:ascii="Times New Roman" w:hAnsi="Times New Roman" w:cs="Times New Roman"/>
-                <w:b/>
-                <w:sz w:val="24"/>
-                <w:szCs w:val="24"/>
-              </w:rPr>
-            </w:pPr>
-            <w:r>
-              <w:rPr>
-                <w:sz w:val="24"/>
-              </w:rPr>
-              <mc:AlternateContent>
-                <mc:Choice Requires="wpg">
-                  <w:drawing>
-                    <wp:anchor distT="0" distB="0" distL="114300" distR="114300" simplePos="0" relativeHeight="251665408" behindDoc="0" locked="0" layoutInCell="1" allowOverlap="1">
-                      <wp:simplePos x="0" y="0"/>
-                      <wp:positionH relativeFrom="column">
-                        <wp:posOffset>-385445</wp:posOffset>
-                      </wp:positionH>
-                      <wp:positionV relativeFrom="paragraph">
-                        <wp:posOffset>-472440</wp:posOffset>
-                      </wp:positionV>
-                      <wp:extent cx="1443355" cy="1443355"/>
-                      <wp:effectExtent l="0" t="0" r="4445" b="4445"/>
-                      <wp:wrapNone/>
-                      <wp:docPr id="17" name="组合 17"/>
-                      <wp:cNvGraphicFramePr/>
-                      <a:graphic xmlns:a="http://schemas.openxmlformats.org/drawingml/2006/main">
-                        <a:graphicData uri="http://schemas.microsoft.com/office/word/2010/wordprocessingGroup">
-                          <wpg:wgp>
-                            <wpg:cNvGrpSpPr/>
-                            <wpg:grpSpPr>
-                              <a:xfrm>
-                                <a:off x="0" y="0"/>
-                                <a:ext cx="1443355" cy="1443355"/>
-                                <a:chOff x="3513" y="94449"/>
-                                <a:chExt cx="2273" cy="2273"/>
-                              </a:xfrm>
-                            </wpg:grpSpPr>
-                            <pic:pic xmlns:pic="http://schemas.openxmlformats.org/drawingml/2006/picture">
-                              <pic:nvPicPr>
-                                <pic:cNvPr id="110" name="图片 29" descr="IMG_256"/>
-                                <pic:cNvPicPr>
-                                  <a:picLocks noChangeAspect="1"/>
-                                </pic:cNvPicPr>
-                              </pic:nvPicPr>
-                              <pic:blipFill>
-                                <a:blip r:embed="rId14">
-                                  <a:clrChange>
-                                    <a:clrFrom>
-                                      <a:srgbClr val="FFFFFF">
-                                        <a:alpha val="100000"/>
-                                      </a:srgbClr>
-                                    </a:clrFrom>
-                                    <a:clrTo>
-                                      <a:srgbClr val="FFFFFF">
-                                        <a:alpha val="100000"/>
-                                        <a:alpha val="0"/>
-                                      </a:srgbClr>
-                                    </a:clrTo>
-                                  </a:clrChange>
-                                </a:blip>
-                                <a:stretch>
-                                  <a:fillRect/>
-                                </a:stretch>
-                              </pic:blipFill>
-                              <pic:spPr>
-                                <a:xfrm>
-                                  <a:off x="4208" y="95052"/>
-                                  <a:ext cx="975" cy="570"/>
-                                </a:xfrm>
-                                <a:prstGeom prst="rect">
-                                  <a:avLst/>
-                                </a:prstGeom>
-                                <a:noFill/>
-                                <a:ln w="9525">
-                                  <a:noFill/>
-                                </a:ln>
-                              </pic:spPr>
-                            </pic:pic>
-                            <pic:pic xmlns:pic="http://schemas.openxmlformats.org/drawingml/2006/picture">
-                              <pic:nvPicPr>
-                                <pic:cNvPr id="12" name="图片 25"/>
-                                <pic:cNvPicPr>
-                                  <a:picLocks noChangeAspect="1" noChangeArrowheads="1"/>
-                                </pic:cNvPicPr>
-                              </pic:nvPicPr>
-                              <pic:blipFill>
-                                <a:blip r:embed="rId11">
-                                  <a:extLst>
-                                    <a:ext uri="{28A0092B-C50C-407E-A947-70E740481C1C}">
-                                      <a14:useLocalDpi xmlns:a14="http://schemas.microsoft.com/office/drawing/2010/main" val="0"/>
-                                    </a:ext>
-                                  </a:extLst>
-                                </a:blip>
-                                <a:srcRect/>
-                                <a:stretch>
-                                  <a:fillRect/>
-                                </a:stretch>
-                              </pic:blipFill>
-                              <pic:spPr>
-                                <a:xfrm>
-                                  <a:off x="3513" y="94449"/>
-                                  <a:ext cx="2273" cy="2273"/>
-                                </a:xfrm>
-                                <a:prstGeom prst="rect">
-                                  <a:avLst/>
-                                </a:prstGeom>
-                                <a:noFill/>
-                                <a:ln>
-                                  <a:noFill/>
-                                </a:ln>
-                              </pic:spPr>
-                            </pic:pic>
-                          </wpg:wgp>
-                        </a:graphicData>
-                      </a:graphic>
-                    </wp:anchor>
-                  </w:drawing>
-                </mc:Choice>
-                <mc:Fallback>
-                  <w:pict>
-                    <v:group id="_x0000_s1026" o:spid="_x0000_s1026" o:spt="203" style="position:absolute;left:0pt;margin-left:-30.35pt;margin-top:-37.2pt;height:113.65pt;width:113.65pt;z-index:251665408;mso-width-relative:page;mso-height-relative:page;" coordorigin="3513,94449" coordsize="2273,2273" o:gfxdata="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">
-                      <o:lock v:ext="edit" aspectratio="f"/>
-                      <v:shape id="图片 29" o:spid="_x0000_s1026" o:spt="75" alt="IMG_256" type="#_x0000_t75" style="position:absolute;left:4208;top:95052;height:570;width:975;" filled="f" o:preferrelative="t" stroked="f" coordsize="21600,21600" o:gfxdata="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">
-                        <v:fill on="f" focussize="0,0"/>
-                        <v:stroke on="f"/>
-                        <v:imagedata r:id="rId14" chromakey="#FFFFFF" o:title=""/>
-                        <o:lock v:ext="edit" aspectratio="t"/>
-                      </v:shape>
-                      <v:shape id="图片 25" o:spid="_x0000_s1026" o:spt="75" type="#_x0000_t75" style="position:absolute;left:3513;top:94449;height:2273;width:2273;" filled="f" o:preferrelative="t" stroked="f" coordsize="21600,21600" o:gfxdata="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">
-                        <v:fill on="f" focussize="0,0"/>
-                        <v:stroke on="f"/>
-                        <v:imagedata r:id="rId11" o:title=""/>
-                        <o:lock v:ext="edit" aspectratio="t"/>
-                      </v:shape>
-                    </v:group>
-                  </w:pict>
-                </mc:Fallback>
-              </mc:AlternateContent>
-            </w:r>
-          </w:p>
-        </w:tc>
-        <w:tc>
-          <w:tcPr>
-            <w:tcW w:w="1373" w:type="dxa"/>
-            <w:vAlign w:val="center"/>
-          </w:tcPr>
-          <w:p>
-            <w:pPr>
-              <w:pStyle w:val="20"/>
-              <w:spacing w:before="13"/>
-              <w:jc w:val="both"/>
-              <w:rPr>
-                <w:rFonts w:ascii="Times New Roman" w:hAnsi="Times New Roman" w:cs="Times New Roman"/>
-                <w:b/>
-                <w:sz w:val="24"/>
-                <w:szCs w:val="24"/>
-              </w:rPr>
-            </w:pPr>
-            <w:r>
-              <w:rPr>
-                <w:rFonts w:hint="eastAsia" w:ascii="Times New Roman" w:hAnsi="Times New Roman" w:cs="Times New Roman"/>
-                <w:b/>
-                <w:sz w:val="24"/>
-                <w:szCs w:val="24"/>
-                <w:lang w:val="en-US" w:eastAsia="zh-CN"/>
-              </w:rPr>
-              <w:t>报告医生</w:t>
-            </w:r>
-            <w:r>
-              <w:rPr>
-                <w:rFonts w:ascii="Times New Roman" w:hAnsi="Times New Roman" w:cs="Times New Roman"/>
-                <w:b/>
-                <w:sz w:val="24"/>
-                <w:szCs w:val="24"/>
-                <w:lang w:eastAsia="zh-CN"/>
-              </w:rPr>
-              <w:t>：</w:t>
-            </w:r>
-          </w:p>
-        </w:tc>
-        <w:tc>
-          <w:tcPr>
-            <w:tcW w:w="1640" w:type="dxa"/>
-            <w:vAlign w:val="center"/>
-          </w:tcPr>
-          <w:p>
-            <w:pPr>
-              <w:pStyle w:val="20"/>
-              <w:spacing w:before="13"/>
-              <w:ind w:right="15"/>
-              <w:jc w:val="both"/>
-              <w:rPr>
-                <w:rFonts w:ascii="Times New Roman" w:hAnsi="Times New Roman" w:cs="Times New Roman"/>
-                <w:b/>
-                <w:sz w:val="24"/>
-                <w:szCs w:val="24"/>
-              </w:rPr>
-            </w:pPr>
-          </w:p>
-        </w:tc>
-        <w:tc>
-          <w:tcPr>
-            <w:tcW w:w="2475" w:type="dxa"/>
-            <w:vAlign w:val="center"/>
-          </w:tcPr>
-          <w:p>
-            <w:pPr>
-              <w:pStyle w:val="20"/>
-              <w:spacing w:before="13"/>
-              <w:ind w:right="15"/>
-              <w:jc w:val="both"/>
-              <w:rPr>
-                <w:rFonts w:hint="eastAsia" w:ascii="Times New Roman" w:hAnsi="Times New Roman" w:eastAsia="宋体" w:cs="Times New Roman"/>
-                <w:b/>
-                <w:sz w:val="24"/>
-                <w:szCs w:val="24"/>
-                <w:lang w:val="en-US" w:eastAsia="zh-CN"/>
-              </w:rPr>
-            </w:pPr>
-            <w:r>
-              <w:rPr>
-                <w:rFonts w:hint="eastAsia" w:ascii="Times New Roman" w:hAnsi="Times New Roman" w:cs="Times New Roman"/>
-                <w:b/>
-                <w:sz w:val="24"/>
-                <w:szCs w:val="24"/>
-                <w:lang w:val="en-US" w:eastAsia="zh-CN"/>
-              </w:rPr>
-              <w:t>审核医生：</w:t>
-            </w:r>
-          </w:p>
-        </w:tc>
-      </w:tr>
-      <w:tr>
-        <w:tblPrEx>
-          <w:tblCellMar>
-            <w:top w:w="0" w:type="dxa"/>
-            <w:left w:w="0" w:type="dxa"/>
-            <w:bottom w:w="0" w:type="dxa"/>
-            <w:right w:w="0" w:type="dxa"/>
-          </w:tblCellMar>
-        </w:tblPrEx>
-        <w:trPr>
-          <w:trHeight w:val="457" w:hRule="exact"/>
-          <w:jc w:val="right"/>
-        </w:trPr>
-        <w:tc>
-          <w:tcPr>
-            <w:tcW w:w="1272" w:type="dxa"/>
-            <w:vAlign w:val="center"/>
-          </w:tcPr>
-          <w:p>
-            <w:pPr>
-              <w:pStyle w:val="20"/>
-              <w:spacing w:line="341" w:lineRule="exact"/>
-              <w:ind w:left="13" w:right="165"/>
-              <w:jc w:val="both"/>
-              <w:rPr>
-                <w:rFonts w:ascii="Times New Roman" w:hAnsi="Times New Roman" w:cs="Times New Roman"/>
-                <w:b/>
-                <w:sz w:val="24"/>
-                <w:szCs w:val="24"/>
-              </w:rPr>
-            </w:pPr>
-            <w:r>
-              <w:rPr>
-                <w:rFonts w:ascii="Times New Roman" w:hAnsi="Times New Roman" w:cs="Times New Roman"/>
-                <w:b/>
-                <w:sz w:val="24"/>
-                <w:szCs w:val="24"/>
-              </w:rPr>
-              <w:t>日</w:t>
-            </w:r>
-            <w:r>
-              <w:rPr>
-                <w:rFonts w:ascii="Times New Roman" w:hAnsi="Times New Roman" w:cs="Times New Roman"/>
-                <w:b/>
-                <w:sz w:val="24"/>
-                <w:szCs w:val="24"/>
-                <w:lang w:eastAsia="zh-CN"/>
-              </w:rPr>
-              <w:t xml:space="preserve">  </w:t>
-            </w:r>
-            <w:r>
-              <w:rPr>
-                <w:rFonts w:ascii="Times New Roman" w:hAnsi="Times New Roman" w:cs="Times New Roman"/>
-                <w:b/>
-                <w:sz w:val="24"/>
-                <w:szCs w:val="24"/>
-              </w:rPr>
-              <w:t>期：</w:t>
-            </w:r>
-          </w:p>
-        </w:tc>
-        <w:tc>
-          <w:tcPr>
-            <w:tcW w:w="2306" w:type="dxa"/>
-            <w:vAlign w:val="center"/>
-          </w:tcPr>
-          <w:p>
-            <w:pPr>
-              <w:pStyle w:val="20"/>
-              <w:spacing w:line="363" w:lineRule="exact"/>
-              <w:jc w:val="both"/>
-              <w:rPr>
-                <w:rFonts w:ascii="Times New Roman" w:hAnsi="Times New Roman" w:cs="Times New Roman"/>
-                <w:sz w:val="24"/>
-                <w:szCs w:val="24"/>
-              </w:rPr>
-            </w:pPr>
-            <w:r>
-              <w:rPr>
-                <w:rFonts w:ascii="Times New Roman" w:hAnsi="Times New Roman" w:cs="Times New Roman"/>
-                <w:kern w:val="2"/>
-                <w:sz w:val="24"/>
-                <w:szCs w:val="24"/>
-                <w:lang w:eastAsia="zh-CN"/>
-              </w:rPr>
-              <w:t>{{ reportdate }}</w:t>
-            </w:r>
-          </w:p>
-        </w:tc>
-        <w:tc>
-          <w:tcPr>
-            <w:tcW w:w="1373" w:type="dxa"/>
-            <w:vAlign w:val="center"/>
-          </w:tcPr>
-          <w:p>
-            <w:pPr>
-              <w:pStyle w:val="20"/>
-              <w:spacing w:line="341" w:lineRule="exact"/>
-              <w:jc w:val="both"/>
-              <w:rPr>
-                <w:rFonts w:ascii="Times New Roman" w:hAnsi="Times New Roman" w:cs="Times New Roman"/>
-                <w:b/>
-                <w:sz w:val="24"/>
-                <w:szCs w:val="24"/>
-              </w:rPr>
-            </w:pPr>
-          </w:p>
-        </w:tc>
-        <w:tc>
-          <w:tcPr>
-            <w:tcW w:w="1640" w:type="dxa"/>
-            <w:vAlign w:val="center"/>
-          </w:tcPr>
-          <w:p>
-            <w:pPr>
-              <w:pStyle w:val="20"/>
-              <w:spacing w:line="363" w:lineRule="exact"/>
-              <w:ind w:right="15"/>
-              <w:jc w:val="both"/>
-              <w:rPr>
-                <w:rFonts w:ascii="Times New Roman" w:hAnsi="Times New Roman" w:cs="Times New Roman"/>
-                <w:sz w:val="24"/>
-                <w:szCs w:val="24"/>
-              </w:rPr>
-            </w:pPr>
-          </w:p>
-        </w:tc>
-        <w:tc>
-          <w:tcPr>
-            <w:tcW w:w="2475" w:type="dxa"/>
-            <w:vAlign w:val="center"/>
-          </w:tcPr>
-          <w:p>
-            <w:pPr>
-              <w:pStyle w:val="20"/>
-              <w:spacing w:line="363" w:lineRule="exact"/>
-              <w:ind w:right="15"/>
-              <w:jc w:val="both"/>
-              <w:rPr>
-                <w:rFonts w:ascii="Times New Roman" w:hAnsi="Times New Roman" w:cs="Times New Roman"/>
-                <w:kern w:val="2"/>
-                <w:sz w:val="24"/>
-                <w:szCs w:val="24"/>
-                <w:lang w:eastAsia="zh-CN"/>
-              </w:rPr>
-            </w:pPr>
-          </w:p>
-        </w:tc>
-      </w:tr>
-    </w:tbl>
-    <w:p>
-      <w:pPr>
-        <w:rPr>
-          <w:rFonts w:ascii="Times New Roman" w:hAnsi="Times New Roman" w:eastAsia="微软雅黑" w:cs="Times New Roman"/>
-          <w:sz w:val="24"/>
-          <w:szCs w:val="24"/>
-          <w:lang w:eastAsia="zh-CN"/>
-        </w:rPr>
-      </w:pPr>
-      <w:r>
-        <w:rPr>
-          <w:rFonts w:hint="eastAsia" w:ascii="Times New Roman" w:hAnsi="Times New Roman" w:eastAsia="微软雅黑" w:cs="Times New Roman"/>
-          <w:sz w:val="24"/>
-          <w:szCs w:val="24"/>
-          <w:lang w:eastAsia="zh-CN"/>
-        </w:rPr>
-        <w:t xml:space="preserve">{% endif %}{% if testedby == </w:t>
-      </w:r>
-      <w:r>
-        <w:rPr>
-          <w:rFonts w:ascii="Times New Roman" w:hAnsi="Times New Roman" w:eastAsia="微软雅黑" w:cs="Times New Roman"/>
-          <w:sz w:val="24"/>
-          <w:szCs w:val="24"/>
-          <w:lang w:eastAsia="zh-CN"/>
-        </w:rPr>
-        <w:t>“</w:t>
-      </w:r>
-      <w:r>
-        <w:rPr>
-          <w:rFonts w:hint="eastAsia" w:ascii="Times New Roman" w:hAnsi="Times New Roman" w:eastAsia="微软雅黑" w:cs="Times New Roman"/>
-          <w:sz w:val="24"/>
-          <w:szCs w:val="24"/>
-          <w:lang w:eastAsia="zh-CN"/>
-        </w:rPr>
-        <w:t>5</w:t>
-      </w:r>
-      <w:r>
-        <w:rPr>
-          <w:rFonts w:ascii="Times New Roman" w:hAnsi="Times New Roman" w:eastAsia="微软雅黑" w:cs="Times New Roman"/>
-          <w:sz w:val="24"/>
-          <w:szCs w:val="24"/>
-          <w:lang w:eastAsia="zh-CN"/>
-        </w:rPr>
-        <w:t>”</w:t>
-      </w:r>
-      <w:r>
-        <w:rPr>
-          <w:rFonts w:hint="eastAsia" w:ascii="Times New Roman" w:hAnsi="Times New Roman" w:eastAsia="微软雅黑" w:cs="Times New Roman"/>
-          <w:sz w:val="24"/>
-          <w:szCs w:val="24"/>
-          <w:lang w:eastAsia="zh-CN"/>
-        </w:rPr>
-        <w:t xml:space="preserve"> %}</w:t>
-      </w:r>
-    </w:p>
-    <w:p>
-      <w:pPr>
-        <w:rPr>
-          <w:lang w:eastAsia="zh-CN"/>
-        </w:rPr>
-      </w:pPr>
-    </w:p>
-    <w:p>
-      <w:pPr>
-        <w:rPr>
           <w:lang w:eastAsia="zh-CN"/>
         </w:rPr>
       </w:pPr>
@@ -7539,6 +6906,140 @@
                 <w:szCs w:val="24"/>
               </w:rPr>
             </w:pPr>
+            <w:r>
+              <w:rPr>
+                <w:sz w:val="24"/>
+              </w:rPr>
+              <mc:AlternateContent>
+                <mc:Choice Requires="wpg">
+                  <w:drawing>
+                    <wp:anchor distT="0" distB="0" distL="114300" distR="114300" simplePos="0" relativeHeight="251660288" behindDoc="0" locked="0" layoutInCell="1" allowOverlap="1">
+                      <wp:simplePos x="0" y="0"/>
+                      <wp:positionH relativeFrom="column">
+                        <wp:posOffset>-521335</wp:posOffset>
+                      </wp:positionH>
+                      <wp:positionV relativeFrom="paragraph">
+                        <wp:posOffset>-472440</wp:posOffset>
+                      </wp:positionV>
+                      <wp:extent cx="1443355" cy="1443355"/>
+                      <wp:effectExtent l="0" t="0" r="4445" b="4445"/>
+                      <wp:wrapNone/>
+                      <wp:docPr id="13" name="组合 13"/>
+                      <wp:cNvGraphicFramePr/>
+                      <a:graphic xmlns:a="http://schemas.openxmlformats.org/drawingml/2006/main">
+                        <a:graphicData uri="http://schemas.microsoft.com/office/word/2010/wordprocessingGroup">
+                          <wpg:wgp>
+                            <wpg:cNvGrpSpPr/>
+                            <wpg:grpSpPr>
+                              <a:xfrm>
+                                <a:off x="0" y="0"/>
+                                <a:ext cx="1443355" cy="1443355"/>
+                                <a:chOff x="3513" y="94449"/>
+                                <a:chExt cx="2273" cy="2273"/>
+                              </a:xfrm>
+                            </wpg:grpSpPr>
+                            <pic:pic xmlns:pic="http://schemas.openxmlformats.org/drawingml/2006/picture">
+                              <pic:nvPicPr>
+                                <pic:cNvPr id="110" name="图片 29" descr="IMG_256"/>
+                                <pic:cNvPicPr>
+                                  <a:picLocks noChangeAspect="1"/>
+                                </pic:cNvPicPr>
+                              </pic:nvPicPr>
+                              <pic:blipFill>
+                                <a:blip r:embed="rId13">
+                                  <a:clrChange>
+                                    <a:clrFrom>
+                                      <a:srgbClr val="FFFFFF">
+                                        <a:alpha val="100000"/>
+                                      </a:srgbClr>
+                                    </a:clrFrom>
+                                    <a:clrTo>
+                                      <a:srgbClr val="FFFFFF">
+                                        <a:alpha val="100000"/>
+                                        <a:alpha val="0"/>
+                                      </a:srgbClr>
+                                    </a:clrTo>
+                                  </a:clrChange>
+                                </a:blip>
+                                <a:stretch>
+                                  <a:fillRect/>
+                                </a:stretch>
+                              </pic:blipFill>
+                              <pic:spPr>
+                                <a:xfrm>
+                                  <a:off x="4208" y="95052"/>
+                                  <a:ext cx="975" cy="570"/>
+                                </a:xfrm>
+                                <a:prstGeom prst="rect">
+                                  <a:avLst/>
+                                </a:prstGeom>
+                                <a:noFill/>
+                                <a:ln w="9525">
+                                  <a:noFill/>
+                                </a:ln>
+                              </pic:spPr>
+                            </pic:pic>
+                            <pic:pic xmlns:pic="http://schemas.openxmlformats.org/drawingml/2006/picture">
+                              <pic:nvPicPr>
+                                <pic:cNvPr id="33" name="图片 25"/>
+                                <pic:cNvPicPr>
+                                  <a:picLocks noChangeAspect="1" noChangeArrowheads="1"/>
+                                </pic:cNvPicPr>
+                              </pic:nvPicPr>
+                              <pic:blipFill>
+                                <a:blip r:embed="rId10">
+                                  <a:extLst>
+                                    <a:ext uri="{28A0092B-C50C-407E-A947-70E740481C1C}">
+                                      <a14:useLocalDpi xmlns:a14="http://schemas.microsoft.com/office/drawing/2010/main" val="0"/>
+                                    </a:ext>
+                                  </a:extLst>
+                                </a:blip>
+                                <a:srcRect/>
+                                <a:stretch>
+                                  <a:fillRect/>
+                                </a:stretch>
+                              </pic:blipFill>
+                              <pic:spPr>
+                                <a:xfrm>
+                                  <a:off x="3513" y="94449"/>
+                                  <a:ext cx="2273" cy="2273"/>
+                                </a:xfrm>
+                                <a:prstGeom prst="rect">
+                                  <a:avLst/>
+                                </a:prstGeom>
+                                <a:noFill/>
+                                <a:ln>
+                                  <a:noFill/>
+                                </a:ln>
+                              </pic:spPr>
+                            </pic:pic>
+                          </wpg:wgp>
+                        </a:graphicData>
+                      </a:graphic>
+                    </wp:anchor>
+                  </w:drawing>
+                </mc:Choice>
+                <mc:Fallback>
+                  <w:pict>
+                    <v:group id="_x0000_s1026" o:spid="_x0000_s1026" o:spt="203" style="position:absolute;left:0pt;margin-left:-41.05pt;margin-top:-37.2pt;height:113.65pt;width:113.65pt;z-index:251660288;mso-width-relative:page;mso-height-relative:page;" coordorigin="3513,94449" coordsize="2273,2273" o:gfxdata="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">
+                      <o:lock v:ext="edit" aspectratio="f"/>
+                      <v:shape id="图片 29" o:spid="_x0000_s1026" o:spt="75" alt="IMG_256" type="#_x0000_t75" style="position:absolute;left:4208;top:95052;height:570;width:975;" filled="f" o:preferrelative="t" stroked="f" coordsize="21600,21600" o:gfxdata="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">
+                        <v:fill on="f" focussize="0,0"/>
+                        <v:stroke on="f"/>
+                        <v:imagedata r:id="rId13" chromakey="#FFFFFF" o:title=""/>
+                        <o:lock v:ext="edit" aspectratio="t"/>
+                      </v:shape>
+                      <v:shape id="图片 25" o:spid="_x0000_s1026" o:spt="75" type="#_x0000_t75" style="position:absolute;left:3513;top:94449;height:2273;width:2273;" filled="f" o:preferrelative="t" stroked="f" coordsize="21600,21600" o:gfxdata="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">
+                        <v:fill on="f" focussize="0,0"/>
+                        <v:stroke on="f"/>
+                        <v:imagedata r:id="rId10" o:title=""/>
+                        <o:lock v:ext="edit" aspectratio="t"/>
+                      </v:shape>
+                    </v:group>
+                  </w:pict>
+                </mc:Fallback>
+              </mc:AlternateContent>
+            </w:r>
           </w:p>
         </w:tc>
         <w:tc>
@@ -7816,7 +7317,7 @@
           <w:szCs w:val="24"/>
           <w:lang w:eastAsia="zh-CN"/>
         </w:rPr>
-        <w:t>6</w:t>
+        <w:t>5</w:t>
       </w:r>
       <w:r>
         <w:rPr>
@@ -7840,9 +7341,6 @@
     <w:p>
       <w:pPr>
         <w:rPr>
-          <w:rFonts w:ascii="Times New Roman" w:hAnsi="Times New Roman" w:eastAsia="微软雅黑" w:cs="Times New Roman"/>
-          <w:sz w:val="24"/>
-          <w:szCs w:val="24"/>
           <w:lang w:eastAsia="zh-CN"/>
         </w:rPr>
       </w:pPr>
@@ -7850,9 +7348,6 @@
     <w:p>
       <w:pPr>
         <w:rPr>
-          <w:rFonts w:ascii="Times New Roman" w:hAnsi="Times New Roman" w:eastAsia="微软雅黑" w:cs="Times New Roman"/>
-          <w:sz w:val="24"/>
-          <w:szCs w:val="24"/>
           <w:lang w:eastAsia="zh-CN"/>
         </w:rPr>
       </w:pPr>
@@ -7936,6 +7431,538 @@
                 <w:szCs w:val="24"/>
               </w:rPr>
             </w:pPr>
+          </w:p>
+        </w:tc>
+        <w:tc>
+          <w:tcPr>
+            <w:tcW w:w="1373" w:type="dxa"/>
+            <w:vAlign w:val="center"/>
+          </w:tcPr>
+          <w:p>
+            <w:pPr>
+              <w:pStyle w:val="20"/>
+              <w:spacing w:before="13"/>
+              <w:jc w:val="both"/>
+              <w:rPr>
+                <w:rFonts w:ascii="Times New Roman" w:hAnsi="Times New Roman" w:cs="Times New Roman"/>
+                <w:b/>
+                <w:sz w:val="24"/>
+                <w:szCs w:val="24"/>
+              </w:rPr>
+            </w:pPr>
+            <w:r>
+              <w:rPr>
+                <w:rFonts w:hint="eastAsia" w:ascii="Times New Roman" w:hAnsi="Times New Roman" w:cs="Times New Roman"/>
+                <w:b/>
+                <w:sz w:val="24"/>
+                <w:szCs w:val="24"/>
+                <w:lang w:val="en-US" w:eastAsia="zh-CN"/>
+              </w:rPr>
+              <w:t>报告医生</w:t>
+            </w:r>
+            <w:r>
+              <w:rPr>
+                <w:rFonts w:ascii="Times New Roman" w:hAnsi="Times New Roman" w:cs="Times New Roman"/>
+                <w:b/>
+                <w:sz w:val="24"/>
+                <w:szCs w:val="24"/>
+                <w:lang w:eastAsia="zh-CN"/>
+              </w:rPr>
+              <w:t>：</w:t>
+            </w:r>
+          </w:p>
+        </w:tc>
+        <w:tc>
+          <w:tcPr>
+            <w:tcW w:w="1640" w:type="dxa"/>
+            <w:vAlign w:val="center"/>
+          </w:tcPr>
+          <w:p>
+            <w:pPr>
+              <w:pStyle w:val="20"/>
+              <w:spacing w:before="13"/>
+              <w:ind w:right="15"/>
+              <w:jc w:val="both"/>
+              <w:rPr>
+                <w:rFonts w:ascii="Times New Roman" w:hAnsi="Times New Roman" w:cs="Times New Roman"/>
+                <w:b/>
+                <w:sz w:val="24"/>
+                <w:szCs w:val="24"/>
+              </w:rPr>
+            </w:pPr>
+          </w:p>
+        </w:tc>
+        <w:tc>
+          <w:tcPr>
+            <w:tcW w:w="2475" w:type="dxa"/>
+            <w:vAlign w:val="center"/>
+          </w:tcPr>
+          <w:p>
+            <w:pPr>
+              <w:pStyle w:val="20"/>
+              <w:spacing w:before="13"/>
+              <w:ind w:right="15"/>
+              <w:jc w:val="both"/>
+              <w:rPr>
+                <w:rFonts w:hint="eastAsia" w:ascii="Times New Roman" w:hAnsi="Times New Roman" w:eastAsia="宋体" w:cs="Times New Roman"/>
+                <w:b/>
+                <w:sz w:val="24"/>
+                <w:szCs w:val="24"/>
+                <w:lang w:val="en-US" w:eastAsia="zh-CN"/>
+              </w:rPr>
+            </w:pPr>
+            <w:r>
+              <w:rPr>
+                <w:rFonts w:hint="eastAsia" w:ascii="Times New Roman" w:hAnsi="Times New Roman" w:cs="Times New Roman"/>
+                <w:b/>
+                <w:sz w:val="24"/>
+                <w:szCs w:val="24"/>
+                <w:lang w:val="en-US" w:eastAsia="zh-CN"/>
+              </w:rPr>
+              <w:t>审核医生：</w:t>
+            </w:r>
+          </w:p>
+        </w:tc>
+      </w:tr>
+      <w:tr>
+        <w:tblPrEx>
+          <w:tblCellMar>
+            <w:top w:w="0" w:type="dxa"/>
+            <w:left w:w="0" w:type="dxa"/>
+            <w:bottom w:w="0" w:type="dxa"/>
+            <w:right w:w="0" w:type="dxa"/>
+          </w:tblCellMar>
+        </w:tblPrEx>
+        <w:trPr>
+          <w:trHeight w:val="457" w:hRule="exact"/>
+          <w:jc w:val="right"/>
+        </w:trPr>
+        <w:tc>
+          <w:tcPr>
+            <w:tcW w:w="1272" w:type="dxa"/>
+            <w:vAlign w:val="center"/>
+          </w:tcPr>
+          <w:p>
+            <w:pPr>
+              <w:pStyle w:val="20"/>
+              <w:spacing w:line="341" w:lineRule="exact"/>
+              <w:ind w:left="13" w:right="165"/>
+              <w:jc w:val="both"/>
+              <w:rPr>
+                <w:rFonts w:ascii="Times New Roman" w:hAnsi="Times New Roman" w:cs="Times New Roman"/>
+                <w:b/>
+                <w:sz w:val="24"/>
+                <w:szCs w:val="24"/>
+              </w:rPr>
+            </w:pPr>
+            <w:r>
+              <w:rPr>
+                <w:rFonts w:ascii="Times New Roman" w:hAnsi="Times New Roman" w:cs="Times New Roman"/>
+                <w:b/>
+                <w:sz w:val="24"/>
+                <w:szCs w:val="24"/>
+              </w:rPr>
+              <w:t>日</w:t>
+            </w:r>
+            <w:r>
+              <w:rPr>
+                <w:rFonts w:ascii="Times New Roman" w:hAnsi="Times New Roman" w:cs="Times New Roman"/>
+                <w:b/>
+                <w:sz w:val="24"/>
+                <w:szCs w:val="24"/>
+                <w:lang w:eastAsia="zh-CN"/>
+              </w:rPr>
+              <w:t xml:space="preserve">  </w:t>
+            </w:r>
+            <w:r>
+              <w:rPr>
+                <w:rFonts w:ascii="Times New Roman" w:hAnsi="Times New Roman" w:cs="Times New Roman"/>
+                <w:b/>
+                <w:sz w:val="24"/>
+                <w:szCs w:val="24"/>
+              </w:rPr>
+              <w:t>期：</w:t>
+            </w:r>
+          </w:p>
+        </w:tc>
+        <w:tc>
+          <w:tcPr>
+            <w:tcW w:w="2306" w:type="dxa"/>
+            <w:vAlign w:val="center"/>
+          </w:tcPr>
+          <w:p>
+            <w:pPr>
+              <w:pStyle w:val="20"/>
+              <w:spacing w:line="363" w:lineRule="exact"/>
+              <w:jc w:val="both"/>
+              <w:rPr>
+                <w:rFonts w:ascii="Times New Roman" w:hAnsi="Times New Roman" w:cs="Times New Roman"/>
+                <w:sz w:val="24"/>
+                <w:szCs w:val="24"/>
+              </w:rPr>
+            </w:pPr>
+            <w:r>
+              <w:rPr>
+                <w:rFonts w:ascii="Times New Roman" w:hAnsi="Times New Roman" w:cs="Times New Roman"/>
+                <w:kern w:val="2"/>
+                <w:sz w:val="24"/>
+                <w:szCs w:val="24"/>
+                <w:lang w:eastAsia="zh-CN"/>
+              </w:rPr>
+              <w:t>{{ reportdate }}</w:t>
+            </w:r>
+          </w:p>
+        </w:tc>
+        <w:tc>
+          <w:tcPr>
+            <w:tcW w:w="1373" w:type="dxa"/>
+            <w:vAlign w:val="center"/>
+          </w:tcPr>
+          <w:p>
+            <w:pPr>
+              <w:pStyle w:val="20"/>
+              <w:spacing w:line="341" w:lineRule="exact"/>
+              <w:jc w:val="both"/>
+              <w:rPr>
+                <w:rFonts w:ascii="Times New Roman" w:hAnsi="Times New Roman" w:cs="Times New Roman"/>
+                <w:b/>
+                <w:sz w:val="24"/>
+                <w:szCs w:val="24"/>
+              </w:rPr>
+            </w:pPr>
+          </w:p>
+        </w:tc>
+        <w:tc>
+          <w:tcPr>
+            <w:tcW w:w="1640" w:type="dxa"/>
+            <w:vAlign w:val="center"/>
+          </w:tcPr>
+          <w:p>
+            <w:pPr>
+              <w:pStyle w:val="20"/>
+              <w:spacing w:line="363" w:lineRule="exact"/>
+              <w:ind w:right="15"/>
+              <w:jc w:val="both"/>
+              <w:rPr>
+                <w:rFonts w:ascii="Times New Roman" w:hAnsi="Times New Roman" w:cs="Times New Roman"/>
+                <w:sz w:val="24"/>
+                <w:szCs w:val="24"/>
+              </w:rPr>
+            </w:pPr>
+          </w:p>
+        </w:tc>
+        <w:tc>
+          <w:tcPr>
+            <w:tcW w:w="2475" w:type="dxa"/>
+            <w:vAlign w:val="center"/>
+          </w:tcPr>
+          <w:p>
+            <w:pPr>
+              <w:pStyle w:val="20"/>
+              <w:spacing w:line="363" w:lineRule="exact"/>
+              <w:ind w:right="15"/>
+              <w:jc w:val="both"/>
+              <w:rPr>
+                <w:rFonts w:ascii="Times New Roman" w:hAnsi="Times New Roman" w:cs="Times New Roman"/>
+                <w:kern w:val="2"/>
+                <w:sz w:val="24"/>
+                <w:szCs w:val="24"/>
+                <w:lang w:eastAsia="zh-CN"/>
+              </w:rPr>
+            </w:pPr>
+          </w:p>
+        </w:tc>
+      </w:tr>
+    </w:tbl>
+    <w:p>
+      <w:pPr>
+        <w:rPr>
+          <w:rFonts w:ascii="Times New Roman" w:hAnsi="Times New Roman" w:eastAsia="微软雅黑" w:cs="Times New Roman"/>
+          <w:sz w:val="24"/>
+          <w:szCs w:val="24"/>
+          <w:lang w:eastAsia="zh-CN"/>
+        </w:rPr>
+      </w:pPr>
+      <w:r>
+        <w:rPr>
+          <w:rFonts w:hint="eastAsia" w:ascii="Times New Roman" w:hAnsi="Times New Roman" w:eastAsia="微软雅黑" w:cs="Times New Roman"/>
+          <w:sz w:val="24"/>
+          <w:szCs w:val="24"/>
+          <w:lang w:eastAsia="zh-CN"/>
+        </w:rPr>
+        <w:t xml:space="preserve">{% endif %}{% if testedby == </w:t>
+      </w:r>
+      <w:r>
+        <w:rPr>
+          <w:rFonts w:ascii="Times New Roman" w:hAnsi="Times New Roman" w:eastAsia="微软雅黑" w:cs="Times New Roman"/>
+          <w:sz w:val="24"/>
+          <w:szCs w:val="24"/>
+          <w:lang w:eastAsia="zh-CN"/>
+        </w:rPr>
+        <w:t>“</w:t>
+      </w:r>
+      <w:r>
+        <w:rPr>
+          <w:rFonts w:hint="eastAsia" w:ascii="Times New Roman" w:hAnsi="Times New Roman" w:eastAsia="微软雅黑" w:cs="Times New Roman"/>
+          <w:sz w:val="24"/>
+          <w:szCs w:val="24"/>
+          <w:lang w:eastAsia="zh-CN"/>
+        </w:rPr>
+        <w:t>6</w:t>
+      </w:r>
+      <w:r>
+        <w:rPr>
+          <w:rFonts w:ascii="Times New Roman" w:hAnsi="Times New Roman" w:eastAsia="微软雅黑" w:cs="Times New Roman"/>
+          <w:sz w:val="24"/>
+          <w:szCs w:val="24"/>
+          <w:lang w:eastAsia="zh-CN"/>
+        </w:rPr>
+        <w:t>”</w:t>
+      </w:r>
+      <w:r>
+        <w:rPr>
+          <w:rFonts w:hint="eastAsia" w:ascii="Times New Roman" w:hAnsi="Times New Roman" w:eastAsia="微软雅黑" w:cs="Times New Roman"/>
+          <w:sz w:val="24"/>
+          <w:szCs w:val="24"/>
+          <w:lang w:eastAsia="zh-CN"/>
+        </w:rPr>
+        <w:t xml:space="preserve"> %}</w:t>
+      </w:r>
+    </w:p>
+    <w:p>
+      <w:pPr>
+        <w:rPr>
+          <w:rFonts w:ascii="Times New Roman" w:hAnsi="Times New Roman" w:eastAsia="微软雅黑" w:cs="Times New Roman"/>
+          <w:sz w:val="24"/>
+          <w:szCs w:val="24"/>
+          <w:lang w:eastAsia="zh-CN"/>
+        </w:rPr>
+      </w:pPr>
+    </w:p>
+    <w:p>
+      <w:pPr>
+        <w:rPr>
+          <w:rFonts w:ascii="Times New Roman" w:hAnsi="Times New Roman" w:eastAsia="微软雅黑" w:cs="Times New Roman"/>
+          <w:sz w:val="24"/>
+          <w:szCs w:val="24"/>
+          <w:lang w:eastAsia="zh-CN"/>
+        </w:rPr>
+      </w:pPr>
+    </w:p>
+    <w:tbl>
+      <w:tblPr>
+        <w:tblStyle w:val="35"/>
+        <w:tblW w:w="9066" w:type="dxa"/>
+        <w:jc w:val="right"/>
+        <w:tblLayout w:type="fixed"/>
+        <w:tblCellMar>
+          <w:top w:w="0" w:type="dxa"/>
+          <w:left w:w="0" w:type="dxa"/>
+          <w:bottom w:w="0" w:type="dxa"/>
+          <w:right w:w="0" w:type="dxa"/>
+        </w:tblCellMar>
+      </w:tblPr>
+      <w:tblGrid>
+        <w:gridCol w:w="1272"/>
+        <w:gridCol w:w="2306"/>
+        <w:gridCol w:w="1373"/>
+        <w:gridCol w:w="1640"/>
+        <w:gridCol w:w="2475"/>
+      </w:tblGrid>
+      <w:tr>
+        <w:tblPrEx>
+          <w:tblCellMar>
+            <w:top w:w="0" w:type="dxa"/>
+            <w:left w:w="0" w:type="dxa"/>
+            <w:bottom w:w="0" w:type="dxa"/>
+            <w:right w:w="0" w:type="dxa"/>
+          </w:tblCellMar>
+        </w:tblPrEx>
+        <w:trPr>
+          <w:trHeight w:val="441" w:hRule="exact"/>
+          <w:jc w:val="right"/>
+        </w:trPr>
+        <w:tc>
+          <w:tcPr>
+            <w:tcW w:w="1272" w:type="dxa"/>
+            <w:vAlign w:val="center"/>
+          </w:tcPr>
+          <w:p>
+            <w:pPr>
+              <w:pStyle w:val="20"/>
+              <w:spacing w:before="13"/>
+              <w:ind w:left="13" w:right="95"/>
+              <w:jc w:val="both"/>
+              <w:rPr>
+                <w:rFonts w:ascii="Times New Roman" w:hAnsi="Times New Roman" w:cs="Times New Roman"/>
+                <w:b/>
+                <w:sz w:val="24"/>
+                <w:szCs w:val="24"/>
+              </w:rPr>
+            </w:pPr>
+            <w:r>
+              <w:rPr>
+                <w:rFonts w:ascii="Times New Roman" w:hAnsi="Times New Roman" w:cs="Times New Roman"/>
+                <w:b/>
+                <w:sz w:val="24"/>
+                <w:szCs w:val="24"/>
+              </w:rPr>
+              <w:t>检测人：</w:t>
+            </w:r>
+          </w:p>
+        </w:tc>
+        <w:tc>
+          <w:tcPr>
+            <w:tcW w:w="2306" w:type="dxa"/>
+            <w:vAlign w:val="center"/>
+          </w:tcPr>
+          <w:p>
+            <w:pPr>
+              <w:pStyle w:val="20"/>
+              <w:spacing w:before="13"/>
+              <w:jc w:val="both"/>
+              <w:rPr>
+                <w:rFonts w:ascii="Times New Roman" w:hAnsi="Times New Roman" w:cs="Times New Roman"/>
+                <w:b/>
+                <w:sz w:val="24"/>
+                <w:szCs w:val="24"/>
+              </w:rPr>
+            </w:pPr>
+            <w:r>
+              <w:rPr>
+                <w:sz w:val="24"/>
+              </w:rPr>
+              <mc:AlternateContent>
+                <mc:Choice Requires="wpg">
+                  <w:drawing>
+                    <wp:anchor distT="0" distB="0" distL="114300" distR="114300" simplePos="0" relativeHeight="251662336" behindDoc="0" locked="0" layoutInCell="1" allowOverlap="1">
+                      <wp:simplePos x="0" y="0"/>
+                      <wp:positionH relativeFrom="column">
+                        <wp:posOffset>-563245</wp:posOffset>
+                      </wp:positionH>
+                      <wp:positionV relativeFrom="paragraph">
+                        <wp:posOffset>-597535</wp:posOffset>
+                      </wp:positionV>
+                      <wp:extent cx="1443355" cy="1443355"/>
+                      <wp:effectExtent l="0" t="0" r="4445" b="4445"/>
+                      <wp:wrapNone/>
+                      <wp:docPr id="15" name="组合 15"/>
+                      <wp:cNvGraphicFramePr/>
+                      <a:graphic xmlns:a="http://schemas.openxmlformats.org/drawingml/2006/main">
+                        <a:graphicData uri="http://schemas.microsoft.com/office/word/2010/wordprocessingGroup">
+                          <wpg:wgp>
+                            <wpg:cNvGrpSpPr/>
+                            <wpg:grpSpPr>
+                              <a:xfrm>
+                                <a:off x="0" y="0"/>
+                                <a:ext cx="1443355" cy="1443355"/>
+                                <a:chOff x="3447" y="97780"/>
+                                <a:chExt cx="2273" cy="2273"/>
+                              </a:xfrm>
+                            </wpg:grpSpPr>
+                            <pic:pic xmlns:pic="http://schemas.openxmlformats.org/drawingml/2006/picture">
+                              <pic:nvPicPr>
+                                <pic:cNvPr id="50" name="图片 1" descr="IMG_256"/>
+                                <pic:cNvPicPr>
+                                  <a:picLocks noChangeAspect="1"/>
+                                </pic:cNvPicPr>
+                              </pic:nvPicPr>
+                              <pic:blipFill>
+                                <a:blip r:embed="rId14">
+                                  <a:clrChange>
+                                    <a:clrFrom>
+                                      <a:srgbClr val="AAA9A5">
+                                        <a:alpha val="100000"/>
+                                      </a:srgbClr>
+                                    </a:clrFrom>
+                                    <a:clrTo>
+                                      <a:srgbClr val="AAA9A5">
+                                        <a:alpha val="100000"/>
+                                        <a:alpha val="0"/>
+                                      </a:srgbClr>
+                                    </a:clrTo>
+                                  </a:clrChange>
+                                </a:blip>
+                                <a:srcRect l="27431" t="30452" r="31962" b="18126"/>
+                                <a:stretch>
+                                  <a:fillRect/>
+                                </a:stretch>
+                              </pic:blipFill>
+                              <pic:spPr>
+                                <a:xfrm>
+                                  <a:off x="4190" y="98395"/>
+                                  <a:ext cx="781" cy="989"/>
+                                </a:xfrm>
+                                <a:prstGeom prst="rect">
+                                  <a:avLst/>
+                                </a:prstGeom>
+                                <a:noFill/>
+                                <a:ln w="9525">
+                                  <a:noFill/>
+                                </a:ln>
+                              </pic:spPr>
+                            </pic:pic>
+                            <pic:pic xmlns:pic="http://schemas.openxmlformats.org/drawingml/2006/picture">
+                              <pic:nvPicPr>
+                                <pic:cNvPr id="11" name="图片 25"/>
+                                <pic:cNvPicPr>
+                                  <a:picLocks noChangeAspect="1" noChangeArrowheads="1"/>
+                                </pic:cNvPicPr>
+                              </pic:nvPicPr>
+                              <pic:blipFill>
+                                <a:blip r:embed="rId10">
+                                  <a:extLst>
+                                    <a:ext uri="{28A0092B-C50C-407E-A947-70E740481C1C}">
+                                      <a14:useLocalDpi xmlns:a14="http://schemas.microsoft.com/office/drawing/2010/main" val="0"/>
+                                    </a:ext>
+                                  </a:extLst>
+                                </a:blip>
+                                <a:srcRect/>
+                                <a:stretch>
+                                  <a:fillRect/>
+                                </a:stretch>
+                              </pic:blipFill>
+                              <pic:spPr>
+                                <a:xfrm>
+                                  <a:off x="3447" y="97780"/>
+                                  <a:ext cx="2273" cy="2273"/>
+                                </a:xfrm>
+                                <a:prstGeom prst="rect">
+                                  <a:avLst/>
+                                </a:prstGeom>
+                                <a:noFill/>
+                                <a:ln>
+                                  <a:noFill/>
+                                </a:ln>
+                              </pic:spPr>
+                            </pic:pic>
+                          </wpg:wgp>
+                        </a:graphicData>
+                      </a:graphic>
+                    </wp:anchor>
+                  </w:drawing>
+                </mc:Choice>
+                <mc:Fallback>
+                  <w:pict>
+                    <v:group id="_x0000_s1026" o:spid="_x0000_s1026" o:spt="203" style="position:absolute;left:0pt;margin-left:-44.35pt;margin-top:-47.05pt;height:113.65pt;width:113.65pt;z-index:251662336;mso-width-relative:page;mso-height-relative:page;" coordorigin="3447,97780" coordsize="2273,2273" o:gfxdata="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">
+                      <o:lock v:ext="edit" aspectratio="f"/>
+                      <v:shape id="图片 1" o:spid="_x0000_s1026" o:spt="75" alt="IMG_256" type="#_x0000_t75" style="position:absolute;left:4190;top:98395;height:989;width:781;" filled="f" o:preferrelative="t" stroked="f" coordsize="21600,21600" o:gfxdata="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">
+                        <v:fill on="f" focussize="0,0"/>
+                        <v:stroke on="f"/>
+                        <v:imagedata r:id="rId14" cropleft="17977f" croptop="19957f" cropright="20947f" cropbottom="11879f" chromakey="#AAA9A5" o:title=""/>
+                        <o:lock v:ext="edit" aspectratio="t"/>
+                      </v:shape>
+                      <v:shape id="图片 25" o:spid="_x0000_s1026" o:spt="75" type="#_x0000_t75" style="position:absolute;left:3447;top:97780;height:2273;width:2273;" filled="f" o:preferrelative="t" stroked="f" coordsize="21600,21600" o:gfxdata="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">
+                        <v:fill on="f" focussize="0,0"/>
+                        <v:stroke on="f"/>
+                        <v:imagedata r:id="rId10" o:title=""/>
+                        <o:lock v:ext="edit" aspectratio="t"/>
+                      </v:shape>
+                    </v:group>
+                  </w:pict>
+                </mc:Fallback>
+              </mc:AlternateContent>
+            </w:r>
           </w:p>
         </w:tc>
         <w:tc>
@@ -9870,10 +9897,10 @@
           <w:lang w:eastAsia="zh-CN"/>
         </w:rPr>
       </w:pPr>
-      <w:bookmarkStart w:id="47" w:name="_Toc149826007"/>
+      <w:bookmarkStart w:id="47" w:name="_Toc26774"/>
       <w:bookmarkStart w:id="48" w:name="_Toc149832732"/>
-      <w:bookmarkStart w:id="49" w:name="_Toc11621"/>
-      <w:bookmarkStart w:id="50" w:name="_Toc26774"/>
+      <w:bookmarkStart w:id="49" w:name="_Toc149826007"/>
+      <w:bookmarkStart w:id="50" w:name="_Toc11621"/>
       <w:r>
         <w:rPr>
           <w:rFonts w:hint="eastAsia"/>
@@ -15205,13 +15232,13 @@
           <w:lang w:eastAsia="zh-CN"/>
         </w:rPr>
       </w:pPr>
-      <w:bookmarkStart w:id="55" w:name="_Toc32022"/>
-      <w:bookmarkStart w:id="56" w:name="_Toc25737"/>
-      <w:bookmarkStart w:id="57" w:name="_Toc4339"/>
-      <w:bookmarkStart w:id="58" w:name="_Toc7551_WPSOffice_Level2"/>
-      <w:bookmarkStart w:id="59" w:name="_Toc17526"/>
-      <w:bookmarkStart w:id="60" w:name="_Toc10835"/>
-      <w:bookmarkStart w:id="61" w:name="_Toc6221_WPSOffice_Level2"/>
+      <w:bookmarkStart w:id="55" w:name="_Toc7551_WPSOffice_Level2"/>
+      <w:bookmarkStart w:id="56" w:name="_Toc32022"/>
+      <w:bookmarkStart w:id="57" w:name="_Toc25737"/>
+      <w:bookmarkStart w:id="58" w:name="_Toc6221_WPSOffice_Level2"/>
+      <w:bookmarkStart w:id="59" w:name="_Toc4339"/>
+      <w:bookmarkStart w:id="60" w:name="_Toc17526"/>
+      <w:bookmarkStart w:id="61" w:name="_Toc10835"/>
       <w:r>
         <w:rPr>
           <w:rFonts w:hint="eastAsia"/>
@@ -15240,14 +15267,14 @@
           <w:lang w:eastAsia="zh-CN"/>
         </w:rPr>
       </w:pPr>
-      <w:bookmarkStart w:id="62" w:name="_Toc32661"/>
-      <w:bookmarkStart w:id="63" w:name="_Toc4331_WPSOffice_Level1"/>
-      <w:bookmarkStart w:id="64" w:name="_Toc23846_WPSOffice_Level1"/>
-      <w:bookmarkStart w:id="65" w:name="_Toc25727"/>
-      <w:bookmarkStart w:id="66" w:name="_Toc23903"/>
-      <w:bookmarkStart w:id="67" w:name="_Toc5598"/>
-      <w:bookmarkStart w:id="68" w:name="_Toc32443_WPSOffice_Level1"/>
-      <w:bookmarkStart w:id="69" w:name="_Toc28194"/>
+      <w:bookmarkStart w:id="62" w:name="_Toc32443_WPSOffice_Level1"/>
+      <w:bookmarkStart w:id="63" w:name="_Toc5598"/>
+      <w:bookmarkStart w:id="64" w:name="_Toc28194"/>
+      <w:bookmarkStart w:id="65" w:name="_Toc32661"/>
+      <w:bookmarkStart w:id="66" w:name="_Toc4331_WPSOffice_Level1"/>
+      <w:bookmarkStart w:id="67" w:name="_Toc23846_WPSOffice_Level1"/>
+      <w:bookmarkStart w:id="68" w:name="_Toc25727"/>
+      <w:bookmarkStart w:id="69" w:name="_Toc23903"/>
       <w:r>
         <w:rPr>
           <w:rFonts w:hint="eastAsia" w:ascii="Times New Roman" w:hAnsi="Times New Roman" w:eastAsia="微软雅黑" w:cs="Times New Roman"/>
@@ -15909,6 +15936,12 @@
             <w:insideH w:val="dotted" w:color="033F86" w:sz="4" w:space="0"/>
             <w:insideV w:val="dotted" w:color="033F86" w:sz="4" w:space="0"/>
           </w:tblBorders>
+          <w:tblCellMar>
+            <w:top w:w="0" w:type="dxa"/>
+            <w:left w:w="108" w:type="dxa"/>
+            <w:bottom w:w="0" w:type="dxa"/>
+            <w:right w:w="108" w:type="dxa"/>
+          </w:tblCellMar>
         </w:tblPrEx>
         <w:trPr>
           <w:jc w:val="center"/>
@@ -19724,12 +19757,12 @@
         </w:rPr>
       </w:pPr>
       <w:bookmarkStart w:id="74" w:name="_Toc26649"/>
-      <w:bookmarkStart w:id="75" w:name="_Toc16347"/>
-      <w:bookmarkStart w:id="76" w:name="_Toc6988"/>
-      <w:bookmarkStart w:id="77" w:name="_Toc1707_WPSOffice_Level2"/>
-      <w:bookmarkStart w:id="78" w:name="_Toc3782"/>
-      <w:bookmarkStart w:id="79" w:name="_Toc21764_WPSOffice_Level2"/>
-      <w:bookmarkStart w:id="80" w:name="_Toc15530"/>
+      <w:bookmarkStart w:id="75" w:name="_Toc21764_WPSOffice_Level2"/>
+      <w:bookmarkStart w:id="76" w:name="_Toc3782"/>
+      <w:bookmarkStart w:id="77" w:name="_Toc15530"/>
+      <w:bookmarkStart w:id="78" w:name="_Toc1707_WPSOffice_Level2"/>
+      <w:bookmarkStart w:id="79" w:name="_Toc6988"/>
+      <w:bookmarkStart w:id="80" w:name="_Toc16347"/>
       <w:r>
         <w:rPr>
           <w:rFonts w:hint="eastAsia" w:ascii="Times New Roman" w:hAnsi="Times New Roman" w:eastAsia="微软雅黑" w:cs="Times New Roman"/>
@@ -19761,8 +19794,8 @@
       <w:bookmarkStart w:id="81" w:name="_Toc149832736"/>
       <w:bookmarkStart w:id="82" w:name="_Toc18793"/>
       <w:bookmarkStart w:id="83" w:name="_Toc15817"/>
-      <w:bookmarkStart w:id="84" w:name="_Toc149826012"/>
-      <w:bookmarkStart w:id="85" w:name="_Toc180"/>
+      <w:bookmarkStart w:id="84" w:name="_Toc180"/>
+      <w:bookmarkStart w:id="85" w:name="_Toc149826012"/>
       <w:r>
         <w:rPr>
           <w:color w:val="62B541"/>
@@ -28770,13 +28803,13 @@
       <w:bookmarkEnd w:id="79"/>
       <w:bookmarkEnd w:id="80"/>
       <w:bookmarkStart w:id="91" w:name="_Toc12505"/>
-      <w:bookmarkStart w:id="92" w:name="_Toc2409"/>
-      <w:bookmarkStart w:id="93" w:name="_Toc1707_WPSOffice_Level1"/>
-      <w:bookmarkStart w:id="94" w:name="_Toc16594"/>
-      <w:bookmarkStart w:id="95" w:name="_Toc13196_WPSOffice_Level1"/>
-      <w:bookmarkStart w:id="96" w:name="_Toc27302"/>
-      <w:bookmarkStart w:id="97" w:name="_Toc28240"/>
-      <w:bookmarkStart w:id="98" w:name="_Toc21764_WPSOffice_Level1"/>
+      <w:bookmarkStart w:id="92" w:name="_Toc1707_WPSOffice_Level1"/>
+      <w:bookmarkStart w:id="93" w:name="_Toc28240"/>
+      <w:bookmarkStart w:id="94" w:name="_Toc21764_WPSOffice_Level1"/>
+      <w:bookmarkStart w:id="95" w:name="_Toc27302"/>
+      <w:bookmarkStart w:id="96" w:name="_Toc2409"/>
+      <w:bookmarkStart w:id="97" w:name="_Toc13196_WPSOffice_Level1"/>
+      <w:bookmarkStart w:id="98" w:name="_Toc16594"/>
       <w:r>
         <w:rPr>
           <w:rFonts w:hint="eastAsia" w:ascii="Times New Roman" w:hAnsi="Times New Roman" w:eastAsia="微软雅黑" w:cs="Times New Roman"/>
@@ -28802,11 +28835,11 @@
           <w:lang w:eastAsia="zh-CN"/>
         </w:rPr>
       </w:pPr>
-      <w:bookmarkStart w:id="99" w:name="_Toc21673"/>
-      <w:bookmarkStart w:id="100" w:name="_Toc26962"/>
-      <w:bookmarkStart w:id="101" w:name="_Toc149832738"/>
-      <w:bookmarkStart w:id="102" w:name="_Toc27506"/>
-      <w:bookmarkStart w:id="103" w:name="_Toc31324"/>
+      <w:bookmarkStart w:id="99" w:name="_Toc149832738"/>
+      <w:bookmarkStart w:id="100" w:name="_Toc31324"/>
+      <w:bookmarkStart w:id="101" w:name="_Toc21673"/>
+      <w:bookmarkStart w:id="102" w:name="_Toc26962"/>
+      <w:bookmarkStart w:id="103" w:name="_Toc27506"/>
       <w:bookmarkStart w:id="104" w:name="_Toc26395"/>
       <w:r>
         <w:rPr>
@@ -29884,8 +29917,8 @@
           <w:lang w:eastAsia="zh-CN"/>
         </w:rPr>
       </w:pPr>
-      <w:bookmarkStart w:id="106" w:name="_Toc149832739"/>
-      <w:bookmarkStart w:id="107" w:name="_Toc8815"/>
+      <w:bookmarkStart w:id="106" w:name="_Toc8815"/>
+      <w:bookmarkStart w:id="107" w:name="_Toc149832739"/>
       <w:bookmarkStart w:id="108" w:name="_Toc27658"/>
       <w:bookmarkStart w:id="109" w:name="_Toc149826016"/>
       <w:r>
@@ -32015,12 +32048,12 @@
           <w:lang w:eastAsia="zh-CN"/>
         </w:rPr>
       </w:pPr>
-      <w:bookmarkStart w:id="113" w:name="_Toc23083"/>
-      <w:bookmarkStart w:id="114" w:name="_Toc22556"/>
-      <w:bookmarkStart w:id="115" w:name="_Toc3674"/>
-      <w:bookmarkStart w:id="116" w:name="_Toc149832741"/>
-      <w:bookmarkStart w:id="117" w:name="_Toc10537"/>
-      <w:bookmarkStart w:id="118" w:name="_Toc9066"/>
+      <w:bookmarkStart w:id="113" w:name="_Toc22556"/>
+      <w:bookmarkStart w:id="114" w:name="_Toc149832741"/>
+      <w:bookmarkStart w:id="115" w:name="_Toc23083"/>
+      <w:bookmarkStart w:id="116" w:name="_Toc10537"/>
+      <w:bookmarkStart w:id="117" w:name="_Toc9066"/>
+      <w:bookmarkStart w:id="118" w:name="_Toc3674"/>
       <w:r>
         <w:rPr>
           <w:rFonts w:hint="eastAsia"/>
@@ -34572,17 +34605,17 @@
           <w:lang w:eastAsia="zh-CN"/>
         </w:rPr>
       </w:pPr>
-      <w:bookmarkStart w:id="119" w:name="_Toc30346"/>
-      <w:bookmarkStart w:id="120" w:name="_Toc30999"/>
-      <w:bookmarkStart w:id="121" w:name="_Toc32358"/>
-      <w:bookmarkStart w:id="122" w:name="_Toc11406"/>
-      <w:bookmarkStart w:id="123" w:name="_Toc149832743"/>
-      <w:bookmarkStart w:id="124" w:name="_Toc26985_WPSOffice_Level1"/>
-      <w:bookmarkStart w:id="125" w:name="_Toc31185"/>
-      <w:bookmarkStart w:id="126" w:name="_Toc20170_WPSOffice_Level1"/>
+      <w:bookmarkStart w:id="119" w:name="_Toc149832743"/>
+      <w:bookmarkStart w:id="120" w:name="_Toc11406"/>
+      <w:bookmarkStart w:id="121" w:name="_Toc30999"/>
+      <w:bookmarkStart w:id="122" w:name="_Toc30346"/>
+      <w:bookmarkStart w:id="123" w:name="_Toc32358"/>
+      <w:bookmarkStart w:id="124" w:name="_Toc20170_WPSOffice_Level1"/>
+      <w:bookmarkStart w:id="125" w:name="_Toc27693"/>
+      <w:bookmarkStart w:id="126" w:name="_Toc28454_WPSOffice_Level1"/>
       <w:bookmarkStart w:id="127" w:name="_Toc20924"/>
-      <w:bookmarkStart w:id="128" w:name="_Toc27693"/>
-      <w:bookmarkStart w:id="129" w:name="_Toc28454_WPSOffice_Level1"/>
+      <w:bookmarkStart w:id="128" w:name="_Toc31185"/>
+      <w:bookmarkStart w:id="129" w:name="_Toc26985_WPSOffice_Level1"/>
       <w:r>
         <w:rPr>
           <w:rFonts w:hint="eastAsia"/>
@@ -35565,8 +35598,8 @@
         </w:rPr>
       </w:pPr>
       <w:bookmarkStart w:id="131" w:name="_Toc14077"/>
-      <w:bookmarkStart w:id="132" w:name="_Toc3409"/>
-      <w:bookmarkStart w:id="133" w:name="_Toc15114"/>
+      <w:bookmarkStart w:id="132" w:name="_Toc15114"/>
+      <w:bookmarkStart w:id="133" w:name="_Toc3409"/>
       <w:r>
         <w:rPr>
           <w:rFonts w:hint="eastAsia"/>
@@ -35785,16 +35818,16 @@
           <w:sz w:val="30"/>
         </w:rPr>
       </w:pPr>
-      <w:bookmarkStart w:id="134" w:name="_Toc31956"/>
-      <w:bookmarkStart w:id="135" w:name="_Toc27809"/>
-      <w:bookmarkStart w:id="136" w:name="_Toc4503"/>
-      <w:bookmarkStart w:id="137" w:name="_Toc11901"/>
-      <w:bookmarkStart w:id="138" w:name="_Toc19584_WPSOffice_Level1"/>
-      <w:bookmarkStart w:id="139" w:name="_Toc22162_WPSOffice_Level1"/>
+      <w:bookmarkStart w:id="134" w:name="_Toc11901"/>
+      <w:bookmarkStart w:id="135" w:name="_Toc4503"/>
+      <w:bookmarkStart w:id="136" w:name="_Toc31956"/>
+      <w:bookmarkStart w:id="137" w:name="_Toc27809"/>
+      <w:bookmarkStart w:id="138" w:name="_Toc13275"/>
+      <w:bookmarkStart w:id="139" w:name="_Toc19584_WPSOffice_Level1"/>
       <w:bookmarkStart w:id="140" w:name="_Toc14611_WPSOffice_Level1"/>
-      <w:bookmarkStart w:id="141" w:name="_Toc13275"/>
-      <w:bookmarkStart w:id="142" w:name="_Toc17792_WPSOffice_Level2"/>
-      <w:bookmarkStart w:id="143" w:name="_Toc22623"/>
+      <w:bookmarkStart w:id="141" w:name="_Toc22162_WPSOffice_Level1"/>
+      <w:bookmarkStart w:id="142" w:name="_Toc22623"/>
+      <w:bookmarkStart w:id="143" w:name="_Toc17792_WPSOffice_Level2"/>
       <w:r>
         <w:rPr>
           <w:color w:val="auto"/>
@@ -38692,6 +38725,8 @@
           <w:docGrid w:linePitch="312" w:charSpace="0"/>
         </w:sectPr>
       </w:pPr>
+      <w:bookmarkStart w:id="144" w:name="_GoBack"/>
+      <w:bookmarkEnd w:id="144"/>
     </w:p>
     <w:p>
       <w:pPr>
@@ -38990,7 +39025,7 @@
         </mc:Choice>
         <mc:Fallback>
           <w:pict>
-            <v:shape id="_x0000_s1026" o:spid="_x0000_s1026" o:spt="202" type="#_x0000_t202" style="position:absolute;left:0pt;margin-left:81.2pt;margin-top:11.9pt;height:24.15pt;width:330.85pt;mso-position-horizontal-relative:margin;z-index:251659264;mso-width-relative:page;mso-height-relative:page;" filled="f" stroked="f" coordsize="21600,21600" o:gfxdata="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">
+            <v:shape id="_x0000_s1026" o:spid="_x0000_s1026" o:spt="202" type="#_x0000_t202" style="position:absolute;left:0pt;margin-left:81.2pt;margin-top:11.9pt;height:24.15pt;width:330.85pt;mso-position-horizontal-relative:margin;z-index:251659264;mso-width-relative:page;mso-height-relative:page;" filled="f" stroked="f" coordsize="21600,21600" o:gfxdata="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">
               <v:fill on="f" focussize="0,0"/>
               <v:stroke on="f" weight="0.5pt"/>
               <v:imagedata o:title=""/>
@@ -39320,7 +39355,7 @@
         <w:lang w:eastAsia="zh-CN"/>
       </w:rPr>
       <w:drawing>
-        <wp:anchor distT="0" distB="0" distL="0" distR="0" simplePos="0" relativeHeight="251663360" behindDoc="0" locked="0" layoutInCell="1" allowOverlap="1">
+        <wp:anchor distT="0" distB="0" distL="0" distR="0" simplePos="0" relativeHeight="251664384" behindDoc="0" locked="0" layoutInCell="1" allowOverlap="1">
           <wp:simplePos x="0" y="0"/>
           <wp:positionH relativeFrom="column">
             <wp:posOffset>4591050</wp:posOffset>
@@ -39466,7 +39501,7 @@
         <w:lang w:eastAsia="zh-CN"/>
       </w:rPr>
       <w:drawing>
-        <wp:anchor distT="0" distB="0" distL="0" distR="0" simplePos="0" relativeHeight="251664384" behindDoc="0" locked="0" layoutInCell="1" allowOverlap="1">
+        <wp:anchor distT="0" distB="0" distL="0" distR="0" simplePos="0" relativeHeight="251665408" behindDoc="0" locked="0" layoutInCell="1" allowOverlap="1">
           <wp:simplePos x="0" y="0"/>
           <wp:positionH relativeFrom="column">
             <wp:posOffset>4582160</wp:posOffset>
@@ -42058,6 +42093,7 @@
     <customSectPr/>
     <customSectPr/>
     <customSectPr/>
+    <customSectPr/>
   </customSectProps>
   <customShpExts>
     <customShpInfo spid="_x0000_s1026" textRotate="1"/>

--- a/WebContent/docx/泛癌种86基因报告-单样本-苏州市立医院.docx
+++ b/WebContent/docx/泛癌种86基因报告-单样本-苏州市立医院.docx
@@ -524,6 +524,7 @@
       <w:sdtContent>
         <w:p>
           <w:pPr>
+            <w:pStyle w:val="11"/>
             <w:tabs>
               <w:tab w:val="right" w:leader="dot" w:pos="9870"/>
             </w:tabs>
@@ -592,7 +593,7 @@
               <w:sz w:val="32"/>
               <w:lang w:eastAsia="zh-CN"/>
             </w:rPr>
-            <w:instrText xml:space="preserve"> HYPERLINK \l _Toc21407 </w:instrText>
+            <w:instrText xml:space="preserve"> HYPERLINK \l _Toc24318 </w:instrText>
           </w:r>
           <w:r>
             <w:rPr>
@@ -638,7 +639,7 @@
               <w:color w:val="62B541"/>
               <w:sz w:val="32"/>
             </w:rPr>
-            <w:instrText xml:space="preserve"> PAGEREF _Toc21407 \h </w:instrText>
+            <w:instrText xml:space="preserve"> PAGEREF _Toc24318 \h </w:instrText>
           </w:r>
           <w:r>
             <w:rPr>
@@ -709,7 +710,7 @@
               <w:sz w:val="32"/>
               <w:lang w:eastAsia="zh-CN"/>
             </w:rPr>
-            <w:instrText xml:space="preserve"> HYPERLINK \l _Toc28631 </w:instrText>
+            <w:instrText xml:space="preserve"> HYPERLINK \l _Toc13785 </w:instrText>
           </w:r>
           <w:r>
             <w:rPr>
@@ -755,7 +756,7 @@
               <w:color w:val="62B541"/>
               <w:sz w:val="32"/>
             </w:rPr>
-            <w:instrText xml:space="preserve"> PAGEREF _Toc28631 \h </w:instrText>
+            <w:instrText xml:space="preserve"> PAGEREF _Toc13785 \h </w:instrText>
           </w:r>
           <w:r>
             <w:rPr>
@@ -826,7 +827,7 @@
               <w:sz w:val="32"/>
               <w:lang w:eastAsia="zh-CN"/>
             </w:rPr>
-            <w:instrText xml:space="preserve"> HYPERLINK \l _Toc3605 </w:instrText>
+            <w:instrText xml:space="preserve"> HYPERLINK \l _Toc24981 </w:instrText>
           </w:r>
           <w:r>
             <w:rPr>
@@ -872,7 +873,7 @@
               <w:color w:val="62B541"/>
               <w:sz w:val="32"/>
             </w:rPr>
-            <w:instrText xml:space="preserve"> PAGEREF _Toc3605 \h </w:instrText>
+            <w:instrText xml:space="preserve"> PAGEREF _Toc24981 \h </w:instrText>
           </w:r>
           <w:r>
             <w:rPr>
@@ -920,13 +921,14 @@
             </w:tabs>
             <w:ind w:left="440"/>
             <w:rPr>
-              <w:rFonts w:ascii="Times New Roman" w:hAnsi="Times New Roman" w:eastAsia="微软雅黑"/>
+              <w:rFonts w:hint="eastAsia" w:ascii="Times New Roman" w:hAnsi="Times New Roman" w:eastAsia="微软雅黑"/>
               <w:sz w:val="28"/>
+              <w:lang w:eastAsia="zh-CN"/>
             </w:rPr>
           </w:pPr>
           <w:r>
             <w:rPr>
-              <w:rFonts w:ascii="Times New Roman" w:hAnsi="Times New Roman" w:eastAsia="微软雅黑"/>
+              <w:rFonts w:hint="eastAsia" w:ascii="Times New Roman" w:hAnsi="Times New Roman" w:eastAsia="微软雅黑"/>
               <w:sz w:val="28"/>
               <w:lang w:eastAsia="zh-CN"/>
             </w:rPr>
@@ -934,15 +936,15 @@
           </w:r>
           <w:r>
             <w:rPr>
-              <w:rFonts w:ascii="Times New Roman" w:hAnsi="Times New Roman" w:eastAsia="微软雅黑"/>
+              <w:rFonts w:hint="eastAsia" w:ascii="Times New Roman" w:hAnsi="Times New Roman" w:eastAsia="微软雅黑"/>
               <w:sz w:val="28"/>
               <w:lang w:eastAsia="zh-CN"/>
             </w:rPr>
-            <w:instrText xml:space="preserve"> HYPERLINK \l _Toc2589 </w:instrText>
+            <w:instrText xml:space="preserve"> HYPERLINK \l _Toc1384 </w:instrText>
           </w:r>
           <w:r>
             <w:rPr>
-              <w:rFonts w:ascii="Times New Roman" w:hAnsi="Times New Roman" w:eastAsia="微软雅黑"/>
+              <w:rFonts w:hint="eastAsia" w:ascii="Times New Roman" w:hAnsi="Times New Roman" w:eastAsia="微软雅黑"/>
               <w:sz w:val="28"/>
               <w:lang w:eastAsia="zh-CN"/>
             </w:rPr>
@@ -958,49 +960,55 @@
           </w:r>
           <w:r>
             <w:rPr>
-              <w:rFonts w:ascii="Times New Roman" w:hAnsi="Times New Roman" w:eastAsia="微软雅黑"/>
+              <w:rFonts w:hint="eastAsia" w:ascii="Times New Roman" w:hAnsi="Times New Roman" w:eastAsia="微软雅黑"/>
               <w:sz w:val="28"/>
+              <w:lang w:eastAsia="zh-CN"/>
             </w:rPr>
             <w:tab/>
           </w:r>
           <w:r>
             <w:rPr>
-              <w:rFonts w:ascii="Times New Roman" w:hAnsi="Times New Roman" w:eastAsia="微软雅黑"/>
+              <w:rFonts w:hint="eastAsia" w:ascii="Times New Roman" w:hAnsi="Times New Roman" w:eastAsia="微软雅黑"/>
               <w:sz w:val="28"/>
+              <w:lang w:eastAsia="zh-CN"/>
             </w:rPr>
             <w:fldChar w:fldCharType="begin"/>
           </w:r>
           <w:r>
             <w:rPr>
-              <w:rFonts w:ascii="Times New Roman" w:hAnsi="Times New Roman" w:eastAsia="微软雅黑"/>
+              <w:rFonts w:hint="eastAsia" w:ascii="Times New Roman" w:hAnsi="Times New Roman" w:eastAsia="微软雅黑"/>
               <w:sz w:val="28"/>
+              <w:lang w:eastAsia="zh-CN"/>
             </w:rPr>
-            <w:instrText xml:space="preserve"> PAGEREF _Toc2589 \h </w:instrText>
+            <w:instrText xml:space="preserve"> PAGEREF _Toc1384 \h </w:instrText>
           </w:r>
           <w:r>
             <w:rPr>
-              <w:rFonts w:ascii="Times New Roman" w:hAnsi="Times New Roman" w:eastAsia="微软雅黑"/>
+              <w:rFonts w:hint="eastAsia" w:ascii="Times New Roman" w:hAnsi="Times New Roman" w:eastAsia="微软雅黑"/>
               <w:sz w:val="28"/>
+              <w:lang w:eastAsia="zh-CN"/>
             </w:rPr>
             <w:fldChar w:fldCharType="separate"/>
           </w:r>
           <w:r>
             <w:rPr>
-              <w:rFonts w:ascii="Times New Roman" w:hAnsi="Times New Roman" w:eastAsia="微软雅黑"/>
+              <w:rFonts w:hint="eastAsia" w:ascii="Times New Roman" w:hAnsi="Times New Roman" w:eastAsia="微软雅黑"/>
               <w:sz w:val="28"/>
+              <w:lang w:eastAsia="zh-CN"/>
             </w:rPr>
             <w:t>1</w:t>
           </w:r>
           <w:r>
             <w:rPr>
-              <w:rFonts w:ascii="Times New Roman" w:hAnsi="Times New Roman" w:eastAsia="微软雅黑"/>
+              <w:rFonts w:hint="eastAsia" w:ascii="Times New Roman" w:hAnsi="Times New Roman" w:eastAsia="微软雅黑"/>
               <w:sz w:val="28"/>
+              <w:lang w:eastAsia="zh-CN"/>
             </w:rPr>
             <w:fldChar w:fldCharType="end"/>
           </w:r>
           <w:r>
             <w:rPr>
-              <w:rFonts w:ascii="Times New Roman" w:hAnsi="Times New Roman" w:eastAsia="微软雅黑"/>
+              <w:rFonts w:hint="eastAsia" w:ascii="Times New Roman" w:hAnsi="Times New Roman" w:eastAsia="微软雅黑"/>
               <w:sz w:val="28"/>
               <w:lang w:eastAsia="zh-CN"/>
             </w:rPr>
@@ -1017,7 +1025,7 @@
           </w:pPr>
           <w:r>
             <w:rPr>
-              <w:rFonts w:ascii="Times New Roman" w:hAnsi="Times New Roman" w:eastAsia="微软雅黑"/>
+              <w:rFonts w:hint="eastAsia" w:ascii="Times New Roman" w:hAnsi="Times New Roman" w:eastAsia="微软雅黑"/>
               <w:sz w:val="28"/>
               <w:lang w:eastAsia="zh-CN"/>
             </w:rPr>
@@ -1025,15 +1033,15 @@
           </w:r>
           <w:r>
             <w:rPr>
-              <w:rFonts w:ascii="Times New Roman" w:hAnsi="Times New Roman" w:eastAsia="微软雅黑"/>
+              <w:rFonts w:hint="eastAsia" w:ascii="Times New Roman" w:hAnsi="Times New Roman" w:eastAsia="微软雅黑"/>
               <w:sz w:val="28"/>
               <w:lang w:eastAsia="zh-CN"/>
             </w:rPr>
-            <w:instrText xml:space="preserve"> HYPERLINK \l _Toc17266 </w:instrText>
+            <w:instrText xml:space="preserve"> HYPERLINK \l _Toc15624 </w:instrText>
           </w:r>
           <w:r>
             <w:rPr>
-              <w:rFonts w:ascii="Times New Roman" w:hAnsi="Times New Roman" w:eastAsia="微软雅黑"/>
+              <w:rFonts w:hint="eastAsia" w:ascii="Times New Roman" w:hAnsi="Times New Roman" w:eastAsia="微软雅黑"/>
               <w:sz w:val="28"/>
               <w:lang w:eastAsia="zh-CN"/>
             </w:rPr>
@@ -1049,49 +1057,55 @@
           </w:r>
           <w:r>
             <w:rPr>
-              <w:rFonts w:ascii="Times New Roman" w:hAnsi="Times New Roman" w:eastAsia="微软雅黑"/>
+              <w:rFonts w:hint="eastAsia" w:ascii="Times New Roman" w:hAnsi="Times New Roman" w:eastAsia="微软雅黑"/>
               <w:sz w:val="28"/>
+              <w:lang w:eastAsia="zh-CN"/>
             </w:rPr>
             <w:tab/>
           </w:r>
           <w:r>
             <w:rPr>
-              <w:rFonts w:ascii="Times New Roman" w:hAnsi="Times New Roman" w:eastAsia="微软雅黑"/>
+              <w:rFonts w:hint="eastAsia" w:ascii="Times New Roman" w:hAnsi="Times New Roman" w:eastAsia="微软雅黑"/>
               <w:sz w:val="28"/>
+              <w:lang w:eastAsia="zh-CN"/>
             </w:rPr>
             <w:fldChar w:fldCharType="begin"/>
           </w:r>
           <w:r>
             <w:rPr>
-              <w:rFonts w:ascii="Times New Roman" w:hAnsi="Times New Roman" w:eastAsia="微软雅黑"/>
+              <w:rFonts w:hint="eastAsia" w:ascii="Times New Roman" w:hAnsi="Times New Roman" w:eastAsia="微软雅黑"/>
               <w:sz w:val="28"/>
+              <w:lang w:eastAsia="zh-CN"/>
             </w:rPr>
-            <w:instrText xml:space="preserve"> PAGEREF _Toc17266 \h </w:instrText>
+            <w:instrText xml:space="preserve"> PAGEREF _Toc15624 \h </w:instrText>
           </w:r>
           <w:r>
             <w:rPr>
-              <w:rFonts w:ascii="Times New Roman" w:hAnsi="Times New Roman" w:eastAsia="微软雅黑"/>
+              <w:rFonts w:hint="eastAsia" w:ascii="Times New Roman" w:hAnsi="Times New Roman" w:eastAsia="微软雅黑"/>
               <w:sz w:val="28"/>
+              <w:lang w:eastAsia="zh-CN"/>
             </w:rPr>
             <w:fldChar w:fldCharType="separate"/>
           </w:r>
           <w:r>
             <w:rPr>
-              <w:rFonts w:ascii="Times New Roman" w:hAnsi="Times New Roman" w:eastAsia="微软雅黑"/>
+              <w:rFonts w:hint="eastAsia" w:ascii="Times New Roman" w:hAnsi="Times New Roman" w:eastAsia="微软雅黑"/>
               <w:sz w:val="28"/>
+              <w:lang w:eastAsia="zh-CN"/>
             </w:rPr>
             <w:t>3</w:t>
           </w:r>
           <w:r>
             <w:rPr>
-              <w:rFonts w:ascii="Times New Roman" w:hAnsi="Times New Roman" w:eastAsia="微软雅黑"/>
+              <w:rFonts w:hint="eastAsia" w:ascii="Times New Roman" w:hAnsi="Times New Roman" w:eastAsia="微软雅黑"/>
               <w:sz w:val="28"/>
+              <w:lang w:eastAsia="zh-CN"/>
             </w:rPr>
             <w:fldChar w:fldCharType="end"/>
           </w:r>
           <w:r>
             <w:rPr>
-              <w:rFonts w:ascii="Times New Roman" w:hAnsi="Times New Roman" w:eastAsia="微软雅黑"/>
+              <w:rFonts w:hint="eastAsia" w:ascii="Times New Roman" w:hAnsi="Times New Roman" w:eastAsia="微软雅黑"/>
               <w:sz w:val="28"/>
               <w:lang w:eastAsia="zh-CN"/>
             </w:rPr>
@@ -1109,6 +1123,7 @@
               <w:b/>
               <w:color w:val="62B541"/>
               <w:sz w:val="32"/>
+              <w:lang w:eastAsia="zh-CN"/>
             </w:rPr>
           </w:pPr>
           <w:r>
@@ -1129,7 +1144,7 @@
               <w:sz w:val="32"/>
               <w:lang w:eastAsia="zh-CN"/>
             </w:rPr>
-            <w:instrText xml:space="preserve"> HYPERLINK \l _Toc14872 </w:instrText>
+            <w:instrText xml:space="preserve"> HYPERLINK \l _Toc9298 </w:instrText>
           </w:r>
           <w:r>
             <w:rPr>
@@ -1147,6 +1162,7 @@
               <w:b/>
               <w:color w:val="62B541"/>
               <w:sz w:val="32"/>
+              <w:lang w:eastAsia="zh-CN"/>
             </w:rPr>
             <w:t>检测结果及用药提示</w:t>
           </w:r>
@@ -1156,6 +1172,7 @@
               <w:b/>
               <w:color w:val="62B541"/>
               <w:sz w:val="32"/>
+              <w:lang w:eastAsia="zh-CN"/>
             </w:rPr>
             <w:tab/>
           </w:r>
@@ -1165,6 +1182,7 @@
               <w:b/>
               <w:color w:val="62B541"/>
               <w:sz w:val="32"/>
+              <w:lang w:eastAsia="zh-CN"/>
             </w:rPr>
             <w:fldChar w:fldCharType="begin"/>
           </w:r>
@@ -1174,8 +1192,9 @@
               <w:b/>
               <w:color w:val="62B541"/>
               <w:sz w:val="32"/>
+              <w:lang w:eastAsia="zh-CN"/>
             </w:rPr>
-            <w:instrText xml:space="preserve"> PAGEREF _Toc14872 \h </w:instrText>
+            <w:instrText xml:space="preserve"> PAGEREF _Toc9298 \h </w:instrText>
           </w:r>
           <w:r>
             <w:rPr>
@@ -1183,6 +1202,7 @@
               <w:b/>
               <w:color w:val="62B541"/>
               <w:sz w:val="32"/>
+              <w:lang w:eastAsia="zh-CN"/>
             </w:rPr>
             <w:fldChar w:fldCharType="separate"/>
           </w:r>
@@ -1192,6 +1212,7 @@
               <w:b/>
               <w:color w:val="62B541"/>
               <w:sz w:val="32"/>
+              <w:lang w:eastAsia="zh-CN"/>
             </w:rPr>
             <w:t>4</w:t>
           </w:r>
@@ -1201,6 +1222,7 @@
               <w:b/>
               <w:color w:val="62B541"/>
               <w:sz w:val="32"/>
+              <w:lang w:eastAsia="zh-CN"/>
             </w:rPr>
             <w:fldChar w:fldCharType="end"/>
           </w:r>
@@ -1223,13 +1245,14 @@
             </w:tabs>
             <w:ind w:left="440"/>
             <w:rPr>
-              <w:rFonts w:ascii="Times New Roman" w:hAnsi="Times New Roman" w:eastAsia="微软雅黑"/>
+              <w:rFonts w:hint="eastAsia" w:ascii="Times New Roman" w:hAnsi="Times New Roman" w:eastAsia="微软雅黑"/>
               <w:sz w:val="28"/>
+              <w:lang w:eastAsia="zh-CN"/>
             </w:rPr>
           </w:pPr>
           <w:r>
             <w:rPr>
-              <w:rFonts w:ascii="Times New Roman" w:hAnsi="Times New Roman" w:eastAsia="微软雅黑"/>
+              <w:rFonts w:hint="eastAsia" w:ascii="Times New Roman" w:hAnsi="Times New Roman" w:eastAsia="微软雅黑"/>
               <w:sz w:val="28"/>
               <w:lang w:eastAsia="zh-CN"/>
             </w:rPr>
@@ -1237,15 +1260,15 @@
           </w:r>
           <w:r>
             <w:rPr>
-              <w:rFonts w:ascii="Times New Roman" w:hAnsi="Times New Roman" w:eastAsia="微软雅黑"/>
+              <w:rFonts w:hint="eastAsia" w:ascii="Times New Roman" w:hAnsi="Times New Roman" w:eastAsia="微软雅黑"/>
               <w:sz w:val="28"/>
               <w:lang w:eastAsia="zh-CN"/>
             </w:rPr>
-            <w:instrText xml:space="preserve"> HYPERLINK \l _Toc11621 </w:instrText>
+            <w:instrText xml:space="preserve"> HYPERLINK \l _Toc7589 </w:instrText>
           </w:r>
           <w:r>
             <w:rPr>
-              <w:rFonts w:ascii="Times New Roman" w:hAnsi="Times New Roman" w:eastAsia="微软雅黑"/>
+              <w:rFonts w:hint="eastAsia" w:ascii="Times New Roman" w:hAnsi="Times New Roman" w:eastAsia="微软雅黑"/>
               <w:sz w:val="28"/>
               <w:lang w:eastAsia="zh-CN"/>
             </w:rPr>
@@ -1261,49 +1284,55 @@
           </w:r>
           <w:r>
             <w:rPr>
-              <w:rFonts w:ascii="Times New Roman" w:hAnsi="Times New Roman" w:eastAsia="微软雅黑"/>
+              <w:rFonts w:hint="eastAsia" w:ascii="Times New Roman" w:hAnsi="Times New Roman" w:eastAsia="微软雅黑"/>
               <w:sz w:val="28"/>
+              <w:lang w:eastAsia="zh-CN"/>
             </w:rPr>
             <w:tab/>
           </w:r>
           <w:r>
             <w:rPr>
-              <w:rFonts w:ascii="Times New Roman" w:hAnsi="Times New Roman" w:eastAsia="微软雅黑"/>
+              <w:rFonts w:hint="eastAsia" w:ascii="Times New Roman" w:hAnsi="Times New Roman" w:eastAsia="微软雅黑"/>
               <w:sz w:val="28"/>
+              <w:lang w:eastAsia="zh-CN"/>
             </w:rPr>
             <w:fldChar w:fldCharType="begin"/>
           </w:r>
           <w:r>
             <w:rPr>
-              <w:rFonts w:ascii="Times New Roman" w:hAnsi="Times New Roman" w:eastAsia="微软雅黑"/>
+              <w:rFonts w:hint="eastAsia" w:ascii="Times New Roman" w:hAnsi="Times New Roman" w:eastAsia="微软雅黑"/>
               <w:sz w:val="28"/>
+              <w:lang w:eastAsia="zh-CN"/>
             </w:rPr>
-            <w:instrText xml:space="preserve"> PAGEREF _Toc11621 \h </w:instrText>
+            <w:instrText xml:space="preserve"> PAGEREF _Toc7589 \h </w:instrText>
           </w:r>
           <w:r>
             <w:rPr>
-              <w:rFonts w:ascii="Times New Roman" w:hAnsi="Times New Roman" w:eastAsia="微软雅黑"/>
+              <w:rFonts w:hint="eastAsia" w:ascii="Times New Roman" w:hAnsi="Times New Roman" w:eastAsia="微软雅黑"/>
               <w:sz w:val="28"/>
+              <w:lang w:eastAsia="zh-CN"/>
             </w:rPr>
             <w:fldChar w:fldCharType="separate"/>
           </w:r>
           <w:r>
             <w:rPr>
-              <w:rFonts w:ascii="Times New Roman" w:hAnsi="Times New Roman" w:eastAsia="微软雅黑"/>
+              <w:rFonts w:hint="eastAsia" w:ascii="Times New Roman" w:hAnsi="Times New Roman" w:eastAsia="微软雅黑"/>
               <w:sz w:val="28"/>
+              <w:lang w:eastAsia="zh-CN"/>
             </w:rPr>
             <w:t>4</w:t>
           </w:r>
           <w:r>
             <w:rPr>
-              <w:rFonts w:ascii="Times New Roman" w:hAnsi="Times New Roman" w:eastAsia="微软雅黑"/>
+              <w:rFonts w:hint="eastAsia" w:ascii="Times New Roman" w:hAnsi="Times New Roman" w:eastAsia="微软雅黑"/>
               <w:sz w:val="28"/>
+              <w:lang w:eastAsia="zh-CN"/>
             </w:rPr>
             <w:fldChar w:fldCharType="end"/>
           </w:r>
           <w:r>
             <w:rPr>
-              <w:rFonts w:ascii="Times New Roman" w:hAnsi="Times New Roman" w:eastAsia="微软雅黑"/>
+              <w:rFonts w:hint="eastAsia" w:ascii="Times New Roman" w:hAnsi="Times New Roman" w:eastAsia="微软雅黑"/>
               <w:sz w:val="28"/>
               <w:lang w:eastAsia="zh-CN"/>
             </w:rPr>
@@ -1318,13 +1347,14 @@
             </w:tabs>
             <w:ind w:left="440"/>
             <w:rPr>
-              <w:rFonts w:ascii="Times New Roman" w:hAnsi="Times New Roman" w:eastAsia="微软雅黑"/>
+              <w:rFonts w:hint="eastAsia" w:ascii="Times New Roman" w:hAnsi="Times New Roman" w:eastAsia="微软雅黑"/>
               <w:sz w:val="28"/>
+              <w:lang w:eastAsia="zh-CN"/>
             </w:rPr>
           </w:pPr>
           <w:r>
             <w:rPr>
-              <w:rFonts w:ascii="Times New Roman" w:hAnsi="Times New Roman" w:eastAsia="微软雅黑"/>
+              <w:rFonts w:hint="eastAsia" w:ascii="Times New Roman" w:hAnsi="Times New Roman" w:eastAsia="微软雅黑"/>
               <w:sz w:val="28"/>
               <w:lang w:eastAsia="zh-CN"/>
             </w:rPr>
@@ -1332,15 +1362,15 @@
           </w:r>
           <w:r>
             <w:rPr>
-              <w:rFonts w:ascii="Times New Roman" w:hAnsi="Times New Roman" w:eastAsia="微软雅黑"/>
+              <w:rFonts w:hint="eastAsia" w:ascii="Times New Roman" w:hAnsi="Times New Roman" w:eastAsia="微软雅黑"/>
               <w:sz w:val="28"/>
               <w:lang w:eastAsia="zh-CN"/>
             </w:rPr>
-            <w:instrText xml:space="preserve"> HYPERLINK \l _Toc20532 </w:instrText>
+            <w:instrText xml:space="preserve"> HYPERLINK \l _Toc22284 </w:instrText>
           </w:r>
           <w:r>
             <w:rPr>
-              <w:rFonts w:ascii="Times New Roman" w:hAnsi="Times New Roman" w:eastAsia="微软雅黑"/>
+              <w:rFonts w:hint="eastAsia" w:ascii="Times New Roman" w:hAnsi="Times New Roman" w:eastAsia="微软雅黑"/>
               <w:sz w:val="28"/>
               <w:lang w:eastAsia="zh-CN"/>
             </w:rPr>
@@ -1356,49 +1386,55 @@
           </w:r>
           <w:r>
             <w:rPr>
-              <w:rFonts w:ascii="Times New Roman" w:hAnsi="Times New Roman" w:eastAsia="微软雅黑"/>
+              <w:rFonts w:hint="eastAsia" w:ascii="Times New Roman" w:hAnsi="Times New Roman" w:eastAsia="微软雅黑"/>
               <w:sz w:val="28"/>
+              <w:lang w:eastAsia="zh-CN"/>
             </w:rPr>
             <w:tab/>
           </w:r>
           <w:r>
             <w:rPr>
-              <w:rFonts w:ascii="Times New Roman" w:hAnsi="Times New Roman" w:eastAsia="微软雅黑"/>
+              <w:rFonts w:hint="eastAsia" w:ascii="Times New Roman" w:hAnsi="Times New Roman" w:eastAsia="微软雅黑"/>
               <w:sz w:val="28"/>
+              <w:lang w:eastAsia="zh-CN"/>
             </w:rPr>
             <w:fldChar w:fldCharType="begin"/>
           </w:r>
           <w:r>
             <w:rPr>
-              <w:rFonts w:ascii="Times New Roman" w:hAnsi="Times New Roman" w:eastAsia="微软雅黑"/>
+              <w:rFonts w:hint="eastAsia" w:ascii="Times New Roman" w:hAnsi="Times New Roman" w:eastAsia="微软雅黑"/>
               <w:sz w:val="28"/>
+              <w:lang w:eastAsia="zh-CN"/>
             </w:rPr>
-            <w:instrText xml:space="preserve"> PAGEREF _Toc20532 \h </w:instrText>
+            <w:instrText xml:space="preserve"> PAGEREF _Toc22284 \h </w:instrText>
           </w:r>
           <w:r>
             <w:rPr>
-              <w:rFonts w:ascii="Times New Roman" w:hAnsi="Times New Roman" w:eastAsia="微软雅黑"/>
+              <w:rFonts w:hint="eastAsia" w:ascii="Times New Roman" w:hAnsi="Times New Roman" w:eastAsia="微软雅黑"/>
               <w:sz w:val="28"/>
+              <w:lang w:eastAsia="zh-CN"/>
             </w:rPr>
             <w:fldChar w:fldCharType="separate"/>
           </w:r>
           <w:r>
             <w:rPr>
-              <w:rFonts w:ascii="Times New Roman" w:hAnsi="Times New Roman" w:eastAsia="微软雅黑"/>
+              <w:rFonts w:hint="eastAsia" w:ascii="Times New Roman" w:hAnsi="Times New Roman" w:eastAsia="微软雅黑"/>
               <w:sz w:val="28"/>
+              <w:lang w:eastAsia="zh-CN"/>
             </w:rPr>
             <w:t>7</w:t>
           </w:r>
           <w:r>
             <w:rPr>
-              <w:rFonts w:ascii="Times New Roman" w:hAnsi="Times New Roman" w:eastAsia="微软雅黑"/>
+              <w:rFonts w:hint="eastAsia" w:ascii="Times New Roman" w:hAnsi="Times New Roman" w:eastAsia="微软雅黑"/>
               <w:sz w:val="28"/>
+              <w:lang w:eastAsia="zh-CN"/>
             </w:rPr>
             <w:fldChar w:fldCharType="end"/>
           </w:r>
           <w:r>
             <w:rPr>
-              <w:rFonts w:ascii="Times New Roman" w:hAnsi="Times New Roman" w:eastAsia="微软雅黑"/>
+              <w:rFonts w:hint="eastAsia" w:ascii="Times New Roman" w:hAnsi="Times New Roman" w:eastAsia="微软雅黑"/>
               <w:sz w:val="28"/>
               <w:lang w:eastAsia="zh-CN"/>
             </w:rPr>
@@ -1413,13 +1449,14 @@
             </w:tabs>
             <w:ind w:left="440"/>
             <w:rPr>
-              <w:rFonts w:ascii="Times New Roman" w:hAnsi="Times New Roman" w:eastAsia="微软雅黑"/>
+              <w:rFonts w:hint="eastAsia" w:ascii="Times New Roman" w:hAnsi="Times New Roman" w:eastAsia="微软雅黑"/>
               <w:sz w:val="28"/>
+              <w:lang w:eastAsia="zh-CN"/>
             </w:rPr>
           </w:pPr>
           <w:r>
             <w:rPr>
-              <w:rFonts w:ascii="Times New Roman" w:hAnsi="Times New Roman" w:eastAsia="微软雅黑"/>
+              <w:rFonts w:hint="eastAsia" w:ascii="Times New Roman" w:hAnsi="Times New Roman" w:eastAsia="微软雅黑"/>
               <w:sz w:val="28"/>
               <w:lang w:eastAsia="zh-CN"/>
             </w:rPr>
@@ -1427,15 +1464,15 @@
           </w:r>
           <w:r>
             <w:rPr>
-              <w:rFonts w:ascii="Times New Roman" w:hAnsi="Times New Roman" w:eastAsia="微软雅黑"/>
+              <w:rFonts w:hint="eastAsia" w:ascii="Times New Roman" w:hAnsi="Times New Roman" w:eastAsia="微软雅黑"/>
               <w:sz w:val="28"/>
               <w:lang w:eastAsia="zh-CN"/>
             </w:rPr>
-            <w:instrText xml:space="preserve"> HYPERLINK \l _Toc10835 </w:instrText>
+            <w:instrText xml:space="preserve"> HYPERLINK \l _Toc25062 </w:instrText>
           </w:r>
           <w:r>
             <w:rPr>
-              <w:rFonts w:ascii="Times New Roman" w:hAnsi="Times New Roman" w:eastAsia="微软雅黑"/>
+              <w:rFonts w:hint="eastAsia" w:ascii="Times New Roman" w:hAnsi="Times New Roman" w:eastAsia="微软雅黑"/>
               <w:sz w:val="28"/>
               <w:lang w:eastAsia="zh-CN"/>
             </w:rPr>
@@ -1451,49 +1488,55 @@
           </w:r>
           <w:r>
             <w:rPr>
-              <w:rFonts w:ascii="Times New Roman" w:hAnsi="Times New Roman" w:eastAsia="微软雅黑"/>
+              <w:rFonts w:hint="eastAsia" w:ascii="Times New Roman" w:hAnsi="Times New Roman" w:eastAsia="微软雅黑"/>
               <w:sz w:val="28"/>
+              <w:lang w:eastAsia="zh-CN"/>
             </w:rPr>
             <w:tab/>
           </w:r>
           <w:r>
             <w:rPr>
-              <w:rFonts w:ascii="Times New Roman" w:hAnsi="Times New Roman" w:eastAsia="微软雅黑"/>
+              <w:rFonts w:hint="eastAsia" w:ascii="Times New Roman" w:hAnsi="Times New Roman" w:eastAsia="微软雅黑"/>
               <w:sz w:val="28"/>
+              <w:lang w:eastAsia="zh-CN"/>
             </w:rPr>
             <w:fldChar w:fldCharType="begin"/>
           </w:r>
           <w:r>
             <w:rPr>
-              <w:rFonts w:ascii="Times New Roman" w:hAnsi="Times New Roman" w:eastAsia="微软雅黑"/>
+              <w:rFonts w:hint="eastAsia" w:ascii="Times New Roman" w:hAnsi="Times New Roman" w:eastAsia="微软雅黑"/>
               <w:sz w:val="28"/>
+              <w:lang w:eastAsia="zh-CN"/>
             </w:rPr>
-            <w:instrText xml:space="preserve"> PAGEREF _Toc10835 \h </w:instrText>
+            <w:instrText xml:space="preserve"> PAGEREF _Toc25062 \h </w:instrText>
           </w:r>
           <w:r>
             <w:rPr>
-              <w:rFonts w:ascii="Times New Roman" w:hAnsi="Times New Roman" w:eastAsia="微软雅黑"/>
+              <w:rFonts w:hint="eastAsia" w:ascii="Times New Roman" w:hAnsi="Times New Roman" w:eastAsia="微软雅黑"/>
               <w:sz w:val="28"/>
+              <w:lang w:eastAsia="zh-CN"/>
             </w:rPr>
             <w:fldChar w:fldCharType="separate"/>
           </w:r>
           <w:r>
             <w:rPr>
-              <w:rFonts w:ascii="Times New Roman" w:hAnsi="Times New Roman" w:eastAsia="微软雅黑"/>
+              <w:rFonts w:hint="eastAsia" w:ascii="Times New Roman" w:hAnsi="Times New Roman" w:eastAsia="微软雅黑"/>
               <w:sz w:val="28"/>
+              <w:lang w:eastAsia="zh-CN"/>
             </w:rPr>
             <w:t>8</w:t>
           </w:r>
           <w:r>
             <w:rPr>
-              <w:rFonts w:ascii="Times New Roman" w:hAnsi="Times New Roman" w:eastAsia="微软雅黑"/>
+              <w:rFonts w:hint="eastAsia" w:ascii="Times New Roman" w:hAnsi="Times New Roman" w:eastAsia="微软雅黑"/>
               <w:sz w:val="28"/>
+              <w:lang w:eastAsia="zh-CN"/>
             </w:rPr>
             <w:fldChar w:fldCharType="end"/>
           </w:r>
           <w:r>
             <w:rPr>
-              <w:rFonts w:ascii="Times New Roman" w:hAnsi="Times New Roman" w:eastAsia="微软雅黑"/>
+              <w:rFonts w:hint="eastAsia" w:ascii="Times New Roman" w:hAnsi="Times New Roman" w:eastAsia="微软雅黑"/>
               <w:sz w:val="28"/>
               <w:lang w:eastAsia="zh-CN"/>
             </w:rPr>
@@ -1553,13 +1596,14 @@
             </w:tabs>
             <w:ind w:left="440"/>
             <w:rPr>
-              <w:rFonts w:ascii="Times New Roman" w:hAnsi="Times New Roman" w:eastAsia="微软雅黑"/>
+              <w:rFonts w:hint="eastAsia" w:ascii="Times New Roman" w:hAnsi="Times New Roman" w:eastAsia="微软雅黑"/>
               <w:sz w:val="28"/>
+              <w:lang w:eastAsia="zh-CN"/>
             </w:rPr>
           </w:pPr>
           <w:r>
             <w:rPr>
-              <w:rFonts w:ascii="Times New Roman" w:hAnsi="Times New Roman" w:eastAsia="微软雅黑"/>
+              <w:rFonts w:hint="eastAsia" w:ascii="Times New Roman" w:hAnsi="Times New Roman" w:eastAsia="微软雅黑"/>
               <w:sz w:val="28"/>
               <w:lang w:eastAsia="zh-CN"/>
             </w:rPr>
@@ -1567,15 +1611,15 @@
           </w:r>
           <w:r>
             <w:rPr>
-              <w:rFonts w:ascii="Times New Roman" w:hAnsi="Times New Roman" w:eastAsia="微软雅黑"/>
+              <w:rFonts w:hint="eastAsia" w:ascii="Times New Roman" w:hAnsi="Times New Roman" w:eastAsia="微软雅黑"/>
               <w:sz w:val="28"/>
               <w:lang w:eastAsia="zh-CN"/>
             </w:rPr>
-            <w:instrText xml:space="preserve"> HYPERLINK \l _Toc27201 </w:instrText>
+            <w:instrText xml:space="preserve"> HYPERLINK \l _Toc26265 </w:instrText>
           </w:r>
           <w:r>
             <w:rPr>
-              <w:rFonts w:ascii="Times New Roman" w:hAnsi="Times New Roman" w:eastAsia="微软雅黑"/>
+              <w:rFonts w:hint="eastAsia" w:ascii="Times New Roman" w:hAnsi="Times New Roman" w:eastAsia="微软雅黑"/>
               <w:sz w:val="28"/>
               <w:lang w:eastAsia="zh-CN"/>
             </w:rPr>
@@ -1591,49 +1635,55 @@
           </w:r>
           <w:r>
             <w:rPr>
-              <w:rFonts w:ascii="Times New Roman" w:hAnsi="Times New Roman" w:eastAsia="微软雅黑"/>
+              <w:rFonts w:hint="eastAsia" w:ascii="Times New Roman" w:hAnsi="Times New Roman" w:eastAsia="微软雅黑"/>
               <w:sz w:val="28"/>
+              <w:lang w:eastAsia="zh-CN"/>
             </w:rPr>
             <w:tab/>
           </w:r>
           <w:r>
             <w:rPr>
-              <w:rFonts w:ascii="Times New Roman" w:hAnsi="Times New Roman" w:eastAsia="微软雅黑"/>
+              <w:rFonts w:hint="eastAsia" w:ascii="Times New Roman" w:hAnsi="Times New Roman" w:eastAsia="微软雅黑"/>
               <w:sz w:val="28"/>
+              <w:lang w:eastAsia="zh-CN"/>
             </w:rPr>
             <w:fldChar w:fldCharType="begin"/>
           </w:r>
           <w:r>
             <w:rPr>
-              <w:rFonts w:ascii="Times New Roman" w:hAnsi="Times New Roman" w:eastAsia="微软雅黑"/>
+              <w:rFonts w:hint="eastAsia" w:ascii="Times New Roman" w:hAnsi="Times New Roman" w:eastAsia="微软雅黑"/>
               <w:sz w:val="28"/>
+              <w:lang w:eastAsia="zh-CN"/>
             </w:rPr>
-            <w:instrText xml:space="preserve"> PAGEREF _Toc27201 \h </w:instrText>
+            <w:instrText xml:space="preserve"> PAGEREF _Toc26265 \h </w:instrText>
           </w:r>
           <w:r>
             <w:rPr>
-              <w:rFonts w:ascii="Times New Roman" w:hAnsi="Times New Roman" w:eastAsia="微软雅黑"/>
+              <w:rFonts w:hint="eastAsia" w:ascii="Times New Roman" w:hAnsi="Times New Roman" w:eastAsia="微软雅黑"/>
               <w:sz w:val="28"/>
+              <w:lang w:eastAsia="zh-CN"/>
             </w:rPr>
             <w:fldChar w:fldCharType="separate"/>
           </w:r>
           <w:r>
             <w:rPr>
-              <w:rFonts w:ascii="Times New Roman" w:hAnsi="Times New Roman" w:eastAsia="微软雅黑"/>
+              <w:rFonts w:hint="eastAsia" w:ascii="Times New Roman" w:hAnsi="Times New Roman" w:eastAsia="微软雅黑"/>
               <w:sz w:val="28"/>
+              <w:lang w:eastAsia="zh-CN"/>
             </w:rPr>
             <w:t>9</w:t>
           </w:r>
           <w:r>
             <w:rPr>
-              <w:rFonts w:ascii="Times New Roman" w:hAnsi="Times New Roman" w:eastAsia="微软雅黑"/>
+              <w:rFonts w:hint="eastAsia" w:ascii="Times New Roman" w:hAnsi="Times New Roman" w:eastAsia="微软雅黑"/>
               <w:sz w:val="28"/>
+              <w:lang w:eastAsia="zh-CN"/>
             </w:rPr>
             <w:fldChar w:fldCharType="end"/>
           </w:r>
           <w:r>
             <w:rPr>
-              <w:rFonts w:ascii="Times New Roman" w:hAnsi="Times New Roman" w:eastAsia="微软雅黑"/>
+              <w:rFonts w:hint="eastAsia" w:ascii="Times New Roman" w:hAnsi="Times New Roman" w:eastAsia="微软雅黑"/>
               <w:sz w:val="28"/>
               <w:lang w:eastAsia="zh-CN"/>
             </w:rPr>
@@ -1660,6 +1710,7 @@
               <w:b/>
               <w:color w:val="62B541"/>
               <w:sz w:val="32"/>
+              <w:lang w:eastAsia="zh-CN"/>
             </w:rPr>
           </w:pPr>
           <w:r>
@@ -1680,7 +1731,7 @@
               <w:sz w:val="32"/>
               <w:lang w:eastAsia="zh-CN"/>
             </w:rPr>
-            <w:instrText xml:space="preserve"> HYPERLINK \l _Toc15817 </w:instrText>
+            <w:instrText xml:space="preserve"> HYPERLINK \l _Toc18797 </w:instrText>
           </w:r>
           <w:r>
             <w:rPr>
@@ -1698,6 +1749,7 @@
               <w:b/>
               <w:color w:val="62B541"/>
               <w:sz w:val="32"/>
+              <w:lang w:eastAsia="zh-CN"/>
             </w:rPr>
             <w:t>基因检测结果解析</w:t>
           </w:r>
@@ -1707,6 +1759,7 @@
               <w:b/>
               <w:color w:val="62B541"/>
               <w:sz w:val="32"/>
+              <w:lang w:eastAsia="zh-CN"/>
             </w:rPr>
             <w:tab/>
           </w:r>
@@ -1716,6 +1769,7 @@
               <w:b/>
               <w:color w:val="62B541"/>
               <w:sz w:val="32"/>
+              <w:lang w:eastAsia="zh-CN"/>
             </w:rPr>
             <w:fldChar w:fldCharType="begin"/>
           </w:r>
@@ -1725,8 +1779,9 @@
               <w:b/>
               <w:color w:val="62B541"/>
               <w:sz w:val="32"/>
+              <w:lang w:eastAsia="zh-CN"/>
             </w:rPr>
-            <w:instrText xml:space="preserve"> PAGEREF _Toc15817 \h </w:instrText>
+            <w:instrText xml:space="preserve"> PAGEREF _Toc18797 \h </w:instrText>
           </w:r>
           <w:r>
             <w:rPr>
@@ -1734,6 +1789,7 @@
               <w:b/>
               <w:color w:val="62B541"/>
               <w:sz w:val="32"/>
+              <w:lang w:eastAsia="zh-CN"/>
             </w:rPr>
             <w:fldChar w:fldCharType="separate"/>
           </w:r>
@@ -1743,6 +1799,7 @@
               <w:b/>
               <w:color w:val="62B541"/>
               <w:sz w:val="32"/>
+              <w:lang w:eastAsia="zh-CN"/>
             </w:rPr>
             <w:t>12</w:t>
           </w:r>
@@ -1752,6 +1809,7 @@
               <w:b/>
               <w:color w:val="62B541"/>
               <w:sz w:val="32"/>
+              <w:lang w:eastAsia="zh-CN"/>
             </w:rPr>
             <w:fldChar w:fldCharType="end"/>
           </w:r>
@@ -1785,13 +1843,14 @@
             </w:tabs>
             <w:ind w:left="440"/>
             <w:rPr>
-              <w:rFonts w:ascii="Times New Roman" w:hAnsi="Times New Roman" w:eastAsia="微软雅黑"/>
+              <w:rFonts w:hint="eastAsia" w:ascii="Times New Roman" w:hAnsi="Times New Roman" w:eastAsia="微软雅黑"/>
               <w:sz w:val="28"/>
+              <w:lang w:eastAsia="zh-CN"/>
             </w:rPr>
           </w:pPr>
           <w:r>
             <w:rPr>
-              <w:rFonts w:ascii="Times New Roman" w:hAnsi="Times New Roman" w:eastAsia="微软雅黑"/>
+              <w:rFonts w:hint="eastAsia" w:ascii="Times New Roman" w:hAnsi="Times New Roman" w:eastAsia="微软雅黑"/>
               <w:sz w:val="28"/>
               <w:lang w:eastAsia="zh-CN"/>
             </w:rPr>
@@ -1799,15 +1858,15 @@
           </w:r>
           <w:r>
             <w:rPr>
-              <w:rFonts w:ascii="Times New Roman" w:hAnsi="Times New Roman" w:eastAsia="微软雅黑"/>
+              <w:rFonts w:hint="eastAsia" w:ascii="Times New Roman" w:hAnsi="Times New Roman" w:eastAsia="微软雅黑"/>
               <w:sz w:val="28"/>
               <w:lang w:eastAsia="zh-CN"/>
             </w:rPr>
-            <w:instrText xml:space="preserve"> HYPERLINK \l _Toc20136 </w:instrText>
+            <w:instrText xml:space="preserve"> HYPERLINK \l _Toc27669 </w:instrText>
           </w:r>
           <w:r>
             <w:rPr>
-              <w:rFonts w:ascii="Times New Roman" w:hAnsi="Times New Roman" w:eastAsia="微软雅黑"/>
+              <w:rFonts w:hint="eastAsia" w:ascii="Times New Roman" w:hAnsi="Times New Roman" w:eastAsia="微软雅黑"/>
               <w:sz w:val="28"/>
               <w:lang w:eastAsia="zh-CN"/>
             </w:rPr>
@@ -1823,49 +1882,55 @@
           </w:r>
           <w:r>
             <w:rPr>
-              <w:rFonts w:ascii="Times New Roman" w:hAnsi="Times New Roman" w:eastAsia="微软雅黑"/>
+              <w:rFonts w:hint="eastAsia" w:ascii="Times New Roman" w:hAnsi="Times New Roman" w:eastAsia="微软雅黑"/>
               <w:sz w:val="28"/>
+              <w:lang w:eastAsia="zh-CN"/>
             </w:rPr>
             <w:tab/>
           </w:r>
           <w:r>
             <w:rPr>
-              <w:rFonts w:ascii="Times New Roman" w:hAnsi="Times New Roman" w:eastAsia="微软雅黑"/>
+              <w:rFonts w:hint="eastAsia" w:ascii="Times New Roman" w:hAnsi="Times New Roman" w:eastAsia="微软雅黑"/>
               <w:sz w:val="28"/>
+              <w:lang w:eastAsia="zh-CN"/>
             </w:rPr>
             <w:fldChar w:fldCharType="begin"/>
           </w:r>
           <w:r>
             <w:rPr>
-              <w:rFonts w:ascii="Times New Roman" w:hAnsi="Times New Roman" w:eastAsia="微软雅黑"/>
+              <w:rFonts w:hint="eastAsia" w:ascii="Times New Roman" w:hAnsi="Times New Roman" w:eastAsia="微软雅黑"/>
               <w:sz w:val="28"/>
+              <w:lang w:eastAsia="zh-CN"/>
             </w:rPr>
-            <w:instrText xml:space="preserve"> PAGEREF _Toc20136 \h </w:instrText>
+            <w:instrText xml:space="preserve"> PAGEREF _Toc27669 \h </w:instrText>
           </w:r>
           <w:r>
             <w:rPr>
-              <w:rFonts w:ascii="Times New Roman" w:hAnsi="Times New Roman" w:eastAsia="微软雅黑"/>
+              <w:rFonts w:hint="eastAsia" w:ascii="Times New Roman" w:hAnsi="Times New Roman" w:eastAsia="微软雅黑"/>
               <w:sz w:val="28"/>
+              <w:lang w:eastAsia="zh-CN"/>
             </w:rPr>
             <w:fldChar w:fldCharType="separate"/>
           </w:r>
           <w:r>
             <w:rPr>
-              <w:rFonts w:ascii="Times New Roman" w:hAnsi="Times New Roman" w:eastAsia="微软雅黑"/>
+              <w:rFonts w:hint="eastAsia" w:ascii="Times New Roman" w:hAnsi="Times New Roman" w:eastAsia="微软雅黑"/>
               <w:sz w:val="28"/>
+              <w:lang w:eastAsia="zh-CN"/>
             </w:rPr>
             <w:t>12</w:t>
           </w:r>
           <w:r>
             <w:rPr>
-              <w:rFonts w:ascii="Times New Roman" w:hAnsi="Times New Roman" w:eastAsia="微软雅黑"/>
+              <w:rFonts w:hint="eastAsia" w:ascii="Times New Roman" w:hAnsi="Times New Roman" w:eastAsia="微软雅黑"/>
               <w:sz w:val="28"/>
+              <w:lang w:eastAsia="zh-CN"/>
             </w:rPr>
             <w:fldChar w:fldCharType="end"/>
           </w:r>
           <w:r>
             <w:rPr>
-              <w:rFonts w:ascii="Times New Roman" w:hAnsi="Times New Roman" w:eastAsia="微软雅黑"/>
+              <w:rFonts w:hint="eastAsia" w:ascii="Times New Roman" w:hAnsi="Times New Roman" w:eastAsia="微软雅黑"/>
               <w:sz w:val="28"/>
               <w:lang w:eastAsia="zh-CN"/>
             </w:rPr>
@@ -1889,13 +1954,14 @@
             </w:tabs>
             <w:ind w:left="440"/>
             <w:rPr>
-              <w:rFonts w:ascii="Times New Roman" w:hAnsi="Times New Roman" w:eastAsia="微软雅黑"/>
+              <w:rFonts w:hint="eastAsia" w:ascii="Times New Roman" w:hAnsi="Times New Roman" w:eastAsia="微软雅黑"/>
               <w:sz w:val="28"/>
+              <w:lang w:eastAsia="zh-CN"/>
             </w:rPr>
           </w:pPr>
           <w:r>
             <w:rPr>
-              <w:rFonts w:ascii="Times New Roman" w:hAnsi="Times New Roman" w:eastAsia="微软雅黑"/>
+              <w:rFonts w:hint="eastAsia" w:ascii="Times New Roman" w:hAnsi="Times New Roman" w:eastAsia="微软雅黑"/>
               <w:sz w:val="28"/>
               <w:lang w:eastAsia="zh-CN"/>
             </w:rPr>
@@ -1903,15 +1969,15 @@
           </w:r>
           <w:r>
             <w:rPr>
-              <w:rFonts w:ascii="Times New Roman" w:hAnsi="Times New Roman" w:eastAsia="微软雅黑"/>
+              <w:rFonts w:hint="eastAsia" w:ascii="Times New Roman" w:hAnsi="Times New Roman" w:eastAsia="微软雅黑"/>
               <w:sz w:val="28"/>
               <w:lang w:eastAsia="zh-CN"/>
             </w:rPr>
-            <w:instrText xml:space="preserve"> HYPERLINK \l _Toc26962 </w:instrText>
+            <w:instrText xml:space="preserve"> HYPERLINK \l _Toc2274 </w:instrText>
           </w:r>
           <w:r>
             <w:rPr>
-              <w:rFonts w:ascii="Times New Roman" w:hAnsi="Times New Roman" w:eastAsia="微软雅黑"/>
+              <w:rFonts w:hint="eastAsia" w:ascii="Times New Roman" w:hAnsi="Times New Roman" w:eastAsia="微软雅黑"/>
               <w:sz w:val="28"/>
               <w:lang w:eastAsia="zh-CN"/>
             </w:rPr>
@@ -1927,49 +1993,55 @@
           </w:r>
           <w:r>
             <w:rPr>
-              <w:rFonts w:ascii="Times New Roman" w:hAnsi="Times New Roman" w:eastAsia="微软雅黑"/>
+              <w:rFonts w:hint="eastAsia" w:ascii="Times New Roman" w:hAnsi="Times New Roman" w:eastAsia="微软雅黑"/>
               <w:sz w:val="28"/>
+              <w:lang w:eastAsia="zh-CN"/>
             </w:rPr>
             <w:tab/>
           </w:r>
           <w:r>
             <w:rPr>
-              <w:rFonts w:ascii="Times New Roman" w:hAnsi="Times New Roman" w:eastAsia="微软雅黑"/>
+              <w:rFonts w:hint="eastAsia" w:ascii="Times New Roman" w:hAnsi="Times New Roman" w:eastAsia="微软雅黑"/>
               <w:sz w:val="28"/>
+              <w:lang w:eastAsia="zh-CN"/>
             </w:rPr>
             <w:fldChar w:fldCharType="begin"/>
           </w:r>
           <w:r>
             <w:rPr>
-              <w:rFonts w:ascii="Times New Roman" w:hAnsi="Times New Roman" w:eastAsia="微软雅黑"/>
+              <w:rFonts w:hint="eastAsia" w:ascii="Times New Roman" w:hAnsi="Times New Roman" w:eastAsia="微软雅黑"/>
               <w:sz w:val="28"/>
+              <w:lang w:eastAsia="zh-CN"/>
             </w:rPr>
-            <w:instrText xml:space="preserve"> PAGEREF _Toc26962 \h </w:instrText>
+            <w:instrText xml:space="preserve"> PAGEREF _Toc2274 \h </w:instrText>
           </w:r>
           <w:r>
             <w:rPr>
-              <w:rFonts w:ascii="Times New Roman" w:hAnsi="Times New Roman" w:eastAsia="微软雅黑"/>
+              <w:rFonts w:hint="eastAsia" w:ascii="Times New Roman" w:hAnsi="Times New Roman" w:eastAsia="微软雅黑"/>
               <w:sz w:val="28"/>
+              <w:lang w:eastAsia="zh-CN"/>
             </w:rPr>
             <w:fldChar w:fldCharType="separate"/>
           </w:r>
           <w:r>
             <w:rPr>
-              <w:rFonts w:ascii="Times New Roman" w:hAnsi="Times New Roman" w:eastAsia="微软雅黑"/>
+              <w:rFonts w:hint="eastAsia" w:ascii="Times New Roman" w:hAnsi="Times New Roman" w:eastAsia="微软雅黑"/>
               <w:sz w:val="28"/>
+              <w:lang w:eastAsia="zh-CN"/>
             </w:rPr>
             <w:t>15</w:t>
           </w:r>
           <w:r>
             <w:rPr>
-              <w:rFonts w:ascii="Times New Roman" w:hAnsi="Times New Roman" w:eastAsia="微软雅黑"/>
+              <w:rFonts w:hint="eastAsia" w:ascii="Times New Roman" w:hAnsi="Times New Roman" w:eastAsia="微软雅黑"/>
               <w:sz w:val="28"/>
+              <w:lang w:eastAsia="zh-CN"/>
             </w:rPr>
             <w:fldChar w:fldCharType="end"/>
           </w:r>
           <w:r>
             <w:rPr>
-              <w:rFonts w:ascii="Times New Roman" w:hAnsi="Times New Roman" w:eastAsia="微软雅黑"/>
+              <w:rFonts w:hint="eastAsia" w:ascii="Times New Roman" w:hAnsi="Times New Roman" w:eastAsia="微软雅黑"/>
               <w:sz w:val="28"/>
               <w:lang w:eastAsia="zh-CN"/>
             </w:rPr>
@@ -1993,13 +2065,14 @@
             </w:tabs>
             <w:ind w:left="440"/>
             <w:rPr>
-              <w:rFonts w:ascii="Times New Roman" w:hAnsi="Times New Roman" w:eastAsia="微软雅黑"/>
+              <w:rFonts w:hint="eastAsia" w:ascii="Times New Roman" w:hAnsi="Times New Roman" w:eastAsia="微软雅黑"/>
               <w:sz w:val="28"/>
+              <w:lang w:eastAsia="zh-CN"/>
             </w:rPr>
           </w:pPr>
           <w:r>
             <w:rPr>
-              <w:rFonts w:ascii="Times New Roman" w:hAnsi="Times New Roman" w:eastAsia="微软雅黑"/>
+              <w:rFonts w:hint="eastAsia" w:ascii="Times New Roman" w:hAnsi="Times New Roman" w:eastAsia="微软雅黑"/>
               <w:sz w:val="28"/>
               <w:lang w:eastAsia="zh-CN"/>
             </w:rPr>
@@ -2007,15 +2080,15 @@
           </w:r>
           <w:r>
             <w:rPr>
-              <w:rFonts w:ascii="Times New Roman" w:hAnsi="Times New Roman" w:eastAsia="微软雅黑"/>
+              <w:rFonts w:hint="eastAsia" w:ascii="Times New Roman" w:hAnsi="Times New Roman" w:eastAsia="微软雅黑"/>
               <w:sz w:val="28"/>
               <w:lang w:eastAsia="zh-CN"/>
             </w:rPr>
-            <w:instrText xml:space="preserve"> HYPERLINK \l _Toc8815 </w:instrText>
+            <w:instrText xml:space="preserve"> HYPERLINK \l _Toc12701 </w:instrText>
           </w:r>
           <w:r>
             <w:rPr>
-              <w:rFonts w:ascii="Times New Roman" w:hAnsi="Times New Roman" w:eastAsia="微软雅黑"/>
+              <w:rFonts w:hint="eastAsia" w:ascii="Times New Roman" w:hAnsi="Times New Roman" w:eastAsia="微软雅黑"/>
               <w:sz w:val="28"/>
               <w:lang w:eastAsia="zh-CN"/>
             </w:rPr>
@@ -2023,7 +2096,7 @@
           </w:r>
           <w:r>
             <w:rPr>
-              <w:rFonts w:ascii="Times New Roman" w:hAnsi="Times New Roman" w:eastAsia="微软雅黑"/>
+              <w:rFonts w:hint="eastAsia" w:ascii="Times New Roman" w:hAnsi="Times New Roman" w:eastAsia="微软雅黑"/>
               <w:sz w:val="28"/>
               <w:lang w:eastAsia="zh-CN"/>
             </w:rPr>
@@ -2031,49 +2104,55 @@
           </w:r>
           <w:r>
             <w:rPr>
-              <w:rFonts w:ascii="Times New Roman" w:hAnsi="Times New Roman" w:eastAsia="微软雅黑"/>
+              <w:rFonts w:hint="eastAsia" w:ascii="Times New Roman" w:hAnsi="Times New Roman" w:eastAsia="微软雅黑"/>
               <w:sz w:val="28"/>
+              <w:lang w:eastAsia="zh-CN"/>
             </w:rPr>
             <w:tab/>
           </w:r>
           <w:r>
             <w:rPr>
-              <w:rFonts w:ascii="Times New Roman" w:hAnsi="Times New Roman" w:eastAsia="微软雅黑"/>
+              <w:rFonts w:hint="eastAsia" w:ascii="Times New Roman" w:hAnsi="Times New Roman" w:eastAsia="微软雅黑"/>
               <w:sz w:val="28"/>
+              <w:lang w:eastAsia="zh-CN"/>
             </w:rPr>
             <w:fldChar w:fldCharType="begin"/>
           </w:r>
           <w:r>
             <w:rPr>
-              <w:rFonts w:ascii="Times New Roman" w:hAnsi="Times New Roman" w:eastAsia="微软雅黑"/>
+              <w:rFonts w:hint="eastAsia" w:ascii="Times New Roman" w:hAnsi="Times New Roman" w:eastAsia="微软雅黑"/>
               <w:sz w:val="28"/>
+              <w:lang w:eastAsia="zh-CN"/>
             </w:rPr>
-            <w:instrText xml:space="preserve"> PAGEREF _Toc8815 \h </w:instrText>
+            <w:instrText xml:space="preserve"> PAGEREF _Toc12701 \h </w:instrText>
           </w:r>
           <w:r>
             <w:rPr>
-              <w:rFonts w:ascii="Times New Roman" w:hAnsi="Times New Roman" w:eastAsia="微软雅黑"/>
+              <w:rFonts w:hint="eastAsia" w:ascii="Times New Roman" w:hAnsi="Times New Roman" w:eastAsia="微软雅黑"/>
               <w:sz w:val="28"/>
+              <w:lang w:eastAsia="zh-CN"/>
             </w:rPr>
             <w:fldChar w:fldCharType="separate"/>
           </w:r>
           <w:r>
             <w:rPr>
-              <w:rFonts w:ascii="Times New Roman" w:hAnsi="Times New Roman" w:eastAsia="微软雅黑"/>
+              <w:rFonts w:hint="eastAsia" w:ascii="Times New Roman" w:hAnsi="Times New Roman" w:eastAsia="微软雅黑"/>
               <w:sz w:val="28"/>
+              <w:lang w:eastAsia="zh-CN"/>
             </w:rPr>
             <w:t>16</w:t>
           </w:r>
           <w:r>
             <w:rPr>
-              <w:rFonts w:ascii="Times New Roman" w:hAnsi="Times New Roman" w:eastAsia="微软雅黑"/>
+              <w:rFonts w:hint="eastAsia" w:ascii="Times New Roman" w:hAnsi="Times New Roman" w:eastAsia="微软雅黑"/>
               <w:sz w:val="28"/>
+              <w:lang w:eastAsia="zh-CN"/>
             </w:rPr>
             <w:fldChar w:fldCharType="end"/>
           </w:r>
           <w:r>
             <w:rPr>
-              <w:rFonts w:ascii="Times New Roman" w:hAnsi="Times New Roman" w:eastAsia="微软雅黑"/>
+              <w:rFonts w:hint="eastAsia" w:ascii="Times New Roman" w:hAnsi="Times New Roman" w:eastAsia="微软雅黑"/>
               <w:sz w:val="28"/>
               <w:lang w:eastAsia="zh-CN"/>
             </w:rPr>
@@ -2088,6 +2167,8 @@
             </w:rPr>
             <w:t>{% endif %}</w:t>
           </w:r>
+          <w:bookmarkStart w:id="144" w:name="_GoBack"/>
+          <w:bookmarkEnd w:id="144"/>
         </w:p>
         <w:p>
           <w:pPr>
@@ -2100,6 +2181,7 @@
               <w:b/>
               <w:color w:val="62B541"/>
               <w:sz w:val="32"/>
+              <w:lang w:eastAsia="zh-CN"/>
             </w:rPr>
           </w:pPr>
           <w:r>
@@ -2120,7 +2202,7 @@
               <w:sz w:val="32"/>
               <w:lang w:eastAsia="zh-CN"/>
             </w:rPr>
-            <w:instrText xml:space="preserve"> HYPERLINK \l _Toc18683 </w:instrText>
+            <w:instrText xml:space="preserve"> HYPERLINK \l _Toc20918 </w:instrText>
           </w:r>
           <w:r>
             <w:rPr>
@@ -2138,6 +2220,7 @@
               <w:b/>
               <w:color w:val="62B541"/>
               <w:sz w:val="32"/>
+              <w:lang w:eastAsia="zh-CN"/>
             </w:rPr>
             <w:t>附录</w:t>
           </w:r>
@@ -2147,6 +2230,7 @@
               <w:b/>
               <w:color w:val="62B541"/>
               <w:sz w:val="32"/>
+              <w:lang w:eastAsia="zh-CN"/>
             </w:rPr>
             <w:tab/>
           </w:r>
@@ -2156,6 +2240,7 @@
               <w:b/>
               <w:color w:val="62B541"/>
               <w:sz w:val="32"/>
+              <w:lang w:eastAsia="zh-CN"/>
             </w:rPr>
             <w:fldChar w:fldCharType="begin"/>
           </w:r>
@@ -2165,8 +2250,9 @@
               <w:b/>
               <w:color w:val="62B541"/>
               <w:sz w:val="32"/>
+              <w:lang w:eastAsia="zh-CN"/>
             </w:rPr>
-            <w:instrText xml:space="preserve"> PAGEREF _Toc18683 \h </w:instrText>
+            <w:instrText xml:space="preserve"> PAGEREF _Toc20918 \h </w:instrText>
           </w:r>
           <w:r>
             <w:rPr>
@@ -2174,6 +2260,7 @@
               <w:b/>
               <w:color w:val="62B541"/>
               <w:sz w:val="32"/>
+              <w:lang w:eastAsia="zh-CN"/>
             </w:rPr>
             <w:fldChar w:fldCharType="separate"/>
           </w:r>
@@ -2183,6 +2270,7 @@
               <w:b/>
               <w:color w:val="62B541"/>
               <w:sz w:val="32"/>
+              <w:lang w:eastAsia="zh-CN"/>
             </w:rPr>
             <w:t>18</w:t>
           </w:r>
@@ -2192,6 +2280,7 @@
               <w:b/>
               <w:color w:val="62B541"/>
               <w:sz w:val="32"/>
+              <w:lang w:eastAsia="zh-CN"/>
             </w:rPr>
             <w:fldChar w:fldCharType="end"/>
           </w:r>
@@ -2214,13 +2303,14 @@
             </w:tabs>
             <w:ind w:left="440"/>
             <w:rPr>
-              <w:rFonts w:ascii="Times New Roman" w:hAnsi="Times New Roman" w:eastAsia="微软雅黑"/>
+              <w:rFonts w:hint="eastAsia" w:ascii="Times New Roman" w:hAnsi="Times New Roman" w:eastAsia="微软雅黑"/>
               <w:sz w:val="28"/>
+              <w:lang w:eastAsia="zh-CN"/>
             </w:rPr>
           </w:pPr>
           <w:r>
             <w:rPr>
-              <w:rFonts w:ascii="Times New Roman" w:hAnsi="Times New Roman" w:eastAsia="微软雅黑"/>
+              <w:rFonts w:hint="eastAsia" w:ascii="Times New Roman" w:hAnsi="Times New Roman" w:eastAsia="微软雅黑"/>
               <w:sz w:val="28"/>
               <w:lang w:eastAsia="zh-CN"/>
             </w:rPr>
@@ -2228,15 +2318,15 @@
           </w:r>
           <w:r>
             <w:rPr>
-              <w:rFonts w:ascii="Times New Roman" w:hAnsi="Times New Roman" w:eastAsia="微软雅黑"/>
+              <w:rFonts w:hint="eastAsia" w:ascii="Times New Roman" w:hAnsi="Times New Roman" w:eastAsia="微软雅黑"/>
               <w:sz w:val="28"/>
               <w:lang w:eastAsia="zh-CN"/>
             </w:rPr>
-            <w:instrText xml:space="preserve"> HYPERLINK \l _Toc22556 </w:instrText>
+            <w:instrText xml:space="preserve"> HYPERLINK \l _Toc7037 </w:instrText>
           </w:r>
           <w:r>
             <w:rPr>
-              <w:rFonts w:ascii="Times New Roman" w:hAnsi="Times New Roman" w:eastAsia="微软雅黑"/>
+              <w:rFonts w:hint="eastAsia" w:ascii="Times New Roman" w:hAnsi="Times New Roman" w:eastAsia="微软雅黑"/>
               <w:sz w:val="28"/>
               <w:lang w:eastAsia="zh-CN"/>
             </w:rPr>
@@ -2252,49 +2342,55 @@
           </w:r>
           <w:r>
             <w:rPr>
-              <w:rFonts w:ascii="Times New Roman" w:hAnsi="Times New Roman" w:eastAsia="微软雅黑"/>
+              <w:rFonts w:hint="eastAsia" w:ascii="Times New Roman" w:hAnsi="Times New Roman" w:eastAsia="微软雅黑"/>
               <w:sz w:val="28"/>
+              <w:lang w:eastAsia="zh-CN"/>
             </w:rPr>
             <w:tab/>
           </w:r>
           <w:r>
             <w:rPr>
-              <w:rFonts w:ascii="Times New Roman" w:hAnsi="Times New Roman" w:eastAsia="微软雅黑"/>
+              <w:rFonts w:hint="eastAsia" w:ascii="Times New Roman" w:hAnsi="Times New Roman" w:eastAsia="微软雅黑"/>
               <w:sz w:val="28"/>
+              <w:lang w:eastAsia="zh-CN"/>
             </w:rPr>
             <w:fldChar w:fldCharType="begin"/>
           </w:r>
           <w:r>
             <w:rPr>
-              <w:rFonts w:ascii="Times New Roman" w:hAnsi="Times New Roman" w:eastAsia="微软雅黑"/>
+              <w:rFonts w:hint="eastAsia" w:ascii="Times New Roman" w:hAnsi="Times New Roman" w:eastAsia="微软雅黑"/>
               <w:sz w:val="28"/>
+              <w:lang w:eastAsia="zh-CN"/>
             </w:rPr>
-            <w:instrText xml:space="preserve"> PAGEREF _Toc22556 \h </w:instrText>
+            <w:instrText xml:space="preserve"> PAGEREF _Toc7037 \h </w:instrText>
           </w:r>
           <w:r>
             <w:rPr>
-              <w:rFonts w:ascii="Times New Roman" w:hAnsi="Times New Roman" w:eastAsia="微软雅黑"/>
+              <w:rFonts w:hint="eastAsia" w:ascii="Times New Roman" w:hAnsi="Times New Roman" w:eastAsia="微软雅黑"/>
               <w:sz w:val="28"/>
+              <w:lang w:eastAsia="zh-CN"/>
             </w:rPr>
             <w:fldChar w:fldCharType="separate"/>
           </w:r>
           <w:r>
             <w:rPr>
-              <w:rFonts w:ascii="Times New Roman" w:hAnsi="Times New Roman" w:eastAsia="微软雅黑"/>
+              <w:rFonts w:hint="eastAsia" w:ascii="Times New Roman" w:hAnsi="Times New Roman" w:eastAsia="微软雅黑"/>
               <w:sz w:val="28"/>
+              <w:lang w:eastAsia="zh-CN"/>
             </w:rPr>
             <w:t>18</w:t>
           </w:r>
           <w:r>
             <w:rPr>
-              <w:rFonts w:ascii="Times New Roman" w:hAnsi="Times New Roman" w:eastAsia="微软雅黑"/>
+              <w:rFonts w:hint="eastAsia" w:ascii="Times New Roman" w:hAnsi="Times New Roman" w:eastAsia="微软雅黑"/>
               <w:sz w:val="28"/>
+              <w:lang w:eastAsia="zh-CN"/>
             </w:rPr>
             <w:fldChar w:fldCharType="end"/>
           </w:r>
           <w:r>
             <w:rPr>
-              <w:rFonts w:ascii="Times New Roman" w:hAnsi="Times New Roman" w:eastAsia="微软雅黑"/>
+              <w:rFonts w:hint="eastAsia" w:ascii="Times New Roman" w:hAnsi="Times New Roman" w:eastAsia="微软雅黑"/>
               <w:sz w:val="28"/>
               <w:lang w:eastAsia="zh-CN"/>
             </w:rPr>
@@ -2309,13 +2405,14 @@
             </w:tabs>
             <w:ind w:left="440"/>
             <w:rPr>
-              <w:rFonts w:ascii="Times New Roman" w:hAnsi="Times New Roman" w:eastAsia="微软雅黑"/>
+              <w:rFonts w:hint="eastAsia" w:ascii="Times New Roman" w:hAnsi="Times New Roman" w:eastAsia="微软雅黑"/>
               <w:sz w:val="28"/>
+              <w:lang w:eastAsia="zh-CN"/>
             </w:rPr>
           </w:pPr>
           <w:r>
             <w:rPr>
-              <w:rFonts w:ascii="Times New Roman" w:hAnsi="Times New Roman" w:eastAsia="微软雅黑"/>
+              <w:rFonts w:hint="eastAsia" w:ascii="Times New Roman" w:hAnsi="Times New Roman" w:eastAsia="微软雅黑"/>
               <w:sz w:val="28"/>
               <w:lang w:eastAsia="zh-CN"/>
             </w:rPr>
@@ -2323,15 +2420,15 @@
           </w:r>
           <w:r>
             <w:rPr>
-              <w:rFonts w:ascii="Times New Roman" w:hAnsi="Times New Roman" w:eastAsia="微软雅黑"/>
+              <w:rFonts w:hint="eastAsia" w:ascii="Times New Roman" w:hAnsi="Times New Roman" w:eastAsia="微软雅黑"/>
               <w:sz w:val="28"/>
               <w:lang w:eastAsia="zh-CN"/>
             </w:rPr>
-            <w:instrText xml:space="preserve"> HYPERLINK \l _Toc30999 </w:instrText>
+            <w:instrText xml:space="preserve"> HYPERLINK \l _Toc5405 </w:instrText>
           </w:r>
           <w:r>
             <w:rPr>
-              <w:rFonts w:ascii="Times New Roman" w:hAnsi="Times New Roman" w:eastAsia="微软雅黑"/>
+              <w:rFonts w:hint="eastAsia" w:ascii="Times New Roman" w:hAnsi="Times New Roman" w:eastAsia="微软雅黑"/>
               <w:sz w:val="28"/>
               <w:lang w:eastAsia="zh-CN"/>
             </w:rPr>
@@ -2347,49 +2444,55 @@
           </w:r>
           <w:r>
             <w:rPr>
-              <w:rFonts w:ascii="Times New Roman" w:hAnsi="Times New Roman" w:eastAsia="微软雅黑"/>
+              <w:rFonts w:hint="eastAsia" w:ascii="Times New Roman" w:hAnsi="Times New Roman" w:eastAsia="微软雅黑"/>
               <w:sz w:val="28"/>
+              <w:lang w:eastAsia="zh-CN"/>
             </w:rPr>
             <w:tab/>
           </w:r>
           <w:r>
             <w:rPr>
-              <w:rFonts w:ascii="Times New Roman" w:hAnsi="Times New Roman" w:eastAsia="微软雅黑"/>
+              <w:rFonts w:hint="eastAsia" w:ascii="Times New Roman" w:hAnsi="Times New Roman" w:eastAsia="微软雅黑"/>
               <w:sz w:val="28"/>
+              <w:lang w:eastAsia="zh-CN"/>
             </w:rPr>
             <w:fldChar w:fldCharType="begin"/>
           </w:r>
           <w:r>
             <w:rPr>
-              <w:rFonts w:ascii="Times New Roman" w:hAnsi="Times New Roman" w:eastAsia="微软雅黑"/>
+              <w:rFonts w:hint="eastAsia" w:ascii="Times New Roman" w:hAnsi="Times New Roman" w:eastAsia="微软雅黑"/>
               <w:sz w:val="28"/>
+              <w:lang w:eastAsia="zh-CN"/>
             </w:rPr>
-            <w:instrText xml:space="preserve"> PAGEREF _Toc30999 \h </w:instrText>
+            <w:instrText xml:space="preserve"> PAGEREF _Toc5405 \h </w:instrText>
           </w:r>
           <w:r>
             <w:rPr>
-              <w:rFonts w:ascii="Times New Roman" w:hAnsi="Times New Roman" w:eastAsia="微软雅黑"/>
+              <w:rFonts w:hint="eastAsia" w:ascii="Times New Roman" w:hAnsi="Times New Roman" w:eastAsia="微软雅黑"/>
               <w:sz w:val="28"/>
+              <w:lang w:eastAsia="zh-CN"/>
             </w:rPr>
             <w:fldChar w:fldCharType="separate"/>
           </w:r>
           <w:r>
             <w:rPr>
-              <w:rFonts w:ascii="Times New Roman" w:hAnsi="Times New Roman" w:eastAsia="微软雅黑"/>
+              <w:rFonts w:hint="eastAsia" w:ascii="Times New Roman" w:hAnsi="Times New Roman" w:eastAsia="微软雅黑"/>
               <w:sz w:val="28"/>
+              <w:lang w:eastAsia="zh-CN"/>
             </w:rPr>
             <w:t>19</w:t>
           </w:r>
           <w:r>
             <w:rPr>
-              <w:rFonts w:ascii="Times New Roman" w:hAnsi="Times New Roman" w:eastAsia="微软雅黑"/>
+              <w:rFonts w:hint="eastAsia" w:ascii="Times New Roman" w:hAnsi="Times New Roman" w:eastAsia="微软雅黑"/>
               <w:sz w:val="28"/>
+              <w:lang w:eastAsia="zh-CN"/>
             </w:rPr>
             <w:fldChar w:fldCharType="end"/>
           </w:r>
           <w:r>
             <w:rPr>
-              <w:rFonts w:ascii="Times New Roman" w:hAnsi="Times New Roman" w:eastAsia="微软雅黑"/>
+              <w:rFonts w:hint="eastAsia" w:ascii="Times New Roman" w:hAnsi="Times New Roman" w:eastAsia="微软雅黑"/>
               <w:sz w:val="28"/>
               <w:lang w:eastAsia="zh-CN"/>
             </w:rPr>
@@ -2404,13 +2507,14 @@
             </w:tabs>
             <w:ind w:left="440"/>
             <w:rPr>
-              <w:rFonts w:ascii="Times New Roman" w:hAnsi="Times New Roman" w:eastAsia="微软雅黑"/>
+              <w:rFonts w:hint="eastAsia" w:ascii="Times New Roman" w:hAnsi="Times New Roman" w:eastAsia="微软雅黑"/>
               <w:sz w:val="28"/>
+              <w:lang w:eastAsia="zh-CN"/>
             </w:rPr>
           </w:pPr>
           <w:r>
             <w:rPr>
-              <w:rFonts w:ascii="Times New Roman" w:hAnsi="Times New Roman" w:eastAsia="微软雅黑"/>
+              <w:rFonts w:hint="eastAsia" w:ascii="Times New Roman" w:hAnsi="Times New Roman" w:eastAsia="微软雅黑"/>
               <w:sz w:val="28"/>
               <w:lang w:eastAsia="zh-CN"/>
             </w:rPr>
@@ -2418,15 +2522,15 @@
           </w:r>
           <w:r>
             <w:rPr>
-              <w:rFonts w:ascii="Times New Roman" w:hAnsi="Times New Roman" w:eastAsia="微软雅黑"/>
+              <w:rFonts w:hint="eastAsia" w:ascii="Times New Roman" w:hAnsi="Times New Roman" w:eastAsia="微软雅黑"/>
               <w:sz w:val="28"/>
               <w:lang w:eastAsia="zh-CN"/>
             </w:rPr>
-            <w:instrText xml:space="preserve"> HYPERLINK \l _Toc26364 </w:instrText>
+            <w:instrText xml:space="preserve"> HYPERLINK \l _Toc25550 </w:instrText>
           </w:r>
           <w:r>
             <w:rPr>
-              <w:rFonts w:ascii="Times New Roman" w:hAnsi="Times New Roman" w:eastAsia="微软雅黑"/>
+              <w:rFonts w:hint="eastAsia" w:ascii="Times New Roman" w:hAnsi="Times New Roman" w:eastAsia="微软雅黑"/>
               <w:sz w:val="28"/>
               <w:lang w:eastAsia="zh-CN"/>
             </w:rPr>
@@ -2434,63 +2538,63 @@
           </w:r>
           <w:r>
             <w:rPr>
-              <w:rFonts w:ascii="Times New Roman" w:hAnsi="Times New Roman" w:eastAsia="微软雅黑"/>
+              <w:rFonts w:hint="eastAsia" w:ascii="Times New Roman" w:hAnsi="Times New Roman" w:eastAsia="微软雅黑"/>
               <w:sz w:val="28"/>
+              <w:lang w:eastAsia="zh-CN"/>
             </w:rPr>
-            <w:t>检测</w:t>
+            <w:t>检测基因列表</w:t>
           </w:r>
           <w:r>
             <w:rPr>
               <w:rFonts w:hint="eastAsia" w:ascii="Times New Roman" w:hAnsi="Times New Roman" w:eastAsia="微软雅黑"/>
               <w:sz w:val="28"/>
-            </w:rPr>
-            <w:t>基因列表</w:t>
-          </w:r>
-          <w:r>
-            <w:rPr>
-              <w:rFonts w:ascii="Times New Roman" w:hAnsi="Times New Roman" w:eastAsia="微软雅黑"/>
-              <w:sz w:val="28"/>
+              <w:lang w:eastAsia="zh-CN"/>
             </w:rPr>
             <w:tab/>
           </w:r>
           <w:r>
             <w:rPr>
-              <w:rFonts w:ascii="Times New Roman" w:hAnsi="Times New Roman" w:eastAsia="微软雅黑"/>
+              <w:rFonts w:hint="eastAsia" w:ascii="Times New Roman" w:hAnsi="Times New Roman" w:eastAsia="微软雅黑"/>
               <w:sz w:val="28"/>
+              <w:lang w:eastAsia="zh-CN"/>
             </w:rPr>
             <w:fldChar w:fldCharType="begin"/>
           </w:r>
           <w:r>
             <w:rPr>
-              <w:rFonts w:ascii="Times New Roman" w:hAnsi="Times New Roman" w:eastAsia="微软雅黑"/>
+              <w:rFonts w:hint="eastAsia" w:ascii="Times New Roman" w:hAnsi="Times New Roman" w:eastAsia="微软雅黑"/>
               <w:sz w:val="28"/>
+              <w:lang w:eastAsia="zh-CN"/>
             </w:rPr>
-            <w:instrText xml:space="preserve"> PAGEREF _Toc26364 \h </w:instrText>
+            <w:instrText xml:space="preserve"> PAGEREF _Toc25550 \h </w:instrText>
           </w:r>
           <w:r>
             <w:rPr>
-              <w:rFonts w:ascii="Times New Roman" w:hAnsi="Times New Roman" w:eastAsia="微软雅黑"/>
+              <w:rFonts w:hint="eastAsia" w:ascii="Times New Roman" w:hAnsi="Times New Roman" w:eastAsia="微软雅黑"/>
               <w:sz w:val="28"/>
+              <w:lang w:eastAsia="zh-CN"/>
             </w:rPr>
             <w:fldChar w:fldCharType="separate"/>
           </w:r>
           <w:r>
             <w:rPr>
-              <w:rFonts w:ascii="Times New Roman" w:hAnsi="Times New Roman" w:eastAsia="微软雅黑"/>
+              <w:rFonts w:hint="eastAsia" w:ascii="Times New Roman" w:hAnsi="Times New Roman" w:eastAsia="微软雅黑"/>
               <w:sz w:val="28"/>
+              <w:lang w:eastAsia="zh-CN"/>
             </w:rPr>
             <w:t>20</w:t>
           </w:r>
           <w:r>
             <w:rPr>
-              <w:rFonts w:ascii="Times New Roman" w:hAnsi="Times New Roman" w:eastAsia="微软雅黑"/>
+              <w:rFonts w:hint="eastAsia" w:ascii="Times New Roman" w:hAnsi="Times New Roman" w:eastAsia="微软雅黑"/>
               <w:sz w:val="28"/>
+              <w:lang w:eastAsia="zh-CN"/>
             </w:rPr>
             <w:fldChar w:fldCharType="end"/>
           </w:r>
           <w:r>
             <w:rPr>
-              <w:rFonts w:ascii="Times New Roman" w:hAnsi="Times New Roman" w:eastAsia="微软雅黑"/>
+              <w:rFonts w:hint="eastAsia" w:ascii="Times New Roman" w:hAnsi="Times New Roman" w:eastAsia="微软雅黑"/>
               <w:sz w:val="28"/>
               <w:lang w:eastAsia="zh-CN"/>
             </w:rPr>
@@ -2505,13 +2609,14 @@
             </w:tabs>
             <w:ind w:left="440"/>
             <w:rPr>
-              <w:rFonts w:ascii="Times New Roman" w:hAnsi="Times New Roman" w:eastAsia="微软雅黑"/>
+              <w:rFonts w:hint="eastAsia" w:ascii="Times New Roman" w:hAnsi="Times New Roman" w:eastAsia="微软雅黑"/>
               <w:sz w:val="28"/>
+              <w:lang w:eastAsia="zh-CN"/>
             </w:rPr>
           </w:pPr>
           <w:r>
             <w:rPr>
-              <w:rFonts w:ascii="Times New Roman" w:hAnsi="Times New Roman" w:eastAsia="微软雅黑"/>
+              <w:rFonts w:hint="eastAsia" w:ascii="Times New Roman" w:hAnsi="Times New Roman" w:eastAsia="微软雅黑"/>
               <w:sz w:val="28"/>
               <w:lang w:eastAsia="zh-CN"/>
             </w:rPr>
@@ -2519,15 +2624,15 @@
           </w:r>
           <w:r>
             <w:rPr>
-              <w:rFonts w:ascii="Times New Roman" w:hAnsi="Times New Roman" w:eastAsia="微软雅黑"/>
+              <w:rFonts w:hint="eastAsia" w:ascii="Times New Roman" w:hAnsi="Times New Roman" w:eastAsia="微软雅黑"/>
               <w:sz w:val="28"/>
               <w:lang w:eastAsia="zh-CN"/>
             </w:rPr>
-            <w:instrText xml:space="preserve"> HYPERLINK \l _Toc14077 </w:instrText>
+            <w:instrText xml:space="preserve"> HYPERLINK \l _Toc17341 </w:instrText>
           </w:r>
           <w:r>
             <w:rPr>
-              <w:rFonts w:ascii="Times New Roman" w:hAnsi="Times New Roman" w:eastAsia="微软雅黑"/>
+              <w:rFonts w:hint="eastAsia" w:ascii="Times New Roman" w:hAnsi="Times New Roman" w:eastAsia="微软雅黑"/>
               <w:sz w:val="28"/>
               <w:lang w:eastAsia="zh-CN"/>
             </w:rPr>
@@ -2543,49 +2648,55 @@
           </w:r>
           <w:r>
             <w:rPr>
-              <w:rFonts w:ascii="Times New Roman" w:hAnsi="Times New Roman" w:eastAsia="微软雅黑"/>
+              <w:rFonts w:hint="eastAsia" w:ascii="Times New Roman" w:hAnsi="Times New Roman" w:eastAsia="微软雅黑"/>
               <w:sz w:val="28"/>
+              <w:lang w:eastAsia="zh-CN"/>
             </w:rPr>
             <w:tab/>
           </w:r>
           <w:r>
             <w:rPr>
-              <w:rFonts w:ascii="Times New Roman" w:hAnsi="Times New Roman" w:eastAsia="微软雅黑"/>
+              <w:rFonts w:hint="eastAsia" w:ascii="Times New Roman" w:hAnsi="Times New Roman" w:eastAsia="微软雅黑"/>
               <w:sz w:val="28"/>
+              <w:lang w:eastAsia="zh-CN"/>
             </w:rPr>
             <w:fldChar w:fldCharType="begin"/>
           </w:r>
           <w:r>
             <w:rPr>
-              <w:rFonts w:ascii="Times New Roman" w:hAnsi="Times New Roman" w:eastAsia="微软雅黑"/>
+              <w:rFonts w:hint="eastAsia" w:ascii="Times New Roman" w:hAnsi="Times New Roman" w:eastAsia="微软雅黑"/>
               <w:sz w:val="28"/>
+              <w:lang w:eastAsia="zh-CN"/>
             </w:rPr>
-            <w:instrText xml:space="preserve"> PAGEREF _Toc14077 \h </w:instrText>
+            <w:instrText xml:space="preserve"> PAGEREF _Toc17341 \h </w:instrText>
           </w:r>
           <w:r>
             <w:rPr>
-              <w:rFonts w:ascii="Times New Roman" w:hAnsi="Times New Roman" w:eastAsia="微软雅黑"/>
+              <w:rFonts w:hint="eastAsia" w:ascii="Times New Roman" w:hAnsi="Times New Roman" w:eastAsia="微软雅黑"/>
               <w:sz w:val="28"/>
+              <w:lang w:eastAsia="zh-CN"/>
             </w:rPr>
             <w:fldChar w:fldCharType="separate"/>
           </w:r>
           <w:r>
             <w:rPr>
-              <w:rFonts w:ascii="Times New Roman" w:hAnsi="Times New Roman" w:eastAsia="微软雅黑"/>
+              <w:rFonts w:hint="eastAsia" w:ascii="Times New Roman" w:hAnsi="Times New Roman" w:eastAsia="微软雅黑"/>
               <w:sz w:val="28"/>
+              <w:lang w:eastAsia="zh-CN"/>
             </w:rPr>
             <w:t>21</w:t>
           </w:r>
           <w:r>
             <w:rPr>
-              <w:rFonts w:ascii="Times New Roman" w:hAnsi="Times New Roman" w:eastAsia="微软雅黑"/>
+              <w:rFonts w:hint="eastAsia" w:ascii="Times New Roman" w:hAnsi="Times New Roman" w:eastAsia="微软雅黑"/>
               <w:sz w:val="28"/>
+              <w:lang w:eastAsia="zh-CN"/>
             </w:rPr>
             <w:fldChar w:fldCharType="end"/>
           </w:r>
           <w:r>
             <w:rPr>
-              <w:rFonts w:ascii="Times New Roman" w:hAnsi="Times New Roman" w:eastAsia="微软雅黑"/>
+              <w:rFonts w:hint="eastAsia" w:ascii="Times New Roman" w:hAnsi="Times New Roman" w:eastAsia="微软雅黑"/>
               <w:sz w:val="28"/>
               <w:lang w:eastAsia="zh-CN"/>
             </w:rPr>
@@ -2600,13 +2711,14 @@
             </w:tabs>
             <w:ind w:left="440"/>
             <w:rPr>
-              <w:rFonts w:ascii="Times New Roman" w:hAnsi="Times New Roman" w:eastAsia="微软雅黑"/>
+              <w:rFonts w:hint="eastAsia" w:ascii="Times New Roman" w:hAnsi="Times New Roman" w:eastAsia="微软雅黑"/>
               <w:sz w:val="28"/>
+              <w:lang w:eastAsia="zh-CN"/>
             </w:rPr>
           </w:pPr>
           <w:r>
             <w:rPr>
-              <w:rFonts w:ascii="Times New Roman" w:hAnsi="Times New Roman" w:eastAsia="微软雅黑"/>
+              <w:rFonts w:hint="eastAsia" w:ascii="Times New Roman" w:hAnsi="Times New Roman" w:eastAsia="微软雅黑"/>
               <w:sz w:val="28"/>
               <w:lang w:eastAsia="zh-CN"/>
             </w:rPr>
@@ -2614,15 +2726,15 @@
           </w:r>
           <w:r>
             <w:rPr>
-              <w:rFonts w:ascii="Times New Roman" w:hAnsi="Times New Roman" w:eastAsia="微软雅黑"/>
+              <w:rFonts w:hint="eastAsia" w:ascii="Times New Roman" w:hAnsi="Times New Roman" w:eastAsia="微软雅黑"/>
               <w:sz w:val="28"/>
               <w:lang w:eastAsia="zh-CN"/>
             </w:rPr>
-            <w:instrText xml:space="preserve"> HYPERLINK \l _Toc31956 </w:instrText>
+            <w:instrText xml:space="preserve"> HYPERLINK \l _Toc989 </w:instrText>
           </w:r>
           <w:r>
             <w:rPr>
-              <w:rFonts w:ascii="Times New Roman" w:hAnsi="Times New Roman" w:eastAsia="微软雅黑"/>
+              <w:rFonts w:hint="eastAsia" w:ascii="Times New Roman" w:hAnsi="Times New Roman" w:eastAsia="微软雅黑"/>
               <w:sz w:val="28"/>
               <w:lang w:eastAsia="zh-CN"/>
             </w:rPr>
@@ -2630,56 +2742,63 @@
           </w:r>
           <w:r>
             <w:rPr>
-              <w:rFonts w:ascii="Times New Roman" w:hAnsi="Times New Roman" w:eastAsia="微软雅黑"/>
+              <w:rFonts w:hint="eastAsia" w:ascii="Times New Roman" w:hAnsi="Times New Roman" w:eastAsia="微软雅黑"/>
               <w:sz w:val="28"/>
+              <w:lang w:eastAsia="zh-CN"/>
             </w:rPr>
             <w:t>参考文献</w:t>
           </w:r>
           <w:r>
             <w:rPr>
-              <w:rFonts w:ascii="Times New Roman" w:hAnsi="Times New Roman" w:eastAsia="微软雅黑"/>
+              <w:rFonts w:hint="eastAsia" w:ascii="Times New Roman" w:hAnsi="Times New Roman" w:eastAsia="微软雅黑"/>
               <w:sz w:val="28"/>
+              <w:lang w:eastAsia="zh-CN"/>
             </w:rPr>
             <w:tab/>
           </w:r>
           <w:r>
             <w:rPr>
-              <w:rFonts w:ascii="Times New Roman" w:hAnsi="Times New Roman" w:eastAsia="微软雅黑"/>
+              <w:rFonts w:hint="eastAsia" w:ascii="Times New Roman" w:hAnsi="Times New Roman" w:eastAsia="微软雅黑"/>
               <w:sz w:val="28"/>
+              <w:lang w:eastAsia="zh-CN"/>
             </w:rPr>
             <w:fldChar w:fldCharType="begin"/>
           </w:r>
           <w:r>
             <w:rPr>
-              <w:rFonts w:ascii="Times New Roman" w:hAnsi="Times New Roman" w:eastAsia="微软雅黑"/>
+              <w:rFonts w:hint="eastAsia" w:ascii="Times New Roman" w:hAnsi="Times New Roman" w:eastAsia="微软雅黑"/>
               <w:sz w:val="28"/>
+              <w:lang w:eastAsia="zh-CN"/>
             </w:rPr>
-            <w:instrText xml:space="preserve"> PAGEREF _Toc31956 \h </w:instrText>
+            <w:instrText xml:space="preserve"> PAGEREF _Toc989 \h </w:instrText>
           </w:r>
           <w:r>
             <w:rPr>
-              <w:rFonts w:ascii="Times New Roman" w:hAnsi="Times New Roman" w:eastAsia="微软雅黑"/>
+              <w:rFonts w:hint="eastAsia" w:ascii="Times New Roman" w:hAnsi="Times New Roman" w:eastAsia="微软雅黑"/>
               <w:sz w:val="28"/>
+              <w:lang w:eastAsia="zh-CN"/>
             </w:rPr>
             <w:fldChar w:fldCharType="separate"/>
           </w:r>
           <w:r>
             <w:rPr>
-              <w:rFonts w:ascii="Times New Roman" w:hAnsi="Times New Roman" w:eastAsia="微软雅黑"/>
+              <w:rFonts w:hint="eastAsia" w:ascii="Times New Roman" w:hAnsi="Times New Roman" w:eastAsia="微软雅黑"/>
               <w:sz w:val="28"/>
+              <w:lang w:eastAsia="zh-CN"/>
             </w:rPr>
             <w:t>22</w:t>
           </w:r>
           <w:r>
             <w:rPr>
-              <w:rFonts w:ascii="Times New Roman" w:hAnsi="Times New Roman" w:eastAsia="微软雅黑"/>
+              <w:rFonts w:hint="eastAsia" w:ascii="Times New Roman" w:hAnsi="Times New Roman" w:eastAsia="微软雅黑"/>
               <w:sz w:val="28"/>
+              <w:lang w:eastAsia="zh-CN"/>
             </w:rPr>
             <w:fldChar w:fldCharType="end"/>
           </w:r>
           <w:r>
             <w:rPr>
-              <w:rFonts w:ascii="Times New Roman" w:hAnsi="Times New Roman" w:eastAsia="微软雅黑"/>
+              <w:rFonts w:hint="eastAsia" w:ascii="Times New Roman" w:hAnsi="Times New Roman" w:eastAsia="微软雅黑"/>
               <w:sz w:val="28"/>
               <w:lang w:eastAsia="zh-CN"/>
             </w:rPr>
@@ -2688,7 +2807,6 @@
         </w:p>
         <w:p>
           <w:pPr>
-            <w:pStyle w:val="11"/>
             <w:tabs>
               <w:tab w:val="right" w:leader="dot" w:pos="9870"/>
             </w:tabs>
@@ -2733,14 +2851,14 @@
           <w:docGrid w:linePitch="299" w:charSpace="0"/>
         </w:sectPr>
       </w:pPr>
-      <w:bookmarkStart w:id="0" w:name="_Toc21009_WPSOffice_Level1"/>
-      <w:bookmarkStart w:id="1" w:name="_Toc13806"/>
-      <w:bookmarkStart w:id="2" w:name="_Toc24178_WPSOffice_Level1"/>
-      <w:bookmarkStart w:id="3" w:name="_Toc21669"/>
-      <w:bookmarkStart w:id="4" w:name="_Toc24397"/>
-      <w:bookmarkStart w:id="5" w:name="_Toc27500"/>
-      <w:bookmarkStart w:id="6" w:name="_Toc32054"/>
-      <w:bookmarkStart w:id="7" w:name="_Toc30143_WPSOffice_Level1"/>
+      <w:bookmarkStart w:id="0" w:name="_Toc30143_WPSOffice_Level1"/>
+      <w:bookmarkStart w:id="1" w:name="_Toc24397"/>
+      <w:bookmarkStart w:id="2" w:name="_Toc27500"/>
+      <w:bookmarkStart w:id="3" w:name="_Toc32054"/>
+      <w:bookmarkStart w:id="4" w:name="_Toc21009_WPSOffice_Level1"/>
+      <w:bookmarkStart w:id="5" w:name="_Toc13806"/>
+      <w:bookmarkStart w:id="6" w:name="_Toc21669"/>
+      <w:bookmarkStart w:id="7" w:name="_Toc24178_WPSOffice_Level1"/>
     </w:p>
     <w:p>
       <w:pPr>
@@ -2760,7 +2878,7 @@
           </w14:shadow>
         </w:rPr>
       </w:pPr>
-      <w:bookmarkStart w:id="8" w:name="_Toc21407"/>
+      <w:bookmarkStart w:id="8" w:name="_Toc24318"/>
       <w:r>
         <w:rPr>
           <w:color w:val="62B541"/>
@@ -3634,14 +3752,14 @@
           </w14:shadow>
         </w:rPr>
       </w:pPr>
-      <w:bookmarkStart w:id="9" w:name="_Toc11465"/>
-      <w:bookmarkStart w:id="10" w:name="_Toc10518"/>
-      <w:bookmarkStart w:id="11" w:name="_Toc19594"/>
-      <w:bookmarkStart w:id="12" w:name="_Toc11015_WPSOffice_Level1"/>
-      <w:bookmarkStart w:id="13" w:name="_Toc7021_WPSOffice_Level1"/>
-      <w:bookmarkStart w:id="14" w:name="_Toc18062_WPSOffice_Level1"/>
-      <w:bookmarkStart w:id="15" w:name="_Toc17451"/>
-      <w:bookmarkStart w:id="16" w:name="_Toc28631"/>
+      <w:bookmarkStart w:id="9" w:name="_Toc17451"/>
+      <w:bookmarkStart w:id="10" w:name="_Toc19594"/>
+      <w:bookmarkStart w:id="11" w:name="_Toc11465"/>
+      <w:bookmarkStart w:id="12" w:name="_Toc10518"/>
+      <w:bookmarkStart w:id="13" w:name="_Toc18062_WPSOffice_Level1"/>
+      <w:bookmarkStart w:id="14" w:name="_Toc7021_WPSOffice_Level1"/>
+      <w:bookmarkStart w:id="15" w:name="_Toc11015_WPSOffice_Level1"/>
+      <w:bookmarkStart w:id="16" w:name="_Toc13785"/>
       <w:bookmarkStart w:id="17" w:name="_Toc3823"/>
       <w:r>
         <w:rPr>
@@ -3901,13 +4019,13 @@
           <w:lang w:eastAsia="zh-CN"/>
         </w:rPr>
       </w:pPr>
-      <w:bookmarkStart w:id="19" w:name="_Toc1410"/>
-      <w:bookmarkStart w:id="20" w:name="_Toc6221_WPSOffice_Level1"/>
-      <w:bookmarkStart w:id="21" w:name="_Toc18058"/>
-      <w:bookmarkStart w:id="22" w:name="_Toc3871"/>
-      <w:bookmarkStart w:id="23" w:name="_Toc23369_WPSOffice_Level1"/>
-      <w:bookmarkStart w:id="24" w:name="_Toc4088"/>
-      <w:bookmarkStart w:id="25" w:name="_Toc25920"/>
+      <w:bookmarkStart w:id="19" w:name="_Toc25920"/>
+      <w:bookmarkStart w:id="20" w:name="_Toc18058"/>
+      <w:bookmarkStart w:id="21" w:name="_Toc1410"/>
+      <w:bookmarkStart w:id="22" w:name="_Toc4088"/>
+      <w:bookmarkStart w:id="23" w:name="_Toc3871"/>
+      <w:bookmarkStart w:id="24" w:name="_Toc6221_WPSOffice_Level1"/>
+      <w:bookmarkStart w:id="25" w:name="_Toc23369_WPSOffice_Level1"/>
       <w:r>
         <w:rPr>
           <w:rFonts w:hint="eastAsia" w:ascii="Times New Roman" w:hAnsi="Times New Roman" w:eastAsia="微软雅黑" w:cs="Times New Roman"/>
@@ -3950,7 +4068,7 @@
       <w:bookmarkStart w:id="27" w:name="_Toc149832727"/>
       <w:bookmarkStart w:id="28" w:name="_Toc149826002"/>
       <w:bookmarkStart w:id="29" w:name="_Toc11859"/>
-      <w:bookmarkStart w:id="30" w:name="_Toc3605"/>
+      <w:bookmarkStart w:id="30" w:name="_Toc24981"/>
       <w:r>
         <w:rPr>
           <w:rStyle w:val="42"/>
@@ -4003,9 +4121,9 @@
         </w:rPr>
       </w:pPr>
       <w:bookmarkStart w:id="31" w:name="_Toc11674"/>
-      <w:bookmarkStart w:id="32" w:name="_Toc149826003"/>
-      <w:bookmarkStart w:id="33" w:name="_Toc2589"/>
-      <w:bookmarkStart w:id="34" w:name="_Toc149832728"/>
+      <w:bookmarkStart w:id="32" w:name="_Toc149832728"/>
+      <w:bookmarkStart w:id="33" w:name="_Toc149826003"/>
+      <w:bookmarkStart w:id="34" w:name="_Toc1384"/>
       <w:r>
         <w:rPr>
           <w:rFonts w:hint="eastAsia"/>
@@ -4065,12 +4183,6 @@
             <w:insideH w:val="single" w:color="A4A4A4" w:sz="4" w:space="0"/>
             <w:insideV w:val="single" w:color="A4A4A4" w:sz="4" w:space="0"/>
           </w:tblBorders>
-          <w:tblCellMar>
-            <w:top w:w="0" w:type="dxa"/>
-            <w:left w:w="0" w:type="dxa"/>
-            <w:bottom w:w="0" w:type="dxa"/>
-            <w:right w:w="0" w:type="dxa"/>
-          </w:tblCellMar>
         </w:tblPrEx>
         <w:trPr>
           <w:trHeight w:val="490" w:hRule="atLeast"/>
@@ -5320,16 +5432,15 @@
         </w:rPr>
       </w:pPr>
       <w:bookmarkStart w:id="35" w:name="_Toc149832729"/>
-      <w:bookmarkStart w:id="36" w:name="_Toc149826004"/>
-      <w:bookmarkStart w:id="37" w:name="_Toc17266"/>
-      <w:bookmarkStart w:id="38" w:name="_Toc31425"/>
+      <w:bookmarkStart w:id="36" w:name="_Toc31425"/>
+      <w:bookmarkStart w:id="37" w:name="_Toc149826004"/>
+      <w:bookmarkStart w:id="38" w:name="_Toc2781"/>
       <w:bookmarkStart w:id="39" w:name="_Toc19898_WPSOffice_Level1"/>
-      <w:bookmarkStart w:id="40" w:name="_Toc22132"/>
-      <w:bookmarkStart w:id="41" w:name="_Toc2781"/>
-      <w:bookmarkStart w:id="42" w:name="_Toc20136_WPSOffice_Level1"/>
+      <w:bookmarkStart w:id="40" w:name="_Toc20136_WPSOffice_Level1"/>
+      <w:bookmarkStart w:id="41" w:name="_Toc22132"/>
+      <w:bookmarkStart w:id="42" w:name="_Toc12381"/>
       <w:bookmarkStart w:id="43" w:name="_Toc14062"/>
-      <w:bookmarkStart w:id="44" w:name="_Toc12381"/>
-      <w:bookmarkStart w:id="45" w:name="_Toc19184"/>
+      <w:bookmarkStart w:id="44" w:name="_Toc19184"/>
       <w:r>
         <w:rPr>
           <w:rFonts w:hint="eastAsia" w:ascii="Times New Roman" w:hAnsi="Times New Roman" w:eastAsia="微软雅黑" w:cs="Times New Roman"/>
@@ -5375,6 +5486,13 @@
         </w:rPr>
         <w:t xml:space="preserve"> %}</w:t>
       </w:r>
+    </w:p>
+    <w:p>
+      <w:pPr>
+        <w:rPr>
+          <w:lang w:eastAsia="zh-CN"/>
+        </w:rPr>
+      </w:pPr>
     </w:p>
     <w:p>
       <w:pPr>
@@ -5476,49 +5594,63 @@
               <mc:AlternateContent>
                 <mc:Choice Requires="wpg">
                   <w:drawing>
-                    <wp:anchor distT="0" distB="0" distL="114300" distR="114300" simplePos="0" relativeHeight="251662336" behindDoc="0" locked="0" layoutInCell="1" allowOverlap="1">
+                    <wp:anchor distT="0" distB="0" distL="114300" distR="114300" simplePos="0" relativeHeight="251663360" behindDoc="0" locked="0" layoutInCell="1" allowOverlap="1">
                       <wp:simplePos x="0" y="0"/>
                       <wp:positionH relativeFrom="column">
-                        <wp:posOffset>-149860</wp:posOffset>
+                        <wp:posOffset>-319405</wp:posOffset>
                       </wp:positionH>
                       <wp:positionV relativeFrom="paragraph">
-                        <wp:posOffset>-505460</wp:posOffset>
+                        <wp:posOffset>-553085</wp:posOffset>
                       </wp:positionV>
-                      <wp:extent cx="1442720" cy="1442720"/>
-                      <wp:effectExtent l="0" t="0" r="5080" b="5080"/>
+                      <wp:extent cx="1443355" cy="1443355"/>
+                      <wp:effectExtent l="0" t="0" r="0" b="0"/>
                       <wp:wrapNone/>
-                      <wp:docPr id="6" name="组合 6"/>
+                      <wp:docPr id="7" name="组合 6"/>
                       <wp:cNvGraphicFramePr/>
                       <a:graphic xmlns:a="http://schemas.openxmlformats.org/drawingml/2006/main">
                         <a:graphicData uri="http://schemas.microsoft.com/office/word/2010/wordprocessingGroup">
                           <wpg:wgp>
                             <wpg:cNvGrpSpPr/>
                             <wpg:grpSpPr>
-                              <a:xfrm>
+                              <a:xfrm rot="0">
                                 <a:off x="0" y="0"/>
-                                <a:ext cx="1442720" cy="1442720"/>
-                                <a:chOff x="20702" y="14472"/>
-                                <a:chExt cx="2272" cy="2272"/>
+                                <a:ext cx="1443355" cy="1443355"/>
+                                <a:chOff x="18706" y="18782"/>
+                                <a:chExt cx="2273" cy="2273"/>
                               </a:xfrm>
                             </wpg:grpSpPr>
                             <pic:pic xmlns:pic="http://schemas.openxmlformats.org/drawingml/2006/picture">
                               <pic:nvPicPr>
-                                <pic:cNvPr id="8" name="图片 15" descr="c9514d16fd70679bf0495aeebb03c72d_compress"/>
+                                <pic:cNvPr id="35" name="图片 6" descr="蔡冬雪"/>
                                 <pic:cNvPicPr>
                                   <a:picLocks noChangeAspect="1"/>
                                 </pic:cNvPicPr>
                               </pic:nvPicPr>
                               <pic:blipFill>
-                                <a:blip r:embed="rId10"/>
-                                <a:srcRect l="21003" t="56913" r="27176" b="26386"/>
+                                <a:blip r:embed="rId10">
+                                  <a:clrChange>
+                                    <a:clrFrom>
+                                      <a:srgbClr val="FFFFFF">
+                                        <a:alpha val="100000"/>
+                                      </a:srgbClr>
+                                    </a:clrFrom>
+                                    <a:clrTo>
+                                      <a:srgbClr val="FFFFFF">
+                                        <a:alpha val="100000"/>
+                                        <a:alpha val="0"/>
+                                      </a:srgbClr>
+                                    </a:clrTo>
+                                  </a:clrChange>
+                                </a:blip>
+                                <a:srcRect l="18656" t="33322" r="18897" b="26699"/>
                                 <a:stretch>
                                   <a:fillRect/>
                                 </a:stretch>
                               </pic:blipFill>
                               <pic:spPr>
                                 <a:xfrm>
-                                  <a:off x="21019" y="15216"/>
-                                  <a:ext cx="1550" cy="475"/>
+                                  <a:off x="19199" y="19551"/>
+                                  <a:ext cx="1261" cy="566"/>
                                 </a:xfrm>
                                 <a:prstGeom prst="rect">
                                   <a:avLst/>
@@ -5527,7 +5659,7 @@
                             </pic:pic>
                             <pic:pic xmlns:pic="http://schemas.openxmlformats.org/drawingml/2006/picture">
                               <pic:nvPicPr>
-                                <pic:cNvPr id="18" name="图片 25"/>
+                                <pic:cNvPr id="36" name="图片 25"/>
                                 <pic:cNvPicPr>
                                   <a:picLocks noChangeAspect="1" noChangeArrowheads="1"/>
                                 </pic:cNvPicPr>
@@ -5547,7 +5679,7 @@
                               </pic:blipFill>
                               <pic:spPr>
                                 <a:xfrm>
-                                  <a:off x="20702" y="14472"/>
+                                  <a:off x="18706" y="18782"/>
                                   <a:ext cx="2273" cy="2273"/>
                                 </a:xfrm>
                                 <a:prstGeom prst="rect">
@@ -5567,15 +5699,15 @@
                 </mc:Choice>
                 <mc:Fallback>
                   <w:pict>
-                    <v:group id="_x0000_s1026" o:spid="_x0000_s1026" o:spt="203" style="position:absolute;left:0pt;margin-left:-11.8pt;margin-top:-39.8pt;height:113.6pt;width:113.6pt;z-index:251662336;mso-width-relative:page;mso-height-relative:page;" coordorigin="20702,14472" coordsize="2272,2272" o:gfxdata="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">
+                    <v:group id="组合 6" o:spid="_x0000_s1026" o:spt="203" style="position:absolute;left:0pt;margin-left:-25.15pt;margin-top:-43.55pt;height:113.65pt;width:113.65pt;z-index:251663360;mso-width-relative:page;mso-height-relative:page;" coordorigin="18706,18782" coordsize="2273,2273" o:gfxdata="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">
                       <o:lock v:ext="edit" aspectratio="f"/>
-                      <v:shape id="图片 15" o:spid="_x0000_s1026" o:spt="75" alt="c9514d16fd70679bf0495aeebb03c72d_compress" type="#_x0000_t75" style="position:absolute;left:21019;top:15216;height:475;width:1550;" filled="f" o:preferrelative="t" stroked="f" coordsize="21600,21600" o:gfxdata="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">
+                      <v:shape id="图片 6" o:spid="_x0000_s1026" o:spt="75" alt="蔡冬雪" type="#_x0000_t75" style="position:absolute;left:19199;top:19551;height:566;width:1261;" filled="f" o:preferrelative="t" stroked="f" coordsize="21600,21600" o:gfxdata="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">
                         <v:fill on="f" focussize="0,0"/>
                         <v:stroke on="f"/>
-                        <v:imagedata r:id="rId10" cropleft="13765f" croptop="37299f" cropright="17810f" cropbottom="17292f" o:title=""/>
+                        <v:imagedata r:id="rId10" cropleft="12226f" croptop="21838f" cropright="12384f" cropbottom="17497f" chromakey="#FFFFFF" o:title=""/>
                         <o:lock v:ext="edit" aspectratio="t"/>
                       </v:shape>
-                      <v:shape id="图片 25" o:spid="_x0000_s1026" o:spt="75" type="#_x0000_t75" style="position:absolute;left:20702;top:14472;height:2273;width:2273;" filled="f" o:preferrelative="t" stroked="f" coordsize="21600,21600" o:gfxdata="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">
+                      <v:shape id="图片 25" o:spid="_x0000_s1026" o:spt="75" type="#_x0000_t75" style="position:absolute;left:18706;top:18782;height:2273;width:2273;" filled="f" o:preferrelative="t" stroked="f" coordsize="21600,21600" o:gfxdata="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">
                         <v:fill on="f" focussize="0,0"/>
                         <v:stroke on="f"/>
                         <v:imagedata r:id="rId11" o:title=""/>
@@ -5990,58 +6122,76 @@
               <mc:AlternateContent>
                 <mc:Choice Requires="wpg">
                   <w:drawing>
-                    <wp:anchor distT="0" distB="0" distL="114300" distR="114300" simplePos="0" relativeHeight="251663360" behindDoc="0" locked="0" layoutInCell="1" allowOverlap="1">
+                    <wp:anchor distT="0" distB="0" distL="114300" distR="114300" simplePos="0" relativeHeight="251664384" behindDoc="0" locked="0" layoutInCell="1" allowOverlap="1">
                       <wp:simplePos x="0" y="0"/>
                       <wp:positionH relativeFrom="column">
-                        <wp:posOffset>-181610</wp:posOffset>
+                        <wp:posOffset>-98425</wp:posOffset>
                       </wp:positionH>
                       <wp:positionV relativeFrom="paragraph">
-                        <wp:posOffset>-455295</wp:posOffset>
+                        <wp:posOffset>-492760</wp:posOffset>
                       </wp:positionV>
-                      <wp:extent cx="1442720" cy="1442720"/>
-                      <wp:effectExtent l="0" t="0" r="5080" b="5080"/>
+                      <wp:extent cx="1443355" cy="1443355"/>
+                      <wp:effectExtent l="0" t="0" r="0" b="0"/>
                       <wp:wrapNone/>
-                      <wp:docPr id="9" name="组合 9"/>
+                      <wp:docPr id="47" name="组合 23"/>
                       <wp:cNvGraphicFramePr/>
                       <a:graphic xmlns:a="http://schemas.openxmlformats.org/drawingml/2006/main">
                         <a:graphicData uri="http://schemas.microsoft.com/office/word/2010/wordprocessingGroup">
                           <wpg:wgp>
                             <wpg:cNvGrpSpPr/>
                             <wpg:grpSpPr>
-                              <a:xfrm>
+                              <a:xfrm rot="0">
                                 <a:off x="0" y="0"/>
-                                <a:ext cx="1442720" cy="1442720"/>
-                                <a:chOff x="14555" y="19046"/>
-                                <a:chExt cx="2272" cy="2272"/>
+                                <a:ext cx="1443355" cy="1443355"/>
+                                <a:chOff x="18874" y="20594"/>
+                                <a:chExt cx="2273" cy="2273"/>
                               </a:xfrm>
                             </wpg:grpSpPr>
                             <pic:pic xmlns:pic="http://schemas.openxmlformats.org/drawingml/2006/picture">
                               <pic:nvPicPr>
-                                <pic:cNvPr id="19" name="图片 1" descr="24f613a0-66be-430b-9e80-270d3393fac5"/>
+                                <pic:cNvPr id="44" name="图片 1"/>
                                 <pic:cNvPicPr>
                                   <a:picLocks noChangeAspect="1"/>
                                 </pic:cNvPicPr>
                               </pic:nvPicPr>
                               <pic:blipFill>
-                                <a:blip r:embed="rId12"/>
-                                <a:srcRect l="43292" t="26660" r="21693" b="24394"/>
+                                <a:blip r:embed="rId12">
+                                  <a:clrChange>
+                                    <a:clrFrom>
+                                      <a:srgbClr val="FFFFFF">
+                                        <a:alpha val="100000"/>
+                                      </a:srgbClr>
+                                    </a:clrFrom>
+                                    <a:clrTo>
+                                      <a:srgbClr val="FFFFFF">
+                                        <a:alpha val="100000"/>
+                                        <a:alpha val="0"/>
+                                      </a:srgbClr>
+                                    </a:clrTo>
+                                  </a:clrChange>
+                                </a:blip>
+                                <a:srcRect l="10922" t="11667"/>
                                 <a:stretch>
                                   <a:fillRect/>
                                 </a:stretch>
                               </pic:blipFill>
                               <pic:spPr>
-                                <a:xfrm rot="16200000">
-                                  <a:off x="15453" y="19290"/>
-                                  <a:ext cx="506" cy="1327"/>
+                                <a:xfrm>
+                                  <a:off x="19199" y="21203"/>
+                                  <a:ext cx="1672" cy="901"/>
                                 </a:xfrm>
                                 <a:prstGeom prst="rect">
                                   <a:avLst/>
                                 </a:prstGeom>
+                                <a:noFill/>
+                                <a:ln>
+                                  <a:noFill/>
+                                </a:ln>
                               </pic:spPr>
                             </pic:pic>
                             <pic:pic xmlns:pic="http://schemas.openxmlformats.org/drawingml/2006/picture">
                               <pic:nvPicPr>
-                                <pic:cNvPr id="31" name="图片 25"/>
+                                <pic:cNvPr id="45" name="图片 25"/>
                                 <pic:cNvPicPr>
                                   <a:picLocks noChangeAspect="1" noChangeArrowheads="1"/>
                                 </pic:cNvPicPr>
@@ -6061,7 +6211,7 @@
                               </pic:blipFill>
                               <pic:spPr>
                                 <a:xfrm>
-                                  <a:off x="14555" y="19046"/>
+                                  <a:off x="18874" y="20594"/>
                                   <a:ext cx="2273" cy="2273"/>
                                 </a:xfrm>
                                 <a:prstGeom prst="rect">
@@ -6081,15 +6231,15 @@
                 </mc:Choice>
                 <mc:Fallback>
                   <w:pict>
-                    <v:group id="_x0000_s1026" o:spid="_x0000_s1026" o:spt="203" style="position:absolute;left:0pt;margin-left:-14.3pt;margin-top:-35.85pt;height:113.6pt;width:113.6pt;z-index:251663360;mso-width-relative:page;mso-height-relative:page;" coordorigin="14555,19046" coordsize="2272,2272" o:gfxdata="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">
+                    <v:group id="组合 23" o:spid="_x0000_s1026" o:spt="203" style="position:absolute;left:0pt;margin-left:-7.75pt;margin-top:-38.8pt;height:113.65pt;width:113.65pt;z-index:251664384;mso-width-relative:page;mso-height-relative:page;" coordorigin="18874,20594" coordsize="2273,2273" o:gfxdata="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">
                       <o:lock v:ext="edit" aspectratio="f"/>
-                      <v:shape id="图片 1" o:spid="_x0000_s1026" o:spt="75" alt="24f613a0-66be-430b-9e80-270d3393fac5" type="#_x0000_t75" style="position:absolute;left:15453;top:19290;height:1327;width:506;rotation:-5898240f;" filled="f" o:preferrelative="t" stroked="f" coordsize="21600,21600" o:gfxdata="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">
+                      <v:shape id="图片 1" o:spid="_x0000_s1026" o:spt="75" type="#_x0000_t75" style="position:absolute;left:19199;top:21203;height:901;width:1672;" filled="f" o:preferrelative="t" stroked="f" coordsize="21600,21600" o:gfxdata="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">
                         <v:fill on="f" focussize="0,0"/>
                         <v:stroke on="f"/>
-                        <v:imagedata r:id="rId12" cropleft="28372f" croptop="17472f" cropright="14217f" cropbottom="15987f" o:title=""/>
+                        <v:imagedata r:id="rId12" cropleft="7158f" croptop="7646f" chromakey="#FFFFFF" o:title=""/>
                         <o:lock v:ext="edit" aspectratio="t"/>
                       </v:shape>
-                      <v:shape id="图片 25" o:spid="_x0000_s1026" o:spt="75" type="#_x0000_t75" style="position:absolute;left:14555;top:19046;height:2273;width:2273;" filled="f" o:preferrelative="t" stroked="f" coordsize="21600,21600" o:gfxdata="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">
+                      <v:shape id="图片 25" o:spid="_x0000_s1026" o:spt="75" type="#_x0000_t75" style="position:absolute;left:18874;top:20594;height:2273;width:2273;" filled="f" o:preferrelative="t" stroked="f" coordsize="21600,21600" o:gfxdata="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">
                         <v:fill on="f" focussize="0,0"/>
                         <v:stroke on="f"/>
                         <v:imagedata r:id="rId11" o:title=""/>
@@ -6346,1842 +6496,6 @@
     <w:p>
       <w:pPr>
         <w:rPr>
-          <w:rFonts w:ascii="Times New Roman" w:hAnsi="Times New Roman" w:eastAsia="微软雅黑" w:cs="Times New Roman"/>
-          <w:sz w:val="24"/>
-          <w:szCs w:val="24"/>
-          <w:lang w:eastAsia="zh-CN"/>
-        </w:rPr>
-      </w:pPr>
-      <w:r>
-        <w:rPr>
-          <w:rFonts w:hint="eastAsia" w:ascii="Times New Roman" w:hAnsi="Times New Roman" w:eastAsia="微软雅黑" w:cs="Times New Roman"/>
-          <w:sz w:val="24"/>
-          <w:szCs w:val="24"/>
-          <w:lang w:eastAsia="zh-CN"/>
-        </w:rPr>
-        <w:t xml:space="preserve">{% endif %}{% if testedby == </w:t>
-      </w:r>
-      <w:r>
-        <w:rPr>
-          <w:rFonts w:ascii="Times New Roman" w:hAnsi="Times New Roman" w:eastAsia="微软雅黑" w:cs="Times New Roman"/>
-          <w:sz w:val="24"/>
-          <w:szCs w:val="24"/>
-          <w:lang w:eastAsia="zh-CN"/>
-        </w:rPr>
-        <w:t>“</w:t>
-      </w:r>
-      <w:r>
-        <w:rPr>
-          <w:rFonts w:hint="eastAsia" w:ascii="Times New Roman" w:hAnsi="Times New Roman" w:eastAsia="微软雅黑" w:cs="Times New Roman"/>
-          <w:sz w:val="24"/>
-          <w:szCs w:val="24"/>
-          <w:lang w:eastAsia="zh-CN"/>
-        </w:rPr>
-        <w:t>3</w:t>
-      </w:r>
-      <w:r>
-        <w:rPr>
-          <w:rFonts w:ascii="Times New Roman" w:hAnsi="Times New Roman" w:eastAsia="微软雅黑" w:cs="Times New Roman"/>
-          <w:sz w:val="24"/>
-          <w:szCs w:val="24"/>
-          <w:lang w:eastAsia="zh-CN"/>
-        </w:rPr>
-        <w:t>”</w:t>
-      </w:r>
-      <w:r>
-        <w:rPr>
-          <w:rFonts w:hint="eastAsia" w:ascii="Times New Roman" w:hAnsi="Times New Roman" w:eastAsia="微软雅黑" w:cs="Times New Roman"/>
-          <w:sz w:val="24"/>
-          <w:szCs w:val="24"/>
-          <w:lang w:eastAsia="zh-CN"/>
-        </w:rPr>
-        <w:t xml:space="preserve"> %}</w:t>
-      </w:r>
-    </w:p>
-    <w:p>
-      <w:pPr>
-        <w:rPr>
-          <w:rFonts w:ascii="Times New Roman" w:hAnsi="Times New Roman" w:eastAsia="微软雅黑" w:cs="Times New Roman"/>
-          <w:sz w:val="24"/>
-          <w:szCs w:val="24"/>
-          <w:lang w:eastAsia="zh-CN"/>
-        </w:rPr>
-      </w:pPr>
-    </w:p>
-    <w:p>
-      <w:pPr>
-        <w:rPr>
-          <w:sz w:val="24"/>
-          <w:lang w:eastAsia="zh-CN"/>
-        </w:rPr>
-      </w:pPr>
-    </w:p>
-    <w:tbl>
-      <w:tblPr>
-        <w:tblStyle w:val="35"/>
-        <w:tblW w:w="9066" w:type="dxa"/>
-        <w:jc w:val="right"/>
-        <w:tblLayout w:type="fixed"/>
-        <w:tblCellMar>
-          <w:top w:w="0" w:type="dxa"/>
-          <w:left w:w="0" w:type="dxa"/>
-          <w:bottom w:w="0" w:type="dxa"/>
-          <w:right w:w="0" w:type="dxa"/>
-        </w:tblCellMar>
-      </w:tblPr>
-      <w:tblGrid>
-        <w:gridCol w:w="1272"/>
-        <w:gridCol w:w="2306"/>
-        <w:gridCol w:w="1373"/>
-        <w:gridCol w:w="1640"/>
-        <w:gridCol w:w="2475"/>
-      </w:tblGrid>
-      <w:tr>
-        <w:tblPrEx>
-          <w:tblCellMar>
-            <w:top w:w="0" w:type="dxa"/>
-            <w:left w:w="0" w:type="dxa"/>
-            <w:bottom w:w="0" w:type="dxa"/>
-            <w:right w:w="0" w:type="dxa"/>
-          </w:tblCellMar>
-        </w:tblPrEx>
-        <w:trPr>
-          <w:trHeight w:val="441" w:hRule="exact"/>
-          <w:jc w:val="right"/>
-        </w:trPr>
-        <w:tc>
-          <w:tcPr>
-            <w:tcW w:w="1272" w:type="dxa"/>
-            <w:vAlign w:val="center"/>
-          </w:tcPr>
-          <w:p>
-            <w:pPr>
-              <w:pStyle w:val="20"/>
-              <w:spacing w:before="13"/>
-              <w:ind w:left="13" w:right="95"/>
-              <w:jc w:val="both"/>
-              <w:rPr>
-                <w:rFonts w:ascii="Times New Roman" w:hAnsi="Times New Roman" w:cs="Times New Roman"/>
-                <w:b/>
-                <w:sz w:val="24"/>
-                <w:szCs w:val="24"/>
-              </w:rPr>
-            </w:pPr>
-            <w:r>
-              <w:rPr>
-                <w:rFonts w:ascii="Times New Roman" w:hAnsi="Times New Roman" w:cs="Times New Roman"/>
-                <w:b/>
-                <w:sz w:val="24"/>
-                <w:szCs w:val="24"/>
-              </w:rPr>
-              <w:t>检测人：</w:t>
-            </w:r>
-          </w:p>
-        </w:tc>
-        <w:tc>
-          <w:tcPr>
-            <w:tcW w:w="2306" w:type="dxa"/>
-            <w:vAlign w:val="center"/>
-          </w:tcPr>
-          <w:p>
-            <w:pPr>
-              <w:pStyle w:val="20"/>
-              <w:spacing w:before="13"/>
-              <w:jc w:val="both"/>
-              <w:rPr>
-                <w:rFonts w:ascii="Times New Roman" w:hAnsi="Times New Roman" w:cs="Times New Roman"/>
-                <w:b/>
-                <w:sz w:val="24"/>
-                <w:szCs w:val="24"/>
-              </w:rPr>
-            </w:pPr>
-            <w:r>
-              <w:rPr>
-                <w:sz w:val="24"/>
-              </w:rPr>
-              <mc:AlternateContent>
-                <mc:Choice Requires="wpg">
-                  <w:drawing>
-                    <wp:anchor distT="0" distB="0" distL="114300" distR="114300" simplePos="0" relativeHeight="251660288" behindDoc="0" locked="0" layoutInCell="1" allowOverlap="1">
-                      <wp:simplePos x="0" y="0"/>
-                      <wp:positionH relativeFrom="column">
-                        <wp:posOffset>-388620</wp:posOffset>
-                      </wp:positionH>
-                      <wp:positionV relativeFrom="paragraph">
-                        <wp:posOffset>-462915</wp:posOffset>
-                      </wp:positionV>
-                      <wp:extent cx="1443355" cy="1475740"/>
-                      <wp:effectExtent l="0" t="0" r="4445" b="2540"/>
-                      <wp:wrapNone/>
-                      <wp:docPr id="10" name="组合 10"/>
-                      <wp:cNvGraphicFramePr/>
-                      <a:graphic xmlns:a="http://schemas.openxmlformats.org/drawingml/2006/main">
-                        <a:graphicData uri="http://schemas.microsoft.com/office/word/2010/wordprocessingGroup">
-                          <wpg:wgp>
-                            <wpg:cNvGrpSpPr/>
-                            <wpg:grpSpPr>
-                              <a:xfrm>
-                                <a:off x="0" y="0"/>
-                                <a:ext cx="1443355" cy="1475740"/>
-                                <a:chOff x="3722" y="92738"/>
-                                <a:chExt cx="2273" cy="2273"/>
-                              </a:xfrm>
-                            </wpg:grpSpPr>
-                            <pic:pic xmlns:pic="http://schemas.openxmlformats.org/drawingml/2006/picture">
-                              <pic:nvPicPr>
-                                <pic:cNvPr id="22" name="图片 59" descr="图片1"/>
-                                <pic:cNvPicPr>
-                                  <a:picLocks noChangeAspect="1"/>
-                                </pic:cNvPicPr>
-                              </pic:nvPicPr>
-                              <pic:blipFill>
-                                <a:blip r:embed="rId13">
-                                  <a:biLevel thresh="50000"/>
-                                </a:blip>
-                                <a:srcRect l="7865" t="11797" r="5322" b="19074"/>
-                                <a:stretch>
-                                  <a:fillRect/>
-                                </a:stretch>
-                              </pic:blipFill>
-                              <pic:spPr>
-                                <a:xfrm>
-                                  <a:off x="4057" y="93343"/>
-                                  <a:ext cx="1468" cy="627"/>
-                                </a:xfrm>
-                                <a:prstGeom prst="rect">
-                                  <a:avLst/>
-                                </a:prstGeom>
-                                <a:noFill/>
-                              </pic:spPr>
-                            </pic:pic>
-                            <pic:pic xmlns:pic="http://schemas.openxmlformats.org/drawingml/2006/picture">
-                              <pic:nvPicPr>
-                                <pic:cNvPr id="107" name="图片 23"/>
-                                <pic:cNvPicPr>
-                                  <a:picLocks noChangeAspect="1" noChangeArrowheads="1"/>
-                                </pic:cNvPicPr>
-                              </pic:nvPicPr>
-                              <pic:blipFill>
-                                <a:blip r:embed="rId11">
-                                  <a:extLst>
-                                    <a:ext uri="{28A0092B-C50C-407E-A947-70E740481C1C}">
-                                      <a14:useLocalDpi xmlns:a14="http://schemas.microsoft.com/office/drawing/2010/main" val="0"/>
-                                    </a:ext>
-                                  </a:extLst>
-                                </a:blip>
-                                <a:srcRect/>
-                                <a:stretch>
-                                  <a:fillRect/>
-                                </a:stretch>
-                              </pic:blipFill>
-                              <pic:spPr>
-                                <a:xfrm>
-                                  <a:off x="3722" y="92738"/>
-                                  <a:ext cx="2273" cy="2273"/>
-                                </a:xfrm>
-                                <a:prstGeom prst="rect">
-                                  <a:avLst/>
-                                </a:prstGeom>
-                                <a:noFill/>
-                                <a:ln>
-                                  <a:noFill/>
-                                </a:ln>
-                              </pic:spPr>
-                            </pic:pic>
-                          </wpg:wgp>
-                        </a:graphicData>
-                      </a:graphic>
-                    </wp:anchor>
-                  </w:drawing>
-                </mc:Choice>
-                <mc:Fallback>
-                  <w:pict>
-                    <v:group id="_x0000_s1026" o:spid="_x0000_s1026" o:spt="203" style="position:absolute;left:0pt;margin-left:-30.6pt;margin-top:-36.45pt;height:116.2pt;width:113.65pt;z-index:251660288;mso-width-relative:page;mso-height-relative:page;" coordorigin="3722,92738" coordsize="2273,2273" o:gfxdata="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">
-                      <o:lock v:ext="edit" aspectratio="f"/>
-                      <v:shape id="图片 59" o:spid="_x0000_s1026" o:spt="75" alt="图片1" type="#_x0000_t75" style="position:absolute;left:4057;top:93343;height:627;width:1468;" filled="f" o:preferrelative="t" stroked="f" coordsize="21600,21600" o:gfxdata="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">
-                        <v:fill on="f" focussize="0,0"/>
-                        <v:stroke on="f"/>
-                        <v:imagedata r:id="rId13" cropleft="5154f" croptop="7731f" cropright="3488f" cropbottom="12500f" grayscale="t" bilevel="t" o:title=""/>
-                        <o:lock v:ext="edit" aspectratio="t"/>
-                      </v:shape>
-                      <v:shape id="图片 23" o:spid="_x0000_s1026" o:spt="75" type="#_x0000_t75" style="position:absolute;left:3722;top:92738;height:2273;width:2273;" filled="f" o:preferrelative="t" stroked="f" coordsize="21600,21600" o:gfxdata="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">
-                        <v:fill on="f" focussize="0,0"/>
-                        <v:stroke on="f"/>
-                        <v:imagedata r:id="rId11" o:title=""/>
-                        <o:lock v:ext="edit" aspectratio="t"/>
-                      </v:shape>
-                    </v:group>
-                  </w:pict>
-                </mc:Fallback>
-              </mc:AlternateContent>
-            </w:r>
-          </w:p>
-        </w:tc>
-        <w:tc>
-          <w:tcPr>
-            <w:tcW w:w="1373" w:type="dxa"/>
-            <w:vAlign w:val="center"/>
-          </w:tcPr>
-          <w:p>
-            <w:pPr>
-              <w:pStyle w:val="20"/>
-              <w:spacing w:before="13"/>
-              <w:jc w:val="both"/>
-              <w:rPr>
-                <w:rFonts w:ascii="Times New Roman" w:hAnsi="Times New Roman" w:cs="Times New Roman"/>
-                <w:b/>
-                <w:sz w:val="24"/>
-                <w:szCs w:val="24"/>
-              </w:rPr>
-            </w:pPr>
-            <w:r>
-              <w:rPr>
-                <w:rFonts w:hint="eastAsia" w:ascii="Times New Roman" w:hAnsi="Times New Roman" w:cs="Times New Roman"/>
-                <w:b/>
-                <w:sz w:val="24"/>
-                <w:szCs w:val="24"/>
-                <w:lang w:val="en-US" w:eastAsia="zh-CN"/>
-              </w:rPr>
-              <w:t>报告医生</w:t>
-            </w:r>
-            <w:r>
-              <w:rPr>
-                <w:rFonts w:ascii="Times New Roman" w:hAnsi="Times New Roman" w:cs="Times New Roman"/>
-                <w:b/>
-                <w:sz w:val="24"/>
-                <w:szCs w:val="24"/>
-                <w:lang w:eastAsia="zh-CN"/>
-              </w:rPr>
-              <w:t>：</w:t>
-            </w:r>
-          </w:p>
-        </w:tc>
-        <w:tc>
-          <w:tcPr>
-            <w:tcW w:w="1640" w:type="dxa"/>
-            <w:vAlign w:val="center"/>
-          </w:tcPr>
-          <w:p>
-            <w:pPr>
-              <w:pStyle w:val="20"/>
-              <w:spacing w:before="13"/>
-              <w:ind w:right="15"/>
-              <w:jc w:val="both"/>
-              <w:rPr>
-                <w:rFonts w:ascii="Times New Roman" w:hAnsi="Times New Roman" w:cs="Times New Roman"/>
-                <w:b/>
-                <w:sz w:val="24"/>
-                <w:szCs w:val="24"/>
-              </w:rPr>
-            </w:pPr>
-          </w:p>
-        </w:tc>
-        <w:tc>
-          <w:tcPr>
-            <w:tcW w:w="2475" w:type="dxa"/>
-            <w:vAlign w:val="center"/>
-          </w:tcPr>
-          <w:p>
-            <w:pPr>
-              <w:pStyle w:val="20"/>
-              <w:spacing w:before="13"/>
-              <w:ind w:right="15"/>
-              <w:jc w:val="both"/>
-              <w:rPr>
-                <w:rFonts w:hint="eastAsia" w:ascii="Times New Roman" w:hAnsi="Times New Roman" w:eastAsia="宋体" w:cs="Times New Roman"/>
-                <w:b/>
-                <w:sz w:val="24"/>
-                <w:szCs w:val="24"/>
-                <w:lang w:val="en-US" w:eastAsia="zh-CN"/>
-              </w:rPr>
-            </w:pPr>
-            <w:r>
-              <w:rPr>
-                <w:rFonts w:hint="eastAsia" w:ascii="Times New Roman" w:hAnsi="Times New Roman" w:cs="Times New Roman"/>
-                <w:b/>
-                <w:sz w:val="24"/>
-                <w:szCs w:val="24"/>
-                <w:lang w:val="en-US" w:eastAsia="zh-CN"/>
-              </w:rPr>
-              <w:t>审核医生：</w:t>
-            </w:r>
-          </w:p>
-        </w:tc>
-      </w:tr>
-      <w:tr>
-        <w:tblPrEx>
-          <w:tblCellMar>
-            <w:top w:w="0" w:type="dxa"/>
-            <w:left w:w="0" w:type="dxa"/>
-            <w:bottom w:w="0" w:type="dxa"/>
-            <w:right w:w="0" w:type="dxa"/>
-          </w:tblCellMar>
-        </w:tblPrEx>
-        <w:trPr>
-          <w:trHeight w:val="457" w:hRule="exact"/>
-          <w:jc w:val="right"/>
-        </w:trPr>
-        <w:tc>
-          <w:tcPr>
-            <w:tcW w:w="1272" w:type="dxa"/>
-            <w:vAlign w:val="center"/>
-          </w:tcPr>
-          <w:p>
-            <w:pPr>
-              <w:pStyle w:val="20"/>
-              <w:spacing w:line="341" w:lineRule="exact"/>
-              <w:ind w:left="13" w:right="165"/>
-              <w:jc w:val="both"/>
-              <w:rPr>
-                <w:rFonts w:ascii="Times New Roman" w:hAnsi="Times New Roman" w:cs="Times New Roman"/>
-                <w:b/>
-                <w:sz w:val="24"/>
-                <w:szCs w:val="24"/>
-              </w:rPr>
-            </w:pPr>
-            <w:r>
-              <w:rPr>
-                <w:rFonts w:ascii="Times New Roman" w:hAnsi="Times New Roman" w:cs="Times New Roman"/>
-                <w:b/>
-                <w:sz w:val="24"/>
-                <w:szCs w:val="24"/>
-              </w:rPr>
-              <w:t>日</w:t>
-            </w:r>
-            <w:r>
-              <w:rPr>
-                <w:rFonts w:ascii="Times New Roman" w:hAnsi="Times New Roman" w:cs="Times New Roman"/>
-                <w:b/>
-                <w:sz w:val="24"/>
-                <w:szCs w:val="24"/>
-                <w:lang w:eastAsia="zh-CN"/>
-              </w:rPr>
-              <w:t xml:space="preserve">  </w:t>
-            </w:r>
-            <w:r>
-              <w:rPr>
-                <w:rFonts w:ascii="Times New Roman" w:hAnsi="Times New Roman" w:cs="Times New Roman"/>
-                <w:b/>
-                <w:sz w:val="24"/>
-                <w:szCs w:val="24"/>
-              </w:rPr>
-              <w:t>期：</w:t>
-            </w:r>
-          </w:p>
-        </w:tc>
-        <w:tc>
-          <w:tcPr>
-            <w:tcW w:w="2306" w:type="dxa"/>
-            <w:vAlign w:val="center"/>
-          </w:tcPr>
-          <w:p>
-            <w:pPr>
-              <w:pStyle w:val="20"/>
-              <w:spacing w:line="363" w:lineRule="exact"/>
-              <w:jc w:val="both"/>
-              <w:rPr>
-                <w:rFonts w:ascii="Times New Roman" w:hAnsi="Times New Roman" w:cs="Times New Roman"/>
-                <w:sz w:val="24"/>
-                <w:szCs w:val="24"/>
-              </w:rPr>
-            </w:pPr>
-            <w:r>
-              <w:rPr>
-                <w:rFonts w:ascii="Times New Roman" w:hAnsi="Times New Roman" w:cs="Times New Roman"/>
-                <w:kern w:val="2"/>
-                <w:sz w:val="24"/>
-                <w:szCs w:val="24"/>
-                <w:lang w:eastAsia="zh-CN"/>
-              </w:rPr>
-              <w:t>{{ reportdate }}</w:t>
-            </w:r>
-          </w:p>
-        </w:tc>
-        <w:tc>
-          <w:tcPr>
-            <w:tcW w:w="1373" w:type="dxa"/>
-            <w:vAlign w:val="center"/>
-          </w:tcPr>
-          <w:p>
-            <w:pPr>
-              <w:pStyle w:val="20"/>
-              <w:spacing w:line="341" w:lineRule="exact"/>
-              <w:jc w:val="both"/>
-              <w:rPr>
-                <w:rFonts w:ascii="Times New Roman" w:hAnsi="Times New Roman" w:cs="Times New Roman"/>
-                <w:b/>
-                <w:sz w:val="24"/>
-                <w:szCs w:val="24"/>
-              </w:rPr>
-            </w:pPr>
-          </w:p>
-        </w:tc>
-        <w:tc>
-          <w:tcPr>
-            <w:tcW w:w="1640" w:type="dxa"/>
-            <w:vAlign w:val="center"/>
-          </w:tcPr>
-          <w:p>
-            <w:pPr>
-              <w:pStyle w:val="20"/>
-              <w:spacing w:line="363" w:lineRule="exact"/>
-              <w:ind w:right="15"/>
-              <w:jc w:val="both"/>
-              <w:rPr>
-                <w:rFonts w:ascii="Times New Roman" w:hAnsi="Times New Roman" w:cs="Times New Roman"/>
-                <w:sz w:val="24"/>
-                <w:szCs w:val="24"/>
-              </w:rPr>
-            </w:pPr>
-          </w:p>
-        </w:tc>
-        <w:tc>
-          <w:tcPr>
-            <w:tcW w:w="2475" w:type="dxa"/>
-            <w:vAlign w:val="center"/>
-          </w:tcPr>
-          <w:p>
-            <w:pPr>
-              <w:pStyle w:val="20"/>
-              <w:spacing w:line="363" w:lineRule="exact"/>
-              <w:ind w:right="15"/>
-              <w:jc w:val="both"/>
-              <w:rPr>
-                <w:rFonts w:ascii="Times New Roman" w:hAnsi="Times New Roman" w:cs="Times New Roman"/>
-                <w:kern w:val="2"/>
-                <w:sz w:val="24"/>
-                <w:szCs w:val="24"/>
-                <w:lang w:eastAsia="zh-CN"/>
-              </w:rPr>
-            </w:pPr>
-          </w:p>
-        </w:tc>
-      </w:tr>
-    </w:tbl>
-    <w:p>
-      <w:pPr>
-        <w:rPr>
-          <w:rFonts w:ascii="Times New Roman" w:hAnsi="Times New Roman" w:eastAsia="微软雅黑" w:cs="Times New Roman"/>
-          <w:sz w:val="24"/>
-          <w:szCs w:val="24"/>
-          <w:lang w:eastAsia="zh-CN"/>
-        </w:rPr>
-      </w:pPr>
-      <w:r>
-        <w:rPr>
-          <w:rFonts w:hint="eastAsia" w:ascii="Times New Roman" w:hAnsi="Times New Roman" w:eastAsia="微软雅黑" w:cs="Times New Roman"/>
-          <w:sz w:val="24"/>
-          <w:szCs w:val="24"/>
-          <w:lang w:eastAsia="zh-CN"/>
-        </w:rPr>
-        <w:t xml:space="preserve">{% endif %}{% if testedby == </w:t>
-      </w:r>
-      <w:r>
-        <w:rPr>
-          <w:rFonts w:ascii="Times New Roman" w:hAnsi="Times New Roman" w:eastAsia="微软雅黑" w:cs="Times New Roman"/>
-          <w:sz w:val="24"/>
-          <w:szCs w:val="24"/>
-          <w:lang w:eastAsia="zh-CN"/>
-        </w:rPr>
-        <w:t>“</w:t>
-      </w:r>
-      <w:r>
-        <w:rPr>
-          <w:rFonts w:hint="eastAsia" w:ascii="Times New Roman" w:hAnsi="Times New Roman" w:eastAsia="微软雅黑" w:cs="Times New Roman"/>
-          <w:sz w:val="24"/>
-          <w:szCs w:val="24"/>
-          <w:lang w:eastAsia="zh-CN"/>
-        </w:rPr>
-        <w:t>4</w:t>
-      </w:r>
-      <w:r>
-        <w:rPr>
-          <w:rFonts w:ascii="Times New Roman" w:hAnsi="Times New Roman" w:eastAsia="微软雅黑" w:cs="Times New Roman"/>
-          <w:sz w:val="24"/>
-          <w:szCs w:val="24"/>
-          <w:lang w:eastAsia="zh-CN"/>
-        </w:rPr>
-        <w:t>”</w:t>
-      </w:r>
-      <w:r>
-        <w:rPr>
-          <w:rFonts w:hint="eastAsia" w:ascii="Times New Roman" w:hAnsi="Times New Roman" w:eastAsia="微软雅黑" w:cs="Times New Roman"/>
-          <w:sz w:val="24"/>
-          <w:szCs w:val="24"/>
-          <w:lang w:eastAsia="zh-CN"/>
-        </w:rPr>
-        <w:t xml:space="preserve"> %}</w:t>
-      </w:r>
-    </w:p>
-    <w:p>
-      <w:pPr>
-        <w:rPr>
-          <w:rFonts w:ascii="Times New Roman" w:hAnsi="Times New Roman" w:eastAsia="微软雅黑" w:cs="Times New Roman"/>
-          <w:sz w:val="24"/>
-          <w:szCs w:val="24"/>
-          <w:lang w:eastAsia="zh-CN"/>
-        </w:rPr>
-      </w:pPr>
-    </w:p>
-    <w:p>
-      <w:pPr>
-        <w:rPr>
-          <w:rFonts w:ascii="Times New Roman" w:hAnsi="Times New Roman" w:eastAsia="微软雅黑" w:cs="Times New Roman"/>
-          <w:sz w:val="24"/>
-          <w:szCs w:val="24"/>
-          <w:lang w:eastAsia="zh-CN"/>
-        </w:rPr>
-      </w:pPr>
-      <w:bookmarkStart w:id="144" w:name="_GoBack"/>
-      <w:bookmarkEnd w:id="144"/>
-    </w:p>
-    <w:tbl>
-      <w:tblPr>
-        <w:tblStyle w:val="35"/>
-        <w:tblW w:w="9066" w:type="dxa"/>
-        <w:jc w:val="right"/>
-        <w:tblLayout w:type="fixed"/>
-        <w:tblCellMar>
-          <w:top w:w="0" w:type="dxa"/>
-          <w:left w:w="0" w:type="dxa"/>
-          <w:bottom w:w="0" w:type="dxa"/>
-          <w:right w:w="0" w:type="dxa"/>
-        </w:tblCellMar>
-      </w:tblPr>
-      <w:tblGrid>
-        <w:gridCol w:w="1272"/>
-        <w:gridCol w:w="2306"/>
-        <w:gridCol w:w="1373"/>
-        <w:gridCol w:w="1640"/>
-        <w:gridCol w:w="2475"/>
-      </w:tblGrid>
-      <w:tr>
-        <w:tblPrEx>
-          <w:tblCellMar>
-            <w:top w:w="0" w:type="dxa"/>
-            <w:left w:w="0" w:type="dxa"/>
-            <w:bottom w:w="0" w:type="dxa"/>
-            <w:right w:w="0" w:type="dxa"/>
-          </w:tblCellMar>
-        </w:tblPrEx>
-        <w:trPr>
-          <w:trHeight w:val="441" w:hRule="exact"/>
-          <w:jc w:val="right"/>
-        </w:trPr>
-        <w:tc>
-          <w:tcPr>
-            <w:tcW w:w="1272" w:type="dxa"/>
-            <w:vAlign w:val="center"/>
-          </w:tcPr>
-          <w:p>
-            <w:pPr>
-              <w:pStyle w:val="20"/>
-              <w:spacing w:before="13"/>
-              <w:ind w:left="13" w:right="95"/>
-              <w:jc w:val="both"/>
-              <w:rPr>
-                <w:rFonts w:ascii="Times New Roman" w:hAnsi="Times New Roman" w:cs="Times New Roman"/>
-                <w:b/>
-                <w:sz w:val="24"/>
-                <w:szCs w:val="24"/>
-              </w:rPr>
-            </w:pPr>
-            <w:r>
-              <w:rPr>
-                <w:rFonts w:ascii="Times New Roman" w:hAnsi="Times New Roman" w:cs="Times New Roman"/>
-                <w:b/>
-                <w:sz w:val="24"/>
-                <w:szCs w:val="24"/>
-              </w:rPr>
-              <w:t>检测人：</w:t>
-            </w:r>
-          </w:p>
-        </w:tc>
-        <w:tc>
-          <w:tcPr>
-            <w:tcW w:w="2306" w:type="dxa"/>
-            <w:vAlign w:val="center"/>
-          </w:tcPr>
-          <w:p>
-            <w:pPr>
-              <w:pStyle w:val="20"/>
-              <w:spacing w:before="13"/>
-              <w:jc w:val="both"/>
-              <w:rPr>
-                <w:rFonts w:ascii="Times New Roman" w:hAnsi="Times New Roman" w:cs="Times New Roman"/>
-                <w:b/>
-                <w:sz w:val="24"/>
-                <w:szCs w:val="24"/>
-              </w:rPr>
-            </w:pPr>
-            <w:r>
-              <w:rPr>
-                <w:sz w:val="24"/>
-              </w:rPr>
-              <mc:AlternateContent>
-                <mc:Choice Requires="wpg">
-                  <w:drawing>
-                    <wp:anchor distT="0" distB="0" distL="114300" distR="114300" simplePos="0" relativeHeight="251665408" behindDoc="0" locked="0" layoutInCell="1" allowOverlap="1">
-                      <wp:simplePos x="0" y="0"/>
-                      <wp:positionH relativeFrom="column">
-                        <wp:posOffset>-385445</wp:posOffset>
-                      </wp:positionH>
-                      <wp:positionV relativeFrom="paragraph">
-                        <wp:posOffset>-472440</wp:posOffset>
-                      </wp:positionV>
-                      <wp:extent cx="1443355" cy="1443355"/>
-                      <wp:effectExtent l="0" t="0" r="4445" b="4445"/>
-                      <wp:wrapNone/>
-                      <wp:docPr id="17" name="组合 17"/>
-                      <wp:cNvGraphicFramePr/>
-                      <a:graphic xmlns:a="http://schemas.openxmlformats.org/drawingml/2006/main">
-                        <a:graphicData uri="http://schemas.microsoft.com/office/word/2010/wordprocessingGroup">
-                          <wpg:wgp>
-                            <wpg:cNvGrpSpPr/>
-                            <wpg:grpSpPr>
-                              <a:xfrm>
-                                <a:off x="0" y="0"/>
-                                <a:ext cx="1443355" cy="1443355"/>
-                                <a:chOff x="3513" y="94449"/>
-                                <a:chExt cx="2273" cy="2273"/>
-                              </a:xfrm>
-                            </wpg:grpSpPr>
-                            <pic:pic xmlns:pic="http://schemas.openxmlformats.org/drawingml/2006/picture">
-                              <pic:nvPicPr>
-                                <pic:cNvPr id="110" name="图片 29" descr="IMG_256"/>
-                                <pic:cNvPicPr>
-                                  <a:picLocks noChangeAspect="1"/>
-                                </pic:cNvPicPr>
-                              </pic:nvPicPr>
-                              <pic:blipFill>
-                                <a:blip r:embed="rId14">
-                                  <a:clrChange>
-                                    <a:clrFrom>
-                                      <a:srgbClr val="FFFFFF">
-                                        <a:alpha val="100000"/>
-                                      </a:srgbClr>
-                                    </a:clrFrom>
-                                    <a:clrTo>
-                                      <a:srgbClr val="FFFFFF">
-                                        <a:alpha val="100000"/>
-                                        <a:alpha val="0"/>
-                                      </a:srgbClr>
-                                    </a:clrTo>
-                                  </a:clrChange>
-                                </a:blip>
-                                <a:stretch>
-                                  <a:fillRect/>
-                                </a:stretch>
-                              </pic:blipFill>
-                              <pic:spPr>
-                                <a:xfrm>
-                                  <a:off x="4208" y="95052"/>
-                                  <a:ext cx="975" cy="570"/>
-                                </a:xfrm>
-                                <a:prstGeom prst="rect">
-                                  <a:avLst/>
-                                </a:prstGeom>
-                                <a:noFill/>
-                                <a:ln w="9525">
-                                  <a:noFill/>
-                                </a:ln>
-                              </pic:spPr>
-                            </pic:pic>
-                            <pic:pic xmlns:pic="http://schemas.openxmlformats.org/drawingml/2006/picture">
-                              <pic:nvPicPr>
-                                <pic:cNvPr id="12" name="图片 25"/>
-                                <pic:cNvPicPr>
-                                  <a:picLocks noChangeAspect="1" noChangeArrowheads="1"/>
-                                </pic:cNvPicPr>
-                              </pic:nvPicPr>
-                              <pic:blipFill>
-                                <a:blip r:embed="rId11">
-                                  <a:extLst>
-                                    <a:ext uri="{28A0092B-C50C-407E-A947-70E740481C1C}">
-                                      <a14:useLocalDpi xmlns:a14="http://schemas.microsoft.com/office/drawing/2010/main" val="0"/>
-                                    </a:ext>
-                                  </a:extLst>
-                                </a:blip>
-                                <a:srcRect/>
-                                <a:stretch>
-                                  <a:fillRect/>
-                                </a:stretch>
-                              </pic:blipFill>
-                              <pic:spPr>
-                                <a:xfrm>
-                                  <a:off x="3513" y="94449"/>
-                                  <a:ext cx="2273" cy="2273"/>
-                                </a:xfrm>
-                                <a:prstGeom prst="rect">
-                                  <a:avLst/>
-                                </a:prstGeom>
-                                <a:noFill/>
-                                <a:ln>
-                                  <a:noFill/>
-                                </a:ln>
-                              </pic:spPr>
-                            </pic:pic>
-                          </wpg:wgp>
-                        </a:graphicData>
-                      </a:graphic>
-                    </wp:anchor>
-                  </w:drawing>
-                </mc:Choice>
-                <mc:Fallback>
-                  <w:pict>
-                    <v:group id="_x0000_s1026" o:spid="_x0000_s1026" o:spt="203" style="position:absolute;left:0pt;margin-left:-30.35pt;margin-top:-37.2pt;height:113.65pt;width:113.65pt;z-index:251665408;mso-width-relative:page;mso-height-relative:page;" coordorigin="3513,94449" coordsize="2273,2273" o:gfxdata="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">
-                      <o:lock v:ext="edit" aspectratio="f"/>
-                      <v:shape id="图片 29" o:spid="_x0000_s1026" o:spt="75" alt="IMG_256" type="#_x0000_t75" style="position:absolute;left:4208;top:95052;height:570;width:975;" filled="f" o:preferrelative="t" stroked="f" coordsize="21600,21600" o:gfxdata="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">
-                        <v:fill on="f" focussize="0,0"/>
-                        <v:stroke on="f"/>
-                        <v:imagedata r:id="rId14" chromakey="#FFFFFF" o:title=""/>
-                        <o:lock v:ext="edit" aspectratio="t"/>
-                      </v:shape>
-                      <v:shape id="图片 25" o:spid="_x0000_s1026" o:spt="75" type="#_x0000_t75" style="position:absolute;left:3513;top:94449;height:2273;width:2273;" filled="f" o:preferrelative="t" stroked="f" coordsize="21600,21600" o:gfxdata="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">
-                        <v:fill on="f" focussize="0,0"/>
-                        <v:stroke on="f"/>
-                        <v:imagedata r:id="rId11" o:title=""/>
-                        <o:lock v:ext="edit" aspectratio="t"/>
-                      </v:shape>
-                    </v:group>
-                  </w:pict>
-                </mc:Fallback>
-              </mc:AlternateContent>
-            </w:r>
-          </w:p>
-        </w:tc>
-        <w:tc>
-          <w:tcPr>
-            <w:tcW w:w="1373" w:type="dxa"/>
-            <w:vAlign w:val="center"/>
-          </w:tcPr>
-          <w:p>
-            <w:pPr>
-              <w:pStyle w:val="20"/>
-              <w:spacing w:before="13"/>
-              <w:jc w:val="both"/>
-              <w:rPr>
-                <w:rFonts w:ascii="Times New Roman" w:hAnsi="Times New Roman" w:cs="Times New Roman"/>
-                <w:b/>
-                <w:sz w:val="24"/>
-                <w:szCs w:val="24"/>
-              </w:rPr>
-            </w:pPr>
-            <w:r>
-              <w:rPr>
-                <w:rFonts w:hint="eastAsia" w:ascii="Times New Roman" w:hAnsi="Times New Roman" w:cs="Times New Roman"/>
-                <w:b/>
-                <w:sz w:val="24"/>
-                <w:szCs w:val="24"/>
-                <w:lang w:val="en-US" w:eastAsia="zh-CN"/>
-              </w:rPr>
-              <w:t>报告医生</w:t>
-            </w:r>
-            <w:r>
-              <w:rPr>
-                <w:rFonts w:ascii="Times New Roman" w:hAnsi="Times New Roman" w:cs="Times New Roman"/>
-                <w:b/>
-                <w:sz w:val="24"/>
-                <w:szCs w:val="24"/>
-                <w:lang w:eastAsia="zh-CN"/>
-              </w:rPr>
-              <w:t>：</w:t>
-            </w:r>
-          </w:p>
-        </w:tc>
-        <w:tc>
-          <w:tcPr>
-            <w:tcW w:w="1640" w:type="dxa"/>
-            <w:vAlign w:val="center"/>
-          </w:tcPr>
-          <w:p>
-            <w:pPr>
-              <w:pStyle w:val="20"/>
-              <w:spacing w:before="13"/>
-              <w:ind w:right="15"/>
-              <w:jc w:val="both"/>
-              <w:rPr>
-                <w:rFonts w:ascii="Times New Roman" w:hAnsi="Times New Roman" w:cs="Times New Roman"/>
-                <w:b/>
-                <w:sz w:val="24"/>
-                <w:szCs w:val="24"/>
-              </w:rPr>
-            </w:pPr>
-          </w:p>
-        </w:tc>
-        <w:tc>
-          <w:tcPr>
-            <w:tcW w:w="2475" w:type="dxa"/>
-            <w:vAlign w:val="center"/>
-          </w:tcPr>
-          <w:p>
-            <w:pPr>
-              <w:pStyle w:val="20"/>
-              <w:spacing w:before="13"/>
-              <w:ind w:right="15"/>
-              <w:jc w:val="both"/>
-              <w:rPr>
-                <w:rFonts w:hint="eastAsia" w:ascii="Times New Roman" w:hAnsi="Times New Roman" w:eastAsia="宋体" w:cs="Times New Roman"/>
-                <w:b/>
-                <w:sz w:val="24"/>
-                <w:szCs w:val="24"/>
-                <w:lang w:val="en-US" w:eastAsia="zh-CN"/>
-              </w:rPr>
-            </w:pPr>
-            <w:r>
-              <w:rPr>
-                <w:rFonts w:hint="eastAsia" w:ascii="Times New Roman" w:hAnsi="Times New Roman" w:cs="Times New Roman"/>
-                <w:b/>
-                <w:sz w:val="24"/>
-                <w:szCs w:val="24"/>
-                <w:lang w:val="en-US" w:eastAsia="zh-CN"/>
-              </w:rPr>
-              <w:t>审核医生：</w:t>
-            </w:r>
-          </w:p>
-        </w:tc>
-      </w:tr>
-      <w:tr>
-        <w:tblPrEx>
-          <w:tblCellMar>
-            <w:top w:w="0" w:type="dxa"/>
-            <w:left w:w="0" w:type="dxa"/>
-            <w:bottom w:w="0" w:type="dxa"/>
-            <w:right w:w="0" w:type="dxa"/>
-          </w:tblCellMar>
-        </w:tblPrEx>
-        <w:trPr>
-          <w:trHeight w:val="457" w:hRule="exact"/>
-          <w:jc w:val="right"/>
-        </w:trPr>
-        <w:tc>
-          <w:tcPr>
-            <w:tcW w:w="1272" w:type="dxa"/>
-            <w:vAlign w:val="center"/>
-          </w:tcPr>
-          <w:p>
-            <w:pPr>
-              <w:pStyle w:val="20"/>
-              <w:spacing w:line="341" w:lineRule="exact"/>
-              <w:ind w:left="13" w:right="165"/>
-              <w:jc w:val="both"/>
-              <w:rPr>
-                <w:rFonts w:ascii="Times New Roman" w:hAnsi="Times New Roman" w:cs="Times New Roman"/>
-                <w:b/>
-                <w:sz w:val="24"/>
-                <w:szCs w:val="24"/>
-              </w:rPr>
-            </w:pPr>
-            <w:r>
-              <w:rPr>
-                <w:rFonts w:ascii="Times New Roman" w:hAnsi="Times New Roman" w:cs="Times New Roman"/>
-                <w:b/>
-                <w:sz w:val="24"/>
-                <w:szCs w:val="24"/>
-              </w:rPr>
-              <w:t>日</w:t>
-            </w:r>
-            <w:r>
-              <w:rPr>
-                <w:rFonts w:ascii="Times New Roman" w:hAnsi="Times New Roman" w:cs="Times New Roman"/>
-                <w:b/>
-                <w:sz w:val="24"/>
-                <w:szCs w:val="24"/>
-                <w:lang w:eastAsia="zh-CN"/>
-              </w:rPr>
-              <w:t xml:space="preserve">  </w:t>
-            </w:r>
-            <w:r>
-              <w:rPr>
-                <w:rFonts w:ascii="Times New Roman" w:hAnsi="Times New Roman" w:cs="Times New Roman"/>
-                <w:b/>
-                <w:sz w:val="24"/>
-                <w:szCs w:val="24"/>
-              </w:rPr>
-              <w:t>期：</w:t>
-            </w:r>
-          </w:p>
-        </w:tc>
-        <w:tc>
-          <w:tcPr>
-            <w:tcW w:w="2306" w:type="dxa"/>
-            <w:vAlign w:val="center"/>
-          </w:tcPr>
-          <w:p>
-            <w:pPr>
-              <w:pStyle w:val="20"/>
-              <w:spacing w:line="363" w:lineRule="exact"/>
-              <w:jc w:val="both"/>
-              <w:rPr>
-                <w:rFonts w:ascii="Times New Roman" w:hAnsi="Times New Roman" w:cs="Times New Roman"/>
-                <w:sz w:val="24"/>
-                <w:szCs w:val="24"/>
-              </w:rPr>
-            </w:pPr>
-            <w:r>
-              <w:rPr>
-                <w:rFonts w:ascii="Times New Roman" w:hAnsi="Times New Roman" w:cs="Times New Roman"/>
-                <w:kern w:val="2"/>
-                <w:sz w:val="24"/>
-                <w:szCs w:val="24"/>
-                <w:lang w:eastAsia="zh-CN"/>
-              </w:rPr>
-              <w:t>{{ reportdate }}</w:t>
-            </w:r>
-          </w:p>
-        </w:tc>
-        <w:tc>
-          <w:tcPr>
-            <w:tcW w:w="1373" w:type="dxa"/>
-            <w:vAlign w:val="center"/>
-          </w:tcPr>
-          <w:p>
-            <w:pPr>
-              <w:pStyle w:val="20"/>
-              <w:spacing w:line="341" w:lineRule="exact"/>
-              <w:jc w:val="both"/>
-              <w:rPr>
-                <w:rFonts w:ascii="Times New Roman" w:hAnsi="Times New Roman" w:cs="Times New Roman"/>
-                <w:b/>
-                <w:sz w:val="24"/>
-                <w:szCs w:val="24"/>
-              </w:rPr>
-            </w:pPr>
-          </w:p>
-        </w:tc>
-        <w:tc>
-          <w:tcPr>
-            <w:tcW w:w="1640" w:type="dxa"/>
-            <w:vAlign w:val="center"/>
-          </w:tcPr>
-          <w:p>
-            <w:pPr>
-              <w:pStyle w:val="20"/>
-              <w:spacing w:line="363" w:lineRule="exact"/>
-              <w:ind w:right="15"/>
-              <w:jc w:val="both"/>
-              <w:rPr>
-                <w:rFonts w:ascii="Times New Roman" w:hAnsi="Times New Roman" w:cs="Times New Roman"/>
-                <w:sz w:val="24"/>
-                <w:szCs w:val="24"/>
-              </w:rPr>
-            </w:pPr>
-          </w:p>
-        </w:tc>
-        <w:tc>
-          <w:tcPr>
-            <w:tcW w:w="2475" w:type="dxa"/>
-            <w:vAlign w:val="center"/>
-          </w:tcPr>
-          <w:p>
-            <w:pPr>
-              <w:pStyle w:val="20"/>
-              <w:spacing w:line="363" w:lineRule="exact"/>
-              <w:ind w:right="15"/>
-              <w:jc w:val="both"/>
-              <w:rPr>
-                <w:rFonts w:ascii="Times New Roman" w:hAnsi="Times New Roman" w:cs="Times New Roman"/>
-                <w:kern w:val="2"/>
-                <w:sz w:val="24"/>
-                <w:szCs w:val="24"/>
-                <w:lang w:eastAsia="zh-CN"/>
-              </w:rPr>
-            </w:pPr>
-          </w:p>
-        </w:tc>
-      </w:tr>
-    </w:tbl>
-    <w:p>
-      <w:pPr>
-        <w:rPr>
-          <w:rFonts w:ascii="Times New Roman" w:hAnsi="Times New Roman" w:eastAsia="微软雅黑" w:cs="Times New Roman"/>
-          <w:sz w:val="24"/>
-          <w:szCs w:val="24"/>
-          <w:lang w:eastAsia="zh-CN"/>
-        </w:rPr>
-      </w:pPr>
-      <w:r>
-        <w:rPr>
-          <w:rFonts w:hint="eastAsia" w:ascii="Times New Roman" w:hAnsi="Times New Roman" w:eastAsia="微软雅黑" w:cs="Times New Roman"/>
-          <w:sz w:val="24"/>
-          <w:szCs w:val="24"/>
-          <w:lang w:eastAsia="zh-CN"/>
-        </w:rPr>
-        <w:t xml:space="preserve">{% endif %}{% if testedby == </w:t>
-      </w:r>
-      <w:r>
-        <w:rPr>
-          <w:rFonts w:ascii="Times New Roman" w:hAnsi="Times New Roman" w:eastAsia="微软雅黑" w:cs="Times New Roman"/>
-          <w:sz w:val="24"/>
-          <w:szCs w:val="24"/>
-          <w:lang w:eastAsia="zh-CN"/>
-        </w:rPr>
-        <w:t>“</w:t>
-      </w:r>
-      <w:r>
-        <w:rPr>
-          <w:rFonts w:hint="eastAsia" w:ascii="Times New Roman" w:hAnsi="Times New Roman" w:eastAsia="微软雅黑" w:cs="Times New Roman"/>
-          <w:sz w:val="24"/>
-          <w:szCs w:val="24"/>
-          <w:lang w:eastAsia="zh-CN"/>
-        </w:rPr>
-        <w:t>5</w:t>
-      </w:r>
-      <w:r>
-        <w:rPr>
-          <w:rFonts w:ascii="Times New Roman" w:hAnsi="Times New Roman" w:eastAsia="微软雅黑" w:cs="Times New Roman"/>
-          <w:sz w:val="24"/>
-          <w:szCs w:val="24"/>
-          <w:lang w:eastAsia="zh-CN"/>
-        </w:rPr>
-        <w:t>”</w:t>
-      </w:r>
-      <w:r>
-        <w:rPr>
-          <w:rFonts w:hint="eastAsia" w:ascii="Times New Roman" w:hAnsi="Times New Roman" w:eastAsia="微软雅黑" w:cs="Times New Roman"/>
-          <w:sz w:val="24"/>
-          <w:szCs w:val="24"/>
-          <w:lang w:eastAsia="zh-CN"/>
-        </w:rPr>
-        <w:t xml:space="preserve"> %}</w:t>
-      </w:r>
-    </w:p>
-    <w:p>
-      <w:pPr>
-        <w:rPr>
-          <w:lang w:eastAsia="zh-CN"/>
-        </w:rPr>
-      </w:pPr>
-    </w:p>
-    <w:p>
-      <w:pPr>
-        <w:rPr>
-          <w:lang w:eastAsia="zh-CN"/>
-        </w:rPr>
-      </w:pPr>
-    </w:p>
-    <w:tbl>
-      <w:tblPr>
-        <w:tblStyle w:val="35"/>
-        <w:tblW w:w="9066" w:type="dxa"/>
-        <w:jc w:val="right"/>
-        <w:tblLayout w:type="fixed"/>
-        <w:tblCellMar>
-          <w:top w:w="0" w:type="dxa"/>
-          <w:left w:w="0" w:type="dxa"/>
-          <w:bottom w:w="0" w:type="dxa"/>
-          <w:right w:w="0" w:type="dxa"/>
-        </w:tblCellMar>
-      </w:tblPr>
-      <w:tblGrid>
-        <w:gridCol w:w="1272"/>
-        <w:gridCol w:w="2306"/>
-        <w:gridCol w:w="1373"/>
-        <w:gridCol w:w="1640"/>
-        <w:gridCol w:w="2475"/>
-      </w:tblGrid>
-      <w:tr>
-        <w:tblPrEx>
-          <w:tblCellMar>
-            <w:top w:w="0" w:type="dxa"/>
-            <w:left w:w="0" w:type="dxa"/>
-            <w:bottom w:w="0" w:type="dxa"/>
-            <w:right w:w="0" w:type="dxa"/>
-          </w:tblCellMar>
-        </w:tblPrEx>
-        <w:trPr>
-          <w:trHeight w:val="441" w:hRule="exact"/>
-          <w:jc w:val="right"/>
-        </w:trPr>
-        <w:tc>
-          <w:tcPr>
-            <w:tcW w:w="1272" w:type="dxa"/>
-            <w:vAlign w:val="center"/>
-          </w:tcPr>
-          <w:p>
-            <w:pPr>
-              <w:pStyle w:val="20"/>
-              <w:spacing w:before="13"/>
-              <w:ind w:left="13" w:right="95"/>
-              <w:jc w:val="both"/>
-              <w:rPr>
-                <w:rFonts w:ascii="Times New Roman" w:hAnsi="Times New Roman" w:cs="Times New Roman"/>
-                <w:b/>
-                <w:sz w:val="24"/>
-                <w:szCs w:val="24"/>
-              </w:rPr>
-            </w:pPr>
-            <w:r>
-              <w:rPr>
-                <w:rFonts w:ascii="Times New Roman" w:hAnsi="Times New Roman" w:cs="Times New Roman"/>
-                <w:b/>
-                <w:sz w:val="24"/>
-                <w:szCs w:val="24"/>
-              </w:rPr>
-              <w:t>检测人：</w:t>
-            </w:r>
-          </w:p>
-        </w:tc>
-        <w:tc>
-          <w:tcPr>
-            <w:tcW w:w="2306" w:type="dxa"/>
-            <w:vAlign w:val="center"/>
-          </w:tcPr>
-          <w:p>
-            <w:pPr>
-              <w:pStyle w:val="20"/>
-              <w:spacing w:before="13"/>
-              <w:jc w:val="both"/>
-              <w:rPr>
-                <w:rFonts w:ascii="Times New Roman" w:hAnsi="Times New Roman" w:cs="Times New Roman"/>
-                <w:b/>
-                <w:sz w:val="24"/>
-                <w:szCs w:val="24"/>
-              </w:rPr>
-            </w:pPr>
-          </w:p>
-        </w:tc>
-        <w:tc>
-          <w:tcPr>
-            <w:tcW w:w="1373" w:type="dxa"/>
-            <w:vAlign w:val="center"/>
-          </w:tcPr>
-          <w:p>
-            <w:pPr>
-              <w:pStyle w:val="20"/>
-              <w:spacing w:before="13"/>
-              <w:jc w:val="both"/>
-              <w:rPr>
-                <w:rFonts w:ascii="Times New Roman" w:hAnsi="Times New Roman" w:cs="Times New Roman"/>
-                <w:b/>
-                <w:sz w:val="24"/>
-                <w:szCs w:val="24"/>
-              </w:rPr>
-            </w:pPr>
-            <w:r>
-              <w:rPr>
-                <w:rFonts w:hint="eastAsia" w:ascii="Times New Roman" w:hAnsi="Times New Roman" w:cs="Times New Roman"/>
-                <w:b/>
-                <w:sz w:val="24"/>
-                <w:szCs w:val="24"/>
-                <w:lang w:val="en-US" w:eastAsia="zh-CN"/>
-              </w:rPr>
-              <w:t>报告医生</w:t>
-            </w:r>
-            <w:r>
-              <w:rPr>
-                <w:rFonts w:ascii="Times New Roman" w:hAnsi="Times New Roman" w:cs="Times New Roman"/>
-                <w:b/>
-                <w:sz w:val="24"/>
-                <w:szCs w:val="24"/>
-                <w:lang w:eastAsia="zh-CN"/>
-              </w:rPr>
-              <w:t>：</w:t>
-            </w:r>
-          </w:p>
-        </w:tc>
-        <w:tc>
-          <w:tcPr>
-            <w:tcW w:w="1640" w:type="dxa"/>
-            <w:vAlign w:val="center"/>
-          </w:tcPr>
-          <w:p>
-            <w:pPr>
-              <w:pStyle w:val="20"/>
-              <w:spacing w:before="13"/>
-              <w:ind w:right="15"/>
-              <w:jc w:val="both"/>
-              <w:rPr>
-                <w:rFonts w:ascii="Times New Roman" w:hAnsi="Times New Roman" w:cs="Times New Roman"/>
-                <w:b/>
-                <w:sz w:val="24"/>
-                <w:szCs w:val="24"/>
-              </w:rPr>
-            </w:pPr>
-          </w:p>
-        </w:tc>
-        <w:tc>
-          <w:tcPr>
-            <w:tcW w:w="2475" w:type="dxa"/>
-            <w:vAlign w:val="center"/>
-          </w:tcPr>
-          <w:p>
-            <w:pPr>
-              <w:pStyle w:val="20"/>
-              <w:spacing w:before="13"/>
-              <w:ind w:right="15"/>
-              <w:jc w:val="both"/>
-              <w:rPr>
-                <w:rFonts w:hint="eastAsia" w:ascii="Times New Roman" w:hAnsi="Times New Roman" w:eastAsia="宋体" w:cs="Times New Roman"/>
-                <w:b/>
-                <w:sz w:val="24"/>
-                <w:szCs w:val="24"/>
-                <w:lang w:val="en-US" w:eastAsia="zh-CN"/>
-              </w:rPr>
-            </w:pPr>
-            <w:r>
-              <w:rPr>
-                <w:rFonts w:hint="eastAsia" w:ascii="Times New Roman" w:hAnsi="Times New Roman" w:cs="Times New Roman"/>
-                <w:b/>
-                <w:sz w:val="24"/>
-                <w:szCs w:val="24"/>
-                <w:lang w:val="en-US" w:eastAsia="zh-CN"/>
-              </w:rPr>
-              <w:t>审核医生：</w:t>
-            </w:r>
-          </w:p>
-        </w:tc>
-      </w:tr>
-      <w:tr>
-        <w:tblPrEx>
-          <w:tblCellMar>
-            <w:top w:w="0" w:type="dxa"/>
-            <w:left w:w="0" w:type="dxa"/>
-            <w:bottom w:w="0" w:type="dxa"/>
-            <w:right w:w="0" w:type="dxa"/>
-          </w:tblCellMar>
-        </w:tblPrEx>
-        <w:trPr>
-          <w:trHeight w:val="457" w:hRule="exact"/>
-          <w:jc w:val="right"/>
-        </w:trPr>
-        <w:tc>
-          <w:tcPr>
-            <w:tcW w:w="1272" w:type="dxa"/>
-            <w:vAlign w:val="center"/>
-          </w:tcPr>
-          <w:p>
-            <w:pPr>
-              <w:pStyle w:val="20"/>
-              <w:spacing w:line="341" w:lineRule="exact"/>
-              <w:ind w:left="13" w:right="165"/>
-              <w:jc w:val="both"/>
-              <w:rPr>
-                <w:rFonts w:ascii="Times New Roman" w:hAnsi="Times New Roman" w:cs="Times New Roman"/>
-                <w:b/>
-                <w:sz w:val="24"/>
-                <w:szCs w:val="24"/>
-              </w:rPr>
-            </w:pPr>
-            <w:r>
-              <w:rPr>
-                <w:rFonts w:ascii="Times New Roman" w:hAnsi="Times New Roman" w:cs="Times New Roman"/>
-                <w:b/>
-                <w:sz w:val="24"/>
-                <w:szCs w:val="24"/>
-              </w:rPr>
-              <w:t>日</w:t>
-            </w:r>
-            <w:r>
-              <w:rPr>
-                <w:rFonts w:ascii="Times New Roman" w:hAnsi="Times New Roman" w:cs="Times New Roman"/>
-                <w:b/>
-                <w:sz w:val="24"/>
-                <w:szCs w:val="24"/>
-                <w:lang w:eastAsia="zh-CN"/>
-              </w:rPr>
-              <w:t xml:space="preserve">  </w:t>
-            </w:r>
-            <w:r>
-              <w:rPr>
-                <w:rFonts w:ascii="Times New Roman" w:hAnsi="Times New Roman" w:cs="Times New Roman"/>
-                <w:b/>
-                <w:sz w:val="24"/>
-                <w:szCs w:val="24"/>
-              </w:rPr>
-              <w:t>期：</w:t>
-            </w:r>
-          </w:p>
-        </w:tc>
-        <w:tc>
-          <w:tcPr>
-            <w:tcW w:w="2306" w:type="dxa"/>
-            <w:vAlign w:val="center"/>
-          </w:tcPr>
-          <w:p>
-            <w:pPr>
-              <w:pStyle w:val="20"/>
-              <w:spacing w:line="363" w:lineRule="exact"/>
-              <w:jc w:val="both"/>
-              <w:rPr>
-                <w:rFonts w:ascii="Times New Roman" w:hAnsi="Times New Roman" w:cs="Times New Roman"/>
-                <w:sz w:val="24"/>
-                <w:szCs w:val="24"/>
-              </w:rPr>
-            </w:pPr>
-            <w:r>
-              <w:rPr>
-                <w:rFonts w:ascii="Times New Roman" w:hAnsi="Times New Roman" w:cs="Times New Roman"/>
-                <w:kern w:val="2"/>
-                <w:sz w:val="24"/>
-                <w:szCs w:val="24"/>
-                <w:lang w:eastAsia="zh-CN"/>
-              </w:rPr>
-              <w:t>{{ reportdate }}</w:t>
-            </w:r>
-          </w:p>
-        </w:tc>
-        <w:tc>
-          <w:tcPr>
-            <w:tcW w:w="1373" w:type="dxa"/>
-            <w:vAlign w:val="center"/>
-          </w:tcPr>
-          <w:p>
-            <w:pPr>
-              <w:pStyle w:val="20"/>
-              <w:spacing w:line="341" w:lineRule="exact"/>
-              <w:jc w:val="both"/>
-              <w:rPr>
-                <w:rFonts w:ascii="Times New Roman" w:hAnsi="Times New Roman" w:cs="Times New Roman"/>
-                <w:b/>
-                <w:sz w:val="24"/>
-                <w:szCs w:val="24"/>
-              </w:rPr>
-            </w:pPr>
-          </w:p>
-        </w:tc>
-        <w:tc>
-          <w:tcPr>
-            <w:tcW w:w="1640" w:type="dxa"/>
-            <w:vAlign w:val="center"/>
-          </w:tcPr>
-          <w:p>
-            <w:pPr>
-              <w:pStyle w:val="20"/>
-              <w:spacing w:line="363" w:lineRule="exact"/>
-              <w:ind w:right="15"/>
-              <w:jc w:val="both"/>
-              <w:rPr>
-                <w:rFonts w:ascii="Times New Roman" w:hAnsi="Times New Roman" w:cs="Times New Roman"/>
-                <w:sz w:val="24"/>
-                <w:szCs w:val="24"/>
-              </w:rPr>
-            </w:pPr>
-          </w:p>
-        </w:tc>
-        <w:tc>
-          <w:tcPr>
-            <w:tcW w:w="2475" w:type="dxa"/>
-            <w:vAlign w:val="center"/>
-          </w:tcPr>
-          <w:p>
-            <w:pPr>
-              <w:pStyle w:val="20"/>
-              <w:spacing w:line="363" w:lineRule="exact"/>
-              <w:ind w:right="15"/>
-              <w:jc w:val="both"/>
-              <w:rPr>
-                <w:rFonts w:ascii="Times New Roman" w:hAnsi="Times New Roman" w:cs="Times New Roman"/>
-                <w:kern w:val="2"/>
-                <w:sz w:val="24"/>
-                <w:szCs w:val="24"/>
-                <w:lang w:eastAsia="zh-CN"/>
-              </w:rPr>
-            </w:pPr>
-          </w:p>
-        </w:tc>
-      </w:tr>
-    </w:tbl>
-    <w:p>
-      <w:pPr>
-        <w:rPr>
-          <w:rFonts w:ascii="Times New Roman" w:hAnsi="Times New Roman" w:eastAsia="微软雅黑" w:cs="Times New Roman"/>
-          <w:sz w:val="24"/>
-          <w:szCs w:val="24"/>
-          <w:lang w:eastAsia="zh-CN"/>
-        </w:rPr>
-      </w:pPr>
-      <w:r>
-        <w:rPr>
-          <w:rFonts w:hint="eastAsia" w:ascii="Times New Roman" w:hAnsi="Times New Roman" w:eastAsia="微软雅黑" w:cs="Times New Roman"/>
-          <w:sz w:val="24"/>
-          <w:szCs w:val="24"/>
-          <w:lang w:eastAsia="zh-CN"/>
-        </w:rPr>
-        <w:t xml:space="preserve">{% endif %}{% if testedby == </w:t>
-      </w:r>
-      <w:r>
-        <w:rPr>
-          <w:rFonts w:ascii="Times New Roman" w:hAnsi="Times New Roman" w:eastAsia="微软雅黑" w:cs="Times New Roman"/>
-          <w:sz w:val="24"/>
-          <w:szCs w:val="24"/>
-          <w:lang w:eastAsia="zh-CN"/>
-        </w:rPr>
-        <w:t>“</w:t>
-      </w:r>
-      <w:r>
-        <w:rPr>
-          <w:rFonts w:hint="eastAsia" w:ascii="Times New Roman" w:hAnsi="Times New Roman" w:eastAsia="微软雅黑" w:cs="Times New Roman"/>
-          <w:sz w:val="24"/>
-          <w:szCs w:val="24"/>
-          <w:lang w:eastAsia="zh-CN"/>
-        </w:rPr>
-        <w:t>6</w:t>
-      </w:r>
-      <w:r>
-        <w:rPr>
-          <w:rFonts w:ascii="Times New Roman" w:hAnsi="Times New Roman" w:eastAsia="微软雅黑" w:cs="Times New Roman"/>
-          <w:sz w:val="24"/>
-          <w:szCs w:val="24"/>
-          <w:lang w:eastAsia="zh-CN"/>
-        </w:rPr>
-        <w:t>”</w:t>
-      </w:r>
-      <w:r>
-        <w:rPr>
-          <w:rFonts w:hint="eastAsia" w:ascii="Times New Roman" w:hAnsi="Times New Roman" w:eastAsia="微软雅黑" w:cs="Times New Roman"/>
-          <w:sz w:val="24"/>
-          <w:szCs w:val="24"/>
-          <w:lang w:eastAsia="zh-CN"/>
-        </w:rPr>
-        <w:t xml:space="preserve"> %}</w:t>
-      </w:r>
-    </w:p>
-    <w:p>
-      <w:pPr>
-        <w:rPr>
-          <w:rFonts w:ascii="Times New Roman" w:hAnsi="Times New Roman" w:eastAsia="微软雅黑" w:cs="Times New Roman"/>
-          <w:sz w:val="24"/>
-          <w:szCs w:val="24"/>
-          <w:lang w:eastAsia="zh-CN"/>
-        </w:rPr>
-      </w:pPr>
-    </w:p>
-    <w:p>
-      <w:pPr>
-        <w:rPr>
-          <w:rFonts w:ascii="Times New Roman" w:hAnsi="Times New Roman" w:eastAsia="微软雅黑" w:cs="Times New Roman"/>
-          <w:sz w:val="24"/>
-          <w:szCs w:val="24"/>
-          <w:lang w:eastAsia="zh-CN"/>
-        </w:rPr>
-      </w:pPr>
-    </w:p>
-    <w:tbl>
-      <w:tblPr>
-        <w:tblStyle w:val="35"/>
-        <w:tblW w:w="9066" w:type="dxa"/>
-        <w:jc w:val="right"/>
-        <w:tblLayout w:type="fixed"/>
-        <w:tblCellMar>
-          <w:top w:w="0" w:type="dxa"/>
-          <w:left w:w="0" w:type="dxa"/>
-          <w:bottom w:w="0" w:type="dxa"/>
-          <w:right w:w="0" w:type="dxa"/>
-        </w:tblCellMar>
-      </w:tblPr>
-      <w:tblGrid>
-        <w:gridCol w:w="1272"/>
-        <w:gridCol w:w="2306"/>
-        <w:gridCol w:w="1373"/>
-        <w:gridCol w:w="1640"/>
-        <w:gridCol w:w="2475"/>
-      </w:tblGrid>
-      <w:tr>
-        <w:tblPrEx>
-          <w:tblCellMar>
-            <w:top w:w="0" w:type="dxa"/>
-            <w:left w:w="0" w:type="dxa"/>
-            <w:bottom w:w="0" w:type="dxa"/>
-            <w:right w:w="0" w:type="dxa"/>
-          </w:tblCellMar>
-        </w:tblPrEx>
-        <w:trPr>
-          <w:trHeight w:val="441" w:hRule="exact"/>
-          <w:jc w:val="right"/>
-        </w:trPr>
-        <w:tc>
-          <w:tcPr>
-            <w:tcW w:w="1272" w:type="dxa"/>
-            <w:vAlign w:val="center"/>
-          </w:tcPr>
-          <w:p>
-            <w:pPr>
-              <w:pStyle w:val="20"/>
-              <w:spacing w:before="13"/>
-              <w:ind w:left="13" w:right="95"/>
-              <w:jc w:val="both"/>
-              <w:rPr>
-                <w:rFonts w:ascii="Times New Roman" w:hAnsi="Times New Roman" w:cs="Times New Roman"/>
-                <w:b/>
-                <w:sz w:val="24"/>
-                <w:szCs w:val="24"/>
-              </w:rPr>
-            </w:pPr>
-            <w:r>
-              <w:rPr>
-                <w:rFonts w:ascii="Times New Roman" w:hAnsi="Times New Roman" w:cs="Times New Roman"/>
-                <w:b/>
-                <w:sz w:val="24"/>
-                <w:szCs w:val="24"/>
-              </w:rPr>
-              <w:t>检测人：</w:t>
-            </w:r>
-          </w:p>
-        </w:tc>
-        <w:tc>
-          <w:tcPr>
-            <w:tcW w:w="2306" w:type="dxa"/>
-            <w:vAlign w:val="center"/>
-          </w:tcPr>
-          <w:p>
-            <w:pPr>
-              <w:pStyle w:val="20"/>
-              <w:spacing w:before="13"/>
-              <w:jc w:val="both"/>
-              <w:rPr>
-                <w:rFonts w:ascii="Times New Roman" w:hAnsi="Times New Roman" w:cs="Times New Roman"/>
-                <w:b/>
-                <w:sz w:val="24"/>
-                <w:szCs w:val="24"/>
-              </w:rPr>
-            </w:pPr>
-          </w:p>
-        </w:tc>
-        <w:tc>
-          <w:tcPr>
-            <w:tcW w:w="1373" w:type="dxa"/>
-            <w:vAlign w:val="center"/>
-          </w:tcPr>
-          <w:p>
-            <w:pPr>
-              <w:pStyle w:val="20"/>
-              <w:spacing w:before="13"/>
-              <w:jc w:val="both"/>
-              <w:rPr>
-                <w:rFonts w:ascii="Times New Roman" w:hAnsi="Times New Roman" w:cs="Times New Roman"/>
-                <w:b/>
-                <w:sz w:val="24"/>
-                <w:szCs w:val="24"/>
-              </w:rPr>
-            </w:pPr>
-            <w:r>
-              <w:rPr>
-                <w:rFonts w:hint="eastAsia" w:ascii="Times New Roman" w:hAnsi="Times New Roman" w:cs="Times New Roman"/>
-                <w:b/>
-                <w:sz w:val="24"/>
-                <w:szCs w:val="24"/>
-                <w:lang w:val="en-US" w:eastAsia="zh-CN"/>
-              </w:rPr>
-              <w:t>报告医生</w:t>
-            </w:r>
-            <w:r>
-              <w:rPr>
-                <w:rFonts w:ascii="Times New Roman" w:hAnsi="Times New Roman" w:cs="Times New Roman"/>
-                <w:b/>
-                <w:sz w:val="24"/>
-                <w:szCs w:val="24"/>
-                <w:lang w:eastAsia="zh-CN"/>
-              </w:rPr>
-              <w:t>：</w:t>
-            </w:r>
-          </w:p>
-        </w:tc>
-        <w:tc>
-          <w:tcPr>
-            <w:tcW w:w="1640" w:type="dxa"/>
-            <w:vAlign w:val="center"/>
-          </w:tcPr>
-          <w:p>
-            <w:pPr>
-              <w:pStyle w:val="20"/>
-              <w:spacing w:before="13"/>
-              <w:ind w:right="15"/>
-              <w:jc w:val="both"/>
-              <w:rPr>
-                <w:rFonts w:ascii="Times New Roman" w:hAnsi="Times New Roman" w:cs="Times New Roman"/>
-                <w:b/>
-                <w:sz w:val="24"/>
-                <w:szCs w:val="24"/>
-              </w:rPr>
-            </w:pPr>
-          </w:p>
-        </w:tc>
-        <w:tc>
-          <w:tcPr>
-            <w:tcW w:w="2475" w:type="dxa"/>
-            <w:vAlign w:val="center"/>
-          </w:tcPr>
-          <w:p>
-            <w:pPr>
-              <w:pStyle w:val="20"/>
-              <w:spacing w:before="13"/>
-              <w:ind w:right="15"/>
-              <w:jc w:val="both"/>
-              <w:rPr>
-                <w:rFonts w:hint="eastAsia" w:ascii="Times New Roman" w:hAnsi="Times New Roman" w:eastAsia="宋体" w:cs="Times New Roman"/>
-                <w:b/>
-                <w:sz w:val="24"/>
-                <w:szCs w:val="24"/>
-                <w:lang w:val="en-US" w:eastAsia="zh-CN"/>
-              </w:rPr>
-            </w:pPr>
-            <w:r>
-              <w:rPr>
-                <w:rFonts w:hint="eastAsia" w:ascii="Times New Roman" w:hAnsi="Times New Roman" w:cs="Times New Roman"/>
-                <w:b/>
-                <w:sz w:val="24"/>
-                <w:szCs w:val="24"/>
-                <w:lang w:val="en-US" w:eastAsia="zh-CN"/>
-              </w:rPr>
-              <w:t>审核医生：</w:t>
-            </w:r>
-          </w:p>
-        </w:tc>
-      </w:tr>
-      <w:tr>
-        <w:tblPrEx>
-          <w:tblCellMar>
-            <w:top w:w="0" w:type="dxa"/>
-            <w:left w:w="0" w:type="dxa"/>
-            <w:bottom w:w="0" w:type="dxa"/>
-            <w:right w:w="0" w:type="dxa"/>
-          </w:tblCellMar>
-        </w:tblPrEx>
-        <w:trPr>
-          <w:trHeight w:val="457" w:hRule="exact"/>
-          <w:jc w:val="right"/>
-        </w:trPr>
-        <w:tc>
-          <w:tcPr>
-            <w:tcW w:w="1272" w:type="dxa"/>
-            <w:vAlign w:val="center"/>
-          </w:tcPr>
-          <w:p>
-            <w:pPr>
-              <w:pStyle w:val="20"/>
-              <w:spacing w:line="341" w:lineRule="exact"/>
-              <w:ind w:left="13" w:right="165"/>
-              <w:jc w:val="both"/>
-              <w:rPr>
-                <w:rFonts w:ascii="Times New Roman" w:hAnsi="Times New Roman" w:cs="Times New Roman"/>
-                <w:b/>
-                <w:sz w:val="24"/>
-                <w:szCs w:val="24"/>
-              </w:rPr>
-            </w:pPr>
-            <w:r>
-              <w:rPr>
-                <w:rFonts w:ascii="Times New Roman" w:hAnsi="Times New Roman" w:cs="Times New Roman"/>
-                <w:b/>
-                <w:sz w:val="24"/>
-                <w:szCs w:val="24"/>
-              </w:rPr>
-              <w:t>日</w:t>
-            </w:r>
-            <w:r>
-              <w:rPr>
-                <w:rFonts w:ascii="Times New Roman" w:hAnsi="Times New Roman" w:cs="Times New Roman"/>
-                <w:b/>
-                <w:sz w:val="24"/>
-                <w:szCs w:val="24"/>
-                <w:lang w:eastAsia="zh-CN"/>
-              </w:rPr>
-              <w:t xml:space="preserve">  </w:t>
-            </w:r>
-            <w:r>
-              <w:rPr>
-                <w:rFonts w:ascii="Times New Roman" w:hAnsi="Times New Roman" w:cs="Times New Roman"/>
-                <w:b/>
-                <w:sz w:val="24"/>
-                <w:szCs w:val="24"/>
-              </w:rPr>
-              <w:t>期：</w:t>
-            </w:r>
-          </w:p>
-        </w:tc>
-        <w:tc>
-          <w:tcPr>
-            <w:tcW w:w="2306" w:type="dxa"/>
-            <w:vAlign w:val="center"/>
-          </w:tcPr>
-          <w:p>
-            <w:pPr>
-              <w:pStyle w:val="20"/>
-              <w:spacing w:line="363" w:lineRule="exact"/>
-              <w:jc w:val="both"/>
-              <w:rPr>
-                <w:rFonts w:ascii="Times New Roman" w:hAnsi="Times New Roman" w:cs="Times New Roman"/>
-                <w:sz w:val="24"/>
-                <w:szCs w:val="24"/>
-              </w:rPr>
-            </w:pPr>
-            <w:r>
-              <w:rPr>
-                <w:rFonts w:ascii="Times New Roman" w:hAnsi="Times New Roman" w:cs="Times New Roman"/>
-                <w:kern w:val="2"/>
-                <w:sz w:val="24"/>
-                <w:szCs w:val="24"/>
-                <w:lang w:eastAsia="zh-CN"/>
-              </w:rPr>
-              <w:t>{{ reportdate }}</w:t>
-            </w:r>
-          </w:p>
-        </w:tc>
-        <w:tc>
-          <w:tcPr>
-            <w:tcW w:w="1373" w:type="dxa"/>
-            <w:vAlign w:val="center"/>
-          </w:tcPr>
-          <w:p>
-            <w:pPr>
-              <w:pStyle w:val="20"/>
-              <w:spacing w:line="341" w:lineRule="exact"/>
-              <w:jc w:val="both"/>
-              <w:rPr>
-                <w:rFonts w:ascii="Times New Roman" w:hAnsi="Times New Roman" w:cs="Times New Roman"/>
-                <w:b/>
-                <w:sz w:val="24"/>
-                <w:szCs w:val="24"/>
-              </w:rPr>
-            </w:pPr>
-          </w:p>
-        </w:tc>
-        <w:tc>
-          <w:tcPr>
-            <w:tcW w:w="1640" w:type="dxa"/>
-            <w:vAlign w:val="center"/>
-          </w:tcPr>
-          <w:p>
-            <w:pPr>
-              <w:pStyle w:val="20"/>
-              <w:spacing w:line="363" w:lineRule="exact"/>
-              <w:ind w:right="15"/>
-              <w:jc w:val="both"/>
-              <w:rPr>
-                <w:rFonts w:ascii="Times New Roman" w:hAnsi="Times New Roman" w:cs="Times New Roman"/>
-                <w:sz w:val="24"/>
-                <w:szCs w:val="24"/>
-              </w:rPr>
-            </w:pPr>
-          </w:p>
-        </w:tc>
-        <w:tc>
-          <w:tcPr>
-            <w:tcW w:w="2475" w:type="dxa"/>
-            <w:vAlign w:val="center"/>
-          </w:tcPr>
-          <w:p>
-            <w:pPr>
-              <w:pStyle w:val="20"/>
-              <w:spacing w:line="363" w:lineRule="exact"/>
-              <w:ind w:right="15"/>
-              <w:jc w:val="both"/>
-              <w:rPr>
-                <w:rFonts w:ascii="Times New Roman" w:hAnsi="Times New Roman" w:cs="Times New Roman"/>
-                <w:kern w:val="2"/>
-                <w:sz w:val="24"/>
-                <w:szCs w:val="24"/>
-                <w:lang w:eastAsia="zh-CN"/>
-              </w:rPr>
-            </w:pPr>
-          </w:p>
-        </w:tc>
-      </w:tr>
-    </w:tbl>
-    <w:p>
-      <w:pPr>
-        <w:rPr>
           <w:rFonts w:hint="eastAsia" w:ascii="Times New Roman" w:hAnsi="Times New Roman" w:eastAsia="微软雅黑" w:cs="Times New Roman"/>
           <w:sz w:val="24"/>
           <w:szCs w:val="24"/>
@@ -8256,6 +6570,7 @@
           <w:lang w:eastAsia="zh-CN"/>
         </w:rPr>
       </w:pPr>
+      <w:bookmarkStart w:id="45" w:name="_Toc15624"/>
       <w:r>
         <w:rPr>
           <w:rFonts w:hint="eastAsia"/>
@@ -8268,7 +6583,7 @@
       <w:bookmarkEnd w:id="35"/>
       <w:bookmarkEnd w:id="36"/>
       <w:bookmarkEnd w:id="37"/>
-      <w:bookmarkEnd w:id="38"/>
+      <w:bookmarkEnd w:id="45"/>
     </w:p>
     <w:p>
       <w:pPr>
@@ -9835,7 +8150,7 @@
           <w:szCs w:val="40"/>
         </w:rPr>
       </w:pPr>
-      <w:bookmarkStart w:id="46" w:name="_Toc14872"/>
+      <w:bookmarkStart w:id="46" w:name="_Toc9298"/>
       <w:r>
         <w:rPr>
           <w:rStyle w:val="42"/>
@@ -9847,13 +8162,13 @@
         <w:t>检测结果及用药提示</w:t>
       </w:r>
       <w:bookmarkEnd w:id="18"/>
+      <w:bookmarkEnd w:id="38"/>
       <w:bookmarkEnd w:id="39"/>
       <w:bookmarkEnd w:id="40"/>
       <w:bookmarkEnd w:id="41"/>
       <w:bookmarkEnd w:id="42"/>
       <w:bookmarkEnd w:id="43"/>
       <w:bookmarkEnd w:id="44"/>
-      <w:bookmarkEnd w:id="45"/>
       <w:bookmarkEnd w:id="46"/>
     </w:p>
     <w:p>
@@ -9872,8 +8187,8 @@
       </w:pPr>
       <w:bookmarkStart w:id="47" w:name="_Toc149826007"/>
       <w:bookmarkStart w:id="48" w:name="_Toc149832732"/>
-      <w:bookmarkStart w:id="49" w:name="_Toc11621"/>
-      <w:bookmarkStart w:id="50" w:name="_Toc26774"/>
+      <w:bookmarkStart w:id="49" w:name="_Toc26774"/>
+      <w:bookmarkStart w:id="50" w:name="_Toc7589"/>
       <w:r>
         <w:rPr>
           <w:rFonts w:hint="eastAsia"/>
@@ -14687,9 +13002,9 @@
         </w:rPr>
       </w:pPr>
       <w:bookmarkStart w:id="51" w:name="_Toc149832733"/>
-      <w:bookmarkStart w:id="52" w:name="_Toc20532"/>
-      <w:bookmarkStart w:id="53" w:name="_Toc22117"/>
-      <w:bookmarkStart w:id="54" w:name="_Toc149826009"/>
+      <w:bookmarkStart w:id="52" w:name="_Toc22117"/>
+      <w:bookmarkStart w:id="53" w:name="_Toc149826009"/>
+      <w:bookmarkStart w:id="54" w:name="_Toc22284"/>
       <w:r>
         <w:rPr>
           <w:rFonts w:hint="eastAsia"/>
@@ -15205,13 +13520,13 @@
           <w:lang w:eastAsia="zh-CN"/>
         </w:rPr>
       </w:pPr>
-      <w:bookmarkStart w:id="55" w:name="_Toc32022"/>
+      <w:bookmarkStart w:id="55" w:name="_Toc6221_WPSOffice_Level2"/>
       <w:bookmarkStart w:id="56" w:name="_Toc25737"/>
-      <w:bookmarkStart w:id="57" w:name="_Toc4339"/>
-      <w:bookmarkStart w:id="58" w:name="_Toc7551_WPSOffice_Level2"/>
-      <w:bookmarkStart w:id="59" w:name="_Toc17526"/>
-      <w:bookmarkStart w:id="60" w:name="_Toc10835"/>
-      <w:bookmarkStart w:id="61" w:name="_Toc6221_WPSOffice_Level2"/>
+      <w:bookmarkStart w:id="57" w:name="_Toc17526"/>
+      <w:bookmarkStart w:id="58" w:name="_Toc32022"/>
+      <w:bookmarkStart w:id="59" w:name="_Toc4339"/>
+      <w:bookmarkStart w:id="60" w:name="_Toc7551_WPSOffice_Level2"/>
+      <w:bookmarkStart w:id="61" w:name="_Toc25062"/>
       <w:r>
         <w:rPr>
           <w:rFonts w:hint="eastAsia"/>
@@ -15240,14 +13555,14 @@
           <w:lang w:eastAsia="zh-CN"/>
         </w:rPr>
       </w:pPr>
-      <w:bookmarkStart w:id="62" w:name="_Toc32661"/>
-      <w:bookmarkStart w:id="63" w:name="_Toc4331_WPSOffice_Level1"/>
-      <w:bookmarkStart w:id="64" w:name="_Toc23846_WPSOffice_Level1"/>
-      <w:bookmarkStart w:id="65" w:name="_Toc25727"/>
-      <w:bookmarkStart w:id="66" w:name="_Toc23903"/>
-      <w:bookmarkStart w:id="67" w:name="_Toc5598"/>
-      <w:bookmarkStart w:id="68" w:name="_Toc32443_WPSOffice_Level1"/>
-      <w:bookmarkStart w:id="69" w:name="_Toc28194"/>
+      <w:bookmarkStart w:id="62" w:name="_Toc25727"/>
+      <w:bookmarkStart w:id="63" w:name="_Toc23903"/>
+      <w:bookmarkStart w:id="64" w:name="_Toc28194"/>
+      <w:bookmarkStart w:id="65" w:name="_Toc32443_WPSOffice_Level1"/>
+      <w:bookmarkStart w:id="66" w:name="_Toc5598"/>
+      <w:bookmarkStart w:id="67" w:name="_Toc32661"/>
+      <w:bookmarkStart w:id="68" w:name="_Toc23846_WPSOffice_Level1"/>
+      <w:bookmarkStart w:id="69" w:name="_Toc4331_WPSOffice_Level1"/>
       <w:r>
         <w:rPr>
           <w:rFonts w:hint="eastAsia" w:ascii="Times New Roman" w:hAnsi="Times New Roman" w:eastAsia="微软雅黑" w:cs="Times New Roman"/>
@@ -15830,10 +14145,10 @@
           <w:lang w:eastAsia="zh-CN"/>
         </w:rPr>
       </w:pPr>
-      <w:bookmarkStart w:id="70" w:name="_Toc149832735"/>
-      <w:bookmarkStart w:id="71" w:name="_Toc27201"/>
-      <w:bookmarkStart w:id="72" w:name="_Toc16158"/>
-      <w:bookmarkStart w:id="73" w:name="_Toc149826011"/>
+      <w:bookmarkStart w:id="70" w:name="_Toc149826011"/>
+      <w:bookmarkStart w:id="71" w:name="_Toc16158"/>
+      <w:bookmarkStart w:id="72" w:name="_Toc149832735"/>
+      <w:bookmarkStart w:id="73" w:name="_Toc26265"/>
       <w:r>
         <w:rPr>
           <w:rFonts w:hint="eastAsia"/>
@@ -15909,6 +14224,12 @@
             <w:insideH w:val="dotted" w:color="033F86" w:sz="4" w:space="0"/>
             <w:insideV w:val="dotted" w:color="033F86" w:sz="4" w:space="0"/>
           </w:tblBorders>
+          <w:tblCellMar>
+            <w:top w:w="0" w:type="dxa"/>
+            <w:left w:w="108" w:type="dxa"/>
+            <w:bottom w:w="0" w:type="dxa"/>
+            <w:right w:w="108" w:type="dxa"/>
+          </w:tblCellMar>
         </w:tblPrEx>
         <w:trPr>
           <w:jc w:val="center"/>
@@ -19723,10 +18044,10 @@
           <w:lang w:eastAsia="zh-CN"/>
         </w:rPr>
       </w:pPr>
-      <w:bookmarkStart w:id="74" w:name="_Toc26649"/>
-      <w:bookmarkStart w:id="75" w:name="_Toc16347"/>
-      <w:bookmarkStart w:id="76" w:name="_Toc6988"/>
-      <w:bookmarkStart w:id="77" w:name="_Toc1707_WPSOffice_Level2"/>
+      <w:bookmarkStart w:id="74" w:name="_Toc6988"/>
+      <w:bookmarkStart w:id="75" w:name="_Toc1707_WPSOffice_Level2"/>
+      <w:bookmarkStart w:id="76" w:name="_Toc16347"/>
+      <w:bookmarkStart w:id="77" w:name="_Toc26649"/>
       <w:bookmarkStart w:id="78" w:name="_Toc3782"/>
       <w:bookmarkStart w:id="79" w:name="_Toc21764_WPSOffice_Level2"/>
       <w:bookmarkStart w:id="80" w:name="_Toc15530"/>
@@ -19758,11 +18079,11 @@
           </w14:shadow>
         </w:rPr>
       </w:pPr>
-      <w:bookmarkStart w:id="81" w:name="_Toc149832736"/>
-      <w:bookmarkStart w:id="82" w:name="_Toc18793"/>
-      <w:bookmarkStart w:id="83" w:name="_Toc15817"/>
-      <w:bookmarkStart w:id="84" w:name="_Toc149826012"/>
-      <w:bookmarkStart w:id="85" w:name="_Toc180"/>
+      <w:bookmarkStart w:id="81" w:name="_Toc18793"/>
+      <w:bookmarkStart w:id="82" w:name="_Toc149832736"/>
+      <w:bookmarkStart w:id="83" w:name="_Toc149826012"/>
+      <w:bookmarkStart w:id="84" w:name="_Toc180"/>
+      <w:bookmarkStart w:id="85" w:name="_Toc18797"/>
       <w:r>
         <w:rPr>
           <w:color w:val="62B541"/>
@@ -19817,10 +18138,10 @@
           <w:lang w:eastAsia="zh-CN"/>
         </w:rPr>
       </w:pPr>
-      <w:bookmarkStart w:id="86" w:name="_Toc20136"/>
-      <w:bookmarkStart w:id="87" w:name="_Toc32302"/>
-      <w:bookmarkStart w:id="88" w:name="_Toc8516"/>
-      <w:bookmarkStart w:id="89" w:name="_Toc149832737"/>
+      <w:bookmarkStart w:id="86" w:name="_Toc32302"/>
+      <w:bookmarkStart w:id="87" w:name="_Toc27669"/>
+      <w:bookmarkStart w:id="88" w:name="_Toc149832737"/>
+      <w:bookmarkStart w:id="89" w:name="_Toc8516"/>
       <w:bookmarkStart w:id="90" w:name="_Toc149826013"/>
       <w:r>
         <w:rPr>
@@ -28769,14 +27090,14 @@
       <w:bookmarkEnd w:id="78"/>
       <w:bookmarkEnd w:id="79"/>
       <w:bookmarkEnd w:id="80"/>
-      <w:bookmarkStart w:id="91" w:name="_Toc12505"/>
-      <w:bookmarkStart w:id="92" w:name="_Toc2409"/>
-      <w:bookmarkStart w:id="93" w:name="_Toc1707_WPSOffice_Level1"/>
-      <w:bookmarkStart w:id="94" w:name="_Toc16594"/>
-      <w:bookmarkStart w:id="95" w:name="_Toc13196_WPSOffice_Level1"/>
-      <w:bookmarkStart w:id="96" w:name="_Toc27302"/>
-      <w:bookmarkStart w:id="97" w:name="_Toc28240"/>
-      <w:bookmarkStart w:id="98" w:name="_Toc21764_WPSOffice_Level1"/>
+      <w:bookmarkStart w:id="91" w:name="_Toc27302"/>
+      <w:bookmarkStart w:id="92" w:name="_Toc28240"/>
+      <w:bookmarkStart w:id="93" w:name="_Toc13196_WPSOffice_Level1"/>
+      <w:bookmarkStart w:id="94" w:name="_Toc2409"/>
+      <w:bookmarkStart w:id="95" w:name="_Toc21764_WPSOffice_Level1"/>
+      <w:bookmarkStart w:id="96" w:name="_Toc1707_WPSOffice_Level1"/>
+      <w:bookmarkStart w:id="97" w:name="_Toc12505"/>
+      <w:bookmarkStart w:id="98" w:name="_Toc16594"/>
       <w:r>
         <w:rPr>
           <w:rFonts w:hint="eastAsia" w:ascii="Times New Roman" w:hAnsi="Times New Roman" w:eastAsia="微软雅黑" w:cs="Times New Roman"/>
@@ -28803,10 +27124,10 @@
         </w:rPr>
       </w:pPr>
       <w:bookmarkStart w:id="99" w:name="_Toc21673"/>
-      <w:bookmarkStart w:id="100" w:name="_Toc26962"/>
-      <w:bookmarkStart w:id="101" w:name="_Toc149832738"/>
-      <w:bookmarkStart w:id="102" w:name="_Toc27506"/>
-      <w:bookmarkStart w:id="103" w:name="_Toc31324"/>
+      <w:bookmarkStart w:id="100" w:name="_Toc31324"/>
+      <w:bookmarkStart w:id="101" w:name="_Toc27506"/>
+      <w:bookmarkStart w:id="102" w:name="_Toc149832738"/>
+      <w:bookmarkStart w:id="103" w:name="_Toc2274"/>
       <w:bookmarkStart w:id="104" w:name="_Toc26395"/>
       <w:r>
         <w:rPr>
@@ -28882,12 +27203,6 @@
             <w:insideH w:val="single" w:color="A4A4A4" w:sz="4" w:space="0"/>
             <w:insideV w:val="single" w:color="A4A4A4" w:sz="4" w:space="0"/>
           </w:tblBorders>
-          <w:tblCellMar>
-            <w:top w:w="0" w:type="dxa"/>
-            <w:left w:w="108" w:type="dxa"/>
-            <w:bottom w:w="0" w:type="dxa"/>
-            <w:right w:w="108" w:type="dxa"/>
-          </w:tblCellMar>
         </w:tblPrEx>
         <w:trPr>
           <w:trHeight w:val="510" w:hRule="atLeast"/>
@@ -29885,9 +28200,9 @@
         </w:rPr>
       </w:pPr>
       <w:bookmarkStart w:id="106" w:name="_Toc149832739"/>
-      <w:bookmarkStart w:id="107" w:name="_Toc8815"/>
+      <w:bookmarkStart w:id="107" w:name="_Toc149826016"/>
       <w:bookmarkStart w:id="108" w:name="_Toc27658"/>
-      <w:bookmarkStart w:id="109" w:name="_Toc149826016"/>
+      <w:bookmarkStart w:id="109" w:name="_Toc12701"/>
       <w:r>
         <w:rPr>
           <w:color w:val="auto"/>
@@ -31984,7 +30299,7 @@
       </w:pPr>
       <w:bookmarkStart w:id="110" w:name="_Toc149832740"/>
       <w:bookmarkStart w:id="111" w:name="_Toc10731"/>
-      <w:bookmarkStart w:id="112" w:name="_Toc18683"/>
+      <w:bookmarkStart w:id="112" w:name="_Toc20918"/>
       <w:r>
         <w:rPr>
           <w:color w:val="62B541"/>
@@ -32015,12 +30330,12 @@
           <w:lang w:eastAsia="zh-CN"/>
         </w:rPr>
       </w:pPr>
-      <w:bookmarkStart w:id="113" w:name="_Toc23083"/>
-      <w:bookmarkStart w:id="114" w:name="_Toc22556"/>
-      <w:bookmarkStart w:id="115" w:name="_Toc3674"/>
-      <w:bookmarkStart w:id="116" w:name="_Toc149832741"/>
-      <w:bookmarkStart w:id="117" w:name="_Toc10537"/>
-      <w:bookmarkStart w:id="118" w:name="_Toc9066"/>
+      <w:bookmarkStart w:id="113" w:name="_Toc149832741"/>
+      <w:bookmarkStart w:id="114" w:name="_Toc10537"/>
+      <w:bookmarkStart w:id="115" w:name="_Toc23083"/>
+      <w:bookmarkStart w:id="116" w:name="_Toc3674"/>
+      <w:bookmarkStart w:id="117" w:name="_Toc9066"/>
+      <w:bookmarkStart w:id="118" w:name="_Toc7037"/>
       <w:r>
         <w:rPr>
           <w:rFonts w:hint="eastAsia"/>
@@ -34573,16 +32888,16 @@
         </w:rPr>
       </w:pPr>
       <w:bookmarkStart w:id="119" w:name="_Toc30346"/>
-      <w:bookmarkStart w:id="120" w:name="_Toc30999"/>
+      <w:bookmarkStart w:id="120" w:name="_Toc149832743"/>
       <w:bookmarkStart w:id="121" w:name="_Toc32358"/>
       <w:bookmarkStart w:id="122" w:name="_Toc11406"/>
-      <w:bookmarkStart w:id="123" w:name="_Toc149832743"/>
-      <w:bookmarkStart w:id="124" w:name="_Toc26985_WPSOffice_Level1"/>
-      <w:bookmarkStart w:id="125" w:name="_Toc31185"/>
-      <w:bookmarkStart w:id="126" w:name="_Toc20170_WPSOffice_Level1"/>
-      <w:bookmarkStart w:id="127" w:name="_Toc20924"/>
+      <w:bookmarkStart w:id="123" w:name="_Toc5405"/>
+      <w:bookmarkStart w:id="124" w:name="_Toc20170_WPSOffice_Level1"/>
+      <w:bookmarkStart w:id="125" w:name="_Toc28454_WPSOffice_Level1"/>
+      <w:bookmarkStart w:id="126" w:name="_Toc20924"/>
+      <w:bookmarkStart w:id="127" w:name="_Toc26985_WPSOffice_Level1"/>
       <w:bookmarkStart w:id="128" w:name="_Toc27693"/>
-      <w:bookmarkStart w:id="129" w:name="_Toc28454_WPSOffice_Level1"/>
+      <w:bookmarkStart w:id="129" w:name="_Toc31185"/>
       <w:r>
         <w:rPr>
           <w:rFonts w:hint="eastAsia"/>
@@ -35149,7 +33464,7 @@
           <w:sz w:val="30"/>
         </w:rPr>
       </w:pPr>
-      <w:bookmarkStart w:id="130" w:name="_Toc26364"/>
+      <w:bookmarkStart w:id="130" w:name="_Toc25550"/>
       <w:r>
         <w:rPr>
           <w:color w:val="auto"/>
@@ -35564,9 +33879,9 @@
           <w:lang w:eastAsia="zh-CN"/>
         </w:rPr>
       </w:pPr>
-      <w:bookmarkStart w:id="131" w:name="_Toc14077"/>
-      <w:bookmarkStart w:id="132" w:name="_Toc3409"/>
-      <w:bookmarkStart w:id="133" w:name="_Toc15114"/>
+      <w:bookmarkStart w:id="131" w:name="_Toc3409"/>
+      <w:bookmarkStart w:id="132" w:name="_Toc15114"/>
+      <w:bookmarkStart w:id="133" w:name="_Toc17341"/>
       <w:r>
         <w:rPr>
           <w:rFonts w:hint="eastAsia"/>
@@ -35785,16 +34100,16 @@
           <w:sz w:val="30"/>
         </w:rPr>
       </w:pPr>
-      <w:bookmarkStart w:id="134" w:name="_Toc31956"/>
-      <w:bookmarkStart w:id="135" w:name="_Toc27809"/>
-      <w:bookmarkStart w:id="136" w:name="_Toc4503"/>
-      <w:bookmarkStart w:id="137" w:name="_Toc11901"/>
-      <w:bookmarkStart w:id="138" w:name="_Toc19584_WPSOffice_Level1"/>
+      <w:bookmarkStart w:id="134" w:name="_Toc11901"/>
+      <w:bookmarkStart w:id="135" w:name="_Toc4503"/>
+      <w:bookmarkStart w:id="136" w:name="_Toc27809"/>
+      <w:bookmarkStart w:id="137" w:name="_Toc989"/>
+      <w:bookmarkStart w:id="138" w:name="_Toc22623"/>
       <w:bookmarkStart w:id="139" w:name="_Toc22162_WPSOffice_Level1"/>
-      <w:bookmarkStart w:id="140" w:name="_Toc14611_WPSOffice_Level1"/>
-      <w:bookmarkStart w:id="141" w:name="_Toc13275"/>
-      <w:bookmarkStart w:id="142" w:name="_Toc17792_WPSOffice_Level2"/>
-      <w:bookmarkStart w:id="143" w:name="_Toc22623"/>
+      <w:bookmarkStart w:id="140" w:name="_Toc19584_WPSOffice_Level1"/>
+      <w:bookmarkStart w:id="141" w:name="_Toc14611_WPSOffice_Level1"/>
+      <w:bookmarkStart w:id="142" w:name="_Toc13275"/>
+      <w:bookmarkStart w:id="143" w:name="_Toc17792_WPSOffice_Level2"/>
       <w:r>
         <w:rPr>
           <w:color w:val="auto"/>
@@ -39252,7 +37567,7 @@
         <w:lang w:eastAsia="zh-CN"/>
       </w:rPr>
       <w:drawing>
-        <wp:anchor distT="0" distB="0" distL="0" distR="0" simplePos="0" relativeHeight="251661312" behindDoc="0" locked="0" layoutInCell="1" allowOverlap="1">
+        <wp:anchor distT="0" distB="0" distL="0" distR="0" simplePos="0" relativeHeight="251660288" behindDoc="0" locked="0" layoutInCell="1" allowOverlap="1">
           <wp:simplePos x="0" y="0"/>
           <wp:positionH relativeFrom="column">
             <wp:posOffset>4582160</wp:posOffset>
@@ -39320,7 +37635,7 @@
         <w:lang w:eastAsia="zh-CN"/>
       </w:rPr>
       <w:drawing>
-        <wp:anchor distT="0" distB="0" distL="0" distR="0" simplePos="0" relativeHeight="251663360" behindDoc="0" locked="0" layoutInCell="1" allowOverlap="1">
+        <wp:anchor distT="0" distB="0" distL="0" distR="0" simplePos="0" relativeHeight="251661312" behindDoc="0" locked="0" layoutInCell="1" allowOverlap="1">
           <wp:simplePos x="0" y="0"/>
           <wp:positionH relativeFrom="column">
             <wp:posOffset>4591050</wp:posOffset>
@@ -39466,7 +37781,7 @@
         <w:lang w:eastAsia="zh-CN"/>
       </w:rPr>
       <w:drawing>
-        <wp:anchor distT="0" distB="0" distL="0" distR="0" simplePos="0" relativeHeight="251664384" behindDoc="0" locked="0" layoutInCell="1" allowOverlap="1">
+        <wp:anchor distT="0" distB="0" distL="0" distR="0" simplePos="0" relativeHeight="251662336" behindDoc="0" locked="0" layoutInCell="1" allowOverlap="1">
           <wp:simplePos x="0" y="0"/>
           <wp:positionH relativeFrom="column">
             <wp:posOffset>4582160</wp:posOffset>

--- a/WebContent/docx/泛癌种86基因报告-单样本-苏州市立医院.docx
+++ b/WebContent/docx/泛癌种86基因报告-单样本-苏州市立医院.docx
@@ -86,12 +86,6 @@
             <w:insideH w:val="single" w:color="auto" w:sz="4" w:space="0"/>
             <w:insideV w:val="single" w:color="auto" w:sz="4" w:space="0"/>
           </w:tblBorders>
-          <w:tblCellMar>
-            <w:top w:w="0" w:type="dxa"/>
-            <w:left w:w="108" w:type="dxa"/>
-            <w:bottom w:w="0" w:type="dxa"/>
-            <w:right w:w="108" w:type="dxa"/>
-          </w:tblCellMar>
         </w:tblPrEx>
         <w:trPr>
           <w:trHeight w:val="667" w:hRule="atLeast"/>
@@ -2167,8 +2161,6 @@
             </w:rPr>
             <w:t>{% endif %}</w:t>
           </w:r>
-          <w:bookmarkStart w:id="144" w:name="_GoBack"/>
-          <w:bookmarkEnd w:id="144"/>
         </w:p>
         <w:p>
           <w:pPr>
@@ -2851,14 +2843,14 @@
           <w:docGrid w:linePitch="299" w:charSpace="0"/>
         </w:sectPr>
       </w:pPr>
-      <w:bookmarkStart w:id="0" w:name="_Toc30143_WPSOffice_Level1"/>
-      <w:bookmarkStart w:id="1" w:name="_Toc24397"/>
-      <w:bookmarkStart w:id="2" w:name="_Toc27500"/>
-      <w:bookmarkStart w:id="3" w:name="_Toc32054"/>
-      <w:bookmarkStart w:id="4" w:name="_Toc21009_WPSOffice_Level1"/>
-      <w:bookmarkStart w:id="5" w:name="_Toc13806"/>
-      <w:bookmarkStart w:id="6" w:name="_Toc21669"/>
-      <w:bookmarkStart w:id="7" w:name="_Toc24178_WPSOffice_Level1"/>
+      <w:bookmarkStart w:id="0" w:name="_Toc32054"/>
+      <w:bookmarkStart w:id="1" w:name="_Toc13806"/>
+      <w:bookmarkStart w:id="2" w:name="_Toc21669"/>
+      <w:bookmarkStart w:id="3" w:name="_Toc24397"/>
+      <w:bookmarkStart w:id="4" w:name="_Toc24178_WPSOffice_Level1"/>
+      <w:bookmarkStart w:id="5" w:name="_Toc27500"/>
+      <w:bookmarkStart w:id="6" w:name="_Toc21009_WPSOffice_Level1"/>
+      <w:bookmarkStart w:id="7" w:name="_Toc30143_WPSOffice_Level1"/>
     </w:p>
     <w:p>
       <w:pPr>
@@ -3752,14 +3744,14 @@
           </w14:shadow>
         </w:rPr>
       </w:pPr>
-      <w:bookmarkStart w:id="9" w:name="_Toc17451"/>
-      <w:bookmarkStart w:id="10" w:name="_Toc19594"/>
-      <w:bookmarkStart w:id="11" w:name="_Toc11465"/>
-      <w:bookmarkStart w:id="12" w:name="_Toc10518"/>
-      <w:bookmarkStart w:id="13" w:name="_Toc18062_WPSOffice_Level1"/>
-      <w:bookmarkStart w:id="14" w:name="_Toc7021_WPSOffice_Level1"/>
-      <w:bookmarkStart w:id="15" w:name="_Toc11015_WPSOffice_Level1"/>
-      <w:bookmarkStart w:id="16" w:name="_Toc13785"/>
+      <w:bookmarkStart w:id="9" w:name="_Toc19594"/>
+      <w:bookmarkStart w:id="10" w:name="_Toc7021_WPSOffice_Level1"/>
+      <w:bookmarkStart w:id="11" w:name="_Toc11015_WPSOffice_Level1"/>
+      <w:bookmarkStart w:id="12" w:name="_Toc11465"/>
+      <w:bookmarkStart w:id="13" w:name="_Toc17451"/>
+      <w:bookmarkStart w:id="14" w:name="_Toc13785"/>
+      <w:bookmarkStart w:id="15" w:name="_Toc18062_WPSOffice_Level1"/>
+      <w:bookmarkStart w:id="16" w:name="_Toc10518"/>
       <w:bookmarkStart w:id="17" w:name="_Toc3823"/>
       <w:r>
         <w:rPr>
@@ -4019,13 +4011,13 @@
           <w:lang w:eastAsia="zh-CN"/>
         </w:rPr>
       </w:pPr>
-      <w:bookmarkStart w:id="19" w:name="_Toc25920"/>
-      <w:bookmarkStart w:id="20" w:name="_Toc18058"/>
-      <w:bookmarkStart w:id="21" w:name="_Toc1410"/>
-      <w:bookmarkStart w:id="22" w:name="_Toc4088"/>
-      <w:bookmarkStart w:id="23" w:name="_Toc3871"/>
-      <w:bookmarkStart w:id="24" w:name="_Toc6221_WPSOffice_Level1"/>
-      <w:bookmarkStart w:id="25" w:name="_Toc23369_WPSOffice_Level1"/>
+      <w:bookmarkStart w:id="19" w:name="_Toc23369_WPSOffice_Level1"/>
+      <w:bookmarkStart w:id="20" w:name="_Toc1410"/>
+      <w:bookmarkStart w:id="21" w:name="_Toc6221_WPSOffice_Level1"/>
+      <w:bookmarkStart w:id="22" w:name="_Toc18058"/>
+      <w:bookmarkStart w:id="23" w:name="_Toc4088"/>
+      <w:bookmarkStart w:id="24" w:name="_Toc25920"/>
+      <w:bookmarkStart w:id="25" w:name="_Toc3871"/>
       <w:r>
         <w:rPr>
           <w:rFonts w:hint="eastAsia" w:ascii="Times New Roman" w:hAnsi="Times New Roman" w:eastAsia="微软雅黑" w:cs="Times New Roman"/>
@@ -4067,8 +4059,8 @@
       <w:bookmarkStart w:id="26" w:name="_Toc16576"/>
       <w:bookmarkStart w:id="27" w:name="_Toc149832727"/>
       <w:bookmarkStart w:id="28" w:name="_Toc149826002"/>
-      <w:bookmarkStart w:id="29" w:name="_Toc11859"/>
-      <w:bookmarkStart w:id="30" w:name="_Toc24981"/>
+      <w:bookmarkStart w:id="29" w:name="_Toc24981"/>
+      <w:bookmarkStart w:id="30" w:name="_Toc11859"/>
       <w:r>
         <w:rPr>
           <w:rStyle w:val="42"/>
@@ -4120,10 +4112,10 @@
           <w:lang w:eastAsia="zh-CN"/>
         </w:rPr>
       </w:pPr>
-      <w:bookmarkStart w:id="31" w:name="_Toc11674"/>
-      <w:bookmarkStart w:id="32" w:name="_Toc149832728"/>
-      <w:bookmarkStart w:id="33" w:name="_Toc149826003"/>
-      <w:bookmarkStart w:id="34" w:name="_Toc1384"/>
+      <w:bookmarkStart w:id="31" w:name="_Toc1384"/>
+      <w:bookmarkStart w:id="32" w:name="_Toc149826003"/>
+      <w:bookmarkStart w:id="33" w:name="_Toc149832728"/>
+      <w:bookmarkStart w:id="34" w:name="_Toc11674"/>
       <w:r>
         <w:rPr>
           <w:rFonts w:hint="eastAsia"/>
@@ -4183,6 +4175,12 @@
             <w:insideH w:val="single" w:color="A4A4A4" w:sz="4" w:space="0"/>
             <w:insideV w:val="single" w:color="A4A4A4" w:sz="4" w:space="0"/>
           </w:tblBorders>
+          <w:tblCellMar>
+            <w:top w:w="0" w:type="dxa"/>
+            <w:left w:w="0" w:type="dxa"/>
+            <w:bottom w:w="0" w:type="dxa"/>
+            <w:right w:w="0" w:type="dxa"/>
+          </w:tblCellMar>
         </w:tblPrEx>
         <w:trPr>
           <w:trHeight w:val="490" w:hRule="atLeast"/>
@@ -5437,10 +5435,10 @@
       <w:bookmarkStart w:id="38" w:name="_Toc2781"/>
       <w:bookmarkStart w:id="39" w:name="_Toc19898_WPSOffice_Level1"/>
       <w:bookmarkStart w:id="40" w:name="_Toc20136_WPSOffice_Level1"/>
-      <w:bookmarkStart w:id="41" w:name="_Toc22132"/>
+      <w:bookmarkStart w:id="41" w:name="_Toc19184"/>
       <w:bookmarkStart w:id="42" w:name="_Toc12381"/>
       <w:bookmarkStart w:id="43" w:name="_Toc14062"/>
-      <w:bookmarkStart w:id="44" w:name="_Toc19184"/>
+      <w:bookmarkStart w:id="44" w:name="_Toc22132"/>
       <w:r>
         <w:rPr>
           <w:rFonts w:hint="eastAsia" w:ascii="Times New Roman" w:hAnsi="Times New Roman" w:eastAsia="微软雅黑" w:cs="Times New Roman"/>
@@ -8185,10 +8183,10 @@
           <w:lang w:eastAsia="zh-CN"/>
         </w:rPr>
       </w:pPr>
-      <w:bookmarkStart w:id="47" w:name="_Toc149826007"/>
-      <w:bookmarkStart w:id="48" w:name="_Toc149832732"/>
-      <w:bookmarkStart w:id="49" w:name="_Toc26774"/>
-      <w:bookmarkStart w:id="50" w:name="_Toc7589"/>
+      <w:bookmarkStart w:id="47" w:name="_Toc149832732"/>
+      <w:bookmarkStart w:id="48" w:name="_Toc149826007"/>
+      <w:bookmarkStart w:id="49" w:name="_Toc7589"/>
+      <w:bookmarkStart w:id="50" w:name="_Toc26774"/>
       <w:r>
         <w:rPr>
           <w:rFonts w:hint="eastAsia"/>
@@ -8406,12 +8404,6 @@
             <w:insideH w:val="single" w:color="A4A4A4" w:sz="4" w:space="0"/>
             <w:insideV w:val="single" w:color="A4A4A4" w:sz="4" w:space="0"/>
           </w:tblBorders>
-          <w:tblCellMar>
-            <w:top w:w="0" w:type="dxa"/>
-            <w:left w:w="0" w:type="dxa"/>
-            <w:bottom w:w="0" w:type="dxa"/>
-            <w:right w:w="0" w:type="dxa"/>
-          </w:tblCellMar>
         </w:tblPrEx>
         <w:trPr>
           <w:trHeight w:val="510" w:hRule="atLeast"/>
@@ -8497,18 +8489,34 @@
             </w:pPr>
             <w:r>
               <w:rPr>
-                <w:rFonts w:ascii="Times New Roman" w:hAnsi="Times New Roman" w:eastAsia="微软雅黑" w:cs="Times New Roman"/>
+                <w:rFonts w:hint="eastAsia" w:ascii="Times New Roman" w:hAnsi="Times New Roman" w:eastAsia="微软雅黑" w:cs="Times New Roman"/>
                 <w:b/>
                 <w:color w:val="FFFFFF" w:themeColor="background1"/>
                 <w:sz w:val="21"/>
                 <w:szCs w:val="21"/>
+                <w:lang w:val="en-US" w:eastAsia="zh-CN"/>
                 <w14:textFill>
                   <w14:solidFill>
                     <w14:schemeClr w14:val="bg1"/>
                   </w14:solidFill>
                 </w14:textFill>
               </w:rPr>
-              <w:t>突变基因</w:t>
+              <w:t>检测</w:t>
+            </w:r>
+            <w:r>
+              <w:rPr>
+                <w:rFonts w:ascii="Times New Roman" w:hAnsi="Times New Roman" w:eastAsia="微软雅黑" w:cs="Times New Roman"/>
+                <w:b/>
+                <w:color w:val="FFFFFF" w:themeColor="background1"/>
+                <w:sz w:val="21"/>
+                <w:szCs w:val="21"/>
+                <w14:textFill>
+                  <w14:solidFill>
+                    <w14:schemeClr w14:val="bg1"/>
+                  </w14:solidFill>
+                </w14:textFill>
+              </w:rPr>
+              <w:t>基因</w:t>
             </w:r>
           </w:p>
         </w:tc>
@@ -10834,7 +10842,7 @@
         </w:tc>
         <w:tc>
           <w:tcPr>
-            <w:tcW w:w="535" w:type="pct"/>
+            <w:tcW w:w="1076" w:type="dxa"/>
             <w:tcBorders>
               <w:top w:val="nil"/>
               <w:left w:val="single" w:color="A4A4A4" w:themeColor="background1" w:themeShade="A5" w:sz="4" w:space="0"/>
@@ -10846,7 +10854,7 @@
           </w:tcPr>
           <w:p>
             <w:pPr>
-              <w:ind w:left="162" w:right="163"/>
+              <w:ind w:left="162" w:leftChars="0" w:right="163" w:rightChars="0"/>
               <w:jc w:val="center"/>
               <w:rPr>
                 <w:rFonts w:ascii="Times New Roman" w:hAnsi="Times New Roman" w:eastAsia="微软雅黑" w:cs="Times New Roman"/>
@@ -10858,19 +10866,39 @@
             </w:pPr>
             <w:r>
               <w:rPr>
-                <w:rFonts w:hint="eastAsia" w:ascii="Times New Roman" w:hAnsi="Times New Roman" w:eastAsia="微软雅黑" w:cs="Times New Roman"/>
-                <w:b/>
-                <w:sz w:val="21"/>
-                <w:szCs w:val="21"/>
-                <w:lang w:eastAsia="zh-CN"/>
-              </w:rPr>
-              <w:t>{{ tip.comutation }}</w:t>
-            </w:r>
-          </w:p>
-        </w:tc>
-        <w:tc>
-          <w:tcPr>
-            <w:tcW w:w="758" w:type="pct"/>
+                <w:rFonts w:hint="default" w:ascii="Times New Roman" w:hAnsi="Times New Roman" w:eastAsia="微软雅黑" w:cs="Times New Roman"/>
+                <w:b/>
+                <w:sz w:val="21"/>
+                <w:szCs w:val="21"/>
+                <w:lang w:eastAsia="zh-CN"/>
+              </w:rPr>
+              <w:t>{{ tip.comutation</w:t>
+            </w:r>
+            <w:r>
+              <w:rPr>
+                <w:rFonts w:hint="eastAsia" w:ascii="Times New Roman" w:hAnsi="Times New Roman" w:eastAsia="微软雅黑" w:cs="Times New Roman"/>
+                <w:b/>
+                <w:sz w:val="21"/>
+                <w:szCs w:val="21"/>
+                <w:lang w:val="en-US" w:eastAsia="zh-CN"/>
+              </w:rPr>
+              <w:t>1</w:t>
+            </w:r>
+            <w:r>
+              <w:rPr>
+                <w:rFonts w:hint="default" w:ascii="Times New Roman" w:hAnsi="Times New Roman" w:eastAsia="微软雅黑" w:cs="Times New Roman"/>
+                <w:b/>
+                <w:sz w:val="21"/>
+                <w:szCs w:val="21"/>
+                <w:lang w:eastAsia="zh-CN"/>
+              </w:rPr>
+              <w:t xml:space="preserve"> }}</w:t>
+            </w:r>
+          </w:p>
+        </w:tc>
+        <w:tc>
+          <w:tcPr>
+            <w:tcW w:w="1526" w:type="dxa"/>
             <w:tcBorders>
               <w:top w:val="nil"/>
               <w:left w:val="single" w:color="A4A4A4" w:themeColor="background1" w:themeShade="A5" w:sz="4" w:space="0"/>
@@ -10883,7 +10911,7 @@
           <w:p>
             <w:pPr>
               <w:spacing w:before="2"/>
-              <w:ind w:left="116" w:right="116"/>
+              <w:ind w:left="116" w:leftChars="0" w:right="116" w:rightChars="0"/>
               <w:jc w:val="center"/>
               <w:rPr>
                 <w:rFonts w:ascii="Times New Roman" w:hAnsi="Times New Roman" w:eastAsia="微软雅黑" w:cs="Times New Roman"/>
@@ -10894,12 +10922,12 @@
             </w:pPr>
             <w:r>
               <w:rPr>
-                <w:rFonts w:hint="eastAsia" w:ascii="Times New Roman" w:hAnsi="Times New Roman" w:eastAsia="微软雅黑" w:cs="Times New Roman"/>
-                <w:sz w:val="21"/>
-                <w:szCs w:val="21"/>
-                <w:lang w:eastAsia="zh-CN"/>
-              </w:rPr>
-              <w:t>-</w:t>
+                <w:rFonts w:hint="default" w:ascii="Times New Roman" w:hAnsi="Times New Roman" w:eastAsia="微软雅黑" w:cs="Times New Roman"/>
+                <w:sz w:val="21"/>
+                <w:szCs w:val="21"/>
+                <w:lang w:eastAsia="zh-CN"/>
+              </w:rPr>
+              <w:t>{{ tip.comutation }}</w:t>
             </w:r>
           </w:p>
         </w:tc>
@@ -13003,8 +13031,8 @@
       </w:pPr>
       <w:bookmarkStart w:id="51" w:name="_Toc149832733"/>
       <w:bookmarkStart w:id="52" w:name="_Toc22117"/>
-      <w:bookmarkStart w:id="53" w:name="_Toc149826009"/>
-      <w:bookmarkStart w:id="54" w:name="_Toc22284"/>
+      <w:bookmarkStart w:id="53" w:name="_Toc22284"/>
+      <w:bookmarkStart w:id="54" w:name="_Toc149826009"/>
       <w:r>
         <w:rPr>
           <w:rFonts w:hint="eastAsia"/>
@@ -13520,13 +13548,13 @@
           <w:lang w:eastAsia="zh-CN"/>
         </w:rPr>
       </w:pPr>
-      <w:bookmarkStart w:id="55" w:name="_Toc6221_WPSOffice_Level2"/>
-      <w:bookmarkStart w:id="56" w:name="_Toc25737"/>
-      <w:bookmarkStart w:id="57" w:name="_Toc17526"/>
-      <w:bookmarkStart w:id="58" w:name="_Toc32022"/>
-      <w:bookmarkStart w:id="59" w:name="_Toc4339"/>
-      <w:bookmarkStart w:id="60" w:name="_Toc7551_WPSOffice_Level2"/>
-      <w:bookmarkStart w:id="61" w:name="_Toc25062"/>
+      <w:bookmarkStart w:id="55" w:name="_Toc4339"/>
+      <w:bookmarkStart w:id="56" w:name="_Toc25062"/>
+      <w:bookmarkStart w:id="57" w:name="_Toc25737"/>
+      <w:bookmarkStart w:id="58" w:name="_Toc17526"/>
+      <w:bookmarkStart w:id="59" w:name="_Toc6221_WPSOffice_Level2"/>
+      <w:bookmarkStart w:id="60" w:name="_Toc32022"/>
+      <w:bookmarkStart w:id="61" w:name="_Toc7551_WPSOffice_Level2"/>
       <w:r>
         <w:rPr>
           <w:rFonts w:hint="eastAsia"/>
@@ -13555,12 +13583,12 @@
           <w:lang w:eastAsia="zh-CN"/>
         </w:rPr>
       </w:pPr>
-      <w:bookmarkStart w:id="62" w:name="_Toc25727"/>
-      <w:bookmarkStart w:id="63" w:name="_Toc23903"/>
-      <w:bookmarkStart w:id="64" w:name="_Toc28194"/>
-      <w:bookmarkStart w:id="65" w:name="_Toc32443_WPSOffice_Level1"/>
-      <w:bookmarkStart w:id="66" w:name="_Toc5598"/>
-      <w:bookmarkStart w:id="67" w:name="_Toc32661"/>
+      <w:bookmarkStart w:id="62" w:name="_Toc32443_WPSOffice_Level1"/>
+      <w:bookmarkStart w:id="63" w:name="_Toc32661"/>
+      <w:bookmarkStart w:id="64" w:name="_Toc25727"/>
+      <w:bookmarkStart w:id="65" w:name="_Toc23903"/>
+      <w:bookmarkStart w:id="66" w:name="_Toc28194"/>
+      <w:bookmarkStart w:id="67" w:name="_Toc5598"/>
       <w:bookmarkStart w:id="68" w:name="_Toc23846_WPSOffice_Level1"/>
       <w:bookmarkStart w:id="69" w:name="_Toc4331_WPSOffice_Level1"/>
       <w:r>
@@ -14145,10 +14173,10 @@
           <w:lang w:eastAsia="zh-CN"/>
         </w:rPr>
       </w:pPr>
-      <w:bookmarkStart w:id="70" w:name="_Toc149826011"/>
-      <w:bookmarkStart w:id="71" w:name="_Toc16158"/>
-      <w:bookmarkStart w:id="72" w:name="_Toc149832735"/>
-      <w:bookmarkStart w:id="73" w:name="_Toc26265"/>
+      <w:bookmarkStart w:id="70" w:name="_Toc149832735"/>
+      <w:bookmarkStart w:id="71" w:name="_Toc26265"/>
+      <w:bookmarkStart w:id="72" w:name="_Toc149826011"/>
+      <w:bookmarkStart w:id="73" w:name="_Toc16158"/>
       <w:r>
         <w:rPr>
           <w:rFonts w:hint="eastAsia"/>
@@ -14848,12 +14876,6 @@
             <w:insideH w:val="dotted" w:color="033F86" w:sz="4" w:space="0"/>
             <w:insideV w:val="dotted" w:color="033F86" w:sz="4" w:space="0"/>
           </w:tblBorders>
-          <w:tblCellMar>
-            <w:top w:w="0" w:type="dxa"/>
-            <w:left w:w="108" w:type="dxa"/>
-            <w:bottom w:w="0" w:type="dxa"/>
-            <w:right w:w="108" w:type="dxa"/>
-          </w:tblCellMar>
         </w:tblPrEx>
         <w:trPr>
           <w:trHeight w:val="218" w:hRule="atLeast"/>
@@ -18044,13 +18066,13 @@
           <w:lang w:eastAsia="zh-CN"/>
         </w:rPr>
       </w:pPr>
-      <w:bookmarkStart w:id="74" w:name="_Toc6988"/>
-      <w:bookmarkStart w:id="75" w:name="_Toc1707_WPSOffice_Level2"/>
-      <w:bookmarkStart w:id="76" w:name="_Toc16347"/>
-      <w:bookmarkStart w:id="77" w:name="_Toc26649"/>
-      <w:bookmarkStart w:id="78" w:name="_Toc3782"/>
+      <w:bookmarkStart w:id="74" w:name="_Toc26649"/>
+      <w:bookmarkStart w:id="75" w:name="_Toc6988"/>
+      <w:bookmarkStart w:id="76" w:name="_Toc1707_WPSOffice_Level2"/>
+      <w:bookmarkStart w:id="77" w:name="_Toc16347"/>
+      <w:bookmarkStart w:id="78" w:name="_Toc15530"/>
       <w:bookmarkStart w:id="79" w:name="_Toc21764_WPSOffice_Level2"/>
-      <w:bookmarkStart w:id="80" w:name="_Toc15530"/>
+      <w:bookmarkStart w:id="80" w:name="_Toc3782"/>
       <w:r>
         <w:rPr>
           <w:rFonts w:hint="eastAsia" w:ascii="Times New Roman" w:hAnsi="Times New Roman" w:eastAsia="微软雅黑" w:cs="Times New Roman"/>
@@ -18079,11 +18101,11 @@
           </w14:shadow>
         </w:rPr>
       </w:pPr>
-      <w:bookmarkStart w:id="81" w:name="_Toc18793"/>
+      <w:bookmarkStart w:id="81" w:name="_Toc180"/>
       <w:bookmarkStart w:id="82" w:name="_Toc149832736"/>
-      <w:bookmarkStart w:id="83" w:name="_Toc149826012"/>
-      <w:bookmarkStart w:id="84" w:name="_Toc180"/>
-      <w:bookmarkStart w:id="85" w:name="_Toc18797"/>
+      <w:bookmarkStart w:id="83" w:name="_Toc18797"/>
+      <w:bookmarkStart w:id="84" w:name="_Toc149826012"/>
+      <w:bookmarkStart w:id="85" w:name="_Toc18793"/>
       <w:r>
         <w:rPr>
           <w:color w:val="62B541"/>
@@ -18138,11 +18160,11 @@
           <w:lang w:eastAsia="zh-CN"/>
         </w:rPr>
       </w:pPr>
-      <w:bookmarkStart w:id="86" w:name="_Toc32302"/>
-      <w:bookmarkStart w:id="87" w:name="_Toc27669"/>
-      <w:bookmarkStart w:id="88" w:name="_Toc149832737"/>
+      <w:bookmarkStart w:id="86" w:name="_Toc27669"/>
+      <w:bookmarkStart w:id="87" w:name="_Toc32302"/>
+      <w:bookmarkStart w:id="88" w:name="_Toc149826013"/>
       <w:bookmarkStart w:id="89" w:name="_Toc8516"/>
-      <w:bookmarkStart w:id="90" w:name="_Toc149826013"/>
+      <w:bookmarkStart w:id="90" w:name="_Toc149832737"/>
       <w:r>
         <w:rPr>
           <w:rFonts w:hint="eastAsia"/>
@@ -22825,7 +22847,29 @@
           <w:szCs w:val="24"/>
           <w:lang w:eastAsia="zh-CN"/>
         </w:rPr>
-        <w:t>{{ tdd.comutation }}</w:t>
+        <w:t>{{ tdd.comutation</w:t>
+      </w:r>
+      <w:r>
+        <w:rPr>
+          <w:rFonts w:hint="eastAsia" w:ascii="Times New Roman" w:hAnsi="Times New Roman" w:eastAsia="微软雅黑" w:cs="Times New Roman"/>
+          <w:b/>
+          <w:sz w:val="24"/>
+          <w:szCs w:val="24"/>
+          <w:lang w:val="en-US" w:eastAsia="zh-CN"/>
+        </w:rPr>
+        <w:t>1</w:t>
+      </w:r>
+      <w:bookmarkStart w:id="144" w:name="_GoBack"/>
+      <w:bookmarkEnd w:id="144"/>
+      <w:r>
+        <w:rPr>
+          <w:rFonts w:hint="eastAsia" w:ascii="Times New Roman" w:hAnsi="Times New Roman" w:eastAsia="微软雅黑" w:cs="Times New Roman"/>
+          <w:b/>
+          <w:sz w:val="24"/>
+          <w:szCs w:val="24"/>
+          <w:lang w:eastAsia="zh-CN"/>
+        </w:rPr>
+        <w:t xml:space="preserve"> }}</w:t>
       </w:r>
     </w:p>
     <w:tbl>
@@ -22957,9 +23001,9 @@
                 <w:bCs/>
                 <w:sz w:val="18"/>
                 <w:szCs w:val="18"/>
-                <w:lang w:eastAsia="zh-CN"/>
-              </w:rPr>
-              <w:t>-</w:t>
+                <w:lang w:val="en-US" w:eastAsia="zh-CN"/>
+              </w:rPr>
+              <w:t>{{tdd.comutation}}</w:t>
             </w:r>
           </w:p>
         </w:tc>
@@ -25668,12 +25712,6 @@
             <w:insideH w:val="dotted" w:color="45A3A7" w:sz="4" w:space="0"/>
             <w:insideV w:val="dotted" w:color="45A3A7" w:sz="4" w:space="0"/>
           </w:tblBorders>
-          <w:tblCellMar>
-            <w:top w:w="0" w:type="dxa"/>
-            <w:left w:w="108" w:type="dxa"/>
-            <w:bottom w:w="0" w:type="dxa"/>
-            <w:right w:w="108" w:type="dxa"/>
-          </w:tblCellMar>
         </w:tblPrEx>
         <w:trPr>
           <w:trHeight w:val="417" w:hRule="atLeast"/>
@@ -27090,13 +27128,13 @@
       <w:bookmarkEnd w:id="78"/>
       <w:bookmarkEnd w:id="79"/>
       <w:bookmarkEnd w:id="80"/>
-      <w:bookmarkStart w:id="91" w:name="_Toc27302"/>
+      <w:bookmarkStart w:id="91" w:name="_Toc21764_WPSOffice_Level1"/>
       <w:bookmarkStart w:id="92" w:name="_Toc28240"/>
-      <w:bookmarkStart w:id="93" w:name="_Toc13196_WPSOffice_Level1"/>
-      <w:bookmarkStart w:id="94" w:name="_Toc2409"/>
-      <w:bookmarkStart w:id="95" w:name="_Toc21764_WPSOffice_Level1"/>
-      <w:bookmarkStart w:id="96" w:name="_Toc1707_WPSOffice_Level1"/>
-      <w:bookmarkStart w:id="97" w:name="_Toc12505"/>
+      <w:bookmarkStart w:id="93" w:name="_Toc12505"/>
+      <w:bookmarkStart w:id="94" w:name="_Toc13196_WPSOffice_Level1"/>
+      <w:bookmarkStart w:id="95" w:name="_Toc2409"/>
+      <w:bookmarkStart w:id="96" w:name="_Toc27302"/>
+      <w:bookmarkStart w:id="97" w:name="_Toc1707_WPSOffice_Level1"/>
       <w:bookmarkStart w:id="98" w:name="_Toc16594"/>
       <w:r>
         <w:rPr>
@@ -27124,10 +27162,10 @@
         </w:rPr>
       </w:pPr>
       <w:bookmarkStart w:id="99" w:name="_Toc21673"/>
-      <w:bookmarkStart w:id="100" w:name="_Toc31324"/>
-      <w:bookmarkStart w:id="101" w:name="_Toc27506"/>
-      <w:bookmarkStart w:id="102" w:name="_Toc149832738"/>
-      <w:bookmarkStart w:id="103" w:name="_Toc2274"/>
+      <w:bookmarkStart w:id="100" w:name="_Toc27506"/>
+      <w:bookmarkStart w:id="101" w:name="_Toc149832738"/>
+      <w:bookmarkStart w:id="102" w:name="_Toc2274"/>
+      <w:bookmarkStart w:id="103" w:name="_Toc31324"/>
       <w:bookmarkStart w:id="104" w:name="_Toc26395"/>
       <w:r>
         <w:rPr>
@@ -27203,6 +27241,12 @@
             <w:insideH w:val="single" w:color="A4A4A4" w:sz="4" w:space="0"/>
             <w:insideV w:val="single" w:color="A4A4A4" w:sz="4" w:space="0"/>
           </w:tblBorders>
+          <w:tblCellMar>
+            <w:top w:w="0" w:type="dxa"/>
+            <w:left w:w="108" w:type="dxa"/>
+            <w:bottom w:w="0" w:type="dxa"/>
+            <w:right w:w="108" w:type="dxa"/>
+          </w:tblCellMar>
         </w:tblPrEx>
         <w:trPr>
           <w:trHeight w:val="510" w:hRule="atLeast"/>
@@ -30331,8 +30375,8 @@
         </w:rPr>
       </w:pPr>
       <w:bookmarkStart w:id="113" w:name="_Toc149832741"/>
-      <w:bookmarkStart w:id="114" w:name="_Toc10537"/>
-      <w:bookmarkStart w:id="115" w:name="_Toc23083"/>
+      <w:bookmarkStart w:id="114" w:name="_Toc23083"/>
+      <w:bookmarkStart w:id="115" w:name="_Toc10537"/>
       <w:bookmarkStart w:id="116" w:name="_Toc3674"/>
       <w:bookmarkStart w:id="117" w:name="_Toc9066"/>
       <w:bookmarkStart w:id="118" w:name="_Toc7037"/>
@@ -32887,16 +32931,16 @@
           <w:lang w:eastAsia="zh-CN"/>
         </w:rPr>
       </w:pPr>
-      <w:bookmarkStart w:id="119" w:name="_Toc30346"/>
-      <w:bookmarkStart w:id="120" w:name="_Toc149832743"/>
-      <w:bookmarkStart w:id="121" w:name="_Toc32358"/>
-      <w:bookmarkStart w:id="122" w:name="_Toc11406"/>
-      <w:bookmarkStart w:id="123" w:name="_Toc5405"/>
-      <w:bookmarkStart w:id="124" w:name="_Toc20170_WPSOffice_Level1"/>
-      <w:bookmarkStart w:id="125" w:name="_Toc28454_WPSOffice_Level1"/>
+      <w:bookmarkStart w:id="119" w:name="_Toc149832743"/>
+      <w:bookmarkStart w:id="120" w:name="_Toc30346"/>
+      <w:bookmarkStart w:id="121" w:name="_Toc11406"/>
+      <w:bookmarkStart w:id="122" w:name="_Toc5405"/>
+      <w:bookmarkStart w:id="123" w:name="_Toc32358"/>
+      <w:bookmarkStart w:id="124" w:name="_Toc26985_WPSOffice_Level1"/>
+      <w:bookmarkStart w:id="125" w:name="_Toc20170_WPSOffice_Level1"/>
       <w:bookmarkStart w:id="126" w:name="_Toc20924"/>
-      <w:bookmarkStart w:id="127" w:name="_Toc26985_WPSOffice_Level1"/>
-      <w:bookmarkStart w:id="128" w:name="_Toc27693"/>
+      <w:bookmarkStart w:id="127" w:name="_Toc27693"/>
+      <w:bookmarkStart w:id="128" w:name="_Toc28454_WPSOffice_Level1"/>
       <w:bookmarkStart w:id="129" w:name="_Toc31185"/>
       <w:r>
         <w:rPr>
@@ -33879,9 +33923,9 @@
           <w:lang w:eastAsia="zh-CN"/>
         </w:rPr>
       </w:pPr>
-      <w:bookmarkStart w:id="131" w:name="_Toc3409"/>
-      <w:bookmarkStart w:id="132" w:name="_Toc15114"/>
-      <w:bookmarkStart w:id="133" w:name="_Toc17341"/>
+      <w:bookmarkStart w:id="131" w:name="_Toc17341"/>
+      <w:bookmarkStart w:id="132" w:name="_Toc3409"/>
+      <w:bookmarkStart w:id="133" w:name="_Toc15114"/>
       <w:r>
         <w:rPr>
           <w:rFonts w:hint="eastAsia"/>
@@ -34106,10 +34150,10 @@
       <w:bookmarkStart w:id="137" w:name="_Toc989"/>
       <w:bookmarkStart w:id="138" w:name="_Toc22623"/>
       <w:bookmarkStart w:id="139" w:name="_Toc22162_WPSOffice_Level1"/>
-      <w:bookmarkStart w:id="140" w:name="_Toc19584_WPSOffice_Level1"/>
-      <w:bookmarkStart w:id="141" w:name="_Toc14611_WPSOffice_Level1"/>
+      <w:bookmarkStart w:id="140" w:name="_Toc17792_WPSOffice_Level2"/>
+      <w:bookmarkStart w:id="141" w:name="_Toc19584_WPSOffice_Level1"/>
       <w:bookmarkStart w:id="142" w:name="_Toc13275"/>
-      <w:bookmarkStart w:id="143" w:name="_Toc17792_WPSOffice_Level2"/>
+      <w:bookmarkStart w:id="143" w:name="_Toc14611_WPSOffice_Level1"/>
       <w:r>
         <w:rPr>
           <w:color w:val="auto"/>

--- a/WebContent/docx/泛癌种86基因报告-单样本-苏州市立医院.docx
+++ b/WebContent/docx/泛癌种86基因报告-单样本-苏州市立医院.docx
@@ -86,6 +86,12 @@
             <w:insideH w:val="single" w:color="auto" w:sz="4" w:space="0"/>
             <w:insideV w:val="single" w:color="auto" w:sz="4" w:space="0"/>
           </w:tblBorders>
+          <w:tblCellMar>
+            <w:top w:w="0" w:type="dxa"/>
+            <w:left w:w="108" w:type="dxa"/>
+            <w:bottom w:w="0" w:type="dxa"/>
+            <w:right w:w="108" w:type="dxa"/>
+          </w:tblCellMar>
         </w:tblPrEx>
         <w:trPr>
           <w:trHeight w:val="667" w:hRule="atLeast"/>
@@ -2843,14 +2849,14 @@
           <w:docGrid w:linePitch="299" w:charSpace="0"/>
         </w:sectPr>
       </w:pPr>
-      <w:bookmarkStart w:id="0" w:name="_Toc32054"/>
-      <w:bookmarkStart w:id="1" w:name="_Toc13806"/>
-      <w:bookmarkStart w:id="2" w:name="_Toc21669"/>
+      <w:bookmarkStart w:id="0" w:name="_Toc21009_WPSOffice_Level1"/>
+      <w:bookmarkStart w:id="1" w:name="_Toc27500"/>
+      <w:bookmarkStart w:id="2" w:name="_Toc24178_WPSOffice_Level1"/>
       <w:bookmarkStart w:id="3" w:name="_Toc24397"/>
-      <w:bookmarkStart w:id="4" w:name="_Toc24178_WPSOffice_Level1"/>
-      <w:bookmarkStart w:id="5" w:name="_Toc27500"/>
-      <w:bookmarkStart w:id="6" w:name="_Toc21009_WPSOffice_Level1"/>
-      <w:bookmarkStart w:id="7" w:name="_Toc30143_WPSOffice_Level1"/>
+      <w:bookmarkStart w:id="4" w:name="_Toc32054"/>
+      <w:bookmarkStart w:id="5" w:name="_Toc30143_WPSOffice_Level1"/>
+      <w:bookmarkStart w:id="6" w:name="_Toc21669"/>
+      <w:bookmarkStart w:id="7" w:name="_Toc13806"/>
     </w:p>
     <w:p>
       <w:pPr>
@@ -3744,14 +3750,14 @@
           </w14:shadow>
         </w:rPr>
       </w:pPr>
-      <w:bookmarkStart w:id="9" w:name="_Toc19594"/>
-      <w:bookmarkStart w:id="10" w:name="_Toc7021_WPSOffice_Level1"/>
-      <w:bookmarkStart w:id="11" w:name="_Toc11015_WPSOffice_Level1"/>
-      <w:bookmarkStart w:id="12" w:name="_Toc11465"/>
-      <w:bookmarkStart w:id="13" w:name="_Toc17451"/>
-      <w:bookmarkStart w:id="14" w:name="_Toc13785"/>
+      <w:bookmarkStart w:id="9" w:name="_Toc13785"/>
+      <w:bookmarkStart w:id="10" w:name="_Toc11465"/>
+      <w:bookmarkStart w:id="11" w:name="_Toc7021_WPSOffice_Level1"/>
+      <w:bookmarkStart w:id="12" w:name="_Toc10518"/>
+      <w:bookmarkStart w:id="13" w:name="_Toc11015_WPSOffice_Level1"/>
+      <w:bookmarkStart w:id="14" w:name="_Toc17451"/>
       <w:bookmarkStart w:id="15" w:name="_Toc18062_WPSOffice_Level1"/>
-      <w:bookmarkStart w:id="16" w:name="_Toc10518"/>
+      <w:bookmarkStart w:id="16" w:name="_Toc19594"/>
       <w:bookmarkStart w:id="17" w:name="_Toc3823"/>
       <w:r>
         <w:rPr>
@@ -4011,13 +4017,13 @@
           <w:lang w:eastAsia="zh-CN"/>
         </w:rPr>
       </w:pPr>
-      <w:bookmarkStart w:id="19" w:name="_Toc23369_WPSOffice_Level1"/>
+      <w:bookmarkStart w:id="19" w:name="_Toc18058"/>
       <w:bookmarkStart w:id="20" w:name="_Toc1410"/>
       <w:bookmarkStart w:id="21" w:name="_Toc6221_WPSOffice_Level1"/>
-      <w:bookmarkStart w:id="22" w:name="_Toc18058"/>
-      <w:bookmarkStart w:id="23" w:name="_Toc4088"/>
-      <w:bookmarkStart w:id="24" w:name="_Toc25920"/>
-      <w:bookmarkStart w:id="25" w:name="_Toc3871"/>
+      <w:bookmarkStart w:id="22" w:name="_Toc3871"/>
+      <w:bookmarkStart w:id="23" w:name="_Toc25920"/>
+      <w:bookmarkStart w:id="24" w:name="_Toc4088"/>
+      <w:bookmarkStart w:id="25" w:name="_Toc23369_WPSOffice_Level1"/>
       <w:r>
         <w:rPr>
           <w:rFonts w:hint="eastAsia" w:ascii="Times New Roman" w:hAnsi="Times New Roman" w:eastAsia="微软雅黑" w:cs="Times New Roman"/>
@@ -4057,8 +4063,8 @@
         </w:rPr>
       </w:pPr>
       <w:bookmarkStart w:id="26" w:name="_Toc16576"/>
-      <w:bookmarkStart w:id="27" w:name="_Toc149832727"/>
-      <w:bookmarkStart w:id="28" w:name="_Toc149826002"/>
+      <w:bookmarkStart w:id="27" w:name="_Toc149826002"/>
+      <w:bookmarkStart w:id="28" w:name="_Toc149832727"/>
       <w:bookmarkStart w:id="29" w:name="_Toc24981"/>
       <w:bookmarkStart w:id="30" w:name="_Toc11859"/>
       <w:r>
@@ -4114,8 +4120,8 @@
       </w:pPr>
       <w:bookmarkStart w:id="31" w:name="_Toc1384"/>
       <w:bookmarkStart w:id="32" w:name="_Toc149826003"/>
-      <w:bookmarkStart w:id="33" w:name="_Toc149832728"/>
-      <w:bookmarkStart w:id="34" w:name="_Toc11674"/>
+      <w:bookmarkStart w:id="33" w:name="_Toc11674"/>
+      <w:bookmarkStart w:id="34" w:name="_Toc149832728"/>
       <w:r>
         <w:rPr>
           <w:rFonts w:hint="eastAsia"/>
@@ -5429,16 +5435,16 @@
           <w:lang w:eastAsia="zh-CN"/>
         </w:rPr>
       </w:pPr>
-      <w:bookmarkStart w:id="35" w:name="_Toc149832729"/>
-      <w:bookmarkStart w:id="36" w:name="_Toc31425"/>
-      <w:bookmarkStart w:id="37" w:name="_Toc149826004"/>
-      <w:bookmarkStart w:id="38" w:name="_Toc2781"/>
-      <w:bookmarkStart w:id="39" w:name="_Toc19898_WPSOffice_Level1"/>
-      <w:bookmarkStart w:id="40" w:name="_Toc20136_WPSOffice_Level1"/>
-      <w:bookmarkStart w:id="41" w:name="_Toc19184"/>
-      <w:bookmarkStart w:id="42" w:name="_Toc12381"/>
-      <w:bookmarkStart w:id="43" w:name="_Toc14062"/>
-      <w:bookmarkStart w:id="44" w:name="_Toc22132"/>
+      <w:bookmarkStart w:id="35" w:name="_Toc149826004"/>
+      <w:bookmarkStart w:id="36" w:name="_Toc149832729"/>
+      <w:bookmarkStart w:id="37" w:name="_Toc31425"/>
+      <w:bookmarkStart w:id="38" w:name="_Toc12381"/>
+      <w:bookmarkStart w:id="39" w:name="_Toc14062"/>
+      <w:bookmarkStart w:id="40" w:name="_Toc2781"/>
+      <w:bookmarkStart w:id="41" w:name="_Toc22132"/>
+      <w:bookmarkStart w:id="42" w:name="_Toc19184"/>
+      <w:bookmarkStart w:id="43" w:name="_Toc19898_WPSOffice_Level1"/>
+      <w:bookmarkStart w:id="44" w:name="_Toc20136_WPSOffice_Level1"/>
       <w:r>
         <w:rPr>
           <w:rFonts w:hint="eastAsia" w:ascii="Times New Roman" w:hAnsi="Times New Roman" w:eastAsia="微软雅黑" w:cs="Times New Roman"/>
@@ -5484,13 +5490,6 @@
         </w:rPr>
         <w:t xml:space="preserve"> %}</w:t>
       </w:r>
-    </w:p>
-    <w:p>
-      <w:pPr>
-        <w:rPr>
-          <w:lang w:eastAsia="zh-CN"/>
-        </w:rPr>
-      </w:pPr>
     </w:p>
     <w:p>
       <w:pPr>
@@ -5536,7 +5535,7 @@
           </w:tblCellMar>
         </w:tblPrEx>
         <w:trPr>
-          <w:trHeight w:val="441" w:hRule="exact"/>
+          <w:trHeight w:val="680" w:hRule="exact"/>
           <w:jc w:val="right"/>
         </w:trPr>
         <w:tc>
@@ -5587,134 +5586,73 @@
             </w:pPr>
             <w:r>
               <w:rPr>
+                <w:rFonts w:hint="eastAsia" w:ascii="Times New Roman" w:hAnsi="Times New Roman" w:cs="Times New Roman"/>
+                <w:b/>
+                <w:sz w:val="24"/>
+                <w:szCs w:val="24"/>
+              </w:rPr>
+              <w:t>{{"ty_tianjin1"|sign(64,28)}}</w:t>
+            </w:r>
+            <w:r>
+              <w:rPr>
                 <w:sz w:val="22"/>
               </w:rPr>
-              <mc:AlternateContent>
-                <mc:Choice Requires="wpg">
-                  <w:drawing>
-                    <wp:anchor distT="0" distB="0" distL="114300" distR="114300" simplePos="0" relativeHeight="251663360" behindDoc="0" locked="0" layoutInCell="1" allowOverlap="1">
-                      <wp:simplePos x="0" y="0"/>
-                      <wp:positionH relativeFrom="column">
-                        <wp:posOffset>-319405</wp:posOffset>
-                      </wp:positionH>
-                      <wp:positionV relativeFrom="paragraph">
-                        <wp:posOffset>-553085</wp:posOffset>
-                      </wp:positionV>
-                      <wp:extent cx="1443355" cy="1443355"/>
-                      <wp:effectExtent l="0" t="0" r="0" b="0"/>
-                      <wp:wrapNone/>
-                      <wp:docPr id="7" name="组合 6"/>
-                      <wp:cNvGraphicFramePr/>
-                      <a:graphic xmlns:a="http://schemas.openxmlformats.org/drawingml/2006/main">
-                        <a:graphicData uri="http://schemas.microsoft.com/office/word/2010/wordprocessingGroup">
-                          <wpg:wgp>
-                            <wpg:cNvGrpSpPr/>
-                            <wpg:grpSpPr>
-                              <a:xfrm rot="0">
-                                <a:off x="0" y="0"/>
-                                <a:ext cx="1443355" cy="1443355"/>
-                                <a:chOff x="18706" y="18782"/>
-                                <a:chExt cx="2273" cy="2273"/>
-                              </a:xfrm>
-                            </wpg:grpSpPr>
-                            <pic:pic xmlns:pic="http://schemas.openxmlformats.org/drawingml/2006/picture">
-                              <pic:nvPicPr>
-                                <pic:cNvPr id="35" name="图片 6" descr="蔡冬雪"/>
-                                <pic:cNvPicPr>
-                                  <a:picLocks noChangeAspect="1"/>
-                                </pic:cNvPicPr>
-                              </pic:nvPicPr>
-                              <pic:blipFill>
-                                <a:blip r:embed="rId10">
-                                  <a:clrChange>
-                                    <a:clrFrom>
-                                      <a:srgbClr val="FFFFFF">
-                                        <a:alpha val="100000"/>
-                                      </a:srgbClr>
-                                    </a:clrFrom>
-                                    <a:clrTo>
-                                      <a:srgbClr val="FFFFFF">
-                                        <a:alpha val="100000"/>
-                                        <a:alpha val="0"/>
-                                      </a:srgbClr>
-                                    </a:clrTo>
-                                  </a:clrChange>
-                                </a:blip>
-                                <a:srcRect l="18656" t="33322" r="18897" b="26699"/>
-                                <a:stretch>
-                                  <a:fillRect/>
-                                </a:stretch>
-                              </pic:blipFill>
-                              <pic:spPr>
-                                <a:xfrm>
-                                  <a:off x="19199" y="19551"/>
-                                  <a:ext cx="1261" cy="566"/>
-                                </a:xfrm>
-                                <a:prstGeom prst="rect">
-                                  <a:avLst/>
-                                </a:prstGeom>
-                              </pic:spPr>
-                            </pic:pic>
-                            <pic:pic xmlns:pic="http://schemas.openxmlformats.org/drawingml/2006/picture">
-                              <pic:nvPicPr>
-                                <pic:cNvPr id="36" name="图片 25"/>
-                                <pic:cNvPicPr>
-                                  <a:picLocks noChangeAspect="1" noChangeArrowheads="1"/>
-                                </pic:cNvPicPr>
-                              </pic:nvPicPr>
-                              <pic:blipFill>
-                                <a:blip r:embed="rId11">
-                                  <a:extLst>
-                                    <a:ext uri="{28A0092B-C50C-407E-A947-70E740481C1C}">
-                                      <a14:useLocalDpi xmlns:a14="http://schemas.microsoft.com/office/drawing/2010/main" val="0"/>
-                                    </a:ext>
-                                  </a:extLst>
-                                </a:blip>
-                                <a:srcRect/>
-                                <a:stretch>
-                                  <a:fillRect/>
-                                </a:stretch>
-                              </pic:blipFill>
-                              <pic:spPr>
-                                <a:xfrm>
-                                  <a:off x="18706" y="18782"/>
-                                  <a:ext cx="2273" cy="2273"/>
-                                </a:xfrm>
-                                <a:prstGeom prst="rect">
-                                  <a:avLst/>
-                                </a:prstGeom>
-                                <a:noFill/>
-                                <a:ln>
-                                  <a:noFill/>
-                                </a:ln>
-                              </pic:spPr>
-                            </pic:pic>
-                          </wpg:wgp>
-                        </a:graphicData>
-                      </a:graphic>
-                    </wp:anchor>
-                  </w:drawing>
-                </mc:Choice>
-                <mc:Fallback>
-                  <w:pict>
-                    <v:group id="组合 6" o:spid="_x0000_s1026" o:spt="203" style="position:absolute;left:0pt;margin-left:-25.15pt;margin-top:-43.55pt;height:113.65pt;width:113.65pt;z-index:251663360;mso-width-relative:page;mso-height-relative:page;" coordorigin="18706,18782" coordsize="2273,2273" o:gfxdata="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">
-                      <o:lock v:ext="edit" aspectratio="f"/>
-                      <v:shape id="图片 6" o:spid="_x0000_s1026" o:spt="75" alt="蔡冬雪" type="#_x0000_t75" style="position:absolute;left:19199;top:19551;height:566;width:1261;" filled="f" o:preferrelative="t" stroked="f" coordsize="21600,21600" o:gfxdata="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">
-                        <v:fill on="f" focussize="0,0"/>
-                        <v:stroke on="f"/>
-                        <v:imagedata r:id="rId10" cropleft="12226f" croptop="21838f" cropright="12384f" cropbottom="17497f" chromakey="#FFFFFF" o:title=""/>
-                        <o:lock v:ext="edit" aspectratio="t"/>
-                      </v:shape>
-                      <v:shape id="图片 25" o:spid="_x0000_s1026" o:spt="75" type="#_x0000_t75" style="position:absolute;left:18706;top:18782;height:2273;width:2273;" filled="f" o:preferrelative="t" stroked="f" coordsize="21600,21600" o:gfxdata="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">
-                        <v:fill on="f" focussize="0,0"/>
-                        <v:stroke on="f"/>
-                        <v:imagedata r:id="rId11" o:title=""/>
-                        <o:lock v:ext="edit" aspectratio="t"/>
-                      </v:shape>
-                    </v:group>
-                  </w:pict>
-                </mc:Fallback>
-              </mc:AlternateContent>
+              <w:drawing>
+                <wp:anchor distT="0" distB="0" distL="114300" distR="114300" simplePos="0" relativeHeight="251659264" behindDoc="0" locked="0" layoutInCell="1" allowOverlap="1">
+                  <wp:simplePos x="0" y="0"/>
+                  <wp:positionH relativeFrom="column">
+                    <wp:posOffset>-167005</wp:posOffset>
+                  </wp:positionH>
+                  <wp:positionV relativeFrom="paragraph">
+                    <wp:posOffset>-417830</wp:posOffset>
+                  </wp:positionV>
+                  <wp:extent cx="1443355" cy="1443355"/>
+                  <wp:effectExtent l="0" t="0" r="4445" b="4445"/>
+                  <wp:wrapNone/>
+                  <wp:docPr id="36" name="图片 25"/>
+                  <wp:cNvGraphicFramePr>
+                    <a:graphicFrameLocks xmlns:a="http://schemas.openxmlformats.org/drawingml/2006/main" noChangeAspect="1"/>
+                  </wp:cNvGraphicFramePr>
+                  <a:graphic xmlns:a="http://schemas.openxmlformats.org/drawingml/2006/main">
+                    <a:graphicData uri="http://schemas.openxmlformats.org/drawingml/2006/picture">
+                      <pic:pic xmlns:pic="http://schemas.openxmlformats.org/drawingml/2006/picture">
+                        <pic:nvPicPr>
+                          <pic:cNvPr id="36" name="图片 25"/>
+                          <pic:cNvPicPr>
+                            <a:picLocks noChangeAspect="1" noChangeArrowheads="1"/>
+                          </pic:cNvPicPr>
+                        </pic:nvPicPr>
+                        <pic:blipFill>
+                          <a:blip r:embed="rId10">
+                            <a:extLst>
+                              <a:ext uri="{28A0092B-C50C-407E-A947-70E740481C1C}">
+                                <a14:useLocalDpi xmlns:a14="http://schemas.microsoft.com/office/drawing/2010/main" val="0"/>
+                              </a:ext>
+                            </a:extLst>
+                          </a:blip>
+                          <a:srcRect/>
+                          <a:stretch>
+                            <a:fillRect/>
+                          </a:stretch>
+                        </pic:blipFill>
+                        <pic:spPr>
+                          <a:xfrm>
+                            <a:off x="0" y="0"/>
+                            <a:ext cx="1443355" cy="1443355"/>
+                          </a:xfrm>
+                          <a:prstGeom prst="rect">
+                            <a:avLst/>
+                          </a:prstGeom>
+                          <a:noFill/>
+                          <a:ln>
+                            <a:noFill/>
+                          </a:ln>
+                        </pic:spPr>
+                      </pic:pic>
+                    </a:graphicData>
+                  </a:graphic>
+                </wp:anchor>
+              </w:drawing>
             </w:r>
           </w:p>
         </w:tc>
@@ -6064,7 +6002,7 @@
           </w:tblCellMar>
         </w:tblPrEx>
         <w:trPr>
-          <w:trHeight w:val="441" w:hRule="exact"/>
+          <w:trHeight w:val="680" w:hRule="exact"/>
           <w:jc w:val="right"/>
         </w:trPr>
         <w:tc>
@@ -6115,138 +6053,73 @@
             </w:pPr>
             <w:r>
               <w:rPr>
-                <w:sz w:val="22"/>
-              </w:rPr>
-              <mc:AlternateContent>
-                <mc:Choice Requires="wpg">
-                  <w:drawing>
-                    <wp:anchor distT="0" distB="0" distL="114300" distR="114300" simplePos="0" relativeHeight="251664384" behindDoc="0" locked="0" layoutInCell="1" allowOverlap="1">
-                      <wp:simplePos x="0" y="0"/>
-                      <wp:positionH relativeFrom="column">
-                        <wp:posOffset>-98425</wp:posOffset>
-                      </wp:positionH>
-                      <wp:positionV relativeFrom="paragraph">
-                        <wp:posOffset>-492760</wp:posOffset>
-                      </wp:positionV>
-                      <wp:extent cx="1443355" cy="1443355"/>
-                      <wp:effectExtent l="0" t="0" r="0" b="0"/>
-                      <wp:wrapNone/>
-                      <wp:docPr id="47" name="组合 23"/>
-                      <wp:cNvGraphicFramePr/>
-                      <a:graphic xmlns:a="http://schemas.openxmlformats.org/drawingml/2006/main">
-                        <a:graphicData uri="http://schemas.microsoft.com/office/word/2010/wordprocessingGroup">
-                          <wpg:wgp>
-                            <wpg:cNvGrpSpPr/>
-                            <wpg:grpSpPr>
-                              <a:xfrm rot="0">
-                                <a:off x="0" y="0"/>
-                                <a:ext cx="1443355" cy="1443355"/>
-                                <a:chOff x="18874" y="20594"/>
-                                <a:chExt cx="2273" cy="2273"/>
-                              </a:xfrm>
-                            </wpg:grpSpPr>
-                            <pic:pic xmlns:pic="http://schemas.openxmlformats.org/drawingml/2006/picture">
-                              <pic:nvPicPr>
-                                <pic:cNvPr id="44" name="图片 1"/>
-                                <pic:cNvPicPr>
-                                  <a:picLocks noChangeAspect="1"/>
-                                </pic:cNvPicPr>
-                              </pic:nvPicPr>
-                              <pic:blipFill>
-                                <a:blip r:embed="rId12">
-                                  <a:clrChange>
-                                    <a:clrFrom>
-                                      <a:srgbClr val="FFFFFF">
-                                        <a:alpha val="100000"/>
-                                      </a:srgbClr>
-                                    </a:clrFrom>
-                                    <a:clrTo>
-                                      <a:srgbClr val="FFFFFF">
-                                        <a:alpha val="100000"/>
-                                        <a:alpha val="0"/>
-                                      </a:srgbClr>
-                                    </a:clrTo>
-                                  </a:clrChange>
-                                </a:blip>
-                                <a:srcRect l="10922" t="11667"/>
-                                <a:stretch>
-                                  <a:fillRect/>
-                                </a:stretch>
-                              </pic:blipFill>
-                              <pic:spPr>
-                                <a:xfrm>
-                                  <a:off x="19199" y="21203"/>
-                                  <a:ext cx="1672" cy="901"/>
-                                </a:xfrm>
-                                <a:prstGeom prst="rect">
-                                  <a:avLst/>
-                                </a:prstGeom>
-                                <a:noFill/>
-                                <a:ln>
-                                  <a:noFill/>
-                                </a:ln>
-                              </pic:spPr>
-                            </pic:pic>
-                            <pic:pic xmlns:pic="http://schemas.openxmlformats.org/drawingml/2006/picture">
-                              <pic:nvPicPr>
-                                <pic:cNvPr id="45" name="图片 25"/>
-                                <pic:cNvPicPr>
-                                  <a:picLocks noChangeAspect="1" noChangeArrowheads="1"/>
-                                </pic:cNvPicPr>
-                              </pic:nvPicPr>
-                              <pic:blipFill>
-                                <a:blip r:embed="rId11">
-                                  <a:extLst>
-                                    <a:ext uri="{28A0092B-C50C-407E-A947-70E740481C1C}">
-                                      <a14:useLocalDpi xmlns:a14="http://schemas.microsoft.com/office/drawing/2010/main" val="0"/>
-                                    </a:ext>
-                                  </a:extLst>
-                                </a:blip>
-                                <a:srcRect/>
-                                <a:stretch>
-                                  <a:fillRect/>
-                                </a:stretch>
-                              </pic:blipFill>
-                              <pic:spPr>
-                                <a:xfrm>
-                                  <a:off x="18874" y="20594"/>
-                                  <a:ext cx="2273" cy="2273"/>
-                                </a:xfrm>
-                                <a:prstGeom prst="rect">
-                                  <a:avLst/>
-                                </a:prstGeom>
-                                <a:noFill/>
-                                <a:ln>
-                                  <a:noFill/>
-                                </a:ln>
-                              </pic:spPr>
-                            </pic:pic>
-                          </wpg:wgp>
-                        </a:graphicData>
-                      </a:graphic>
-                    </wp:anchor>
-                  </w:drawing>
-                </mc:Choice>
-                <mc:Fallback>
-                  <w:pict>
-                    <v:group id="组合 23" o:spid="_x0000_s1026" o:spt="203" style="position:absolute;left:0pt;margin-left:-7.75pt;margin-top:-38.8pt;height:113.65pt;width:113.65pt;z-index:251664384;mso-width-relative:page;mso-height-relative:page;" coordorigin="18874,20594" coordsize="2273,2273" o:gfxdata="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">
-                      <o:lock v:ext="edit" aspectratio="f"/>
-                      <v:shape id="图片 1" o:spid="_x0000_s1026" o:spt="75" type="#_x0000_t75" style="position:absolute;left:19199;top:21203;height:901;width:1672;" filled="f" o:preferrelative="t" stroked="f" coordsize="21600,21600" o:gfxdata="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">
-                        <v:fill on="f" focussize="0,0"/>
-                        <v:stroke on="f"/>
-                        <v:imagedata r:id="rId12" cropleft="7158f" croptop="7646f" chromakey="#FFFFFF" o:title=""/>
-                        <o:lock v:ext="edit" aspectratio="t"/>
-                      </v:shape>
-                      <v:shape id="图片 25" o:spid="_x0000_s1026" o:spt="75" type="#_x0000_t75" style="position:absolute;left:18874;top:20594;height:2273;width:2273;" filled="f" o:preferrelative="t" stroked="f" coordsize="21600,21600" o:gfxdata="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">
-                        <v:fill on="f" focussize="0,0"/>
-                        <v:stroke on="f"/>
-                        <v:imagedata r:id="rId11" o:title=""/>
-                        <o:lock v:ext="edit" aspectratio="t"/>
-                      </v:shape>
-                    </v:group>
-                  </w:pict>
-                </mc:Fallback>
-              </mc:AlternateContent>
+                <w:rFonts w:hint="eastAsia" w:ascii="Times New Roman" w:hAnsi="Times New Roman" w:cs="Times New Roman"/>
+                <w:b/>
+                <w:sz w:val="24"/>
+                <w:szCs w:val="24"/>
+              </w:rPr>
+              <w:t>{{"ty_guangzhou1"|sign(62,34)}}</w:t>
+            </w:r>
+            <w:r>
+              <w:rPr>
+                <w:sz w:val="24"/>
+              </w:rPr>
+              <w:drawing>
+                <wp:anchor distT="0" distB="0" distL="114300" distR="114300" simplePos="0" relativeHeight="251661312" behindDoc="0" locked="0" layoutInCell="1" allowOverlap="1">
+                  <wp:simplePos x="0" y="0"/>
+                  <wp:positionH relativeFrom="column">
+                    <wp:posOffset>-98425</wp:posOffset>
+                  </wp:positionH>
+                  <wp:positionV relativeFrom="paragraph">
+                    <wp:posOffset>-316865</wp:posOffset>
+                  </wp:positionV>
+                  <wp:extent cx="1443355" cy="1443355"/>
+                  <wp:effectExtent l="0" t="0" r="4445" b="4445"/>
+                  <wp:wrapNone/>
+                  <wp:docPr id="45" name="图片 25"/>
+                  <wp:cNvGraphicFramePr>
+                    <a:graphicFrameLocks xmlns:a="http://schemas.openxmlformats.org/drawingml/2006/main" noChangeAspect="1"/>
+                  </wp:cNvGraphicFramePr>
+                  <a:graphic xmlns:a="http://schemas.openxmlformats.org/drawingml/2006/main">
+                    <a:graphicData uri="http://schemas.openxmlformats.org/drawingml/2006/picture">
+                      <pic:pic xmlns:pic="http://schemas.openxmlformats.org/drawingml/2006/picture">
+                        <pic:nvPicPr>
+                          <pic:cNvPr id="45" name="图片 25"/>
+                          <pic:cNvPicPr>
+                            <a:picLocks noChangeAspect="1" noChangeArrowheads="1"/>
+                          </pic:cNvPicPr>
+                        </pic:nvPicPr>
+                        <pic:blipFill>
+                          <a:blip r:embed="rId10">
+                            <a:extLst>
+                              <a:ext uri="{28A0092B-C50C-407E-A947-70E740481C1C}">
+                                <a14:useLocalDpi xmlns:a14="http://schemas.microsoft.com/office/drawing/2010/main" val="0"/>
+                              </a:ext>
+                            </a:extLst>
+                          </a:blip>
+                          <a:srcRect/>
+                          <a:stretch>
+                            <a:fillRect/>
+                          </a:stretch>
+                        </pic:blipFill>
+                        <pic:spPr>
+                          <a:xfrm>
+                            <a:off x="0" y="0"/>
+                            <a:ext cx="1443355" cy="1443355"/>
+                          </a:xfrm>
+                          <a:prstGeom prst="rect">
+                            <a:avLst/>
+                          </a:prstGeom>
+                          <a:noFill/>
+                          <a:ln>
+                            <a:noFill/>
+                          </a:ln>
+                        </pic:spPr>
+                      </pic:pic>
+                    </a:graphicData>
+                  </a:graphic>
+                </wp:anchor>
+              </w:drawing>
             </w:r>
           </w:p>
         </w:tc>
@@ -6539,7 +6412,18 @@
           <w:bCs/>
           <w:lang w:val="en-US" w:eastAsia="zh-CN"/>
         </w:rPr>
-        <w:t>检测合作单位：天津诺禾医学检验所</w:t>
+        <w:t>检测合作单位：天津诺禾医</w:t>
+      </w:r>
+      <w:bookmarkStart w:id="144" w:name="_GoBack"/>
+      <w:bookmarkEnd w:id="144"/>
+      <w:r>
+        <w:rPr>
+          <w:rFonts w:hint="eastAsia" w:eastAsia="宋体"/>
+          <w:b/>
+          <w:bCs/>
+          <w:lang w:val="en-US" w:eastAsia="zh-CN"/>
+        </w:rPr>
+        <w:t>学检验所</w:t>
       </w:r>
       <w:r>
         <w:rPr>
@@ -6625,8 +6509,7 @@
       </w:tblPr>
       <w:tblGrid>
         <w:gridCol w:w="2004"/>
-        <w:gridCol w:w="1859"/>
-        <w:gridCol w:w="3953"/>
+        <w:gridCol w:w="5812"/>
         <w:gridCol w:w="2043"/>
       </w:tblGrid>
       <w:tr>
@@ -6639,19 +6522,13 @@
             <w:insideH w:val="single" w:color="A4A4A4" w:sz="4" w:space="0"/>
             <w:insideV w:val="single" w:color="A4A4A4" w:sz="4" w:space="0"/>
           </w:tblBorders>
-          <w:tblCellMar>
-            <w:top w:w="0" w:type="dxa"/>
-            <w:left w:w="108" w:type="dxa"/>
-            <w:bottom w:w="0" w:type="dxa"/>
-            <w:right w:w="108" w:type="dxa"/>
-          </w:tblCellMar>
         </w:tblPrEx>
         <w:trPr>
           <w:trHeight w:val="454" w:hRule="atLeast"/>
         </w:trPr>
         <w:tc>
           <w:tcPr>
-            <w:tcW w:w="2017" w:type="dxa"/>
+            <w:tcW w:w="2004" w:type="dxa"/>
             <w:tcBorders>
               <w:top w:val="nil"/>
               <w:bottom w:val="nil"/>
@@ -6690,7 +6567,7 @@
         </w:tc>
         <w:tc>
           <w:tcPr>
-            <w:tcW w:w="1871" w:type="dxa"/>
+            <w:tcW w:w="5812" w:type="dxa"/>
             <w:tcBorders>
               <w:top w:val="nil"/>
               <w:left w:val="single" w:color="FFFFFF" w:sz="18" w:space="0"/>
@@ -6724,53 +6601,13 @@
                 <w:szCs w:val="21"/>
                 <w:lang w:eastAsia="zh-CN" w:bidi="ar"/>
               </w:rPr>
-              <w:t>变异类型</w:t>
-            </w:r>
-          </w:p>
-        </w:tc>
-        <w:tc>
-          <w:tcPr>
-            <w:tcW w:w="3981" w:type="dxa"/>
-            <w:tcBorders>
-              <w:top w:val="nil"/>
-              <w:left w:val="single" w:color="FFFFFF" w:sz="18" w:space="0"/>
-              <w:bottom w:val="nil"/>
-              <w:right w:val="single" w:color="FFFFFF" w:sz="18" w:space="0"/>
-            </w:tcBorders>
-            <w:shd w:val="clear" w:color="auto" w:fill="61BB41"/>
-            <w:vAlign w:val="center"/>
-          </w:tcPr>
-          <w:p>
-            <w:pPr>
-              <w:widowControl/>
-              <w:jc w:val="center"/>
-              <w:textAlignment w:val="center"/>
-              <w:rPr>
-                <w:rFonts w:ascii="微软雅黑" w:hAnsi="微软雅黑" w:eastAsia="微软雅黑" w:cs="微软雅黑"/>
-                <w:b/>
-                <w:bCs/>
-                <w:color w:val="FFFFFF"/>
-                <w:sz w:val="21"/>
-                <w:szCs w:val="21"/>
-              </w:rPr>
-            </w:pPr>
-            <w:r>
-              <w:rPr>
-                <w:rFonts w:hint="eastAsia" w:ascii="微软雅黑" w:hAnsi="微软雅黑" w:eastAsia="微软雅黑" w:cs="微软雅黑"/>
-                <w:b/>
-                <w:bCs/>
-                <w:color w:val="FFFFFF"/>
-                <w:sz w:val="21"/>
-                <w:szCs w:val="21"/>
-                <w:lang w:eastAsia="zh-CN" w:bidi="ar"/>
-              </w:rPr>
               <w:t>检测结果</w:t>
             </w:r>
           </w:p>
         </w:tc>
         <w:tc>
           <w:tcPr>
-            <w:tcW w:w="2056" w:type="dxa"/>
+            <w:tcW w:w="2043" w:type="dxa"/>
             <w:tcBorders>
               <w:top w:val="nil"/>
               <w:left w:val="single" w:color="FFFFFF" w:sz="18" w:space="0"/>
@@ -6830,8 +6667,8 @@
         </w:trPr>
         <w:tc>
           <w:tcPr>
-            <w:tcW w:w="9925" w:type="dxa"/>
-            <w:gridSpan w:val="4"/>
+            <w:tcW w:w="9859" w:type="dxa"/>
+            <w:gridSpan w:val="3"/>
             <w:tcBorders>
               <w:top w:val="nil"/>
               <w:bottom w:val="single" w:color="A4A4A4" w:sz="4" w:space="0"/>
@@ -6884,7 +6721,7 @@
         </w:trPr>
         <w:tc>
           <w:tcPr>
-            <w:tcW w:w="2017" w:type="dxa"/>
+            <w:tcW w:w="2004" w:type="dxa"/>
             <w:tcBorders>
               <w:top w:val="single" w:color="A4A4A4" w:sz="4" w:space="0"/>
             </w:tcBorders>
@@ -6915,7 +6752,7 @@
         </w:tc>
         <w:tc>
           <w:tcPr>
-            <w:tcW w:w="1871" w:type="dxa"/>
+            <w:tcW w:w="5812" w:type="dxa"/>
             <w:tcBorders>
               <w:top w:val="single" w:color="A4A4A4" w:sz="4" w:space="0"/>
             </w:tcBorders>
@@ -6925,36 +6762,6 @@
           </w:tcPr>
           <w:p>
             <w:pPr>
-              <w:jc w:val="center"/>
-              <w:rPr>
-                <w:rFonts w:ascii="微软雅黑" w:hAnsi="微软雅黑" w:eastAsia="微软雅黑" w:cs="微软雅黑"/>
-                <w:color w:val="000000"/>
-                <w:sz w:val="21"/>
-                <w:szCs w:val="21"/>
-              </w:rPr>
-            </w:pPr>
-            <w:r>
-              <w:rPr>
-                <w:rFonts w:hint="eastAsia" w:ascii="Times New Roman" w:hAnsi="Times New Roman" w:eastAsia="微软雅黑" w:cs="Times New Roman"/>
-                <w:sz w:val="21"/>
-                <w:szCs w:val="21"/>
-                <w:lang w:eastAsia="zh-CN"/>
-              </w:rPr>
-              <w:t>{{ it.info }}</w:t>
-            </w:r>
-          </w:p>
-        </w:tc>
-        <w:tc>
-          <w:tcPr>
-            <w:tcW w:w="3981" w:type="dxa"/>
-            <w:tcBorders>
-              <w:top w:val="single" w:color="A4A4A4" w:sz="4" w:space="0"/>
-            </w:tcBorders>
-            <w:shd w:val="clear" w:color="auto" w:fill="auto"/>
-            <w:vAlign w:val="center"/>
-          </w:tcPr>
-          <w:p>
-            <w:pPr>
               <w:widowControl/>
               <w:jc w:val="center"/>
               <w:textAlignment w:val="center"/>
@@ -7029,7 +6836,7 @@
         </w:tc>
         <w:tc>
           <w:tcPr>
-            <w:tcW w:w="2056" w:type="dxa"/>
+            <w:tcW w:w="2043" w:type="dxa"/>
             <w:tcBorders>
               <w:top w:val="single" w:color="A4A4A4" w:sz="4" w:space="0"/>
             </w:tcBorders>
@@ -7131,8 +6938,8 @@
         </w:trPr>
         <w:tc>
           <w:tcPr>
-            <w:tcW w:w="9925" w:type="dxa"/>
-            <w:gridSpan w:val="4"/>
+            <w:tcW w:w="9859" w:type="dxa"/>
+            <w:gridSpan w:val="3"/>
             <w:shd w:val="clear" w:color="auto" w:fill="auto"/>
             <w:noWrap/>
             <w:vAlign w:val="center"/>
@@ -7202,8 +7009,7 @@
       </w:tblPr>
       <w:tblGrid>
         <w:gridCol w:w="2004"/>
-        <w:gridCol w:w="1859"/>
-        <w:gridCol w:w="2656"/>
+        <w:gridCol w:w="4515"/>
         <w:gridCol w:w="3340"/>
       </w:tblGrid>
       <w:tr>
@@ -7228,7 +7034,7 @@
         </w:trPr>
         <w:tc>
           <w:tcPr>
-            <w:tcW w:w="2017" w:type="dxa"/>
+            <w:tcW w:w="2004" w:type="dxa"/>
             <w:tcBorders>
               <w:top w:val="nil"/>
               <w:bottom w:val="nil"/>
@@ -7267,7 +7073,7 @@
         </w:tc>
         <w:tc>
           <w:tcPr>
-            <w:tcW w:w="1871" w:type="dxa"/>
+            <w:tcW w:w="4515" w:type="dxa"/>
             <w:tcBorders>
               <w:top w:val="nil"/>
               <w:left w:val="single" w:color="FFFFFF" w:sz="18" w:space="0"/>
@@ -7301,53 +7107,13 @@
                 <w:szCs w:val="21"/>
                 <w:lang w:eastAsia="zh-CN" w:bidi="ar"/>
               </w:rPr>
-              <w:t>变异类型</w:t>
-            </w:r>
-          </w:p>
-        </w:tc>
-        <w:tc>
-          <w:tcPr>
-            <w:tcW w:w="2674" w:type="dxa"/>
-            <w:tcBorders>
-              <w:top w:val="nil"/>
-              <w:left w:val="single" w:color="FFFFFF" w:sz="18" w:space="0"/>
-              <w:bottom w:val="nil"/>
-              <w:right w:val="single" w:color="FFFFFF" w:sz="18" w:space="0"/>
-            </w:tcBorders>
-            <w:shd w:val="clear" w:color="auto" w:fill="61BB41"/>
-            <w:vAlign w:val="center"/>
-          </w:tcPr>
-          <w:p>
-            <w:pPr>
-              <w:widowControl/>
-              <w:jc w:val="center"/>
-              <w:textAlignment w:val="center"/>
-              <w:rPr>
-                <w:rFonts w:ascii="微软雅黑" w:hAnsi="微软雅黑" w:eastAsia="微软雅黑" w:cs="微软雅黑"/>
-                <w:b/>
-                <w:bCs/>
-                <w:color w:val="FFFFFF"/>
-                <w:sz w:val="21"/>
-                <w:szCs w:val="21"/>
-              </w:rPr>
-            </w:pPr>
-            <w:r>
-              <w:rPr>
-                <w:rFonts w:hint="eastAsia" w:ascii="微软雅黑" w:hAnsi="微软雅黑" w:eastAsia="微软雅黑" w:cs="微软雅黑"/>
-                <w:b/>
-                <w:bCs/>
-                <w:color w:val="FFFFFF"/>
-                <w:sz w:val="21"/>
-                <w:szCs w:val="21"/>
-                <w:lang w:eastAsia="zh-CN" w:bidi="ar"/>
-              </w:rPr>
               <w:t>检测结果</w:t>
             </w:r>
           </w:p>
         </w:tc>
         <w:tc>
           <w:tcPr>
-            <w:tcW w:w="3363" w:type="dxa"/>
+            <w:tcW w:w="3340" w:type="dxa"/>
             <w:tcBorders>
               <w:top w:val="nil"/>
               <w:left w:val="single" w:color="FFFFFF" w:sz="18" w:space="0"/>
@@ -7408,8 +7174,8 @@
         </w:trPr>
         <w:tc>
           <w:tcPr>
-            <w:tcW w:w="9925" w:type="dxa"/>
-            <w:gridSpan w:val="4"/>
+            <w:tcW w:w="9859" w:type="dxa"/>
+            <w:gridSpan w:val="3"/>
             <w:tcBorders>
               <w:top w:val="nil"/>
               <w:bottom w:val="single" w:color="A4A4A4" w:sz="4" w:space="0"/>
@@ -7462,7 +7228,7 @@
         </w:trPr>
         <w:tc>
           <w:tcPr>
-            <w:tcW w:w="2017" w:type="dxa"/>
+            <w:tcW w:w="2004" w:type="dxa"/>
             <w:tcBorders>
               <w:top w:val="single" w:color="A4A4A4" w:sz="4" w:space="0"/>
             </w:tcBorders>
@@ -7493,7 +7259,7 @@
         </w:tc>
         <w:tc>
           <w:tcPr>
-            <w:tcW w:w="1871" w:type="dxa"/>
+            <w:tcW w:w="4515" w:type="dxa"/>
             <w:tcBorders>
               <w:top w:val="single" w:color="A4A4A4" w:sz="4" w:space="0"/>
             </w:tcBorders>
@@ -7503,36 +7269,6 @@
           </w:tcPr>
           <w:p>
             <w:pPr>
-              <w:jc w:val="center"/>
-              <w:rPr>
-                <w:rFonts w:ascii="微软雅黑" w:hAnsi="微软雅黑" w:eastAsia="微软雅黑" w:cs="微软雅黑"/>
-                <w:color w:val="000000"/>
-                <w:sz w:val="21"/>
-                <w:szCs w:val="21"/>
-              </w:rPr>
-            </w:pPr>
-            <w:r>
-              <w:rPr>
-                <w:rFonts w:hint="eastAsia" w:ascii="Times New Roman" w:hAnsi="Times New Roman" w:eastAsia="微软雅黑" w:cs="Times New Roman"/>
-                <w:sz w:val="21"/>
-                <w:szCs w:val="21"/>
-                <w:lang w:eastAsia="zh-CN"/>
-              </w:rPr>
-              <w:t>{{ it.info }}</w:t>
-            </w:r>
-          </w:p>
-        </w:tc>
-        <w:tc>
-          <w:tcPr>
-            <w:tcW w:w="2674" w:type="dxa"/>
-            <w:tcBorders>
-              <w:top w:val="single" w:color="A4A4A4" w:sz="4" w:space="0"/>
-            </w:tcBorders>
-            <w:shd w:val="clear" w:color="auto" w:fill="auto"/>
-            <w:vAlign w:val="center"/>
-          </w:tcPr>
-          <w:p>
-            <w:pPr>
               <w:widowControl/>
               <w:jc w:val="center"/>
               <w:textAlignment w:val="center"/>
@@ -7607,7 +7343,7 @@
         </w:tc>
         <w:tc>
           <w:tcPr>
-            <w:tcW w:w="3363" w:type="dxa"/>
+            <w:tcW w:w="3340" w:type="dxa"/>
             <w:tcBorders>
               <w:top w:val="single" w:color="A4A4A4" w:sz="4" w:space="0"/>
             </w:tcBorders>
@@ -7709,8 +7445,8 @@
         </w:trPr>
         <w:tc>
           <w:tcPr>
-            <w:tcW w:w="9925" w:type="dxa"/>
-            <w:gridSpan w:val="4"/>
+            <w:tcW w:w="9859" w:type="dxa"/>
+            <w:gridSpan w:val="3"/>
             <w:shd w:val="clear" w:color="auto" w:fill="auto"/>
             <w:noWrap/>
             <w:vAlign w:val="center"/>
@@ -8074,43 +7810,6 @@
         <w:ind w:left="425" w:hanging="425"/>
         <w:textAlignment w:val="auto"/>
         <w:rPr>
-          <w:rFonts w:ascii="Times New Roman" w:hAnsi="Times New Roman" w:eastAsia="微软雅黑" w:cs="Times New Roman"/>
-          <w:sz w:val="18"/>
-          <w:lang w:eastAsia="zh-CN"/>
-        </w:rPr>
-      </w:pPr>
-      <w:r>
-        <w:rPr>
-          <w:rFonts w:hint="eastAsia" w:ascii="Times New Roman" w:hAnsi="Times New Roman" w:eastAsia="微软雅黑" w:cs="Times New Roman"/>
-          <w:sz w:val="18"/>
-          <w:lang w:eastAsia="zh-CN"/>
-        </w:rPr>
-        <w:t>以上基因的检测范围涵盖但不限于上表中列出的变异类型。</w:t>
-      </w:r>
-    </w:p>
-    <w:p>
-      <w:pPr>
-        <w:keepNext w:val="0"/>
-        <w:keepLines w:val="0"/>
-        <w:pageBreakBefore w:val="0"/>
-        <w:widowControl w:val="0"/>
-        <w:numPr>
-          <w:ilvl w:val="0"/>
-          <w:numId w:val="7"/>
-        </w:numPr>
-        <w:kinsoku/>
-        <w:wordWrap/>
-        <w:overflowPunct/>
-        <w:topLinePunct w:val="0"/>
-        <w:autoSpaceDE/>
-        <w:autoSpaceDN/>
-        <w:bidi w:val="0"/>
-        <w:adjustRightInd/>
-        <w:snapToGrid/>
-        <w:spacing w:line="216" w:lineRule="auto"/>
-        <w:ind w:left="425" w:hanging="425"/>
-        <w:textAlignment w:val="auto"/>
-        <w:rPr>
           <w:rFonts w:hint="eastAsia" w:ascii="Times New Roman" w:hAnsi="Times New Roman" w:eastAsia="微软雅黑" w:cs="Times New Roman"/>
           <w:sz w:val="18"/>
           <w:lang w:eastAsia="zh-CN"/>
@@ -8184,8 +7883,8 @@
         </w:rPr>
       </w:pPr>
       <w:bookmarkStart w:id="47" w:name="_Toc149832732"/>
-      <w:bookmarkStart w:id="48" w:name="_Toc149826007"/>
-      <w:bookmarkStart w:id="49" w:name="_Toc7589"/>
+      <w:bookmarkStart w:id="48" w:name="_Toc7589"/>
+      <w:bookmarkStart w:id="49" w:name="_Toc149826007"/>
       <w:bookmarkStart w:id="50" w:name="_Toc26774"/>
       <w:r>
         <w:rPr>
@@ -8404,6 +8103,12 @@
             <w:insideH w:val="single" w:color="A4A4A4" w:sz="4" w:space="0"/>
             <w:insideV w:val="single" w:color="A4A4A4" w:sz="4" w:space="0"/>
           </w:tblBorders>
+          <w:tblCellMar>
+            <w:top w:w="0" w:type="dxa"/>
+            <w:left w:w="0" w:type="dxa"/>
+            <w:bottom w:w="0" w:type="dxa"/>
+            <w:right w:w="0" w:type="dxa"/>
+          </w:tblCellMar>
         </w:tblPrEx>
         <w:trPr>
           <w:trHeight w:val="510" w:hRule="atLeast"/>
@@ -13029,9 +12734,9 @@
           <w:lang w:eastAsia="zh-CN"/>
         </w:rPr>
       </w:pPr>
-      <w:bookmarkStart w:id="51" w:name="_Toc149832733"/>
-      <w:bookmarkStart w:id="52" w:name="_Toc22117"/>
-      <w:bookmarkStart w:id="53" w:name="_Toc22284"/>
+      <w:bookmarkStart w:id="51" w:name="_Toc22284"/>
+      <w:bookmarkStart w:id="52" w:name="_Toc149832733"/>
+      <w:bookmarkStart w:id="53" w:name="_Toc22117"/>
       <w:bookmarkStart w:id="54" w:name="_Toc149826009"/>
       <w:r>
         <w:rPr>
@@ -13548,12 +13253,12 @@
           <w:lang w:eastAsia="zh-CN"/>
         </w:rPr>
       </w:pPr>
-      <w:bookmarkStart w:id="55" w:name="_Toc4339"/>
-      <w:bookmarkStart w:id="56" w:name="_Toc25062"/>
-      <w:bookmarkStart w:id="57" w:name="_Toc25737"/>
-      <w:bookmarkStart w:id="58" w:name="_Toc17526"/>
-      <w:bookmarkStart w:id="59" w:name="_Toc6221_WPSOffice_Level2"/>
-      <w:bookmarkStart w:id="60" w:name="_Toc32022"/>
+      <w:bookmarkStart w:id="55" w:name="_Toc25062"/>
+      <w:bookmarkStart w:id="56" w:name="_Toc32022"/>
+      <w:bookmarkStart w:id="57" w:name="_Toc6221_WPSOffice_Level2"/>
+      <w:bookmarkStart w:id="58" w:name="_Toc25737"/>
+      <w:bookmarkStart w:id="59" w:name="_Toc17526"/>
+      <w:bookmarkStart w:id="60" w:name="_Toc4339"/>
       <w:bookmarkStart w:id="61" w:name="_Toc7551_WPSOffice_Level2"/>
       <w:r>
         <w:rPr>
@@ -13583,14 +13288,14 @@
           <w:lang w:eastAsia="zh-CN"/>
         </w:rPr>
       </w:pPr>
-      <w:bookmarkStart w:id="62" w:name="_Toc32443_WPSOffice_Level1"/>
-      <w:bookmarkStart w:id="63" w:name="_Toc32661"/>
-      <w:bookmarkStart w:id="64" w:name="_Toc25727"/>
-      <w:bookmarkStart w:id="65" w:name="_Toc23903"/>
-      <w:bookmarkStart w:id="66" w:name="_Toc28194"/>
-      <w:bookmarkStart w:id="67" w:name="_Toc5598"/>
-      <w:bookmarkStart w:id="68" w:name="_Toc23846_WPSOffice_Level1"/>
-      <w:bookmarkStart w:id="69" w:name="_Toc4331_WPSOffice_Level1"/>
+      <w:bookmarkStart w:id="62" w:name="_Toc32661"/>
+      <w:bookmarkStart w:id="63" w:name="_Toc5598"/>
+      <w:bookmarkStart w:id="64" w:name="_Toc32443_WPSOffice_Level1"/>
+      <w:bookmarkStart w:id="65" w:name="_Toc25727"/>
+      <w:bookmarkStart w:id="66" w:name="_Toc23846_WPSOffice_Level1"/>
+      <w:bookmarkStart w:id="67" w:name="_Toc4331_WPSOffice_Level1"/>
+      <w:bookmarkStart w:id="68" w:name="_Toc23903"/>
+      <w:bookmarkStart w:id="69" w:name="_Toc28194"/>
       <w:r>
         <w:rPr>
           <w:rFonts w:hint="eastAsia" w:ascii="Times New Roman" w:hAnsi="Times New Roman" w:eastAsia="微软雅黑" w:cs="Times New Roman"/>
@@ -14173,10 +13878,10 @@
           <w:lang w:eastAsia="zh-CN"/>
         </w:rPr>
       </w:pPr>
-      <w:bookmarkStart w:id="70" w:name="_Toc149832735"/>
+      <w:bookmarkStart w:id="70" w:name="_Toc16158"/>
       <w:bookmarkStart w:id="71" w:name="_Toc26265"/>
-      <w:bookmarkStart w:id="72" w:name="_Toc149826011"/>
-      <w:bookmarkStart w:id="73" w:name="_Toc16158"/>
+      <w:bookmarkStart w:id="72" w:name="_Toc149832735"/>
+      <w:bookmarkStart w:id="73" w:name="_Toc149826011"/>
       <w:r>
         <w:rPr>
           <w:rFonts w:hint="eastAsia"/>
@@ -14876,6 +14581,12 @@
             <w:insideH w:val="dotted" w:color="033F86" w:sz="4" w:space="0"/>
             <w:insideV w:val="dotted" w:color="033F86" w:sz="4" w:space="0"/>
           </w:tblBorders>
+          <w:tblCellMar>
+            <w:top w:w="0" w:type="dxa"/>
+            <w:left w:w="108" w:type="dxa"/>
+            <w:bottom w:w="0" w:type="dxa"/>
+            <w:right w:w="108" w:type="dxa"/>
+          </w:tblCellMar>
         </w:tblPrEx>
         <w:trPr>
           <w:trHeight w:val="218" w:hRule="atLeast"/>
@@ -18066,12 +17777,12 @@
           <w:lang w:eastAsia="zh-CN"/>
         </w:rPr>
       </w:pPr>
-      <w:bookmarkStart w:id="74" w:name="_Toc26649"/>
-      <w:bookmarkStart w:id="75" w:name="_Toc6988"/>
-      <w:bookmarkStart w:id="76" w:name="_Toc1707_WPSOffice_Level2"/>
-      <w:bookmarkStart w:id="77" w:name="_Toc16347"/>
-      <w:bookmarkStart w:id="78" w:name="_Toc15530"/>
-      <w:bookmarkStart w:id="79" w:name="_Toc21764_WPSOffice_Level2"/>
+      <w:bookmarkStart w:id="74" w:name="_Toc1707_WPSOffice_Level2"/>
+      <w:bookmarkStart w:id="75" w:name="_Toc26649"/>
+      <w:bookmarkStart w:id="76" w:name="_Toc16347"/>
+      <w:bookmarkStart w:id="77" w:name="_Toc6988"/>
+      <w:bookmarkStart w:id="78" w:name="_Toc21764_WPSOffice_Level2"/>
+      <w:bookmarkStart w:id="79" w:name="_Toc15530"/>
       <w:bookmarkStart w:id="80" w:name="_Toc3782"/>
       <w:r>
         <w:rPr>
@@ -18101,11 +17812,11 @@
           </w14:shadow>
         </w:rPr>
       </w:pPr>
-      <w:bookmarkStart w:id="81" w:name="_Toc180"/>
+      <w:bookmarkStart w:id="81" w:name="_Toc18797"/>
       <w:bookmarkStart w:id="82" w:name="_Toc149832736"/>
-      <w:bookmarkStart w:id="83" w:name="_Toc18797"/>
+      <w:bookmarkStart w:id="83" w:name="_Toc18793"/>
       <w:bookmarkStart w:id="84" w:name="_Toc149826012"/>
-      <w:bookmarkStart w:id="85" w:name="_Toc18793"/>
+      <w:bookmarkStart w:id="85" w:name="_Toc180"/>
       <w:r>
         <w:rPr>
           <w:color w:val="62B541"/>
@@ -18163,8 +17874,8 @@
       <w:bookmarkStart w:id="86" w:name="_Toc27669"/>
       <w:bookmarkStart w:id="87" w:name="_Toc32302"/>
       <w:bookmarkStart w:id="88" w:name="_Toc149826013"/>
-      <w:bookmarkStart w:id="89" w:name="_Toc8516"/>
-      <w:bookmarkStart w:id="90" w:name="_Toc149832737"/>
+      <w:bookmarkStart w:id="89" w:name="_Toc149832737"/>
+      <w:bookmarkStart w:id="90" w:name="_Toc8516"/>
       <w:r>
         <w:rPr>
           <w:rFonts w:hint="eastAsia"/>
@@ -22859,8 +22570,6 @@
         </w:rPr>
         <w:t>1</w:t>
       </w:r>
-      <w:bookmarkStart w:id="144" w:name="_GoBack"/>
-      <w:bookmarkEnd w:id="144"/>
       <w:r>
         <w:rPr>
           <w:rFonts w:hint="eastAsia" w:ascii="Times New Roman" w:hAnsi="Times New Roman" w:eastAsia="微软雅黑" w:cs="Times New Roman"/>
@@ -25712,6 +25421,12 @@
             <w:insideH w:val="dotted" w:color="45A3A7" w:sz="4" w:space="0"/>
             <w:insideV w:val="dotted" w:color="45A3A7" w:sz="4" w:space="0"/>
           </w:tblBorders>
+          <w:tblCellMar>
+            <w:top w:w="0" w:type="dxa"/>
+            <w:left w:w="108" w:type="dxa"/>
+            <w:bottom w:w="0" w:type="dxa"/>
+            <w:right w:w="108" w:type="dxa"/>
+          </w:tblCellMar>
         </w:tblPrEx>
         <w:trPr>
           <w:trHeight w:val="417" w:hRule="atLeast"/>
@@ -27128,14 +26843,14 @@
       <w:bookmarkEnd w:id="78"/>
       <w:bookmarkEnd w:id="79"/>
       <w:bookmarkEnd w:id="80"/>
-      <w:bookmarkStart w:id="91" w:name="_Toc21764_WPSOffice_Level1"/>
-      <w:bookmarkStart w:id="92" w:name="_Toc28240"/>
-      <w:bookmarkStart w:id="93" w:name="_Toc12505"/>
+      <w:bookmarkStart w:id="91" w:name="_Toc28240"/>
+      <w:bookmarkStart w:id="92" w:name="_Toc21764_WPSOffice_Level1"/>
+      <w:bookmarkStart w:id="93" w:name="_Toc2409"/>
       <w:bookmarkStart w:id="94" w:name="_Toc13196_WPSOffice_Level1"/>
-      <w:bookmarkStart w:id="95" w:name="_Toc2409"/>
+      <w:bookmarkStart w:id="95" w:name="_Toc16594"/>
       <w:bookmarkStart w:id="96" w:name="_Toc27302"/>
       <w:bookmarkStart w:id="97" w:name="_Toc1707_WPSOffice_Level1"/>
-      <w:bookmarkStart w:id="98" w:name="_Toc16594"/>
+      <w:bookmarkStart w:id="98" w:name="_Toc12505"/>
       <w:r>
         <w:rPr>
           <w:rFonts w:hint="eastAsia" w:ascii="Times New Roman" w:hAnsi="Times New Roman" w:eastAsia="微软雅黑" w:cs="Times New Roman"/>
@@ -27161,9 +26876,9 @@
           <w:lang w:eastAsia="zh-CN"/>
         </w:rPr>
       </w:pPr>
-      <w:bookmarkStart w:id="99" w:name="_Toc21673"/>
-      <w:bookmarkStart w:id="100" w:name="_Toc27506"/>
-      <w:bookmarkStart w:id="101" w:name="_Toc149832738"/>
+      <w:bookmarkStart w:id="99" w:name="_Toc149832738"/>
+      <w:bookmarkStart w:id="100" w:name="_Toc21673"/>
+      <w:bookmarkStart w:id="101" w:name="_Toc27506"/>
       <w:bookmarkStart w:id="102" w:name="_Toc2274"/>
       <w:bookmarkStart w:id="103" w:name="_Toc31324"/>
       <w:bookmarkStart w:id="104" w:name="_Toc26395"/>
@@ -28243,9 +27958,9 @@
           <w:lang w:eastAsia="zh-CN"/>
         </w:rPr>
       </w:pPr>
-      <w:bookmarkStart w:id="106" w:name="_Toc149832739"/>
+      <w:bookmarkStart w:id="106" w:name="_Toc27658"/>
       <w:bookmarkStart w:id="107" w:name="_Toc149826016"/>
-      <w:bookmarkStart w:id="108" w:name="_Toc27658"/>
+      <w:bookmarkStart w:id="108" w:name="_Toc149832739"/>
       <w:bookmarkStart w:id="109" w:name="_Toc12701"/>
       <w:r>
         <w:rPr>
@@ -30341,9 +30056,9 @@
           </w14:shadow>
         </w:rPr>
       </w:pPr>
-      <w:bookmarkStart w:id="110" w:name="_Toc149832740"/>
-      <w:bookmarkStart w:id="111" w:name="_Toc10731"/>
-      <w:bookmarkStart w:id="112" w:name="_Toc20918"/>
+      <w:bookmarkStart w:id="110" w:name="_Toc20918"/>
+      <w:bookmarkStart w:id="111" w:name="_Toc149832740"/>
+      <w:bookmarkStart w:id="112" w:name="_Toc10731"/>
       <w:r>
         <w:rPr>
           <w:color w:val="62B541"/>
@@ -30374,12 +30089,12 @@
           <w:lang w:eastAsia="zh-CN"/>
         </w:rPr>
       </w:pPr>
-      <w:bookmarkStart w:id="113" w:name="_Toc149832741"/>
-      <w:bookmarkStart w:id="114" w:name="_Toc23083"/>
-      <w:bookmarkStart w:id="115" w:name="_Toc10537"/>
-      <w:bookmarkStart w:id="116" w:name="_Toc3674"/>
+      <w:bookmarkStart w:id="113" w:name="_Toc23083"/>
+      <w:bookmarkStart w:id="114" w:name="_Toc7037"/>
+      <w:bookmarkStart w:id="115" w:name="_Toc3674"/>
+      <w:bookmarkStart w:id="116" w:name="_Toc149832741"/>
       <w:bookmarkStart w:id="117" w:name="_Toc9066"/>
-      <w:bookmarkStart w:id="118" w:name="_Toc7037"/>
+      <w:bookmarkStart w:id="118" w:name="_Toc10537"/>
       <w:r>
         <w:rPr>
           <w:rFonts w:hint="eastAsia"/>
@@ -31069,12 +30784,21 @@
             </w:r>
             <w:r>
               <w:rPr>
+                <w:rFonts w:hint="eastAsia" w:ascii="Times New Roman" w:hAnsi="Times New Roman" w:eastAsia="微软雅黑" w:cs="Times New Roman"/>
+                <w:sz w:val="21"/>
+                <w:szCs w:val="21"/>
+                <w:lang w:val="en-US" w:eastAsia="zh-CN" w:bidi="ar"/>
+              </w:rPr>
+              <w:t>5</w:t>
+            </w:r>
+            <w:r>
+              <w:rPr>
                 <w:rFonts w:ascii="Times New Roman" w:hAnsi="Times New Roman" w:eastAsia="微软雅黑" w:cs="Times New Roman"/>
                 <w:sz w:val="21"/>
                 <w:szCs w:val="21"/>
                 <w:lang w:eastAsia="zh-CN" w:bidi="ar"/>
               </w:rPr>
-              <w:t>100</w:t>
+              <w:t>0</w:t>
             </w:r>
             <w:r>
               <w:rPr>
@@ -31098,9 +30822,9 @@
                 <w:rFonts w:hint="eastAsia" w:ascii="Times New Roman" w:hAnsi="Times New Roman" w:eastAsia="微软雅黑" w:cs="Times New Roman"/>
                 <w:sz w:val="21"/>
                 <w:szCs w:val="21"/>
-                <w:lang w:eastAsia="zh-CN" w:bidi="ar"/>
-              </w:rPr>
-              <w:t>2</w:t>
+                <w:lang w:val="en-US" w:eastAsia="zh-CN" w:bidi="ar"/>
+              </w:rPr>
+              <w:t>1</w:t>
             </w:r>
             <w:r>
               <w:rPr>
@@ -31283,12 +31007,12 @@
             </w:pPr>
             <w:r>
               <w:rPr>
-                <w:rFonts w:ascii="Times New Roman" w:hAnsi="Times New Roman" w:eastAsia="微软雅黑" w:cs="Times New Roman"/>
-                <w:sz w:val="21"/>
-                <w:szCs w:val="21"/>
-                <w:lang w:eastAsia="zh-CN" w:bidi="ar"/>
-              </w:rPr>
-              <w:t>A/B/C</w:t>
+                <w:rFonts w:hint="eastAsia" w:ascii="Times New Roman" w:hAnsi="Times New Roman" w:eastAsia="微软雅黑" w:cs="Times New Roman"/>
+                <w:sz w:val="21"/>
+                <w:szCs w:val="21"/>
+                <w:lang w:val="en-US" w:eastAsia="zh-CN" w:bidi="ar"/>
+              </w:rPr>
+              <w:t>1-2</w:t>
             </w:r>
             <w:r>
               <w:rPr>
@@ -31481,12 +31205,21 @@
             </w:r>
             <w:r>
               <w:rPr>
+                <w:rFonts w:hint="eastAsia" w:ascii="Times New Roman" w:hAnsi="Times New Roman" w:eastAsia="微软雅黑" w:cs="Times New Roman"/>
+                <w:sz w:val="21"/>
+                <w:szCs w:val="21"/>
+                <w:lang w:val="en-US" w:eastAsia="zh-CN" w:bidi="ar"/>
+              </w:rPr>
+              <w:t>32</w:t>
+            </w:r>
+            <w:r>
+              <w:rPr>
                 <w:rFonts w:ascii="Times New Roman" w:hAnsi="Times New Roman" w:eastAsia="微软雅黑" w:cs="Times New Roman"/>
                 <w:sz w:val="21"/>
                 <w:szCs w:val="21"/>
                 <w:lang w:eastAsia="zh-CN" w:bidi="ar"/>
               </w:rPr>
-              <w:t>500</w:t>
+              <w:t>0</w:t>
             </w:r>
           </w:p>
         </w:tc>
@@ -32376,25 +32109,19 @@
           <w:ilvl w:val="0"/>
           <w:numId w:val="15"/>
         </w:numPr>
-        <w:spacing w:before="53" w:line="301" w:lineRule="exact"/>
-        <w:ind w:left="133"/>
         <w:rPr>
           <w:rFonts w:ascii="Times New Roman" w:hAnsi="Times New Roman" w:eastAsia="微软雅黑" w:cs="Times New Roman"/>
-          <w:bCs/>
           <w:sz w:val="18"/>
-          <w:szCs w:val="18"/>
           <w:lang w:eastAsia="zh-CN"/>
         </w:rPr>
       </w:pPr>
       <w:r>
         <w:rPr>
           <w:rFonts w:hint="eastAsia" w:ascii="Times New Roman" w:hAnsi="Times New Roman" w:eastAsia="微软雅黑" w:cs="Times New Roman"/>
-          <w:bCs/>
           <w:sz w:val="18"/>
-          <w:szCs w:val="18"/>
-          <w:lang w:eastAsia="zh-CN"/>
-        </w:rPr>
-        <w:t>肿瘤细胞含量：送检样本经HE染色评估的肿瘤细胞含量。如送检样本不满足病理评估所需条件，则不进行此项评估。血浆cfDNA样本不做此项评估。</w:t>
+          <w:lang w:eastAsia="zh-CN"/>
+        </w:rPr>
+        <w:t>肿瘤细胞含量：送检样本经HE染色评估的肿瘤细胞含量。如送检样本不满足病理评估所需条件，则不进行此项评估。{% if summaryOfRresults.type == “blood” %}血浆cfDNA样本不做此项评估。{% endif %}</w:t>
       </w:r>
     </w:p>
     <w:p>
@@ -32403,22 +32130,16 @@
           <w:ilvl w:val="0"/>
           <w:numId w:val="15"/>
         </w:numPr>
-        <w:spacing w:before="53" w:line="301" w:lineRule="exact"/>
-        <w:ind w:left="133"/>
         <w:rPr>
           <w:rFonts w:ascii="Times New Roman" w:hAnsi="Times New Roman" w:eastAsia="微软雅黑" w:cs="Times New Roman"/>
-          <w:bCs/>
           <w:sz w:val="18"/>
-          <w:szCs w:val="18"/>
           <w:lang w:eastAsia="zh-CN"/>
         </w:rPr>
       </w:pPr>
       <w:r>
         <w:rPr>
           <w:rFonts w:hint="eastAsia" w:ascii="Times New Roman" w:hAnsi="Times New Roman" w:eastAsia="微软雅黑" w:cs="Times New Roman"/>
-          <w:bCs/>
           <w:sz w:val="18"/>
-          <w:szCs w:val="18"/>
           <w:lang w:eastAsia="zh-CN"/>
         </w:rPr>
         <w:t>DNA总量：送检样本的DNA提取总量。</w:t>
@@ -32430,290 +32151,19 @@
           <w:ilvl w:val="0"/>
           <w:numId w:val="15"/>
         </w:numPr>
-        <w:spacing w:before="53" w:line="301" w:lineRule="exact"/>
-        <w:ind w:left="133"/>
         <w:rPr>
           <w:rFonts w:ascii="Times New Roman" w:hAnsi="Times New Roman" w:eastAsia="微软雅黑" w:cs="Times New Roman"/>
-          <w:bCs/>
           <w:sz w:val="18"/>
-          <w:szCs w:val="18"/>
           <w:lang w:eastAsia="zh-CN"/>
         </w:rPr>
       </w:pPr>
       <w:r>
         <w:rPr>
           <w:rFonts w:hint="eastAsia" w:ascii="Times New Roman" w:hAnsi="Times New Roman" w:eastAsia="微软雅黑" w:cs="Times New Roman"/>
-          <w:bCs/>
           <w:sz w:val="18"/>
-          <w:szCs w:val="18"/>
-          <w:lang w:eastAsia="zh-CN"/>
-        </w:rPr>
-        <w:t>DNA降解程度：cfDNA样本不适用于此项评估。</w:t>
-      </w:r>
-    </w:p>
-    <w:p>
-      <w:pPr>
-        <w:numPr>
-          <w:ilvl w:val="0"/>
-          <w:numId w:val="16"/>
-        </w:numPr>
-        <w:spacing w:line="270" w:lineRule="exact"/>
-        <w:ind w:left="613" w:leftChars="150" w:hanging="283"/>
-        <w:rPr>
-          <w:rFonts w:ascii="Times New Roman" w:hAnsi="Times New Roman" w:eastAsia="微软雅黑" w:cs="Times New Roman"/>
-          <w:bCs/>
-          <w:sz w:val="18"/>
-          <w:szCs w:val="18"/>
-          <w:lang w:eastAsia="zh-CN"/>
-        </w:rPr>
-      </w:pPr>
-      <w:r>
-        <w:rPr>
-          <w:rFonts w:ascii="Times New Roman" w:hAnsi="Times New Roman" w:eastAsia="微软雅黑" w:cs="Times New Roman"/>
-          <w:bCs/>
-          <w:sz w:val="18"/>
-          <w:szCs w:val="18"/>
-          <w:lang w:eastAsia="zh-CN"/>
-        </w:rPr>
-        <w:t>A级：有主带，或降解均匀且降解区域主要集中在5000bp以上</w:t>
-      </w:r>
-      <w:r>
-        <w:rPr>
-          <w:rFonts w:hint="eastAsia" w:ascii="Times New Roman" w:hAnsi="Times New Roman" w:eastAsia="微软雅黑" w:cs="Times New Roman"/>
-          <w:bCs/>
-          <w:sz w:val="18"/>
-          <w:szCs w:val="18"/>
-          <w:lang w:eastAsia="zh-CN"/>
-        </w:rPr>
-        <w:t>；</w:t>
-      </w:r>
-    </w:p>
-    <w:p>
-      <w:pPr>
-        <w:numPr>
-          <w:ilvl w:val="0"/>
-          <w:numId w:val="16"/>
-        </w:numPr>
-        <w:spacing w:line="270" w:lineRule="exact"/>
-        <w:ind w:left="613" w:leftChars="150" w:hanging="283"/>
-        <w:rPr>
-          <w:rFonts w:ascii="Times New Roman" w:hAnsi="Times New Roman" w:eastAsia="微软雅黑" w:cs="Times New Roman"/>
-          <w:bCs/>
-          <w:sz w:val="18"/>
-          <w:szCs w:val="18"/>
-          <w:lang w:eastAsia="zh-CN"/>
-        </w:rPr>
-      </w:pPr>
-      <w:r>
-        <w:rPr>
-          <w:rFonts w:ascii="Times New Roman" w:hAnsi="Times New Roman" w:eastAsia="微软雅黑" w:cs="Times New Roman"/>
-          <w:bCs/>
-          <w:sz w:val="18"/>
-          <w:szCs w:val="18"/>
-          <w:lang w:eastAsia="zh-CN"/>
-        </w:rPr>
-        <w:t>B级：无主带，降解均匀且降解区域主要集中在1500-5000bp之间</w:t>
-      </w:r>
-      <w:r>
-        <w:rPr>
-          <w:rFonts w:hint="eastAsia" w:ascii="Times New Roman" w:hAnsi="Times New Roman" w:eastAsia="微软雅黑" w:cs="Times New Roman"/>
-          <w:bCs/>
-          <w:sz w:val="18"/>
-          <w:szCs w:val="18"/>
-          <w:lang w:eastAsia="zh-CN"/>
-        </w:rPr>
-        <w:t>；</w:t>
-      </w:r>
-    </w:p>
-    <w:p>
-      <w:pPr>
-        <w:numPr>
-          <w:ilvl w:val="0"/>
-          <w:numId w:val="16"/>
-        </w:numPr>
-        <w:spacing w:line="270" w:lineRule="exact"/>
-        <w:ind w:left="613" w:leftChars="150" w:hanging="283"/>
-        <w:rPr>
-          <w:rFonts w:ascii="Times New Roman" w:hAnsi="Times New Roman" w:eastAsia="微软雅黑" w:cs="Times New Roman"/>
-          <w:bCs/>
-          <w:sz w:val="18"/>
-          <w:szCs w:val="18"/>
-          <w:lang w:eastAsia="zh-CN"/>
-        </w:rPr>
-      </w:pPr>
-      <w:r>
-        <w:rPr>
-          <w:rFonts w:ascii="Times New Roman" w:hAnsi="Times New Roman" w:eastAsia="微软雅黑" w:cs="Times New Roman"/>
-          <w:bCs/>
-          <w:sz w:val="18"/>
-          <w:szCs w:val="18"/>
-          <w:lang w:eastAsia="zh-CN"/>
-        </w:rPr>
-        <w:t>C级：无主带，降解均匀且降解区域主要集中在500-1500bp之间</w:t>
-      </w:r>
-      <w:r>
-        <w:rPr>
-          <w:rFonts w:hint="eastAsia" w:ascii="Times New Roman" w:hAnsi="Times New Roman" w:eastAsia="微软雅黑" w:cs="Times New Roman"/>
-          <w:bCs/>
-          <w:sz w:val="18"/>
-          <w:szCs w:val="18"/>
-          <w:lang w:eastAsia="zh-CN"/>
-        </w:rPr>
-        <w:t>；</w:t>
-      </w:r>
-    </w:p>
-    <w:p>
-      <w:pPr>
-        <w:numPr>
-          <w:ilvl w:val="0"/>
-          <w:numId w:val="16"/>
-        </w:numPr>
-        <w:spacing w:line="270" w:lineRule="exact"/>
-        <w:ind w:left="613" w:leftChars="150" w:hanging="283"/>
-        <w:rPr>
-          <w:rFonts w:ascii="Times New Roman" w:hAnsi="Times New Roman" w:eastAsia="微软雅黑" w:cs="Times New Roman"/>
-          <w:bCs/>
-          <w:sz w:val="18"/>
-          <w:szCs w:val="18"/>
-          <w:lang w:eastAsia="zh-CN"/>
-        </w:rPr>
-      </w:pPr>
-      <w:r>
-        <w:rPr>
-          <w:rFonts w:ascii="Times New Roman" w:hAnsi="Times New Roman" w:eastAsia="微软雅黑" w:cs="Times New Roman"/>
-          <w:bCs/>
-          <w:spacing w:val="3"/>
-          <w:sz w:val="18"/>
-          <w:szCs w:val="18"/>
-          <w:lang w:eastAsia="zh-CN"/>
-        </w:rPr>
-        <w:t>D级</w:t>
-      </w:r>
-      <w:r>
-        <w:rPr>
-          <w:rFonts w:ascii="Times New Roman" w:hAnsi="Times New Roman" w:eastAsia="微软雅黑" w:cs="Times New Roman"/>
-          <w:bCs/>
-          <w:sz w:val="18"/>
-          <w:szCs w:val="18"/>
-          <w:lang w:eastAsia="zh-CN"/>
-        </w:rPr>
-        <w:t>（</w:t>
-      </w:r>
-      <w:r>
-        <w:rPr>
-          <w:rFonts w:ascii="Times New Roman" w:hAnsi="Times New Roman" w:eastAsia="微软雅黑" w:cs="Times New Roman"/>
-          <w:bCs/>
-          <w:spacing w:val="1"/>
-          <w:sz w:val="18"/>
-          <w:szCs w:val="18"/>
-          <w:lang w:eastAsia="zh-CN"/>
-        </w:rPr>
-        <w:t>不合格</w:t>
-      </w:r>
-      <w:r>
-        <w:rPr>
-          <w:rFonts w:ascii="Times New Roman" w:hAnsi="Times New Roman" w:eastAsia="微软雅黑" w:cs="Times New Roman"/>
-          <w:bCs/>
-          <w:spacing w:val="-90"/>
-          <w:sz w:val="18"/>
-          <w:szCs w:val="18"/>
-          <w:lang w:eastAsia="zh-CN"/>
-        </w:rPr>
-        <w:t>）</w:t>
-      </w:r>
-      <w:r>
-        <w:rPr>
-          <w:rFonts w:ascii="Times New Roman" w:hAnsi="Times New Roman" w:eastAsia="微软雅黑" w:cs="Times New Roman"/>
-          <w:bCs/>
-          <w:sz w:val="18"/>
-          <w:szCs w:val="18"/>
-          <w:lang w:eastAsia="zh-CN"/>
-        </w:rPr>
-        <w:t>）：无主带，降解均匀且降解区域主要集中在500-1500bp</w:t>
-      </w:r>
-      <w:r>
-        <w:rPr>
-          <w:rFonts w:ascii="Times New Roman" w:hAnsi="Times New Roman" w:eastAsia="微软雅黑" w:cs="Times New Roman"/>
-          <w:bCs/>
-          <w:spacing w:val="-1"/>
-          <w:sz w:val="18"/>
-          <w:szCs w:val="18"/>
-          <w:lang w:eastAsia="zh-CN"/>
-        </w:rPr>
-        <w:t>之间，但总量介于</w:t>
-      </w:r>
-      <w:r>
-        <w:rPr>
-          <w:rFonts w:ascii="Times New Roman" w:hAnsi="Times New Roman" w:eastAsia="微软雅黑" w:cs="Times New Roman"/>
-          <w:bCs/>
-          <w:sz w:val="18"/>
-          <w:szCs w:val="18"/>
-          <w:lang w:eastAsia="zh-CN"/>
-        </w:rPr>
-        <w:t>100ng</w:t>
-      </w:r>
-      <w:r>
-        <w:rPr>
-          <w:rFonts w:ascii="Times New Roman" w:hAnsi="Times New Roman" w:eastAsia="微软雅黑" w:cs="Times New Roman"/>
-          <w:bCs/>
-          <w:spacing w:val="-3"/>
-          <w:sz w:val="18"/>
-          <w:szCs w:val="18"/>
-          <w:lang w:eastAsia="zh-CN"/>
-        </w:rPr>
-        <w:t>到</w:t>
-      </w:r>
-      <w:r>
-        <w:rPr>
-          <w:rFonts w:ascii="Times New Roman" w:hAnsi="Times New Roman" w:eastAsia="微软雅黑" w:cs="Times New Roman"/>
-          <w:bCs/>
-          <w:sz w:val="18"/>
-          <w:szCs w:val="18"/>
-          <w:lang w:eastAsia="zh-CN"/>
-        </w:rPr>
-        <w:t>300ng之间；或降解区</w:t>
-      </w:r>
-      <w:r>
-        <w:rPr>
-          <w:rFonts w:ascii="Times New Roman" w:hAnsi="Times New Roman" w:eastAsia="微软雅黑" w:cs="Times New Roman"/>
-          <w:bCs/>
-          <w:spacing w:val="-2"/>
-          <w:sz w:val="18"/>
-          <w:szCs w:val="18"/>
-          <w:lang w:eastAsia="zh-CN"/>
-        </w:rPr>
-        <w:t>域弥散在</w:t>
-      </w:r>
-      <w:r>
-        <w:rPr>
-          <w:rFonts w:ascii="Times New Roman" w:hAnsi="Times New Roman" w:eastAsia="微软雅黑" w:cs="Times New Roman"/>
-          <w:bCs/>
-          <w:sz w:val="18"/>
-          <w:szCs w:val="18"/>
-          <w:lang w:eastAsia="zh-CN"/>
-        </w:rPr>
-        <w:t>150-1000bp</w:t>
-      </w:r>
-      <w:r>
-        <w:rPr>
-          <w:rFonts w:ascii="Times New Roman" w:hAnsi="Times New Roman" w:eastAsia="微软雅黑" w:cs="Times New Roman"/>
-          <w:bCs/>
-          <w:spacing w:val="-2"/>
-          <w:sz w:val="18"/>
-          <w:szCs w:val="18"/>
-          <w:lang w:eastAsia="zh-CN"/>
-        </w:rPr>
-        <w:t>，或集中在</w:t>
-      </w:r>
-      <w:r>
-        <w:rPr>
-          <w:rFonts w:ascii="Times New Roman" w:hAnsi="Times New Roman" w:eastAsia="微软雅黑" w:cs="Times New Roman"/>
-          <w:bCs/>
-          <w:sz w:val="18"/>
-          <w:szCs w:val="18"/>
-          <w:lang w:eastAsia="zh-CN"/>
-        </w:rPr>
-        <w:t>500bp以下。</w:t>
+          <w:lang w:eastAsia="zh-CN"/>
+        </w:rPr>
+        <w:t>DNA降解程度：1-2级别样本质量较好，3级不能满足检测要求{% if summaryOfRresults.type == “blood” %}；cfDNA样本不适用于此项评估{% endif %}。</w:t>
       </w:r>
     </w:p>
     <w:p>
@@ -32722,22 +32172,16 @@
           <w:ilvl w:val="0"/>
           <w:numId w:val="15"/>
         </w:numPr>
-        <w:spacing w:before="53" w:line="301" w:lineRule="exact"/>
-        <w:ind w:left="133"/>
-        <w:rPr>
-          <w:rFonts w:ascii="Times New Roman" w:hAnsi="Times New Roman" w:eastAsia="微软雅黑" w:cs="Times New Roman"/>
-          <w:bCs/>
+        <w:rPr>
+          <w:rFonts w:hint="eastAsia" w:ascii="Times New Roman" w:hAnsi="Times New Roman" w:eastAsia="微软雅黑" w:cs="Times New Roman"/>
           <w:sz w:val="18"/>
-          <w:szCs w:val="18"/>
           <w:lang w:eastAsia="zh-CN"/>
         </w:rPr>
       </w:pPr>
       <w:r>
         <w:rPr>
           <w:rFonts w:hint="eastAsia" w:ascii="Times New Roman" w:hAnsi="Times New Roman" w:eastAsia="微软雅黑" w:cs="Times New Roman"/>
-          <w:bCs/>
           <w:sz w:val="18"/>
-          <w:szCs w:val="18"/>
           <w:lang w:eastAsia="zh-CN"/>
         </w:rPr>
         <w:t>预文库总量：核酸片段经过接头连接和扩增纯化后中间产物的总量。</w:t>
@@ -32749,22 +32193,16 @@
           <w:ilvl w:val="0"/>
           <w:numId w:val="15"/>
         </w:numPr>
-        <w:spacing w:before="53" w:line="301" w:lineRule="exact"/>
-        <w:ind w:left="133"/>
-        <w:rPr>
-          <w:rFonts w:ascii="Times New Roman" w:hAnsi="Times New Roman" w:eastAsia="微软雅黑" w:cs="Times New Roman"/>
-          <w:bCs/>
+        <w:rPr>
+          <w:rFonts w:hint="eastAsia" w:ascii="Times New Roman" w:hAnsi="Times New Roman" w:eastAsia="微软雅黑" w:cs="Times New Roman"/>
           <w:sz w:val="18"/>
-          <w:szCs w:val="18"/>
           <w:lang w:eastAsia="zh-CN"/>
         </w:rPr>
       </w:pPr>
       <w:r>
         <w:rPr>
           <w:rFonts w:hint="eastAsia" w:ascii="Times New Roman" w:hAnsi="Times New Roman" w:eastAsia="微软雅黑" w:cs="Times New Roman"/>
-          <w:bCs/>
           <w:sz w:val="18"/>
-          <w:szCs w:val="18"/>
           <w:lang w:eastAsia="zh-CN"/>
         </w:rPr>
         <w:t>平均测序深度：目标区域每个碱基被测到的平均次数。</w:t>
@@ -32776,22 +32214,16 @@
           <w:ilvl w:val="0"/>
           <w:numId w:val="15"/>
         </w:numPr>
-        <w:spacing w:before="53" w:line="301" w:lineRule="exact"/>
-        <w:ind w:left="133"/>
-        <w:rPr>
-          <w:rFonts w:ascii="Times New Roman" w:hAnsi="Times New Roman" w:eastAsia="微软雅黑" w:cs="Times New Roman"/>
-          <w:bCs/>
+        <w:rPr>
+          <w:rFonts w:hint="eastAsia" w:ascii="Times New Roman" w:hAnsi="Times New Roman" w:eastAsia="微软雅黑" w:cs="Times New Roman"/>
           <w:sz w:val="18"/>
-          <w:szCs w:val="18"/>
           <w:lang w:eastAsia="zh-CN"/>
         </w:rPr>
       </w:pPr>
       <w:r>
         <w:rPr>
           <w:rFonts w:hint="eastAsia" w:ascii="Times New Roman" w:hAnsi="Times New Roman" w:eastAsia="微软雅黑" w:cs="Times New Roman"/>
-          <w:bCs/>
           <w:sz w:val="18"/>
-          <w:szCs w:val="18"/>
           <w:lang w:eastAsia="zh-CN"/>
         </w:rPr>
         <w:t>覆盖均一性：测序深度达到平均测序深度20%的碱基占比。</w:t>
@@ -32803,22 +32235,16 @@
           <w:ilvl w:val="0"/>
           <w:numId w:val="15"/>
         </w:numPr>
-        <w:spacing w:before="53" w:line="301" w:lineRule="exact"/>
-        <w:ind w:left="133"/>
-        <w:rPr>
-          <w:rFonts w:ascii="Times New Roman" w:hAnsi="Times New Roman" w:eastAsia="微软雅黑" w:cs="Times New Roman"/>
-          <w:bCs/>
+        <w:rPr>
+          <w:rFonts w:hint="eastAsia" w:ascii="Times New Roman" w:hAnsi="Times New Roman" w:eastAsia="微软雅黑" w:cs="Times New Roman"/>
           <w:sz w:val="18"/>
-          <w:szCs w:val="18"/>
           <w:lang w:eastAsia="zh-CN"/>
         </w:rPr>
       </w:pPr>
       <w:r>
         <w:rPr>
           <w:rFonts w:hint="eastAsia" w:ascii="Times New Roman" w:hAnsi="Times New Roman" w:eastAsia="微软雅黑" w:cs="Times New Roman"/>
-          <w:bCs/>
           <w:sz w:val="18"/>
-          <w:szCs w:val="18"/>
           <w:lang w:eastAsia="zh-CN"/>
         </w:rPr>
         <w:t>基因组比对率：比对到参考基因组上的reads数目占比。</w:t>
@@ -32830,22 +32256,16 @@
           <w:ilvl w:val="0"/>
           <w:numId w:val="15"/>
         </w:numPr>
-        <w:spacing w:before="53" w:line="301" w:lineRule="exact"/>
-        <w:ind w:left="133"/>
-        <w:rPr>
-          <w:rFonts w:ascii="Times New Roman" w:hAnsi="Times New Roman" w:eastAsia="微软雅黑" w:cs="Times New Roman"/>
-          <w:bCs/>
+        <w:rPr>
+          <w:rFonts w:hint="eastAsia" w:ascii="Times New Roman" w:hAnsi="Times New Roman" w:eastAsia="微软雅黑" w:cs="Times New Roman"/>
           <w:sz w:val="18"/>
-          <w:szCs w:val="18"/>
           <w:lang w:eastAsia="zh-CN"/>
         </w:rPr>
       </w:pPr>
       <w:r>
         <w:rPr>
           <w:rFonts w:hint="eastAsia" w:ascii="Times New Roman" w:hAnsi="Times New Roman" w:eastAsia="微软雅黑" w:cs="Times New Roman"/>
-          <w:bCs/>
           <w:sz w:val="18"/>
-          <w:szCs w:val="18"/>
           <w:lang w:eastAsia="zh-CN"/>
         </w:rPr>
         <w:t>碱基质量Q30占比：测序数据中碱基质量在Q30以上（即碱基识别错误率在千分之一以下）的占比。</w:t>
@@ -32857,45 +32277,19 @@
           <w:ilvl w:val="0"/>
           <w:numId w:val="15"/>
         </w:numPr>
-        <w:spacing w:before="53" w:line="301" w:lineRule="exact"/>
-        <w:ind w:left="133"/>
-        <w:rPr>
-          <w:rFonts w:ascii="Times New Roman" w:hAnsi="Times New Roman" w:eastAsia="微软雅黑" w:cs="Times New Roman"/>
-          <w:bCs/>
+        <w:rPr>
+          <w:rFonts w:hint="eastAsia" w:ascii="Times New Roman" w:hAnsi="Times New Roman" w:eastAsia="微软雅黑" w:cs="Times New Roman"/>
           <w:sz w:val="18"/>
-          <w:szCs w:val="18"/>
           <w:lang w:eastAsia="zh-CN"/>
         </w:rPr>
       </w:pPr>
       <w:r>
         <w:rPr>
           <w:rFonts w:hint="eastAsia" w:ascii="Times New Roman" w:hAnsi="Times New Roman" w:eastAsia="微软雅黑" w:cs="Times New Roman"/>
-          <w:bCs/>
           <w:sz w:val="18"/>
-          <w:szCs w:val="18"/>
-          <w:lang w:eastAsia="zh-CN"/>
-        </w:rPr>
-        <w:t xml:space="preserve">总体质量评估：根据 </w:t>
-      </w:r>
-      <w:r>
-        <w:rPr>
-          <w:rFonts w:ascii="Times New Roman" w:hAnsi="Times New Roman" w:eastAsia="微软雅黑" w:cs="Times New Roman"/>
-          <w:bCs/>
-          <w:sz w:val="18"/>
-          <w:szCs w:val="18"/>
-          <w:lang w:eastAsia="zh-CN"/>
-        </w:rPr>
-        <w:t xml:space="preserve">DNA </w:t>
-      </w:r>
-      <w:r>
-        <w:rPr>
-          <w:rFonts w:hint="eastAsia" w:ascii="Times New Roman" w:hAnsi="Times New Roman" w:eastAsia="微软雅黑" w:cs="Times New Roman"/>
-          <w:bCs/>
-          <w:sz w:val="18"/>
-          <w:szCs w:val="18"/>
-          <w:lang w:eastAsia="zh-CN"/>
-        </w:rPr>
-        <w:t>平均测序深度进行评估，分为“合格”、“警戒“、”不合格”三个等级。总体质量评估为“警戒“或者“不合格”时，均会影响检测的准确性和敏感性。</w:t>
+          <w:lang w:eastAsia="zh-CN"/>
+        </w:rPr>
+        <w:t>总体质量评估：根据 DNA 平均测序深度进行评估，分为“合格”、“警戒“、”不合格”三个等级。总体质量评估为“警戒“或者“不合格”时，均会影响检测的准确性和敏感性。</w:t>
       </w:r>
     </w:p>
     <w:p>
@@ -32931,11 +32325,11 @@
           <w:lang w:eastAsia="zh-CN"/>
         </w:rPr>
       </w:pPr>
-      <w:bookmarkStart w:id="119" w:name="_Toc149832743"/>
-      <w:bookmarkStart w:id="120" w:name="_Toc30346"/>
-      <w:bookmarkStart w:id="121" w:name="_Toc11406"/>
-      <w:bookmarkStart w:id="122" w:name="_Toc5405"/>
-      <w:bookmarkStart w:id="123" w:name="_Toc32358"/>
+      <w:bookmarkStart w:id="119" w:name="_Toc30346"/>
+      <w:bookmarkStart w:id="120" w:name="_Toc5405"/>
+      <w:bookmarkStart w:id="121" w:name="_Toc32358"/>
+      <w:bookmarkStart w:id="122" w:name="_Toc11406"/>
+      <w:bookmarkStart w:id="123" w:name="_Toc149832743"/>
       <w:bookmarkStart w:id="124" w:name="_Toc26985_WPSOffice_Level1"/>
       <w:bookmarkStart w:id="125" w:name="_Toc20170_WPSOffice_Level1"/>
       <w:bookmarkStart w:id="126" w:name="_Toc20924"/>
@@ -34144,15 +33538,15 @@
           <w:sz w:val="30"/>
         </w:rPr>
       </w:pPr>
-      <w:bookmarkStart w:id="134" w:name="_Toc11901"/>
+      <w:bookmarkStart w:id="134" w:name="_Toc989"/>
       <w:bookmarkStart w:id="135" w:name="_Toc4503"/>
-      <w:bookmarkStart w:id="136" w:name="_Toc27809"/>
-      <w:bookmarkStart w:id="137" w:name="_Toc989"/>
-      <w:bookmarkStart w:id="138" w:name="_Toc22623"/>
-      <w:bookmarkStart w:id="139" w:name="_Toc22162_WPSOffice_Level1"/>
-      <w:bookmarkStart w:id="140" w:name="_Toc17792_WPSOffice_Level2"/>
-      <w:bookmarkStart w:id="141" w:name="_Toc19584_WPSOffice_Level1"/>
-      <w:bookmarkStart w:id="142" w:name="_Toc13275"/>
+      <w:bookmarkStart w:id="136" w:name="_Toc11901"/>
+      <w:bookmarkStart w:id="137" w:name="_Toc27809"/>
+      <w:bookmarkStart w:id="138" w:name="_Toc22162_WPSOffice_Level1"/>
+      <w:bookmarkStart w:id="139" w:name="_Toc13275"/>
+      <w:bookmarkStart w:id="140" w:name="_Toc22623"/>
+      <w:bookmarkStart w:id="141" w:name="_Toc17792_WPSOffice_Level2"/>
+      <w:bookmarkStart w:id="142" w:name="_Toc19584_WPSOffice_Level1"/>
       <w:bookmarkStart w:id="143" w:name="_Toc14611_WPSOffice_Level1"/>
       <w:r>
         <w:rPr>
@@ -38348,7 +37742,9 @@
         <w:ind w:left="425" w:hanging="425"/>
       </w:pPr>
       <w:rPr>
-        <w:rFonts w:hint="default"/>
+        <w:rFonts w:hint="default" w:ascii="Times New Roman" w:hAnsi="Times New Roman" w:cs="Times New Roman"/>
+        <w:sz w:val="18"/>
+        <w:szCs w:val="18"/>
       </w:rPr>
     </w:lvl>
   </w:abstractNum>
@@ -38458,18 +37854,6 @@
     </w:lvl>
   </w:abstractNum>
   <w:abstractNum w:abstractNumId="7">
-    <w:nsid w:val="219D0AF6"/>
-    <w:multiLevelType w:val="singleLevel"/>
-    <w:tmpl w:val="219D0AF6"/>
-    <w:lvl w:ilvl="0" w:tentative="0">
-      <w:start w:val="1"/>
-      <w:numFmt w:val="decimal"/>
-      <w:suff w:val="space"/>
-      <w:lvlText w:val="%1."/>
-      <w:lvlJc w:val="left"/>
-    </w:lvl>
-  </w:abstractNum>
-  <w:abstractNum w:abstractNumId="8">
     <w:nsid w:val="2CEC1C1C"/>
     <w:multiLevelType w:val="multilevel"/>
     <w:tmpl w:val="2CEC1C1C"/>
@@ -38583,7 +37967,7 @@
       </w:rPr>
     </w:lvl>
   </w:abstractNum>
-  <w:abstractNum w:abstractNumId="9">
+  <w:abstractNum w:abstractNumId="8">
     <w:nsid w:val="34613CBC"/>
     <w:multiLevelType w:val="multilevel"/>
     <w:tmpl w:val="34613CBC"/>
@@ -38701,7 +38085,7 @@
       </w:rPr>
     </w:lvl>
   </w:abstractNum>
-  <w:abstractNum w:abstractNumId="10">
+  <w:abstractNum w:abstractNumId="9">
     <w:nsid w:val="361A96C8"/>
     <w:multiLevelType w:val="singleLevel"/>
     <w:tmpl w:val="361A96C8"/>
@@ -38721,7 +38105,7 @@
       </w:rPr>
     </w:lvl>
   </w:abstractNum>
-  <w:abstractNum w:abstractNumId="11">
+  <w:abstractNum w:abstractNumId="10">
     <w:nsid w:val="51FFA607"/>
     <w:multiLevelType w:val="singleLevel"/>
     <w:tmpl w:val="51FFA607"/>
@@ -38741,7 +38125,7 @@
       </w:rPr>
     </w:lvl>
   </w:abstractNum>
-  <w:abstractNum w:abstractNumId="12">
+  <w:abstractNum w:abstractNumId="11">
     <w:nsid w:val="537D38B0"/>
     <w:multiLevelType w:val="multilevel"/>
     <w:tmpl w:val="537D38B0"/>
@@ -38859,24 +38243,7 @@
       </w:rPr>
     </w:lvl>
   </w:abstractNum>
-  <w:abstractNum w:abstractNumId="13">
-    <w:nsid w:val="58AABCAB"/>
-    <w:multiLevelType w:val="singleLevel"/>
-    <w:tmpl w:val="58AABCAB"/>
-    <w:lvl w:ilvl="0" w:tentative="0">
-      <w:start w:val="1"/>
-      <w:numFmt w:val="bullet"/>
-      <w:lvlText w:val=""/>
-      <w:lvlJc w:val="left"/>
-      <w:pPr>
-        <w:ind w:left="420" w:hanging="420"/>
-      </w:pPr>
-      <w:rPr>
-        <w:rFonts w:hint="default" w:ascii="Wingdings" w:hAnsi="Wingdings"/>
-      </w:rPr>
-    </w:lvl>
-  </w:abstractNum>
-  <w:abstractNum w:abstractNumId="14">
+  <w:abstractNum w:abstractNumId="12">
     <w:nsid w:val="5B812BEF"/>
     <w:multiLevelType w:val="multilevel"/>
     <w:tmpl w:val="5B812BEF"/>
@@ -38994,7 +38361,7 @@
       </w:rPr>
     </w:lvl>
   </w:abstractNum>
-  <w:abstractNum w:abstractNumId="15">
+  <w:abstractNum w:abstractNumId="13">
     <w:nsid w:val="64416983"/>
     <w:multiLevelType w:val="multilevel"/>
     <w:tmpl w:val="64416983"/>
@@ -39108,20 +38475,159 @@
       </w:rPr>
     </w:lvl>
   </w:abstractNum>
+  <w:abstractNum w:abstractNumId="14">
+    <w:nsid w:val="70C53F05"/>
+    <w:multiLevelType w:val="multilevel"/>
+    <w:tmpl w:val="70C53F05"/>
+    <w:lvl w:ilvl="0" w:tentative="0">
+      <w:start w:val="1"/>
+      <w:numFmt w:val="decimal"/>
+      <w:lvlText w:val="%1."/>
+      <w:lvlJc w:val="left"/>
+      <w:pPr>
+        <w:ind w:left="425" w:hanging="425"/>
+      </w:pPr>
+      <w:rPr>
+        <w:rFonts w:hint="default"/>
+        <w:sz w:val="18"/>
+        <w:szCs w:val="18"/>
+      </w:rPr>
+    </w:lvl>
+    <w:lvl w:ilvl="1" w:tentative="0">
+      <w:start w:val="1"/>
+      <w:numFmt w:val="decimal"/>
+      <w:lvlText w:val="(%2)"/>
+      <w:lvlJc w:val="left"/>
+      <w:pPr>
+        <w:tabs>
+          <w:tab w:val="left" w:pos="840"/>
+        </w:tabs>
+        <w:ind w:left="840" w:hanging="420"/>
+      </w:pPr>
+      <w:rPr>
+        <w:rFonts w:hint="default"/>
+      </w:rPr>
+    </w:lvl>
+    <w:lvl w:ilvl="2" w:tentative="0">
+      <w:start w:val="1"/>
+      <w:numFmt w:val="decimalEnclosedCircleChinese"/>
+      <w:lvlText w:val="%3"/>
+      <w:lvlJc w:val="left"/>
+      <w:pPr>
+        <w:tabs>
+          <w:tab w:val="left" w:pos="1260"/>
+        </w:tabs>
+        <w:ind w:left="1260" w:hanging="420"/>
+      </w:pPr>
+      <w:rPr>
+        <w:rFonts w:hint="default"/>
+      </w:rPr>
+    </w:lvl>
+    <w:lvl w:ilvl="3" w:tentative="0">
+      <w:start w:val="1"/>
+      <w:numFmt w:val="decimal"/>
+      <w:lvlText w:val="%4)"/>
+      <w:lvlJc w:val="left"/>
+      <w:pPr>
+        <w:tabs>
+          <w:tab w:val="left" w:pos="1680"/>
+        </w:tabs>
+        <w:ind w:left="1680" w:hanging="420"/>
+      </w:pPr>
+      <w:rPr>
+        <w:rFonts w:hint="default"/>
+      </w:rPr>
+    </w:lvl>
+    <w:lvl w:ilvl="4" w:tentative="0">
+      <w:start w:val="1"/>
+      <w:numFmt w:val="lowerLetter"/>
+      <w:lvlText w:val="%5."/>
+      <w:lvlJc w:val="left"/>
+      <w:pPr>
+        <w:tabs>
+          <w:tab w:val="left" w:pos="2100"/>
+        </w:tabs>
+        <w:ind w:left="2100" w:hanging="420"/>
+      </w:pPr>
+      <w:rPr>
+        <w:rFonts w:hint="default"/>
+      </w:rPr>
+    </w:lvl>
+    <w:lvl w:ilvl="5" w:tentative="0">
+      <w:start w:val="1"/>
+      <w:numFmt w:val="lowerLetter"/>
+      <w:lvlText w:val="%6)"/>
+      <w:lvlJc w:val="left"/>
+      <w:pPr>
+        <w:tabs>
+          <w:tab w:val="left" w:pos="2520"/>
+        </w:tabs>
+        <w:ind w:left="2520" w:hanging="420"/>
+      </w:pPr>
+      <w:rPr>
+        <w:rFonts w:hint="default"/>
+      </w:rPr>
+    </w:lvl>
+    <w:lvl w:ilvl="6" w:tentative="0">
+      <w:start w:val="1"/>
+      <w:numFmt w:val="lowerRoman"/>
+      <w:lvlText w:val="%7."/>
+      <w:lvlJc w:val="left"/>
+      <w:pPr>
+        <w:tabs>
+          <w:tab w:val="left" w:pos="2940"/>
+        </w:tabs>
+        <w:ind w:left="2940" w:hanging="420"/>
+      </w:pPr>
+      <w:rPr>
+        <w:rFonts w:hint="default"/>
+      </w:rPr>
+    </w:lvl>
+    <w:lvl w:ilvl="7" w:tentative="0">
+      <w:start w:val="1"/>
+      <w:numFmt w:val="lowerRoman"/>
+      <w:lvlText w:val="%8)"/>
+      <w:lvlJc w:val="left"/>
+      <w:pPr>
+        <w:tabs>
+          <w:tab w:val="left" w:pos="3360"/>
+        </w:tabs>
+        <w:ind w:left="3360" w:hanging="420"/>
+      </w:pPr>
+      <w:rPr>
+        <w:rFonts w:hint="default"/>
+      </w:rPr>
+    </w:lvl>
+    <w:lvl w:ilvl="8" w:tentative="0">
+      <w:start w:val="1"/>
+      <w:numFmt w:val="lowerLetter"/>
+      <w:lvlText w:val="%9."/>
+      <w:lvlJc w:val="left"/>
+      <w:pPr>
+        <w:tabs>
+          <w:tab w:val="left" w:pos="3780"/>
+        </w:tabs>
+        <w:ind w:left="3780" w:hanging="420"/>
+      </w:pPr>
+      <w:rPr>
+        <w:rFonts w:hint="default"/>
+      </w:rPr>
+    </w:lvl>
+  </w:abstractNum>
   <w:num w:numId="1">
+    <w:abstractNumId w:val="11"/>
+  </w:num>
+  <w:num w:numId="2">
+    <w:abstractNumId w:val="13"/>
+  </w:num>
+  <w:num w:numId="3">
     <w:abstractNumId w:val="12"/>
   </w:num>
-  <w:num w:numId="2">
-    <w:abstractNumId w:val="15"/>
-  </w:num>
-  <w:num w:numId="3">
-    <w:abstractNumId w:val="14"/>
-  </w:num>
   <w:num w:numId="4">
-    <w:abstractNumId w:val="8"/>
+    <w:abstractNumId w:val="7"/>
   </w:num>
   <w:num w:numId="5">
-    <w:abstractNumId w:val="9"/>
+    <w:abstractNumId w:val="8"/>
   </w:num>
   <w:num w:numId="6">
     <w:abstractNumId w:val="4"/>
@@ -39130,13 +38636,13 @@
     <w:abstractNumId w:val="2"/>
   </w:num>
   <w:num w:numId="8">
-    <w:abstractNumId w:val="10"/>
+    <w:abstractNumId w:val="9"/>
   </w:num>
   <w:num w:numId="9">
     <w:abstractNumId w:val="6"/>
   </w:num>
   <w:num w:numId="10">
-    <w:abstractNumId w:val="11"/>
+    <w:abstractNumId w:val="10"/>
   </w:num>
   <w:num w:numId="11">
     <w:abstractNumId w:val="5"/>
@@ -39151,10 +38657,7 @@
     <w:abstractNumId w:val="1"/>
   </w:num>
   <w:num w:numId="15">
-    <w:abstractNumId w:val="7"/>
-  </w:num>
-  <w:num w:numId="16">
-    <w:abstractNumId w:val="13"/>
+    <w:abstractNumId w:val="14"/>
   </w:num>
 </w:numbering>
 </file>
